--- a/BPD/Звіти/BPD_02.docx
+++ b/BPD/Звіти/BPD_02.docx
@@ -517,23 +517,13 @@
           <w:lang w:val="uk-UA"/>
         </w:rPr>
       </w:pPr>
-      <w:proofErr w:type="spellStart"/>
-      <w:r>
-        <w:rPr>
-          <w:sz w:val="28"/>
-          <w:szCs w:val="28"/>
-          <w:lang w:val="uk-UA"/>
-        </w:rPr>
-        <w:t>Сенів</w:t>
-      </w:r>
-      <w:proofErr w:type="spellEnd"/>
-      <w:r>
-        <w:rPr>
-          <w:sz w:val="28"/>
-          <w:szCs w:val="28"/>
-          <w:lang w:val="uk-UA"/>
-        </w:rPr>
-        <w:t xml:space="preserve"> </w:t>
+      <w:r>
+        <w:rPr>
+          <w:sz w:val="28"/>
+          <w:szCs w:val="28"/>
+          <w:lang w:val="uk-UA"/>
+        </w:rPr>
+        <w:t xml:space="preserve">Сенів </w:t>
       </w:r>
       <w:r>
         <w:rPr>
@@ -707,7 +697,7 @@
           <w:szCs w:val="28"/>
           <w:lang w:val="uk-UA"/>
         </w:rPr>
-        <w:t>ла</w:t>
+        <w:t>в</w:t>
       </w:r>
       <w:r>
         <w:rPr>
@@ -730,7 +720,6 @@
           <w:lang w:val="uk-UA"/>
         </w:rPr>
       </w:pPr>
-      <w:proofErr w:type="spellStart"/>
       <w:r>
         <w:rPr>
           <w:sz w:val="28"/>
@@ -739,7 +728,6 @@
         </w:rPr>
         <w:t>асист</w:t>
       </w:r>
-      <w:proofErr w:type="spellEnd"/>
       <w:r>
         <w:rPr>
           <w:sz w:val="28"/>
@@ -768,7 +756,6 @@
           <w:lang w:val="uk-UA"/>
         </w:rPr>
       </w:pPr>
-      <w:proofErr w:type="spellStart"/>
       <w:r>
         <w:rPr>
           <w:sz w:val="28"/>
@@ -777,7 +764,6 @@
         </w:rPr>
         <w:t>Рабійчук</w:t>
       </w:r>
-      <w:proofErr w:type="spellEnd"/>
       <w:r>
         <w:rPr>
           <w:b/>
@@ -1098,15 +1084,7 @@
           <w:szCs w:val="28"/>
           <w:lang w:val="uk-UA"/>
         </w:rPr>
-        <w:t>О</w:t>
-      </w:r>
-      <w:r>
-        <w:rPr>
-          <w:sz w:val="28"/>
-          <w:szCs w:val="28"/>
-          <w:lang w:val="uk-UA"/>
-        </w:rPr>
-        <w:t>знайомитись з методами криптографічного забезпечення цілісності інформації, навчитись створювати програмні засоби для забезпечення цілісності інформації з використанням алгоритмів хешування</w:t>
+        <w:t>Ознайомитись з методами криптографічного забезпечення цілісності інформації, навчитись створювати програмні засоби для забезпечення цілісності інформації з використанням алгоритмів хешування</w:t>
       </w:r>
       <w:r>
         <w:rPr>
@@ -1250,95 +1228,7 @@
           <w:szCs w:val="28"/>
           <w:lang w:val="uk-UA"/>
         </w:rPr>
-        <w:t>Однією з найвідоміших хеш-функцій є MD5 (</w:t>
-      </w:r>
-      <w:proofErr w:type="spellStart"/>
-      <w:r>
-        <w:rPr>
-          <w:iCs/>
-          <w:color w:val="000000"/>
-          <w:sz w:val="28"/>
-          <w:szCs w:val="28"/>
-          <w:lang w:val="uk-UA"/>
-        </w:rPr>
-        <w:t>Message</w:t>
-      </w:r>
-      <w:proofErr w:type="spellEnd"/>
-      <w:r>
-        <w:rPr>
-          <w:iCs/>
-          <w:color w:val="000000"/>
-          <w:sz w:val="28"/>
-          <w:szCs w:val="28"/>
-          <w:lang w:val="uk-UA"/>
-        </w:rPr>
-        <w:t xml:space="preserve"> </w:t>
-      </w:r>
-      <w:proofErr w:type="spellStart"/>
-      <w:r>
-        <w:rPr>
-          <w:iCs/>
-          <w:color w:val="000000"/>
-          <w:sz w:val="28"/>
-          <w:szCs w:val="28"/>
-          <w:lang w:val="uk-UA"/>
-        </w:rPr>
-        <w:t>Digest</w:t>
-      </w:r>
-      <w:proofErr w:type="spellEnd"/>
-      <w:r>
-        <w:rPr>
-          <w:iCs/>
-          <w:color w:val="000000"/>
-          <w:sz w:val="28"/>
-          <w:szCs w:val="28"/>
-          <w:lang w:val="uk-UA"/>
-        </w:rPr>
-        <w:t xml:space="preserve"> 5), розроблена Р. </w:t>
-      </w:r>
-      <w:proofErr w:type="spellStart"/>
-      <w:r>
-        <w:rPr>
-          <w:iCs/>
-          <w:color w:val="000000"/>
-          <w:sz w:val="28"/>
-          <w:szCs w:val="28"/>
-          <w:lang w:val="uk-UA"/>
-        </w:rPr>
-        <w:t>Рівестом</w:t>
-      </w:r>
-      <w:proofErr w:type="spellEnd"/>
-      <w:r>
-        <w:rPr>
-          <w:iCs/>
-          <w:color w:val="000000"/>
-          <w:sz w:val="28"/>
-          <w:szCs w:val="28"/>
-          <w:lang w:val="uk-UA"/>
-        </w:rPr>
-        <w:t xml:space="preserve"> у 1991 році. MD5 перетворює повідомлення довільної довжини у 128-бітний дайджест, який зазвичай подається у вигляді 32-символьного </w:t>
-      </w:r>
-      <w:proofErr w:type="spellStart"/>
-      <w:r>
-        <w:rPr>
-          <w:iCs/>
-          <w:color w:val="000000"/>
-          <w:sz w:val="28"/>
-          <w:szCs w:val="28"/>
-          <w:lang w:val="uk-UA"/>
-        </w:rPr>
-        <w:t>шістнадцяткового</w:t>
-      </w:r>
-      <w:proofErr w:type="spellEnd"/>
-      <w:r>
-        <w:rPr>
-          <w:iCs/>
-          <w:color w:val="000000"/>
-          <w:sz w:val="28"/>
-          <w:szCs w:val="28"/>
-          <w:lang w:val="uk-UA"/>
-        </w:rPr>
-        <w:t xml:space="preserve"> рядка. Алгоритм MD5 складається з кількох етапів</w:t>
+        <w:t>Однією з найвідоміших хеш-функцій є MD5 (Message Digest 5), розроблена Р. Рівестом у 1991 році. MD5 перетворює повідомлення довільної довжини у 128-бітний дайджест, який зазвичай подається у вигляді 32-символьного шістнадцяткового рядка. Алгоритм MD5 складається з кількох етапів</w:t>
       </w:r>
       <w:r>
         <w:rPr>
@@ -1611,27 +1501,7 @@
           <w:szCs w:val="28"/>
           <w:lang w:val="uk-UA"/>
         </w:rPr>
-        <w:t xml:space="preserve">Програмна реалізація повинна виводити значення хешу як для рядка, заданого в полі вводу, так і для файлу. Результат роботи програми повинен відображатись на екрані з можливістю наступного запису в файл. Крім того програма повинна мати можливість перевірити цілісність будь-якого файлу за наявним файлом з MD5 хешем, записаним у </w:t>
-      </w:r>
-      <w:proofErr w:type="spellStart"/>
-      <w:r>
-        <w:rPr>
-          <w:rFonts w:ascii="Times New Roman" w:hAnsi="Times New Roman"/>
-          <w:sz w:val="28"/>
-          <w:szCs w:val="28"/>
-          <w:lang w:val="uk-UA"/>
-        </w:rPr>
-        <w:t>шістнадцятковому</w:t>
-      </w:r>
-      <w:proofErr w:type="spellEnd"/>
-      <w:r>
-        <w:rPr>
-          <w:rFonts w:ascii="Times New Roman" w:hAnsi="Times New Roman"/>
-          <w:sz w:val="28"/>
-          <w:szCs w:val="28"/>
-          <w:lang w:val="uk-UA"/>
-        </w:rPr>
-        <w:t xml:space="preserve"> форматі. </w:t>
+        <w:t xml:space="preserve">Програмна реалізація повинна виводити значення хешу як для рядка, заданого в полі вводу, так і для файлу. Результат роботи програми повинен відображатись на екрані з можливістю наступного запису в файл. Крім того програма повинна мати можливість перевірити цілісність будь-якого файлу за наявним файлом з MD5 хешем, записаним у шістнадцятковому форматі. </w:t>
       </w:r>
     </w:p>
     <w:p>
@@ -1658,16 +1528,7 @@
           <w:szCs w:val="28"/>
           <w:lang w:val="uk-UA"/>
         </w:rPr>
-        <w:t>У звіті навести протокол тестування і роботи програми та зробити висновки</w:t>
-      </w:r>
-      <w:r>
-        <w:rPr>
-          <w:rFonts w:ascii="Times New Roman" w:hAnsi="Times New Roman"/>
-          <w:sz w:val="28"/>
-          <w:szCs w:val="28"/>
-          <w:lang w:val="uk-UA"/>
-        </w:rPr>
-        <w:t>.</w:t>
+        <w:t>У звіті навести протокол тестування і роботи програми та зробити висновки.</w:t>
       </w:r>
     </w:p>
     <w:p>
@@ -1752,139 +1613,60 @@
           <w:szCs w:val="28"/>
           <w:lang w:val="uk-UA"/>
         </w:rPr>
-        <w:t>.</w:t>
-      </w:r>
-      <w:proofErr w:type="spellStart"/>
-      <w:r>
-        <w:rPr>
-          <w:bCs/>
-          <w:sz w:val="28"/>
-          <w:szCs w:val="28"/>
-          <w:lang w:val="uk-UA"/>
-        </w:rPr>
-        <w:t>cs</w:t>
-      </w:r>
-      <w:proofErr w:type="spellEnd"/>
-    </w:p>
-    <w:p>
-      <w:pPr>
-        <w:rPr>
-          <w:rFonts w:ascii="Courier New" w:hAnsi="Courier New" w:cs="Courier New"/>
-          <w:bCs/>
-          <w:sz w:val="20"/>
-          <w:szCs w:val="20"/>
-          <w:lang w:val="uk-UA"/>
-        </w:rPr>
-      </w:pPr>
-      <w:proofErr w:type="spellStart"/>
-      <w:r>
-        <w:rPr>
-          <w:rFonts w:ascii="Courier New" w:hAnsi="Courier New" w:cs="Courier New"/>
-          <w:bCs/>
-          <w:sz w:val="20"/>
-          <w:szCs w:val="20"/>
-          <w:lang w:val="uk-UA"/>
-        </w:rPr>
-        <w:t>namespace</w:t>
-      </w:r>
-      <w:proofErr w:type="spellEnd"/>
-      <w:r>
-        <w:rPr>
-          <w:rFonts w:ascii="Courier New" w:hAnsi="Courier New" w:cs="Courier New"/>
-          <w:bCs/>
-          <w:sz w:val="20"/>
-          <w:szCs w:val="20"/>
-          <w:lang w:val="uk-UA"/>
-        </w:rPr>
-        <w:t xml:space="preserve"> Lab_02.Services;</w:t>
-      </w:r>
-    </w:p>
-    <w:p>
-      <w:pPr>
-        <w:rPr>
-          <w:rFonts w:ascii="Courier New" w:hAnsi="Courier New" w:cs="Courier New"/>
-          <w:bCs/>
-          <w:sz w:val="20"/>
-          <w:szCs w:val="20"/>
-          <w:lang w:val="uk-UA"/>
-        </w:rPr>
-      </w:pPr>
-    </w:p>
-    <w:p>
-      <w:pPr>
-        <w:rPr>
-          <w:rFonts w:ascii="Courier New" w:hAnsi="Courier New" w:cs="Courier New"/>
-          <w:bCs/>
-          <w:sz w:val="20"/>
-          <w:szCs w:val="20"/>
-          <w:lang w:val="uk-UA"/>
-        </w:rPr>
-      </w:pPr>
-      <w:proofErr w:type="spellStart"/>
-      <w:r>
-        <w:rPr>
-          <w:rFonts w:ascii="Courier New" w:hAnsi="Courier New" w:cs="Courier New"/>
-          <w:bCs/>
-          <w:sz w:val="20"/>
-          <w:szCs w:val="20"/>
-          <w:lang w:val="uk-UA"/>
-        </w:rPr>
-        <w:t>public</w:t>
-      </w:r>
-      <w:proofErr w:type="spellEnd"/>
-      <w:r>
-        <w:rPr>
-          <w:rFonts w:ascii="Courier New" w:hAnsi="Courier New" w:cs="Courier New"/>
-          <w:bCs/>
-          <w:sz w:val="20"/>
-          <w:szCs w:val="20"/>
-          <w:lang w:val="uk-UA"/>
-        </w:rPr>
-        <w:t xml:space="preserve"> </w:t>
-      </w:r>
-      <w:proofErr w:type="spellStart"/>
-      <w:r>
-        <w:rPr>
-          <w:rFonts w:ascii="Courier New" w:hAnsi="Courier New" w:cs="Courier New"/>
-          <w:bCs/>
-          <w:sz w:val="20"/>
-          <w:szCs w:val="20"/>
-          <w:lang w:val="uk-UA"/>
-        </w:rPr>
-        <w:t>static</w:t>
-      </w:r>
-      <w:proofErr w:type="spellEnd"/>
-      <w:r>
-        <w:rPr>
-          <w:rFonts w:ascii="Courier New" w:hAnsi="Courier New" w:cs="Courier New"/>
-          <w:bCs/>
-          <w:sz w:val="20"/>
-          <w:szCs w:val="20"/>
-          <w:lang w:val="uk-UA"/>
-        </w:rPr>
-        <w:t xml:space="preserve"> </w:t>
-      </w:r>
-      <w:proofErr w:type="spellStart"/>
-      <w:r>
-        <w:rPr>
-          <w:rFonts w:ascii="Courier New" w:hAnsi="Courier New" w:cs="Courier New"/>
-          <w:bCs/>
-          <w:sz w:val="20"/>
-          <w:szCs w:val="20"/>
-          <w:lang w:val="uk-UA"/>
-        </w:rPr>
-        <w:t>class</w:t>
-      </w:r>
-      <w:proofErr w:type="spellEnd"/>
-      <w:r>
-        <w:rPr>
-          <w:rFonts w:ascii="Courier New" w:hAnsi="Courier New" w:cs="Courier New"/>
-          <w:bCs/>
-          <w:sz w:val="20"/>
-          <w:szCs w:val="20"/>
-          <w:lang w:val="uk-UA"/>
-        </w:rPr>
-        <w:t xml:space="preserve"> MyMd5</w:t>
+        <w:t>.cs</w:t>
+      </w:r>
+    </w:p>
+    <w:p>
+      <w:pPr>
+        <w:rPr>
+          <w:rFonts w:ascii="Courier New" w:hAnsi="Courier New" w:cs="Courier New"/>
+          <w:bCs/>
+          <w:sz w:val="20"/>
+          <w:szCs w:val="20"/>
+          <w:lang w:val="uk-UA"/>
+        </w:rPr>
+      </w:pPr>
+      <w:r>
+        <w:rPr>
+          <w:rFonts w:ascii="Courier New" w:hAnsi="Courier New" w:cs="Courier New"/>
+          <w:bCs/>
+          <w:sz w:val="20"/>
+          <w:szCs w:val="20"/>
+          <w:lang w:val="uk-UA"/>
+        </w:rPr>
+        <w:t>namespace Lab_02.Services;</w:t>
+      </w:r>
+    </w:p>
+    <w:p>
+      <w:pPr>
+        <w:rPr>
+          <w:rFonts w:ascii="Courier New" w:hAnsi="Courier New" w:cs="Courier New"/>
+          <w:bCs/>
+          <w:sz w:val="20"/>
+          <w:szCs w:val="20"/>
+          <w:lang w:val="uk-UA"/>
+        </w:rPr>
+      </w:pPr>
+    </w:p>
+    <w:p>
+      <w:pPr>
+        <w:rPr>
+          <w:rFonts w:ascii="Courier New" w:hAnsi="Courier New" w:cs="Courier New"/>
+          <w:bCs/>
+          <w:sz w:val="20"/>
+          <w:szCs w:val="20"/>
+          <w:lang w:val="uk-UA"/>
+        </w:rPr>
+      </w:pPr>
+      <w:r>
+        <w:rPr>
+          <w:rFonts w:ascii="Courier New" w:hAnsi="Courier New" w:cs="Courier New"/>
+          <w:bCs/>
+          <w:sz w:val="20"/>
+          <w:szCs w:val="20"/>
+          <w:lang w:val="uk-UA"/>
+        </w:rPr>
+        <w:t>public static class MyMd5</w:t>
       </w:r>
     </w:p>
     <w:p>
@@ -1926,542 +1708,102 @@
           <w:szCs w:val="20"/>
           <w:lang w:val="uk-UA"/>
         </w:rPr>
-        <w:t xml:space="preserve">    </w:t>
-      </w:r>
-      <w:proofErr w:type="spellStart"/>
-      <w:r>
-        <w:rPr>
-          <w:rFonts w:ascii="Courier New" w:hAnsi="Courier New" w:cs="Courier New"/>
-          <w:bCs/>
-          <w:sz w:val="20"/>
-          <w:szCs w:val="20"/>
-          <w:lang w:val="uk-UA"/>
-        </w:rPr>
-        <w:t>private</w:t>
-      </w:r>
-      <w:proofErr w:type="spellEnd"/>
-      <w:r>
-        <w:rPr>
-          <w:rFonts w:ascii="Courier New" w:hAnsi="Courier New" w:cs="Courier New"/>
-          <w:bCs/>
-          <w:sz w:val="20"/>
-          <w:szCs w:val="20"/>
-          <w:lang w:val="uk-UA"/>
-        </w:rPr>
-        <w:t xml:space="preserve"> </w:t>
-      </w:r>
-      <w:proofErr w:type="spellStart"/>
-      <w:r>
-        <w:rPr>
-          <w:rFonts w:ascii="Courier New" w:hAnsi="Courier New" w:cs="Courier New"/>
-          <w:bCs/>
-          <w:sz w:val="20"/>
-          <w:szCs w:val="20"/>
-          <w:lang w:val="uk-UA"/>
-        </w:rPr>
-        <w:t>const</w:t>
-      </w:r>
-      <w:proofErr w:type="spellEnd"/>
-      <w:r>
-        <w:rPr>
-          <w:rFonts w:ascii="Courier New" w:hAnsi="Courier New" w:cs="Courier New"/>
-          <w:bCs/>
-          <w:sz w:val="20"/>
-          <w:szCs w:val="20"/>
-          <w:lang w:val="uk-UA"/>
-        </w:rPr>
-        <w:t xml:space="preserve"> </w:t>
-      </w:r>
-      <w:proofErr w:type="spellStart"/>
-      <w:r>
-        <w:rPr>
-          <w:rFonts w:ascii="Courier New" w:hAnsi="Courier New" w:cs="Courier New"/>
-          <w:bCs/>
-          <w:sz w:val="20"/>
-          <w:szCs w:val="20"/>
-          <w:lang w:val="uk-UA"/>
-        </w:rPr>
-        <w:t>int</w:t>
-      </w:r>
-      <w:proofErr w:type="spellEnd"/>
-      <w:r>
-        <w:rPr>
-          <w:rFonts w:ascii="Courier New" w:hAnsi="Courier New" w:cs="Courier New"/>
-          <w:bCs/>
-          <w:sz w:val="20"/>
-          <w:szCs w:val="20"/>
-          <w:lang w:val="uk-UA"/>
-        </w:rPr>
-        <w:t xml:space="preserve"> INIT_A = 0x67452301;</w:t>
-      </w:r>
-    </w:p>
-    <w:p>
-      <w:pPr>
-        <w:rPr>
-          <w:rFonts w:ascii="Courier New" w:hAnsi="Courier New" w:cs="Courier New"/>
-          <w:bCs/>
-          <w:sz w:val="20"/>
-          <w:szCs w:val="20"/>
-          <w:lang w:val="uk-UA"/>
-        </w:rPr>
-      </w:pPr>
-      <w:r>
-        <w:rPr>
-          <w:rFonts w:ascii="Courier New" w:hAnsi="Courier New" w:cs="Courier New"/>
-          <w:bCs/>
-          <w:sz w:val="20"/>
-          <w:szCs w:val="20"/>
-          <w:lang w:val="uk-UA"/>
-        </w:rPr>
-        <w:t xml:space="preserve">    </w:t>
-      </w:r>
-      <w:proofErr w:type="spellStart"/>
-      <w:r>
-        <w:rPr>
-          <w:rFonts w:ascii="Courier New" w:hAnsi="Courier New" w:cs="Courier New"/>
-          <w:bCs/>
-          <w:sz w:val="20"/>
-          <w:szCs w:val="20"/>
-          <w:lang w:val="uk-UA"/>
-        </w:rPr>
-        <w:t>private</w:t>
-      </w:r>
-      <w:proofErr w:type="spellEnd"/>
-      <w:r>
-        <w:rPr>
-          <w:rFonts w:ascii="Courier New" w:hAnsi="Courier New" w:cs="Courier New"/>
-          <w:bCs/>
-          <w:sz w:val="20"/>
-          <w:szCs w:val="20"/>
-          <w:lang w:val="uk-UA"/>
-        </w:rPr>
-        <w:t xml:space="preserve"> </w:t>
-      </w:r>
-      <w:proofErr w:type="spellStart"/>
-      <w:r>
-        <w:rPr>
-          <w:rFonts w:ascii="Courier New" w:hAnsi="Courier New" w:cs="Courier New"/>
-          <w:bCs/>
-          <w:sz w:val="20"/>
-          <w:szCs w:val="20"/>
-          <w:lang w:val="uk-UA"/>
-        </w:rPr>
-        <w:t>const</w:t>
-      </w:r>
-      <w:proofErr w:type="spellEnd"/>
-      <w:r>
-        <w:rPr>
-          <w:rFonts w:ascii="Courier New" w:hAnsi="Courier New" w:cs="Courier New"/>
-          <w:bCs/>
-          <w:sz w:val="20"/>
-          <w:szCs w:val="20"/>
-          <w:lang w:val="uk-UA"/>
-        </w:rPr>
-        <w:t xml:space="preserve"> </w:t>
-      </w:r>
-      <w:proofErr w:type="spellStart"/>
-      <w:r>
-        <w:rPr>
-          <w:rFonts w:ascii="Courier New" w:hAnsi="Courier New" w:cs="Courier New"/>
-          <w:bCs/>
-          <w:sz w:val="20"/>
-          <w:szCs w:val="20"/>
-          <w:lang w:val="uk-UA"/>
-        </w:rPr>
-        <w:t>int</w:t>
-      </w:r>
-      <w:proofErr w:type="spellEnd"/>
-      <w:r>
-        <w:rPr>
-          <w:rFonts w:ascii="Courier New" w:hAnsi="Courier New" w:cs="Courier New"/>
-          <w:bCs/>
-          <w:sz w:val="20"/>
-          <w:szCs w:val="20"/>
-          <w:lang w:val="uk-UA"/>
-        </w:rPr>
-        <w:t xml:space="preserve"> INIT_B = </w:t>
-      </w:r>
-      <w:proofErr w:type="spellStart"/>
-      <w:r>
-        <w:rPr>
-          <w:rFonts w:ascii="Courier New" w:hAnsi="Courier New" w:cs="Courier New"/>
-          <w:bCs/>
-          <w:sz w:val="20"/>
-          <w:szCs w:val="20"/>
-          <w:lang w:val="uk-UA"/>
-        </w:rPr>
-        <w:t>unchecked</w:t>
-      </w:r>
-      <w:proofErr w:type="spellEnd"/>
-      <w:r>
-        <w:rPr>
-          <w:rFonts w:ascii="Courier New" w:hAnsi="Courier New" w:cs="Courier New"/>
-          <w:bCs/>
-          <w:sz w:val="20"/>
-          <w:szCs w:val="20"/>
-          <w:lang w:val="uk-UA"/>
-        </w:rPr>
-        <w:t>((</w:t>
-      </w:r>
-      <w:proofErr w:type="spellStart"/>
-      <w:r>
-        <w:rPr>
-          <w:rFonts w:ascii="Courier New" w:hAnsi="Courier New" w:cs="Courier New"/>
-          <w:bCs/>
-          <w:sz w:val="20"/>
-          <w:szCs w:val="20"/>
-          <w:lang w:val="uk-UA"/>
-        </w:rPr>
-        <w:t>int</w:t>
-      </w:r>
-      <w:proofErr w:type="spellEnd"/>
-      <w:r>
-        <w:rPr>
-          <w:rFonts w:ascii="Courier New" w:hAnsi="Courier New" w:cs="Courier New"/>
-          <w:bCs/>
-          <w:sz w:val="20"/>
-          <w:szCs w:val="20"/>
-          <w:lang w:val="uk-UA"/>
-        </w:rPr>
-        <w:t>)0xEFCDAB89u);</w:t>
-      </w:r>
-    </w:p>
-    <w:p>
-      <w:pPr>
-        <w:rPr>
-          <w:rFonts w:ascii="Courier New" w:hAnsi="Courier New" w:cs="Courier New"/>
-          <w:bCs/>
-          <w:sz w:val="20"/>
-          <w:szCs w:val="20"/>
-          <w:lang w:val="uk-UA"/>
-        </w:rPr>
-      </w:pPr>
-      <w:r>
-        <w:rPr>
-          <w:rFonts w:ascii="Courier New" w:hAnsi="Courier New" w:cs="Courier New"/>
-          <w:bCs/>
-          <w:sz w:val="20"/>
-          <w:szCs w:val="20"/>
-          <w:lang w:val="uk-UA"/>
-        </w:rPr>
-        <w:t xml:space="preserve">    </w:t>
-      </w:r>
-      <w:proofErr w:type="spellStart"/>
-      <w:r>
-        <w:rPr>
-          <w:rFonts w:ascii="Courier New" w:hAnsi="Courier New" w:cs="Courier New"/>
-          <w:bCs/>
-          <w:sz w:val="20"/>
-          <w:szCs w:val="20"/>
-          <w:lang w:val="uk-UA"/>
-        </w:rPr>
-        <w:t>private</w:t>
-      </w:r>
-      <w:proofErr w:type="spellEnd"/>
-      <w:r>
-        <w:rPr>
-          <w:rFonts w:ascii="Courier New" w:hAnsi="Courier New" w:cs="Courier New"/>
-          <w:bCs/>
-          <w:sz w:val="20"/>
-          <w:szCs w:val="20"/>
-          <w:lang w:val="uk-UA"/>
-        </w:rPr>
-        <w:t xml:space="preserve"> </w:t>
-      </w:r>
-      <w:proofErr w:type="spellStart"/>
-      <w:r>
-        <w:rPr>
-          <w:rFonts w:ascii="Courier New" w:hAnsi="Courier New" w:cs="Courier New"/>
-          <w:bCs/>
-          <w:sz w:val="20"/>
-          <w:szCs w:val="20"/>
-          <w:lang w:val="uk-UA"/>
-        </w:rPr>
-        <w:t>const</w:t>
-      </w:r>
-      <w:proofErr w:type="spellEnd"/>
-      <w:r>
-        <w:rPr>
-          <w:rFonts w:ascii="Courier New" w:hAnsi="Courier New" w:cs="Courier New"/>
-          <w:bCs/>
-          <w:sz w:val="20"/>
-          <w:szCs w:val="20"/>
-          <w:lang w:val="uk-UA"/>
-        </w:rPr>
-        <w:t xml:space="preserve"> </w:t>
-      </w:r>
-      <w:proofErr w:type="spellStart"/>
-      <w:r>
-        <w:rPr>
-          <w:rFonts w:ascii="Courier New" w:hAnsi="Courier New" w:cs="Courier New"/>
-          <w:bCs/>
-          <w:sz w:val="20"/>
-          <w:szCs w:val="20"/>
-          <w:lang w:val="uk-UA"/>
-        </w:rPr>
-        <w:t>int</w:t>
-      </w:r>
-      <w:proofErr w:type="spellEnd"/>
-      <w:r>
-        <w:rPr>
-          <w:rFonts w:ascii="Courier New" w:hAnsi="Courier New" w:cs="Courier New"/>
-          <w:bCs/>
-          <w:sz w:val="20"/>
-          <w:szCs w:val="20"/>
-          <w:lang w:val="uk-UA"/>
-        </w:rPr>
-        <w:t xml:space="preserve"> INIT_C = </w:t>
-      </w:r>
-      <w:proofErr w:type="spellStart"/>
-      <w:r>
-        <w:rPr>
-          <w:rFonts w:ascii="Courier New" w:hAnsi="Courier New" w:cs="Courier New"/>
-          <w:bCs/>
-          <w:sz w:val="20"/>
-          <w:szCs w:val="20"/>
-          <w:lang w:val="uk-UA"/>
-        </w:rPr>
-        <w:t>unchecked</w:t>
-      </w:r>
-      <w:proofErr w:type="spellEnd"/>
-      <w:r>
-        <w:rPr>
-          <w:rFonts w:ascii="Courier New" w:hAnsi="Courier New" w:cs="Courier New"/>
-          <w:bCs/>
-          <w:sz w:val="20"/>
-          <w:szCs w:val="20"/>
-          <w:lang w:val="uk-UA"/>
-        </w:rPr>
-        <w:t>((</w:t>
-      </w:r>
-      <w:proofErr w:type="spellStart"/>
-      <w:r>
-        <w:rPr>
-          <w:rFonts w:ascii="Courier New" w:hAnsi="Courier New" w:cs="Courier New"/>
-          <w:bCs/>
-          <w:sz w:val="20"/>
-          <w:szCs w:val="20"/>
-          <w:lang w:val="uk-UA"/>
-        </w:rPr>
-        <w:t>int</w:t>
-      </w:r>
-      <w:proofErr w:type="spellEnd"/>
-      <w:r>
-        <w:rPr>
-          <w:rFonts w:ascii="Courier New" w:hAnsi="Courier New" w:cs="Courier New"/>
-          <w:bCs/>
-          <w:sz w:val="20"/>
-          <w:szCs w:val="20"/>
-          <w:lang w:val="uk-UA"/>
-        </w:rPr>
-        <w:t>)0x98BADCFEu);</w:t>
-      </w:r>
-    </w:p>
-    <w:p>
-      <w:pPr>
-        <w:rPr>
-          <w:rFonts w:ascii="Courier New" w:hAnsi="Courier New" w:cs="Courier New"/>
-          <w:bCs/>
-          <w:sz w:val="20"/>
-          <w:szCs w:val="20"/>
-          <w:lang w:val="uk-UA"/>
-        </w:rPr>
-      </w:pPr>
-      <w:r>
-        <w:rPr>
-          <w:rFonts w:ascii="Courier New" w:hAnsi="Courier New" w:cs="Courier New"/>
-          <w:bCs/>
-          <w:sz w:val="20"/>
-          <w:szCs w:val="20"/>
-          <w:lang w:val="uk-UA"/>
-        </w:rPr>
-        <w:t xml:space="preserve">    </w:t>
-      </w:r>
-      <w:proofErr w:type="spellStart"/>
-      <w:r>
-        <w:rPr>
-          <w:rFonts w:ascii="Courier New" w:hAnsi="Courier New" w:cs="Courier New"/>
-          <w:bCs/>
-          <w:sz w:val="20"/>
-          <w:szCs w:val="20"/>
-          <w:lang w:val="uk-UA"/>
-        </w:rPr>
-        <w:t>private</w:t>
-      </w:r>
-      <w:proofErr w:type="spellEnd"/>
-      <w:r>
-        <w:rPr>
-          <w:rFonts w:ascii="Courier New" w:hAnsi="Courier New" w:cs="Courier New"/>
-          <w:bCs/>
-          <w:sz w:val="20"/>
-          <w:szCs w:val="20"/>
-          <w:lang w:val="uk-UA"/>
-        </w:rPr>
-        <w:t xml:space="preserve"> </w:t>
-      </w:r>
-      <w:proofErr w:type="spellStart"/>
-      <w:r>
-        <w:rPr>
-          <w:rFonts w:ascii="Courier New" w:hAnsi="Courier New" w:cs="Courier New"/>
-          <w:bCs/>
-          <w:sz w:val="20"/>
-          <w:szCs w:val="20"/>
-          <w:lang w:val="uk-UA"/>
-        </w:rPr>
-        <w:t>const</w:t>
-      </w:r>
-      <w:proofErr w:type="spellEnd"/>
-      <w:r>
-        <w:rPr>
-          <w:rFonts w:ascii="Courier New" w:hAnsi="Courier New" w:cs="Courier New"/>
-          <w:bCs/>
-          <w:sz w:val="20"/>
-          <w:szCs w:val="20"/>
-          <w:lang w:val="uk-UA"/>
-        </w:rPr>
-        <w:t xml:space="preserve"> </w:t>
-      </w:r>
-      <w:proofErr w:type="spellStart"/>
-      <w:r>
-        <w:rPr>
-          <w:rFonts w:ascii="Courier New" w:hAnsi="Courier New" w:cs="Courier New"/>
-          <w:bCs/>
-          <w:sz w:val="20"/>
-          <w:szCs w:val="20"/>
-          <w:lang w:val="uk-UA"/>
-        </w:rPr>
-        <w:t>int</w:t>
-      </w:r>
-      <w:proofErr w:type="spellEnd"/>
-      <w:r>
-        <w:rPr>
-          <w:rFonts w:ascii="Courier New" w:hAnsi="Courier New" w:cs="Courier New"/>
-          <w:bCs/>
-          <w:sz w:val="20"/>
-          <w:szCs w:val="20"/>
-          <w:lang w:val="uk-UA"/>
-        </w:rPr>
-        <w:t xml:space="preserve"> INIT_D = 0x10325476;</w:t>
-      </w:r>
-    </w:p>
-    <w:p>
-      <w:pPr>
-        <w:rPr>
-          <w:rFonts w:ascii="Courier New" w:hAnsi="Courier New" w:cs="Courier New"/>
-          <w:bCs/>
-          <w:sz w:val="20"/>
-          <w:szCs w:val="20"/>
-          <w:lang w:val="uk-UA"/>
-        </w:rPr>
-      </w:pPr>
-    </w:p>
-    <w:p>
-      <w:pPr>
-        <w:rPr>
-          <w:rFonts w:ascii="Courier New" w:hAnsi="Courier New" w:cs="Courier New"/>
-          <w:bCs/>
-          <w:sz w:val="20"/>
-          <w:szCs w:val="20"/>
-          <w:lang w:val="uk-UA"/>
-        </w:rPr>
-      </w:pPr>
-      <w:r>
-        <w:rPr>
-          <w:rFonts w:ascii="Courier New" w:hAnsi="Courier New" w:cs="Courier New"/>
-          <w:bCs/>
-          <w:sz w:val="20"/>
-          <w:szCs w:val="20"/>
-          <w:lang w:val="uk-UA"/>
-        </w:rPr>
-        <w:t xml:space="preserve">    </w:t>
-      </w:r>
-      <w:proofErr w:type="spellStart"/>
-      <w:r>
-        <w:rPr>
-          <w:rFonts w:ascii="Courier New" w:hAnsi="Courier New" w:cs="Courier New"/>
-          <w:bCs/>
-          <w:sz w:val="20"/>
-          <w:szCs w:val="20"/>
-          <w:lang w:val="uk-UA"/>
-        </w:rPr>
-        <w:t>private</w:t>
-      </w:r>
-      <w:proofErr w:type="spellEnd"/>
-      <w:r>
-        <w:rPr>
-          <w:rFonts w:ascii="Courier New" w:hAnsi="Courier New" w:cs="Courier New"/>
-          <w:bCs/>
-          <w:sz w:val="20"/>
-          <w:szCs w:val="20"/>
-          <w:lang w:val="uk-UA"/>
-        </w:rPr>
-        <w:t xml:space="preserve"> </w:t>
-      </w:r>
-      <w:proofErr w:type="spellStart"/>
-      <w:r>
-        <w:rPr>
-          <w:rFonts w:ascii="Courier New" w:hAnsi="Courier New" w:cs="Courier New"/>
-          <w:bCs/>
-          <w:sz w:val="20"/>
-          <w:szCs w:val="20"/>
-          <w:lang w:val="uk-UA"/>
-        </w:rPr>
-        <w:t>static</w:t>
-      </w:r>
-      <w:proofErr w:type="spellEnd"/>
-      <w:r>
-        <w:rPr>
-          <w:rFonts w:ascii="Courier New" w:hAnsi="Courier New" w:cs="Courier New"/>
-          <w:bCs/>
-          <w:sz w:val="20"/>
-          <w:szCs w:val="20"/>
-          <w:lang w:val="uk-UA"/>
-        </w:rPr>
-        <w:t xml:space="preserve"> </w:t>
-      </w:r>
-      <w:proofErr w:type="spellStart"/>
-      <w:r>
-        <w:rPr>
-          <w:rFonts w:ascii="Courier New" w:hAnsi="Courier New" w:cs="Courier New"/>
-          <w:bCs/>
-          <w:sz w:val="20"/>
-          <w:szCs w:val="20"/>
-          <w:lang w:val="uk-UA"/>
-        </w:rPr>
-        <w:t>readonly</w:t>
-      </w:r>
-      <w:proofErr w:type="spellEnd"/>
-      <w:r>
-        <w:rPr>
-          <w:rFonts w:ascii="Courier New" w:hAnsi="Courier New" w:cs="Courier New"/>
-          <w:bCs/>
-          <w:sz w:val="20"/>
-          <w:szCs w:val="20"/>
-          <w:lang w:val="uk-UA"/>
-        </w:rPr>
-        <w:t xml:space="preserve"> </w:t>
-      </w:r>
-      <w:proofErr w:type="spellStart"/>
-      <w:r>
-        <w:rPr>
-          <w:rFonts w:ascii="Courier New" w:hAnsi="Courier New" w:cs="Courier New"/>
-          <w:bCs/>
-          <w:sz w:val="20"/>
-          <w:szCs w:val="20"/>
-          <w:lang w:val="uk-UA"/>
-        </w:rPr>
-        <w:t>int</w:t>
-      </w:r>
-      <w:proofErr w:type="spellEnd"/>
-      <w:r>
-        <w:rPr>
-          <w:rFonts w:ascii="Courier New" w:hAnsi="Courier New" w:cs="Courier New"/>
-          <w:bCs/>
-          <w:sz w:val="20"/>
-          <w:szCs w:val="20"/>
-          <w:lang w:val="uk-UA"/>
-        </w:rPr>
-        <w:t>[] SHIFT_AMTS = {</w:t>
+        <w:t xml:space="preserve">    private const int INIT_A = 0x67452301;</w:t>
+      </w:r>
+    </w:p>
+    <w:p>
+      <w:pPr>
+        <w:rPr>
+          <w:rFonts w:ascii="Courier New" w:hAnsi="Courier New" w:cs="Courier New"/>
+          <w:bCs/>
+          <w:sz w:val="20"/>
+          <w:szCs w:val="20"/>
+          <w:lang w:val="uk-UA"/>
+        </w:rPr>
+      </w:pPr>
+      <w:r>
+        <w:rPr>
+          <w:rFonts w:ascii="Courier New" w:hAnsi="Courier New" w:cs="Courier New"/>
+          <w:bCs/>
+          <w:sz w:val="20"/>
+          <w:szCs w:val="20"/>
+          <w:lang w:val="uk-UA"/>
+        </w:rPr>
+        <w:t xml:space="preserve">    private const int INIT_B = unchecked((int)0xEFCDAB89u);</w:t>
+      </w:r>
+    </w:p>
+    <w:p>
+      <w:pPr>
+        <w:rPr>
+          <w:rFonts w:ascii="Courier New" w:hAnsi="Courier New" w:cs="Courier New"/>
+          <w:bCs/>
+          <w:sz w:val="20"/>
+          <w:szCs w:val="20"/>
+          <w:lang w:val="uk-UA"/>
+        </w:rPr>
+      </w:pPr>
+      <w:r>
+        <w:rPr>
+          <w:rFonts w:ascii="Courier New" w:hAnsi="Courier New" w:cs="Courier New"/>
+          <w:bCs/>
+          <w:sz w:val="20"/>
+          <w:szCs w:val="20"/>
+          <w:lang w:val="uk-UA"/>
+        </w:rPr>
+        <w:t xml:space="preserve">    private const int INIT_C = unchecked((int)0x98BADCFEu);</w:t>
+      </w:r>
+    </w:p>
+    <w:p>
+      <w:pPr>
+        <w:rPr>
+          <w:rFonts w:ascii="Courier New" w:hAnsi="Courier New" w:cs="Courier New"/>
+          <w:bCs/>
+          <w:sz w:val="20"/>
+          <w:szCs w:val="20"/>
+          <w:lang w:val="uk-UA"/>
+        </w:rPr>
+      </w:pPr>
+      <w:r>
+        <w:rPr>
+          <w:rFonts w:ascii="Courier New" w:hAnsi="Courier New" w:cs="Courier New"/>
+          <w:bCs/>
+          <w:sz w:val="20"/>
+          <w:szCs w:val="20"/>
+          <w:lang w:val="uk-UA"/>
+        </w:rPr>
+        <w:t xml:space="preserve">    private const int INIT_D = 0x10325476;</w:t>
+      </w:r>
+    </w:p>
+    <w:p>
+      <w:pPr>
+        <w:rPr>
+          <w:rFonts w:ascii="Courier New" w:hAnsi="Courier New" w:cs="Courier New"/>
+          <w:bCs/>
+          <w:sz w:val="20"/>
+          <w:szCs w:val="20"/>
+          <w:lang w:val="uk-UA"/>
+        </w:rPr>
+      </w:pPr>
+    </w:p>
+    <w:p>
+      <w:pPr>
+        <w:rPr>
+          <w:rFonts w:ascii="Courier New" w:hAnsi="Courier New" w:cs="Courier New"/>
+          <w:bCs/>
+          <w:sz w:val="20"/>
+          <w:szCs w:val="20"/>
+          <w:lang w:val="uk-UA"/>
+        </w:rPr>
+      </w:pPr>
+      <w:r>
+        <w:rPr>
+          <w:rFonts w:ascii="Courier New" w:hAnsi="Courier New" w:cs="Courier New"/>
+          <w:bCs/>
+          <w:sz w:val="20"/>
+          <w:szCs w:val="20"/>
+          <w:lang w:val="uk-UA"/>
+        </w:rPr>
+        <w:t xml:space="preserve">    private static readonly int[] SHIFT_AMTS = {</w:t>
       </w:r>
     </w:p>
     <w:p>
@@ -2599,237 +1941,39 @@
           <w:szCs w:val="20"/>
           <w:lang w:val="uk-UA"/>
         </w:rPr>
-        <w:t xml:space="preserve">    </w:t>
-      </w:r>
-      <w:proofErr w:type="spellStart"/>
-      <w:r>
-        <w:rPr>
-          <w:rFonts w:ascii="Courier New" w:hAnsi="Courier New" w:cs="Courier New"/>
-          <w:bCs/>
-          <w:sz w:val="20"/>
-          <w:szCs w:val="20"/>
-          <w:lang w:val="uk-UA"/>
-        </w:rPr>
-        <w:t>private</w:t>
-      </w:r>
-      <w:proofErr w:type="spellEnd"/>
-      <w:r>
-        <w:rPr>
-          <w:rFonts w:ascii="Courier New" w:hAnsi="Courier New" w:cs="Courier New"/>
-          <w:bCs/>
-          <w:sz w:val="20"/>
-          <w:szCs w:val="20"/>
-          <w:lang w:val="uk-UA"/>
-        </w:rPr>
-        <w:t xml:space="preserve"> </w:t>
-      </w:r>
-      <w:proofErr w:type="spellStart"/>
-      <w:r>
-        <w:rPr>
-          <w:rFonts w:ascii="Courier New" w:hAnsi="Courier New" w:cs="Courier New"/>
-          <w:bCs/>
-          <w:sz w:val="20"/>
-          <w:szCs w:val="20"/>
-          <w:lang w:val="uk-UA"/>
-        </w:rPr>
-        <w:t>static</w:t>
-      </w:r>
-      <w:proofErr w:type="spellEnd"/>
-      <w:r>
-        <w:rPr>
-          <w:rFonts w:ascii="Courier New" w:hAnsi="Courier New" w:cs="Courier New"/>
-          <w:bCs/>
-          <w:sz w:val="20"/>
-          <w:szCs w:val="20"/>
-          <w:lang w:val="uk-UA"/>
-        </w:rPr>
-        <w:t xml:space="preserve"> </w:t>
-      </w:r>
-      <w:proofErr w:type="spellStart"/>
-      <w:r>
-        <w:rPr>
-          <w:rFonts w:ascii="Courier New" w:hAnsi="Courier New" w:cs="Courier New"/>
-          <w:bCs/>
-          <w:sz w:val="20"/>
-          <w:szCs w:val="20"/>
-          <w:lang w:val="uk-UA"/>
-        </w:rPr>
-        <w:t>readonly</w:t>
-      </w:r>
-      <w:proofErr w:type="spellEnd"/>
-      <w:r>
-        <w:rPr>
-          <w:rFonts w:ascii="Courier New" w:hAnsi="Courier New" w:cs="Courier New"/>
-          <w:bCs/>
-          <w:sz w:val="20"/>
-          <w:szCs w:val="20"/>
-          <w:lang w:val="uk-UA"/>
-        </w:rPr>
-        <w:t xml:space="preserve"> </w:t>
-      </w:r>
-      <w:proofErr w:type="spellStart"/>
-      <w:r>
-        <w:rPr>
-          <w:rFonts w:ascii="Courier New" w:hAnsi="Courier New" w:cs="Courier New"/>
-          <w:bCs/>
-          <w:sz w:val="20"/>
-          <w:szCs w:val="20"/>
-          <w:lang w:val="uk-UA"/>
-        </w:rPr>
-        <w:t>int</w:t>
-      </w:r>
-      <w:proofErr w:type="spellEnd"/>
-      <w:r>
-        <w:rPr>
-          <w:rFonts w:ascii="Courier New" w:hAnsi="Courier New" w:cs="Courier New"/>
-          <w:bCs/>
-          <w:sz w:val="20"/>
-          <w:szCs w:val="20"/>
-          <w:lang w:val="uk-UA"/>
-        </w:rPr>
-        <w:t xml:space="preserve">[] TABLE_T = </w:t>
-      </w:r>
-      <w:proofErr w:type="spellStart"/>
-      <w:r>
-        <w:rPr>
-          <w:rFonts w:ascii="Courier New" w:hAnsi="Courier New" w:cs="Courier New"/>
-          <w:bCs/>
-          <w:sz w:val="20"/>
-          <w:szCs w:val="20"/>
-          <w:lang w:val="uk-UA"/>
-        </w:rPr>
-        <w:t>BuildTableT</w:t>
-      </w:r>
-      <w:proofErr w:type="spellEnd"/>
-      <w:r>
-        <w:rPr>
-          <w:rFonts w:ascii="Courier New" w:hAnsi="Courier New" w:cs="Courier New"/>
-          <w:bCs/>
-          <w:sz w:val="20"/>
-          <w:szCs w:val="20"/>
-          <w:lang w:val="uk-UA"/>
-        </w:rPr>
-        <w:t>();</w:t>
-      </w:r>
-    </w:p>
-    <w:p>
-      <w:pPr>
-        <w:rPr>
-          <w:rFonts w:ascii="Courier New" w:hAnsi="Courier New" w:cs="Courier New"/>
-          <w:bCs/>
-          <w:sz w:val="20"/>
-          <w:szCs w:val="20"/>
-          <w:lang w:val="uk-UA"/>
-        </w:rPr>
-      </w:pPr>
-    </w:p>
-    <w:p>
-      <w:pPr>
-        <w:rPr>
-          <w:rFonts w:ascii="Courier New" w:hAnsi="Courier New" w:cs="Courier New"/>
-          <w:bCs/>
-          <w:sz w:val="20"/>
-          <w:szCs w:val="20"/>
-          <w:lang w:val="uk-UA"/>
-        </w:rPr>
-      </w:pPr>
-      <w:r>
-        <w:rPr>
-          <w:rFonts w:ascii="Courier New" w:hAnsi="Courier New" w:cs="Courier New"/>
-          <w:bCs/>
-          <w:sz w:val="20"/>
-          <w:szCs w:val="20"/>
-          <w:lang w:val="uk-UA"/>
-        </w:rPr>
-        <w:t xml:space="preserve">    </w:t>
-      </w:r>
-      <w:proofErr w:type="spellStart"/>
-      <w:r>
-        <w:rPr>
-          <w:rFonts w:ascii="Courier New" w:hAnsi="Courier New" w:cs="Courier New"/>
-          <w:bCs/>
-          <w:sz w:val="20"/>
-          <w:szCs w:val="20"/>
-          <w:lang w:val="uk-UA"/>
-        </w:rPr>
-        <w:t>private</w:t>
-      </w:r>
-      <w:proofErr w:type="spellEnd"/>
-      <w:r>
-        <w:rPr>
-          <w:rFonts w:ascii="Courier New" w:hAnsi="Courier New" w:cs="Courier New"/>
-          <w:bCs/>
-          <w:sz w:val="20"/>
-          <w:szCs w:val="20"/>
-          <w:lang w:val="uk-UA"/>
-        </w:rPr>
-        <w:t xml:space="preserve"> </w:t>
-      </w:r>
-      <w:proofErr w:type="spellStart"/>
-      <w:r>
-        <w:rPr>
-          <w:rFonts w:ascii="Courier New" w:hAnsi="Courier New" w:cs="Courier New"/>
-          <w:bCs/>
-          <w:sz w:val="20"/>
-          <w:szCs w:val="20"/>
-          <w:lang w:val="uk-UA"/>
-        </w:rPr>
-        <w:t>static</w:t>
-      </w:r>
-      <w:proofErr w:type="spellEnd"/>
-      <w:r>
-        <w:rPr>
-          <w:rFonts w:ascii="Courier New" w:hAnsi="Courier New" w:cs="Courier New"/>
-          <w:bCs/>
-          <w:sz w:val="20"/>
-          <w:szCs w:val="20"/>
-          <w:lang w:val="uk-UA"/>
-        </w:rPr>
-        <w:t xml:space="preserve"> </w:t>
-      </w:r>
-      <w:proofErr w:type="spellStart"/>
-      <w:r>
-        <w:rPr>
-          <w:rFonts w:ascii="Courier New" w:hAnsi="Courier New" w:cs="Courier New"/>
-          <w:bCs/>
-          <w:sz w:val="20"/>
-          <w:szCs w:val="20"/>
-          <w:lang w:val="uk-UA"/>
-        </w:rPr>
-        <w:t>int</w:t>
-      </w:r>
-      <w:proofErr w:type="spellEnd"/>
-      <w:r>
-        <w:rPr>
-          <w:rFonts w:ascii="Courier New" w:hAnsi="Courier New" w:cs="Courier New"/>
-          <w:bCs/>
-          <w:sz w:val="20"/>
-          <w:szCs w:val="20"/>
-          <w:lang w:val="uk-UA"/>
-        </w:rPr>
-        <w:t xml:space="preserve">[] </w:t>
-      </w:r>
-      <w:proofErr w:type="spellStart"/>
-      <w:r>
-        <w:rPr>
-          <w:rFonts w:ascii="Courier New" w:hAnsi="Courier New" w:cs="Courier New"/>
-          <w:bCs/>
-          <w:sz w:val="20"/>
-          <w:szCs w:val="20"/>
-          <w:lang w:val="uk-UA"/>
-        </w:rPr>
-        <w:t>BuildTableT</w:t>
-      </w:r>
-      <w:proofErr w:type="spellEnd"/>
-      <w:r>
-        <w:rPr>
-          <w:rFonts w:ascii="Courier New" w:hAnsi="Courier New" w:cs="Courier New"/>
-          <w:bCs/>
-          <w:sz w:val="20"/>
-          <w:szCs w:val="20"/>
-          <w:lang w:val="uk-UA"/>
-        </w:rPr>
-        <w:t>()</w:t>
+        <w:t xml:space="preserve">    private static readonly int[] TABLE_T = BuildTableT();</w:t>
+      </w:r>
+    </w:p>
+    <w:p>
+      <w:pPr>
+        <w:rPr>
+          <w:rFonts w:ascii="Courier New" w:hAnsi="Courier New" w:cs="Courier New"/>
+          <w:bCs/>
+          <w:sz w:val="20"/>
+          <w:szCs w:val="20"/>
+          <w:lang w:val="uk-UA"/>
+        </w:rPr>
+      </w:pPr>
+    </w:p>
+    <w:p>
+      <w:pPr>
+        <w:rPr>
+          <w:rFonts w:ascii="Courier New" w:hAnsi="Courier New" w:cs="Courier New"/>
+          <w:bCs/>
+          <w:sz w:val="20"/>
+          <w:szCs w:val="20"/>
+          <w:lang w:val="uk-UA"/>
+        </w:rPr>
+      </w:pPr>
+      <w:r>
+        <w:rPr>
+          <w:rFonts w:ascii="Courier New" w:hAnsi="Courier New" w:cs="Courier New"/>
+          <w:bCs/>
+          <w:sz w:val="20"/>
+          <w:szCs w:val="20"/>
+          <w:lang w:val="uk-UA"/>
+        </w:rPr>
+        <w:t xml:space="preserve">    private static int[] BuildTableT()</w:t>
       </w:r>
     </w:p>
     <w:p>
@@ -2871,138 +2015,28 @@
           <w:szCs w:val="20"/>
           <w:lang w:val="uk-UA"/>
         </w:rPr>
-        <w:t xml:space="preserve">        </w:t>
-      </w:r>
-      <w:proofErr w:type="spellStart"/>
-      <w:r>
-        <w:rPr>
-          <w:rFonts w:ascii="Courier New" w:hAnsi="Courier New" w:cs="Courier New"/>
-          <w:bCs/>
-          <w:sz w:val="20"/>
-          <w:szCs w:val="20"/>
-          <w:lang w:val="uk-UA"/>
-        </w:rPr>
-        <w:t>var</w:t>
-      </w:r>
-      <w:proofErr w:type="spellEnd"/>
-      <w:r>
-        <w:rPr>
-          <w:rFonts w:ascii="Courier New" w:hAnsi="Courier New" w:cs="Courier New"/>
-          <w:bCs/>
-          <w:sz w:val="20"/>
-          <w:szCs w:val="20"/>
-          <w:lang w:val="uk-UA"/>
-        </w:rPr>
-        <w:t xml:space="preserve"> t = </w:t>
-      </w:r>
-      <w:proofErr w:type="spellStart"/>
-      <w:r>
-        <w:rPr>
-          <w:rFonts w:ascii="Courier New" w:hAnsi="Courier New" w:cs="Courier New"/>
-          <w:bCs/>
-          <w:sz w:val="20"/>
-          <w:szCs w:val="20"/>
-          <w:lang w:val="uk-UA"/>
-        </w:rPr>
-        <w:t>new</w:t>
-      </w:r>
-      <w:proofErr w:type="spellEnd"/>
-      <w:r>
-        <w:rPr>
-          <w:rFonts w:ascii="Courier New" w:hAnsi="Courier New" w:cs="Courier New"/>
-          <w:bCs/>
-          <w:sz w:val="20"/>
-          <w:szCs w:val="20"/>
-          <w:lang w:val="uk-UA"/>
-        </w:rPr>
-        <w:t xml:space="preserve"> </w:t>
-      </w:r>
-      <w:proofErr w:type="spellStart"/>
-      <w:r>
-        <w:rPr>
-          <w:rFonts w:ascii="Courier New" w:hAnsi="Courier New" w:cs="Courier New"/>
-          <w:bCs/>
-          <w:sz w:val="20"/>
-          <w:szCs w:val="20"/>
-          <w:lang w:val="uk-UA"/>
-        </w:rPr>
-        <w:t>int</w:t>
-      </w:r>
-      <w:proofErr w:type="spellEnd"/>
-      <w:r>
-        <w:rPr>
-          <w:rFonts w:ascii="Courier New" w:hAnsi="Courier New" w:cs="Courier New"/>
-          <w:bCs/>
-          <w:sz w:val="20"/>
-          <w:szCs w:val="20"/>
-          <w:lang w:val="uk-UA"/>
-        </w:rPr>
-        <w:t>[64];</w:t>
-      </w:r>
-    </w:p>
-    <w:p>
-      <w:pPr>
-        <w:rPr>
-          <w:rFonts w:ascii="Courier New" w:hAnsi="Courier New" w:cs="Courier New"/>
-          <w:bCs/>
-          <w:sz w:val="20"/>
-          <w:szCs w:val="20"/>
-          <w:lang w:val="uk-UA"/>
-        </w:rPr>
-      </w:pPr>
-      <w:r>
-        <w:rPr>
-          <w:rFonts w:ascii="Courier New" w:hAnsi="Courier New" w:cs="Courier New"/>
-          <w:bCs/>
-          <w:sz w:val="20"/>
-          <w:szCs w:val="20"/>
-          <w:lang w:val="uk-UA"/>
-        </w:rPr>
-        <w:t xml:space="preserve">        </w:t>
-      </w:r>
-      <w:proofErr w:type="spellStart"/>
-      <w:r>
-        <w:rPr>
-          <w:rFonts w:ascii="Courier New" w:hAnsi="Courier New" w:cs="Courier New"/>
-          <w:bCs/>
-          <w:sz w:val="20"/>
-          <w:szCs w:val="20"/>
-          <w:lang w:val="uk-UA"/>
-        </w:rPr>
-        <w:t>for</w:t>
-      </w:r>
-      <w:proofErr w:type="spellEnd"/>
-      <w:r>
-        <w:rPr>
-          <w:rFonts w:ascii="Courier New" w:hAnsi="Courier New" w:cs="Courier New"/>
-          <w:bCs/>
-          <w:sz w:val="20"/>
-          <w:szCs w:val="20"/>
-          <w:lang w:val="uk-UA"/>
-        </w:rPr>
-        <w:t xml:space="preserve"> (</w:t>
-      </w:r>
-      <w:proofErr w:type="spellStart"/>
-      <w:r>
-        <w:rPr>
-          <w:rFonts w:ascii="Courier New" w:hAnsi="Courier New" w:cs="Courier New"/>
-          <w:bCs/>
-          <w:sz w:val="20"/>
-          <w:szCs w:val="20"/>
-          <w:lang w:val="uk-UA"/>
-        </w:rPr>
-        <w:t>int</w:t>
-      </w:r>
-      <w:proofErr w:type="spellEnd"/>
-      <w:r>
-        <w:rPr>
-          <w:rFonts w:ascii="Courier New" w:hAnsi="Courier New" w:cs="Courier New"/>
-          <w:bCs/>
-          <w:sz w:val="20"/>
-          <w:szCs w:val="20"/>
-          <w:lang w:val="uk-UA"/>
-        </w:rPr>
-        <w:t xml:space="preserve"> i = 0; i &lt; 64; i++)</w:t>
+        <w:t xml:space="preserve">        var t = new int[64];</w:t>
+      </w:r>
+    </w:p>
+    <w:p>
+      <w:pPr>
+        <w:rPr>
+          <w:rFonts w:ascii="Courier New" w:hAnsi="Courier New" w:cs="Courier New"/>
+          <w:bCs/>
+          <w:sz w:val="20"/>
+          <w:szCs w:val="20"/>
+          <w:lang w:val="uk-UA"/>
+        </w:rPr>
+      </w:pPr>
+      <w:r>
+        <w:rPr>
+          <w:rFonts w:ascii="Courier New" w:hAnsi="Courier New" w:cs="Courier New"/>
+          <w:bCs/>
+          <w:sz w:val="20"/>
+          <w:szCs w:val="20"/>
+          <w:lang w:val="uk-UA"/>
+        </w:rPr>
+        <w:t xml:space="preserve">        for (int i = 0; i &lt; 64; i++)</w:t>
       </w:r>
     </w:p>
     <w:p>
@@ -3044,182 +2078,28 @@
           <w:szCs w:val="20"/>
           <w:lang w:val="uk-UA"/>
         </w:rPr>
-        <w:t xml:space="preserve">            </w:t>
-      </w:r>
-      <w:proofErr w:type="spellStart"/>
-      <w:r>
-        <w:rPr>
-          <w:rFonts w:ascii="Courier New" w:hAnsi="Courier New" w:cs="Courier New"/>
-          <w:bCs/>
-          <w:sz w:val="20"/>
-          <w:szCs w:val="20"/>
-          <w:lang w:val="uk-UA"/>
-        </w:rPr>
-        <w:t>double</w:t>
-      </w:r>
-      <w:proofErr w:type="spellEnd"/>
-      <w:r>
-        <w:rPr>
-          <w:rFonts w:ascii="Courier New" w:hAnsi="Courier New" w:cs="Courier New"/>
-          <w:bCs/>
-          <w:sz w:val="20"/>
-          <w:szCs w:val="20"/>
-          <w:lang w:val="uk-UA"/>
-        </w:rPr>
-        <w:t xml:space="preserve"> v = </w:t>
-      </w:r>
-      <w:proofErr w:type="spellStart"/>
-      <w:r>
-        <w:rPr>
-          <w:rFonts w:ascii="Courier New" w:hAnsi="Courier New" w:cs="Courier New"/>
-          <w:bCs/>
-          <w:sz w:val="20"/>
-          <w:szCs w:val="20"/>
-          <w:lang w:val="uk-UA"/>
-        </w:rPr>
-        <w:t>Math.Abs</w:t>
-      </w:r>
-      <w:proofErr w:type="spellEnd"/>
-      <w:r>
-        <w:rPr>
-          <w:rFonts w:ascii="Courier New" w:hAnsi="Courier New" w:cs="Courier New"/>
-          <w:bCs/>
-          <w:sz w:val="20"/>
-          <w:szCs w:val="20"/>
-          <w:lang w:val="uk-UA"/>
-        </w:rPr>
-        <w:t>(</w:t>
-      </w:r>
-      <w:proofErr w:type="spellStart"/>
-      <w:r>
-        <w:rPr>
-          <w:rFonts w:ascii="Courier New" w:hAnsi="Courier New" w:cs="Courier New"/>
-          <w:bCs/>
-          <w:sz w:val="20"/>
-          <w:szCs w:val="20"/>
-          <w:lang w:val="uk-UA"/>
-        </w:rPr>
-        <w:t>Math.Sin</w:t>
-      </w:r>
-      <w:proofErr w:type="spellEnd"/>
-      <w:r>
-        <w:rPr>
-          <w:rFonts w:ascii="Courier New" w:hAnsi="Courier New" w:cs="Courier New"/>
-          <w:bCs/>
-          <w:sz w:val="20"/>
-          <w:szCs w:val="20"/>
-          <w:lang w:val="uk-UA"/>
-        </w:rPr>
-        <w:t xml:space="preserve">(i + 1.0)) * </w:t>
-      </w:r>
-      <w:proofErr w:type="spellStart"/>
-      <w:r>
-        <w:rPr>
-          <w:rFonts w:ascii="Courier New" w:hAnsi="Courier New" w:cs="Courier New"/>
-          <w:bCs/>
-          <w:sz w:val="20"/>
-          <w:szCs w:val="20"/>
-          <w:lang w:val="uk-UA"/>
-        </w:rPr>
-        <w:t>Math.Pow</w:t>
-      </w:r>
-      <w:proofErr w:type="spellEnd"/>
-      <w:r>
-        <w:rPr>
-          <w:rFonts w:ascii="Courier New" w:hAnsi="Courier New" w:cs="Courier New"/>
-          <w:bCs/>
-          <w:sz w:val="20"/>
-          <w:szCs w:val="20"/>
-          <w:lang w:val="uk-UA"/>
-        </w:rPr>
-        <w:t>(2.0, 32.0);</w:t>
-      </w:r>
-    </w:p>
-    <w:p>
-      <w:pPr>
-        <w:rPr>
-          <w:rFonts w:ascii="Courier New" w:hAnsi="Courier New" w:cs="Courier New"/>
-          <w:bCs/>
-          <w:sz w:val="20"/>
-          <w:szCs w:val="20"/>
-          <w:lang w:val="uk-UA"/>
-        </w:rPr>
-      </w:pPr>
-      <w:r>
-        <w:rPr>
-          <w:rFonts w:ascii="Courier New" w:hAnsi="Courier New" w:cs="Courier New"/>
-          <w:bCs/>
-          <w:sz w:val="20"/>
-          <w:szCs w:val="20"/>
-          <w:lang w:val="uk-UA"/>
-        </w:rPr>
-        <w:t xml:space="preserve">            t[i] = </w:t>
-      </w:r>
-      <w:proofErr w:type="spellStart"/>
-      <w:r>
-        <w:rPr>
-          <w:rFonts w:ascii="Courier New" w:hAnsi="Courier New" w:cs="Courier New"/>
-          <w:bCs/>
-          <w:sz w:val="20"/>
-          <w:szCs w:val="20"/>
-          <w:lang w:val="uk-UA"/>
-        </w:rPr>
-        <w:t>unchecked</w:t>
-      </w:r>
-      <w:proofErr w:type="spellEnd"/>
-      <w:r>
-        <w:rPr>
-          <w:rFonts w:ascii="Courier New" w:hAnsi="Courier New" w:cs="Courier New"/>
-          <w:bCs/>
-          <w:sz w:val="20"/>
-          <w:szCs w:val="20"/>
-          <w:lang w:val="uk-UA"/>
-        </w:rPr>
-        <w:t>((</w:t>
-      </w:r>
-      <w:proofErr w:type="spellStart"/>
-      <w:r>
-        <w:rPr>
-          <w:rFonts w:ascii="Courier New" w:hAnsi="Courier New" w:cs="Courier New"/>
-          <w:bCs/>
-          <w:sz w:val="20"/>
-          <w:szCs w:val="20"/>
-          <w:lang w:val="uk-UA"/>
-        </w:rPr>
-        <w:t>int</w:t>
-      </w:r>
-      <w:proofErr w:type="spellEnd"/>
-      <w:r>
-        <w:rPr>
-          <w:rFonts w:ascii="Courier New" w:hAnsi="Courier New" w:cs="Courier New"/>
-          <w:bCs/>
-          <w:sz w:val="20"/>
-          <w:szCs w:val="20"/>
-          <w:lang w:val="uk-UA"/>
-        </w:rPr>
-        <w:t>)(</w:t>
-      </w:r>
-      <w:proofErr w:type="spellStart"/>
-      <w:r>
-        <w:rPr>
-          <w:rFonts w:ascii="Courier New" w:hAnsi="Courier New" w:cs="Courier New"/>
-          <w:bCs/>
-          <w:sz w:val="20"/>
-          <w:szCs w:val="20"/>
-          <w:lang w:val="uk-UA"/>
-        </w:rPr>
-        <w:t>long</w:t>
-      </w:r>
-      <w:proofErr w:type="spellEnd"/>
-      <w:r>
-        <w:rPr>
-          <w:rFonts w:ascii="Courier New" w:hAnsi="Courier New" w:cs="Courier New"/>
-          <w:bCs/>
-          <w:sz w:val="20"/>
-          <w:szCs w:val="20"/>
-          <w:lang w:val="uk-UA"/>
-        </w:rPr>
-        <w:t>)v);</w:t>
+        <w:t xml:space="preserve">            double v = Math.Abs(Math.Sin(i + 1.0)) * Math.Pow(2.0, 32.0);</w:t>
+      </w:r>
+    </w:p>
+    <w:p>
+      <w:pPr>
+        <w:rPr>
+          <w:rFonts w:ascii="Courier New" w:hAnsi="Courier New" w:cs="Courier New"/>
+          <w:bCs/>
+          <w:sz w:val="20"/>
+          <w:szCs w:val="20"/>
+          <w:lang w:val="uk-UA"/>
+        </w:rPr>
+      </w:pPr>
+      <w:r>
+        <w:rPr>
+          <w:rFonts w:ascii="Courier New" w:hAnsi="Courier New" w:cs="Courier New"/>
+          <w:bCs/>
+          <w:sz w:val="20"/>
+          <w:szCs w:val="20"/>
+          <w:lang w:val="uk-UA"/>
+        </w:rPr>
+        <w:t xml:space="preserve">            t[i] = unchecked((int)(long)v);</w:t>
       </w:r>
     </w:p>
     <w:p>
@@ -3261,29 +2141,7 @@
           <w:szCs w:val="20"/>
           <w:lang w:val="uk-UA"/>
         </w:rPr>
-        <w:t xml:space="preserve">        </w:t>
-      </w:r>
-      <w:proofErr w:type="spellStart"/>
-      <w:r>
-        <w:rPr>
-          <w:rFonts w:ascii="Courier New" w:hAnsi="Courier New" w:cs="Courier New"/>
-          <w:bCs/>
-          <w:sz w:val="20"/>
-          <w:szCs w:val="20"/>
-          <w:lang w:val="uk-UA"/>
-        </w:rPr>
-        <w:t>return</w:t>
-      </w:r>
-      <w:proofErr w:type="spellEnd"/>
-      <w:r>
-        <w:rPr>
-          <w:rFonts w:ascii="Courier New" w:hAnsi="Courier New" w:cs="Courier New"/>
-          <w:bCs/>
-          <w:sz w:val="20"/>
-          <w:szCs w:val="20"/>
-          <w:lang w:val="uk-UA"/>
-        </w:rPr>
-        <w:t xml:space="preserve"> t;</w:t>
+        <w:t xml:space="preserve">        return t;</w:t>
       </w:r>
     </w:p>
     <w:p>
@@ -3336,139 +2194,7 @@
           <w:szCs w:val="20"/>
           <w:lang w:val="uk-UA"/>
         </w:rPr>
-        <w:t xml:space="preserve">    </w:t>
-      </w:r>
-      <w:proofErr w:type="spellStart"/>
-      <w:r>
-        <w:rPr>
-          <w:rFonts w:ascii="Courier New" w:hAnsi="Courier New" w:cs="Courier New"/>
-          <w:bCs/>
-          <w:sz w:val="20"/>
-          <w:szCs w:val="20"/>
-          <w:lang w:val="uk-UA"/>
-        </w:rPr>
-        <w:t>public</w:t>
-      </w:r>
-      <w:proofErr w:type="spellEnd"/>
-      <w:r>
-        <w:rPr>
-          <w:rFonts w:ascii="Courier New" w:hAnsi="Courier New" w:cs="Courier New"/>
-          <w:bCs/>
-          <w:sz w:val="20"/>
-          <w:szCs w:val="20"/>
-          <w:lang w:val="uk-UA"/>
-        </w:rPr>
-        <w:t xml:space="preserve"> </w:t>
-      </w:r>
-      <w:proofErr w:type="spellStart"/>
-      <w:r>
-        <w:rPr>
-          <w:rFonts w:ascii="Courier New" w:hAnsi="Courier New" w:cs="Courier New"/>
-          <w:bCs/>
-          <w:sz w:val="20"/>
-          <w:szCs w:val="20"/>
-          <w:lang w:val="uk-UA"/>
-        </w:rPr>
-        <w:t>static</w:t>
-      </w:r>
-      <w:proofErr w:type="spellEnd"/>
-      <w:r>
-        <w:rPr>
-          <w:rFonts w:ascii="Courier New" w:hAnsi="Courier New" w:cs="Courier New"/>
-          <w:bCs/>
-          <w:sz w:val="20"/>
-          <w:szCs w:val="20"/>
-          <w:lang w:val="uk-UA"/>
-        </w:rPr>
-        <w:t xml:space="preserve"> </w:t>
-      </w:r>
-      <w:proofErr w:type="spellStart"/>
-      <w:r>
-        <w:rPr>
-          <w:rFonts w:ascii="Courier New" w:hAnsi="Courier New" w:cs="Courier New"/>
-          <w:bCs/>
-          <w:sz w:val="20"/>
-          <w:szCs w:val="20"/>
-          <w:lang w:val="uk-UA"/>
-        </w:rPr>
-        <w:t>byte</w:t>
-      </w:r>
-      <w:proofErr w:type="spellEnd"/>
-      <w:r>
-        <w:rPr>
-          <w:rFonts w:ascii="Courier New" w:hAnsi="Courier New" w:cs="Courier New"/>
-          <w:bCs/>
-          <w:sz w:val="20"/>
-          <w:szCs w:val="20"/>
-          <w:lang w:val="uk-UA"/>
-        </w:rPr>
-        <w:t xml:space="preserve">[] </w:t>
-      </w:r>
-      <w:proofErr w:type="spellStart"/>
-      <w:r>
-        <w:rPr>
-          <w:rFonts w:ascii="Courier New" w:hAnsi="Courier New" w:cs="Courier New"/>
-          <w:bCs/>
-          <w:sz w:val="20"/>
-          <w:szCs w:val="20"/>
-          <w:lang w:val="uk-UA"/>
-        </w:rPr>
-        <w:t>CalculateHash</w:t>
-      </w:r>
-      <w:proofErr w:type="spellEnd"/>
-      <w:r>
-        <w:rPr>
-          <w:rFonts w:ascii="Courier New" w:hAnsi="Courier New" w:cs="Courier New"/>
-          <w:bCs/>
-          <w:sz w:val="20"/>
-          <w:szCs w:val="20"/>
-          <w:lang w:val="uk-UA"/>
-        </w:rPr>
-        <w:t>(</w:t>
-      </w:r>
-      <w:proofErr w:type="spellStart"/>
-      <w:r>
-        <w:rPr>
-          <w:rFonts w:ascii="Courier New" w:hAnsi="Courier New" w:cs="Courier New"/>
-          <w:bCs/>
-          <w:sz w:val="20"/>
-          <w:szCs w:val="20"/>
-          <w:lang w:val="uk-UA"/>
-        </w:rPr>
-        <w:t>byte</w:t>
-      </w:r>
-      <w:proofErr w:type="spellEnd"/>
-      <w:r>
-        <w:rPr>
-          <w:rFonts w:ascii="Courier New" w:hAnsi="Courier New" w:cs="Courier New"/>
-          <w:bCs/>
-          <w:sz w:val="20"/>
-          <w:szCs w:val="20"/>
-          <w:lang w:val="uk-UA"/>
-        </w:rPr>
-        <w:t xml:space="preserve">[] </w:t>
-      </w:r>
-      <w:proofErr w:type="spellStart"/>
-      <w:r>
-        <w:rPr>
-          <w:rFonts w:ascii="Courier New" w:hAnsi="Courier New" w:cs="Courier New"/>
-          <w:bCs/>
-          <w:sz w:val="20"/>
-          <w:szCs w:val="20"/>
-          <w:lang w:val="uk-UA"/>
-        </w:rPr>
-        <w:t>message</w:t>
-      </w:r>
-      <w:proofErr w:type="spellEnd"/>
-      <w:r>
-        <w:rPr>
-          <w:rFonts w:ascii="Courier New" w:hAnsi="Courier New" w:cs="Courier New"/>
-          <w:bCs/>
-          <w:sz w:val="20"/>
-          <w:szCs w:val="20"/>
-          <w:lang w:val="uk-UA"/>
-        </w:rPr>
-        <w:t>)</w:t>
+        <w:t xml:space="preserve">    public static byte[] CalculateHash(byte[] message)</w:t>
       </w:r>
     </w:p>
     <w:p>
@@ -3510,628 +2236,144 @@
           <w:szCs w:val="20"/>
           <w:lang w:val="uk-UA"/>
         </w:rPr>
-        <w:t xml:space="preserve">        </w:t>
-      </w:r>
-      <w:proofErr w:type="spellStart"/>
-      <w:r>
-        <w:rPr>
-          <w:rFonts w:ascii="Courier New" w:hAnsi="Courier New" w:cs="Courier New"/>
-          <w:bCs/>
-          <w:sz w:val="20"/>
-          <w:szCs w:val="20"/>
-          <w:lang w:val="uk-UA"/>
-        </w:rPr>
-        <w:t>int</w:t>
-      </w:r>
-      <w:proofErr w:type="spellEnd"/>
-      <w:r>
-        <w:rPr>
-          <w:rFonts w:ascii="Courier New" w:hAnsi="Courier New" w:cs="Courier New"/>
-          <w:bCs/>
-          <w:sz w:val="20"/>
-          <w:szCs w:val="20"/>
-          <w:lang w:val="uk-UA"/>
-        </w:rPr>
-        <w:t xml:space="preserve"> </w:t>
-      </w:r>
-      <w:proofErr w:type="spellStart"/>
-      <w:r>
-        <w:rPr>
-          <w:rFonts w:ascii="Courier New" w:hAnsi="Courier New" w:cs="Courier New"/>
-          <w:bCs/>
-          <w:sz w:val="20"/>
-          <w:szCs w:val="20"/>
-          <w:lang w:val="uk-UA"/>
-        </w:rPr>
-        <w:t>messageLenBytes</w:t>
-      </w:r>
-      <w:proofErr w:type="spellEnd"/>
-      <w:r>
-        <w:rPr>
-          <w:rFonts w:ascii="Courier New" w:hAnsi="Courier New" w:cs="Courier New"/>
-          <w:bCs/>
-          <w:sz w:val="20"/>
-          <w:szCs w:val="20"/>
-          <w:lang w:val="uk-UA"/>
-        </w:rPr>
-        <w:t xml:space="preserve"> = </w:t>
-      </w:r>
-      <w:proofErr w:type="spellStart"/>
-      <w:r>
-        <w:rPr>
-          <w:rFonts w:ascii="Courier New" w:hAnsi="Courier New" w:cs="Courier New"/>
-          <w:bCs/>
-          <w:sz w:val="20"/>
-          <w:szCs w:val="20"/>
-          <w:lang w:val="uk-UA"/>
-        </w:rPr>
-        <w:t>message.Length</w:t>
-      </w:r>
-      <w:proofErr w:type="spellEnd"/>
-      <w:r>
-        <w:rPr>
-          <w:rFonts w:ascii="Courier New" w:hAnsi="Courier New" w:cs="Courier New"/>
-          <w:bCs/>
-          <w:sz w:val="20"/>
-          <w:szCs w:val="20"/>
-          <w:lang w:val="uk-UA"/>
-        </w:rPr>
-        <w:t>;</w:t>
-      </w:r>
-    </w:p>
-    <w:p>
-      <w:pPr>
-        <w:rPr>
-          <w:rFonts w:ascii="Courier New" w:hAnsi="Courier New" w:cs="Courier New"/>
-          <w:bCs/>
-          <w:sz w:val="20"/>
-          <w:szCs w:val="20"/>
-          <w:lang w:val="uk-UA"/>
-        </w:rPr>
-      </w:pPr>
-      <w:r>
-        <w:rPr>
-          <w:rFonts w:ascii="Courier New" w:hAnsi="Courier New" w:cs="Courier New"/>
-          <w:bCs/>
-          <w:sz w:val="20"/>
-          <w:szCs w:val="20"/>
-          <w:lang w:val="uk-UA"/>
-        </w:rPr>
-        <w:t xml:space="preserve">        </w:t>
-      </w:r>
-      <w:proofErr w:type="spellStart"/>
-      <w:r>
-        <w:rPr>
-          <w:rFonts w:ascii="Courier New" w:hAnsi="Courier New" w:cs="Courier New"/>
-          <w:bCs/>
-          <w:sz w:val="20"/>
-          <w:szCs w:val="20"/>
-          <w:lang w:val="uk-UA"/>
-        </w:rPr>
-        <w:t>int</w:t>
-      </w:r>
-      <w:proofErr w:type="spellEnd"/>
-      <w:r>
-        <w:rPr>
-          <w:rFonts w:ascii="Courier New" w:hAnsi="Courier New" w:cs="Courier New"/>
-          <w:bCs/>
-          <w:sz w:val="20"/>
-          <w:szCs w:val="20"/>
-          <w:lang w:val="uk-UA"/>
-        </w:rPr>
-        <w:t xml:space="preserve"> </w:t>
-      </w:r>
-      <w:proofErr w:type="spellStart"/>
-      <w:r>
-        <w:rPr>
-          <w:rFonts w:ascii="Courier New" w:hAnsi="Courier New" w:cs="Courier New"/>
-          <w:bCs/>
-          <w:sz w:val="20"/>
-          <w:szCs w:val="20"/>
-          <w:lang w:val="uk-UA"/>
-        </w:rPr>
-        <w:t>numBlocks</w:t>
-      </w:r>
-      <w:proofErr w:type="spellEnd"/>
-      <w:r>
-        <w:rPr>
-          <w:rFonts w:ascii="Courier New" w:hAnsi="Courier New" w:cs="Courier New"/>
-          <w:bCs/>
-          <w:sz w:val="20"/>
-          <w:szCs w:val="20"/>
-          <w:lang w:val="uk-UA"/>
-        </w:rPr>
-        <w:t xml:space="preserve"> = ((</w:t>
-      </w:r>
-      <w:proofErr w:type="spellStart"/>
-      <w:r>
-        <w:rPr>
-          <w:rFonts w:ascii="Courier New" w:hAnsi="Courier New" w:cs="Courier New"/>
-          <w:bCs/>
-          <w:sz w:val="20"/>
-          <w:szCs w:val="20"/>
-          <w:lang w:val="uk-UA"/>
-        </w:rPr>
-        <w:t>messageLenBytes</w:t>
-      </w:r>
-      <w:proofErr w:type="spellEnd"/>
-      <w:r>
-        <w:rPr>
-          <w:rFonts w:ascii="Courier New" w:hAnsi="Courier New" w:cs="Courier New"/>
-          <w:bCs/>
-          <w:sz w:val="20"/>
-          <w:szCs w:val="20"/>
-          <w:lang w:val="uk-UA"/>
-        </w:rPr>
-        <w:t xml:space="preserve"> + 8) &gt;&gt; 6) + 1;</w:t>
-      </w:r>
-    </w:p>
-    <w:p>
-      <w:pPr>
-        <w:rPr>
-          <w:rFonts w:ascii="Courier New" w:hAnsi="Courier New" w:cs="Courier New"/>
-          <w:bCs/>
-          <w:sz w:val="20"/>
-          <w:szCs w:val="20"/>
-          <w:lang w:val="uk-UA"/>
-        </w:rPr>
-      </w:pPr>
-      <w:r>
-        <w:rPr>
-          <w:rFonts w:ascii="Courier New" w:hAnsi="Courier New" w:cs="Courier New"/>
-          <w:bCs/>
-          <w:sz w:val="20"/>
-          <w:szCs w:val="20"/>
-          <w:lang w:val="uk-UA"/>
-        </w:rPr>
-        <w:t xml:space="preserve">        </w:t>
-      </w:r>
-      <w:proofErr w:type="spellStart"/>
-      <w:r>
-        <w:rPr>
-          <w:rFonts w:ascii="Courier New" w:hAnsi="Courier New" w:cs="Courier New"/>
-          <w:bCs/>
-          <w:sz w:val="20"/>
-          <w:szCs w:val="20"/>
-          <w:lang w:val="uk-UA"/>
-        </w:rPr>
-        <w:t>int</w:t>
-      </w:r>
-      <w:proofErr w:type="spellEnd"/>
-      <w:r>
-        <w:rPr>
-          <w:rFonts w:ascii="Courier New" w:hAnsi="Courier New" w:cs="Courier New"/>
-          <w:bCs/>
-          <w:sz w:val="20"/>
-          <w:szCs w:val="20"/>
-          <w:lang w:val="uk-UA"/>
-        </w:rPr>
-        <w:t xml:space="preserve"> </w:t>
-      </w:r>
-      <w:proofErr w:type="spellStart"/>
-      <w:r>
-        <w:rPr>
-          <w:rFonts w:ascii="Courier New" w:hAnsi="Courier New" w:cs="Courier New"/>
-          <w:bCs/>
-          <w:sz w:val="20"/>
-          <w:szCs w:val="20"/>
-          <w:lang w:val="uk-UA"/>
-        </w:rPr>
-        <w:t>totalLen</w:t>
-      </w:r>
-      <w:proofErr w:type="spellEnd"/>
-      <w:r>
-        <w:rPr>
-          <w:rFonts w:ascii="Courier New" w:hAnsi="Courier New" w:cs="Courier New"/>
-          <w:bCs/>
-          <w:sz w:val="20"/>
-          <w:szCs w:val="20"/>
-          <w:lang w:val="uk-UA"/>
-        </w:rPr>
-        <w:t xml:space="preserve"> = </w:t>
-      </w:r>
-      <w:proofErr w:type="spellStart"/>
-      <w:r>
-        <w:rPr>
-          <w:rFonts w:ascii="Courier New" w:hAnsi="Courier New" w:cs="Courier New"/>
-          <w:bCs/>
-          <w:sz w:val="20"/>
-          <w:szCs w:val="20"/>
-          <w:lang w:val="uk-UA"/>
-        </w:rPr>
-        <w:t>numBlocks</w:t>
-      </w:r>
-      <w:proofErr w:type="spellEnd"/>
-      <w:r>
-        <w:rPr>
-          <w:rFonts w:ascii="Courier New" w:hAnsi="Courier New" w:cs="Courier New"/>
-          <w:bCs/>
-          <w:sz w:val="20"/>
-          <w:szCs w:val="20"/>
-          <w:lang w:val="uk-UA"/>
-        </w:rPr>
-        <w:t xml:space="preserve"> &lt;&lt; 6;</w:t>
-      </w:r>
-    </w:p>
-    <w:p>
-      <w:pPr>
-        <w:rPr>
-          <w:rFonts w:ascii="Courier New" w:hAnsi="Courier New" w:cs="Courier New"/>
-          <w:bCs/>
-          <w:sz w:val="20"/>
-          <w:szCs w:val="20"/>
-          <w:lang w:val="uk-UA"/>
-        </w:rPr>
-      </w:pPr>
-      <w:r>
-        <w:rPr>
-          <w:rFonts w:ascii="Courier New" w:hAnsi="Courier New" w:cs="Courier New"/>
-          <w:bCs/>
-          <w:sz w:val="20"/>
-          <w:szCs w:val="20"/>
-          <w:lang w:val="uk-UA"/>
-        </w:rPr>
-        <w:t xml:space="preserve">        </w:t>
-      </w:r>
-      <w:proofErr w:type="spellStart"/>
-      <w:r>
-        <w:rPr>
-          <w:rFonts w:ascii="Courier New" w:hAnsi="Courier New" w:cs="Courier New"/>
-          <w:bCs/>
-          <w:sz w:val="20"/>
-          <w:szCs w:val="20"/>
-          <w:lang w:val="uk-UA"/>
-        </w:rPr>
-        <w:t>var</w:t>
-      </w:r>
-      <w:proofErr w:type="spellEnd"/>
-      <w:r>
-        <w:rPr>
-          <w:rFonts w:ascii="Courier New" w:hAnsi="Courier New" w:cs="Courier New"/>
-          <w:bCs/>
-          <w:sz w:val="20"/>
-          <w:szCs w:val="20"/>
-          <w:lang w:val="uk-UA"/>
-        </w:rPr>
-        <w:t xml:space="preserve"> </w:t>
-      </w:r>
-      <w:proofErr w:type="spellStart"/>
-      <w:r>
-        <w:rPr>
-          <w:rFonts w:ascii="Courier New" w:hAnsi="Courier New" w:cs="Courier New"/>
-          <w:bCs/>
-          <w:sz w:val="20"/>
-          <w:szCs w:val="20"/>
-          <w:lang w:val="uk-UA"/>
-        </w:rPr>
-        <w:t>paddingBytes</w:t>
-      </w:r>
-      <w:proofErr w:type="spellEnd"/>
-      <w:r>
-        <w:rPr>
-          <w:rFonts w:ascii="Courier New" w:hAnsi="Courier New" w:cs="Courier New"/>
-          <w:bCs/>
-          <w:sz w:val="20"/>
-          <w:szCs w:val="20"/>
-          <w:lang w:val="uk-UA"/>
-        </w:rPr>
-        <w:t xml:space="preserve"> = </w:t>
-      </w:r>
-      <w:proofErr w:type="spellStart"/>
-      <w:r>
-        <w:rPr>
-          <w:rFonts w:ascii="Courier New" w:hAnsi="Courier New" w:cs="Courier New"/>
-          <w:bCs/>
-          <w:sz w:val="20"/>
-          <w:szCs w:val="20"/>
-          <w:lang w:val="uk-UA"/>
-        </w:rPr>
-        <w:t>new</w:t>
-      </w:r>
-      <w:proofErr w:type="spellEnd"/>
-      <w:r>
-        <w:rPr>
-          <w:rFonts w:ascii="Courier New" w:hAnsi="Courier New" w:cs="Courier New"/>
-          <w:bCs/>
-          <w:sz w:val="20"/>
-          <w:szCs w:val="20"/>
-          <w:lang w:val="uk-UA"/>
-        </w:rPr>
-        <w:t xml:space="preserve"> </w:t>
-      </w:r>
-      <w:proofErr w:type="spellStart"/>
-      <w:r>
-        <w:rPr>
-          <w:rFonts w:ascii="Courier New" w:hAnsi="Courier New" w:cs="Courier New"/>
-          <w:bCs/>
-          <w:sz w:val="20"/>
-          <w:szCs w:val="20"/>
-          <w:lang w:val="uk-UA"/>
-        </w:rPr>
-        <w:t>byte</w:t>
-      </w:r>
-      <w:proofErr w:type="spellEnd"/>
-      <w:r>
-        <w:rPr>
-          <w:rFonts w:ascii="Courier New" w:hAnsi="Courier New" w:cs="Courier New"/>
-          <w:bCs/>
-          <w:sz w:val="20"/>
-          <w:szCs w:val="20"/>
-          <w:lang w:val="uk-UA"/>
-        </w:rPr>
-        <w:t>[</w:t>
-      </w:r>
-      <w:proofErr w:type="spellStart"/>
-      <w:r>
-        <w:rPr>
-          <w:rFonts w:ascii="Courier New" w:hAnsi="Courier New" w:cs="Courier New"/>
-          <w:bCs/>
-          <w:sz w:val="20"/>
-          <w:szCs w:val="20"/>
-          <w:lang w:val="uk-UA"/>
-        </w:rPr>
-        <w:t>totalLen</w:t>
-      </w:r>
-      <w:proofErr w:type="spellEnd"/>
-      <w:r>
-        <w:rPr>
-          <w:rFonts w:ascii="Courier New" w:hAnsi="Courier New" w:cs="Courier New"/>
-          <w:bCs/>
-          <w:sz w:val="20"/>
-          <w:szCs w:val="20"/>
-          <w:lang w:val="uk-UA"/>
-        </w:rPr>
-        <w:t xml:space="preserve"> - </w:t>
-      </w:r>
-      <w:proofErr w:type="spellStart"/>
-      <w:r>
-        <w:rPr>
-          <w:rFonts w:ascii="Courier New" w:hAnsi="Courier New" w:cs="Courier New"/>
-          <w:bCs/>
-          <w:sz w:val="20"/>
-          <w:szCs w:val="20"/>
-          <w:lang w:val="uk-UA"/>
-        </w:rPr>
-        <w:t>messageLenBytes</w:t>
-      </w:r>
-      <w:proofErr w:type="spellEnd"/>
-      <w:r>
-        <w:rPr>
-          <w:rFonts w:ascii="Courier New" w:hAnsi="Courier New" w:cs="Courier New"/>
-          <w:bCs/>
-          <w:sz w:val="20"/>
-          <w:szCs w:val="20"/>
-          <w:lang w:val="uk-UA"/>
-        </w:rPr>
-        <w:t>];</w:t>
-      </w:r>
-    </w:p>
-    <w:p>
-      <w:pPr>
-        <w:rPr>
-          <w:rFonts w:ascii="Courier New" w:hAnsi="Courier New" w:cs="Courier New"/>
-          <w:bCs/>
-          <w:sz w:val="20"/>
-          <w:szCs w:val="20"/>
-          <w:lang w:val="uk-UA"/>
-        </w:rPr>
-      </w:pPr>
-      <w:r>
-        <w:rPr>
-          <w:rFonts w:ascii="Courier New" w:hAnsi="Courier New" w:cs="Courier New"/>
-          <w:bCs/>
-          <w:sz w:val="20"/>
-          <w:szCs w:val="20"/>
-          <w:lang w:val="uk-UA"/>
-        </w:rPr>
-        <w:t xml:space="preserve">        </w:t>
-      </w:r>
-      <w:proofErr w:type="spellStart"/>
-      <w:r>
-        <w:rPr>
-          <w:rFonts w:ascii="Courier New" w:hAnsi="Courier New" w:cs="Courier New"/>
-          <w:bCs/>
-          <w:sz w:val="20"/>
-          <w:szCs w:val="20"/>
-          <w:lang w:val="uk-UA"/>
-        </w:rPr>
-        <w:t>paddingBytes</w:t>
-      </w:r>
-      <w:proofErr w:type="spellEnd"/>
-      <w:r>
-        <w:rPr>
-          <w:rFonts w:ascii="Courier New" w:hAnsi="Courier New" w:cs="Courier New"/>
-          <w:bCs/>
-          <w:sz w:val="20"/>
-          <w:szCs w:val="20"/>
-          <w:lang w:val="uk-UA"/>
-        </w:rPr>
-        <w:t>[0] = 0x80;</w:t>
-      </w:r>
-    </w:p>
-    <w:p>
-      <w:pPr>
-        <w:rPr>
-          <w:rFonts w:ascii="Courier New" w:hAnsi="Courier New" w:cs="Courier New"/>
-          <w:bCs/>
-          <w:sz w:val="20"/>
-          <w:szCs w:val="20"/>
-          <w:lang w:val="uk-UA"/>
-        </w:rPr>
-      </w:pPr>
-    </w:p>
-    <w:p>
-      <w:pPr>
-        <w:rPr>
-          <w:rFonts w:ascii="Courier New" w:hAnsi="Courier New" w:cs="Courier New"/>
-          <w:bCs/>
-          <w:sz w:val="20"/>
-          <w:szCs w:val="20"/>
-          <w:lang w:val="uk-UA"/>
-        </w:rPr>
-      </w:pPr>
-      <w:r>
-        <w:rPr>
-          <w:rFonts w:ascii="Courier New" w:hAnsi="Courier New" w:cs="Courier New"/>
-          <w:bCs/>
-          <w:sz w:val="20"/>
-          <w:szCs w:val="20"/>
-          <w:lang w:val="uk-UA"/>
-        </w:rPr>
-        <w:t xml:space="preserve">        </w:t>
-      </w:r>
-      <w:proofErr w:type="spellStart"/>
-      <w:r>
-        <w:rPr>
-          <w:rFonts w:ascii="Courier New" w:hAnsi="Courier New" w:cs="Courier New"/>
-          <w:bCs/>
-          <w:sz w:val="20"/>
-          <w:szCs w:val="20"/>
-          <w:lang w:val="uk-UA"/>
-        </w:rPr>
-        <w:t>long</w:t>
-      </w:r>
-      <w:proofErr w:type="spellEnd"/>
-      <w:r>
-        <w:rPr>
-          <w:rFonts w:ascii="Courier New" w:hAnsi="Courier New" w:cs="Courier New"/>
-          <w:bCs/>
-          <w:sz w:val="20"/>
-          <w:szCs w:val="20"/>
-          <w:lang w:val="uk-UA"/>
-        </w:rPr>
-        <w:t xml:space="preserve"> </w:t>
-      </w:r>
-      <w:proofErr w:type="spellStart"/>
-      <w:r>
-        <w:rPr>
-          <w:rFonts w:ascii="Courier New" w:hAnsi="Courier New" w:cs="Courier New"/>
-          <w:bCs/>
-          <w:sz w:val="20"/>
-          <w:szCs w:val="20"/>
-          <w:lang w:val="uk-UA"/>
-        </w:rPr>
-        <w:t>messageLenBits</w:t>
-      </w:r>
-      <w:proofErr w:type="spellEnd"/>
-      <w:r>
-        <w:rPr>
-          <w:rFonts w:ascii="Courier New" w:hAnsi="Courier New" w:cs="Courier New"/>
-          <w:bCs/>
-          <w:sz w:val="20"/>
-          <w:szCs w:val="20"/>
-          <w:lang w:val="uk-UA"/>
-        </w:rPr>
-        <w:t xml:space="preserve"> = (</w:t>
-      </w:r>
-      <w:proofErr w:type="spellStart"/>
-      <w:r>
-        <w:rPr>
-          <w:rFonts w:ascii="Courier New" w:hAnsi="Courier New" w:cs="Courier New"/>
-          <w:bCs/>
-          <w:sz w:val="20"/>
-          <w:szCs w:val="20"/>
-          <w:lang w:val="uk-UA"/>
-        </w:rPr>
-        <w:t>long</w:t>
-      </w:r>
-      <w:proofErr w:type="spellEnd"/>
-      <w:r>
-        <w:rPr>
-          <w:rFonts w:ascii="Courier New" w:hAnsi="Courier New" w:cs="Courier New"/>
-          <w:bCs/>
-          <w:sz w:val="20"/>
-          <w:szCs w:val="20"/>
-          <w:lang w:val="uk-UA"/>
-        </w:rPr>
-        <w:t>)</w:t>
-      </w:r>
-      <w:proofErr w:type="spellStart"/>
-      <w:r>
-        <w:rPr>
-          <w:rFonts w:ascii="Courier New" w:hAnsi="Courier New" w:cs="Courier New"/>
-          <w:bCs/>
-          <w:sz w:val="20"/>
-          <w:szCs w:val="20"/>
-          <w:lang w:val="uk-UA"/>
-        </w:rPr>
-        <w:t>messageLenBytes</w:t>
-      </w:r>
-      <w:proofErr w:type="spellEnd"/>
-      <w:r>
-        <w:rPr>
-          <w:rFonts w:ascii="Courier New" w:hAnsi="Courier New" w:cs="Courier New"/>
-          <w:bCs/>
-          <w:sz w:val="20"/>
-          <w:szCs w:val="20"/>
-          <w:lang w:val="uk-UA"/>
-        </w:rPr>
-        <w:t xml:space="preserve"> &lt;&lt; 3;</w:t>
-      </w:r>
-    </w:p>
-    <w:p>
-      <w:pPr>
-        <w:rPr>
-          <w:rFonts w:ascii="Courier New" w:hAnsi="Courier New" w:cs="Courier New"/>
-          <w:bCs/>
-          <w:sz w:val="20"/>
-          <w:szCs w:val="20"/>
-          <w:lang w:val="uk-UA"/>
-        </w:rPr>
-      </w:pPr>
-      <w:r>
-        <w:rPr>
-          <w:rFonts w:ascii="Courier New" w:hAnsi="Courier New" w:cs="Courier New"/>
-          <w:bCs/>
-          <w:sz w:val="20"/>
-          <w:szCs w:val="20"/>
-          <w:lang w:val="uk-UA"/>
-        </w:rPr>
-        <w:t xml:space="preserve">        </w:t>
-      </w:r>
-      <w:proofErr w:type="spellStart"/>
-      <w:r>
-        <w:rPr>
-          <w:rFonts w:ascii="Courier New" w:hAnsi="Courier New" w:cs="Courier New"/>
-          <w:bCs/>
-          <w:sz w:val="20"/>
-          <w:szCs w:val="20"/>
-          <w:lang w:val="uk-UA"/>
-        </w:rPr>
-        <w:t>for</w:t>
-      </w:r>
-      <w:proofErr w:type="spellEnd"/>
-      <w:r>
-        <w:rPr>
-          <w:rFonts w:ascii="Courier New" w:hAnsi="Courier New" w:cs="Courier New"/>
-          <w:bCs/>
-          <w:sz w:val="20"/>
-          <w:szCs w:val="20"/>
-          <w:lang w:val="uk-UA"/>
-        </w:rPr>
-        <w:t xml:space="preserve"> (</w:t>
-      </w:r>
-      <w:proofErr w:type="spellStart"/>
-      <w:r>
-        <w:rPr>
-          <w:rFonts w:ascii="Courier New" w:hAnsi="Courier New" w:cs="Courier New"/>
-          <w:bCs/>
-          <w:sz w:val="20"/>
-          <w:szCs w:val="20"/>
-          <w:lang w:val="uk-UA"/>
-        </w:rPr>
-        <w:t>int</w:t>
-      </w:r>
-      <w:proofErr w:type="spellEnd"/>
-      <w:r>
-        <w:rPr>
-          <w:rFonts w:ascii="Courier New" w:hAnsi="Courier New" w:cs="Courier New"/>
-          <w:bCs/>
-          <w:sz w:val="20"/>
-          <w:szCs w:val="20"/>
-          <w:lang w:val="uk-UA"/>
-        </w:rPr>
-        <w:t xml:space="preserve"> i = 0; i &lt; 8; i++)</w:t>
+        <w:t xml:space="preserve">        int messageLenBytes = message.Length;</w:t>
+      </w:r>
+    </w:p>
+    <w:p>
+      <w:pPr>
+        <w:rPr>
+          <w:rFonts w:ascii="Courier New" w:hAnsi="Courier New" w:cs="Courier New"/>
+          <w:bCs/>
+          <w:sz w:val="20"/>
+          <w:szCs w:val="20"/>
+          <w:lang w:val="uk-UA"/>
+        </w:rPr>
+      </w:pPr>
+      <w:r>
+        <w:rPr>
+          <w:rFonts w:ascii="Courier New" w:hAnsi="Courier New" w:cs="Courier New"/>
+          <w:bCs/>
+          <w:sz w:val="20"/>
+          <w:szCs w:val="20"/>
+          <w:lang w:val="uk-UA"/>
+        </w:rPr>
+        <w:t xml:space="preserve">        int numBlocks = ((messageLenBytes + 8) &gt;&gt; 6) + 1;</w:t>
+      </w:r>
+    </w:p>
+    <w:p>
+      <w:pPr>
+        <w:rPr>
+          <w:rFonts w:ascii="Courier New" w:hAnsi="Courier New" w:cs="Courier New"/>
+          <w:bCs/>
+          <w:sz w:val="20"/>
+          <w:szCs w:val="20"/>
+          <w:lang w:val="uk-UA"/>
+        </w:rPr>
+      </w:pPr>
+      <w:r>
+        <w:rPr>
+          <w:rFonts w:ascii="Courier New" w:hAnsi="Courier New" w:cs="Courier New"/>
+          <w:bCs/>
+          <w:sz w:val="20"/>
+          <w:szCs w:val="20"/>
+          <w:lang w:val="uk-UA"/>
+        </w:rPr>
+        <w:t xml:space="preserve">        int totalLen = numBlocks &lt;&lt; 6;</w:t>
+      </w:r>
+    </w:p>
+    <w:p>
+      <w:pPr>
+        <w:rPr>
+          <w:rFonts w:ascii="Courier New" w:hAnsi="Courier New" w:cs="Courier New"/>
+          <w:bCs/>
+          <w:sz w:val="20"/>
+          <w:szCs w:val="20"/>
+          <w:lang w:val="uk-UA"/>
+        </w:rPr>
+      </w:pPr>
+      <w:r>
+        <w:rPr>
+          <w:rFonts w:ascii="Courier New" w:hAnsi="Courier New" w:cs="Courier New"/>
+          <w:bCs/>
+          <w:sz w:val="20"/>
+          <w:szCs w:val="20"/>
+          <w:lang w:val="uk-UA"/>
+        </w:rPr>
+        <w:t xml:space="preserve">        var paddingBytes = new byte[totalLen - messageLenBytes];</w:t>
+      </w:r>
+    </w:p>
+    <w:p>
+      <w:pPr>
+        <w:rPr>
+          <w:rFonts w:ascii="Courier New" w:hAnsi="Courier New" w:cs="Courier New"/>
+          <w:bCs/>
+          <w:sz w:val="20"/>
+          <w:szCs w:val="20"/>
+          <w:lang w:val="uk-UA"/>
+        </w:rPr>
+      </w:pPr>
+      <w:r>
+        <w:rPr>
+          <w:rFonts w:ascii="Courier New" w:hAnsi="Courier New" w:cs="Courier New"/>
+          <w:bCs/>
+          <w:sz w:val="20"/>
+          <w:szCs w:val="20"/>
+          <w:lang w:val="uk-UA"/>
+        </w:rPr>
+        <w:t xml:space="preserve">        paddingBytes[0] = 0x80;</w:t>
+      </w:r>
+    </w:p>
+    <w:p>
+      <w:pPr>
+        <w:rPr>
+          <w:rFonts w:ascii="Courier New" w:hAnsi="Courier New" w:cs="Courier New"/>
+          <w:bCs/>
+          <w:sz w:val="20"/>
+          <w:szCs w:val="20"/>
+          <w:lang w:val="uk-UA"/>
+        </w:rPr>
+      </w:pPr>
+    </w:p>
+    <w:p>
+      <w:pPr>
+        <w:rPr>
+          <w:rFonts w:ascii="Courier New" w:hAnsi="Courier New" w:cs="Courier New"/>
+          <w:bCs/>
+          <w:sz w:val="20"/>
+          <w:szCs w:val="20"/>
+          <w:lang w:val="uk-UA"/>
+        </w:rPr>
+      </w:pPr>
+      <w:r>
+        <w:rPr>
+          <w:rFonts w:ascii="Courier New" w:hAnsi="Courier New" w:cs="Courier New"/>
+          <w:bCs/>
+          <w:sz w:val="20"/>
+          <w:szCs w:val="20"/>
+          <w:lang w:val="uk-UA"/>
+        </w:rPr>
+        <w:t xml:space="preserve">        long messageLenBits = (long)messageLenBytes &lt;&lt; 3;</w:t>
+      </w:r>
+    </w:p>
+    <w:p>
+      <w:pPr>
+        <w:rPr>
+          <w:rFonts w:ascii="Courier New" w:hAnsi="Courier New" w:cs="Courier New"/>
+          <w:bCs/>
+          <w:sz w:val="20"/>
+          <w:szCs w:val="20"/>
+          <w:lang w:val="uk-UA"/>
+        </w:rPr>
+      </w:pPr>
+      <w:r>
+        <w:rPr>
+          <w:rFonts w:ascii="Courier New" w:hAnsi="Courier New" w:cs="Courier New"/>
+          <w:bCs/>
+          <w:sz w:val="20"/>
+          <w:szCs w:val="20"/>
+          <w:lang w:val="uk-UA"/>
+        </w:rPr>
+        <w:t xml:space="preserve">        for (int i = 0; i &lt; 8; i++)</w:t>
       </w:r>
     </w:p>
     <w:p>
@@ -4173,204 +2415,28 @@
           <w:szCs w:val="20"/>
           <w:lang w:val="uk-UA"/>
         </w:rPr>
-        <w:t xml:space="preserve">            </w:t>
-      </w:r>
-      <w:proofErr w:type="spellStart"/>
-      <w:r>
-        <w:rPr>
-          <w:rFonts w:ascii="Courier New" w:hAnsi="Courier New" w:cs="Courier New"/>
-          <w:bCs/>
-          <w:sz w:val="20"/>
-          <w:szCs w:val="20"/>
-          <w:lang w:val="uk-UA"/>
-        </w:rPr>
-        <w:t>paddingBytes</w:t>
-      </w:r>
-      <w:proofErr w:type="spellEnd"/>
-      <w:r>
-        <w:rPr>
-          <w:rFonts w:ascii="Courier New" w:hAnsi="Courier New" w:cs="Courier New"/>
-          <w:bCs/>
-          <w:sz w:val="20"/>
-          <w:szCs w:val="20"/>
-          <w:lang w:val="uk-UA"/>
-        </w:rPr>
-        <w:t>[</w:t>
-      </w:r>
-      <w:proofErr w:type="spellStart"/>
-      <w:r>
-        <w:rPr>
-          <w:rFonts w:ascii="Courier New" w:hAnsi="Courier New" w:cs="Courier New"/>
-          <w:bCs/>
-          <w:sz w:val="20"/>
-          <w:szCs w:val="20"/>
-          <w:lang w:val="uk-UA"/>
-        </w:rPr>
-        <w:t>paddingBytes.Length</w:t>
-      </w:r>
-      <w:proofErr w:type="spellEnd"/>
-      <w:r>
-        <w:rPr>
-          <w:rFonts w:ascii="Courier New" w:hAnsi="Courier New" w:cs="Courier New"/>
-          <w:bCs/>
-          <w:sz w:val="20"/>
-          <w:szCs w:val="20"/>
-          <w:lang w:val="uk-UA"/>
-        </w:rPr>
-        <w:t xml:space="preserve"> - 8 + i] = (</w:t>
-      </w:r>
-      <w:proofErr w:type="spellStart"/>
-      <w:r>
-        <w:rPr>
-          <w:rFonts w:ascii="Courier New" w:hAnsi="Courier New" w:cs="Courier New"/>
-          <w:bCs/>
-          <w:sz w:val="20"/>
-          <w:szCs w:val="20"/>
-          <w:lang w:val="uk-UA"/>
-        </w:rPr>
-        <w:t>byte</w:t>
-      </w:r>
-      <w:proofErr w:type="spellEnd"/>
-      <w:r>
-        <w:rPr>
-          <w:rFonts w:ascii="Courier New" w:hAnsi="Courier New" w:cs="Courier New"/>
-          <w:bCs/>
-          <w:sz w:val="20"/>
-          <w:szCs w:val="20"/>
-          <w:lang w:val="uk-UA"/>
-        </w:rPr>
-        <w:t>)</w:t>
-      </w:r>
-      <w:proofErr w:type="spellStart"/>
-      <w:r>
-        <w:rPr>
-          <w:rFonts w:ascii="Courier New" w:hAnsi="Courier New" w:cs="Courier New"/>
-          <w:bCs/>
-          <w:sz w:val="20"/>
-          <w:szCs w:val="20"/>
-          <w:lang w:val="uk-UA"/>
-        </w:rPr>
-        <w:t>messageLenBits</w:t>
-      </w:r>
-      <w:proofErr w:type="spellEnd"/>
-      <w:r>
-        <w:rPr>
-          <w:rFonts w:ascii="Courier New" w:hAnsi="Courier New" w:cs="Courier New"/>
-          <w:bCs/>
-          <w:sz w:val="20"/>
-          <w:szCs w:val="20"/>
-          <w:lang w:val="uk-UA"/>
-        </w:rPr>
-        <w:t>;</w:t>
-      </w:r>
-    </w:p>
-    <w:p>
-      <w:pPr>
-        <w:rPr>
-          <w:rFonts w:ascii="Courier New" w:hAnsi="Courier New" w:cs="Courier New"/>
-          <w:bCs/>
-          <w:sz w:val="20"/>
-          <w:szCs w:val="20"/>
-          <w:lang w:val="uk-UA"/>
-        </w:rPr>
-      </w:pPr>
-      <w:r>
-        <w:rPr>
-          <w:rFonts w:ascii="Courier New" w:hAnsi="Courier New" w:cs="Courier New"/>
-          <w:bCs/>
-          <w:sz w:val="20"/>
-          <w:szCs w:val="20"/>
-          <w:lang w:val="uk-UA"/>
-        </w:rPr>
-        <w:t xml:space="preserve">            </w:t>
-      </w:r>
-      <w:proofErr w:type="spellStart"/>
-      <w:r>
-        <w:rPr>
-          <w:rFonts w:ascii="Courier New" w:hAnsi="Courier New" w:cs="Courier New"/>
-          <w:bCs/>
-          <w:sz w:val="20"/>
-          <w:szCs w:val="20"/>
-          <w:lang w:val="uk-UA"/>
-        </w:rPr>
-        <w:t>messageLenBits</w:t>
-      </w:r>
-      <w:proofErr w:type="spellEnd"/>
-      <w:r>
-        <w:rPr>
-          <w:rFonts w:ascii="Courier New" w:hAnsi="Courier New" w:cs="Courier New"/>
-          <w:bCs/>
-          <w:sz w:val="20"/>
-          <w:szCs w:val="20"/>
-          <w:lang w:val="uk-UA"/>
-        </w:rPr>
-        <w:t xml:space="preserve"> = (</w:t>
-      </w:r>
-      <w:proofErr w:type="spellStart"/>
-      <w:r>
-        <w:rPr>
-          <w:rFonts w:ascii="Courier New" w:hAnsi="Courier New" w:cs="Courier New"/>
-          <w:bCs/>
-          <w:sz w:val="20"/>
-          <w:szCs w:val="20"/>
-          <w:lang w:val="uk-UA"/>
-        </w:rPr>
-        <w:t>long</w:t>
-      </w:r>
-      <w:proofErr w:type="spellEnd"/>
-      <w:r>
-        <w:rPr>
-          <w:rFonts w:ascii="Courier New" w:hAnsi="Courier New" w:cs="Courier New"/>
-          <w:bCs/>
-          <w:sz w:val="20"/>
-          <w:szCs w:val="20"/>
-          <w:lang w:val="uk-UA"/>
-        </w:rPr>
-        <w:t>)((</w:t>
-      </w:r>
-      <w:proofErr w:type="spellStart"/>
-      <w:r>
-        <w:rPr>
-          <w:rFonts w:ascii="Courier New" w:hAnsi="Courier New" w:cs="Courier New"/>
-          <w:bCs/>
-          <w:sz w:val="20"/>
-          <w:szCs w:val="20"/>
-          <w:lang w:val="uk-UA"/>
-        </w:rPr>
-        <w:t>ulong</w:t>
-      </w:r>
-      <w:proofErr w:type="spellEnd"/>
-      <w:r>
-        <w:rPr>
-          <w:rFonts w:ascii="Courier New" w:hAnsi="Courier New" w:cs="Courier New"/>
-          <w:bCs/>
-          <w:sz w:val="20"/>
-          <w:szCs w:val="20"/>
-          <w:lang w:val="uk-UA"/>
-        </w:rPr>
-        <w:t>)</w:t>
-      </w:r>
-      <w:proofErr w:type="spellStart"/>
-      <w:r>
-        <w:rPr>
-          <w:rFonts w:ascii="Courier New" w:hAnsi="Courier New" w:cs="Courier New"/>
-          <w:bCs/>
-          <w:sz w:val="20"/>
-          <w:szCs w:val="20"/>
-          <w:lang w:val="uk-UA"/>
-        </w:rPr>
-        <w:t>messageLenBits</w:t>
-      </w:r>
-      <w:proofErr w:type="spellEnd"/>
-      <w:r>
-        <w:rPr>
-          <w:rFonts w:ascii="Courier New" w:hAnsi="Courier New" w:cs="Courier New"/>
-          <w:bCs/>
-          <w:sz w:val="20"/>
-          <w:szCs w:val="20"/>
-          <w:lang w:val="uk-UA"/>
-        </w:rPr>
-        <w:t xml:space="preserve"> &gt;&gt; 8);</w:t>
+        <w:t xml:space="preserve">            paddingBytes[paddingBytes.Length - 8 + i] = (byte)messageLenBits;</w:t>
+      </w:r>
+    </w:p>
+    <w:p>
+      <w:pPr>
+        <w:rPr>
+          <w:rFonts w:ascii="Courier New" w:hAnsi="Courier New" w:cs="Courier New"/>
+          <w:bCs/>
+          <w:sz w:val="20"/>
+          <w:szCs w:val="20"/>
+          <w:lang w:val="uk-UA"/>
+        </w:rPr>
+      </w:pPr>
+      <w:r>
+        <w:rPr>
+          <w:rFonts w:ascii="Courier New" w:hAnsi="Courier New" w:cs="Courier New"/>
+          <w:bCs/>
+          <w:sz w:val="20"/>
+          <w:szCs w:val="20"/>
+          <w:lang w:val="uk-UA"/>
+        </w:rPr>
+        <w:t xml:space="preserve">            messageLenBits = (long)((ulong)messageLenBits &gt;&gt; 8);</w:t>
       </w:r>
     </w:p>
     <w:p>
@@ -4423,442 +2489,134 @@
           <w:szCs w:val="20"/>
           <w:lang w:val="uk-UA"/>
         </w:rPr>
-        <w:t xml:space="preserve">        </w:t>
-      </w:r>
-      <w:proofErr w:type="spellStart"/>
-      <w:r>
-        <w:rPr>
-          <w:rFonts w:ascii="Courier New" w:hAnsi="Courier New" w:cs="Courier New"/>
-          <w:bCs/>
-          <w:sz w:val="20"/>
-          <w:szCs w:val="20"/>
-          <w:lang w:val="uk-UA"/>
-        </w:rPr>
-        <w:t>int</w:t>
-      </w:r>
-      <w:proofErr w:type="spellEnd"/>
-      <w:r>
-        <w:rPr>
-          <w:rFonts w:ascii="Courier New" w:hAnsi="Courier New" w:cs="Courier New"/>
-          <w:bCs/>
-          <w:sz w:val="20"/>
-          <w:szCs w:val="20"/>
-          <w:lang w:val="uk-UA"/>
-        </w:rPr>
-        <w:t xml:space="preserve"> a = INIT_A;</w:t>
-      </w:r>
-    </w:p>
-    <w:p>
-      <w:pPr>
-        <w:rPr>
-          <w:rFonts w:ascii="Courier New" w:hAnsi="Courier New" w:cs="Courier New"/>
-          <w:bCs/>
-          <w:sz w:val="20"/>
-          <w:szCs w:val="20"/>
-          <w:lang w:val="uk-UA"/>
-        </w:rPr>
-      </w:pPr>
-      <w:r>
-        <w:rPr>
-          <w:rFonts w:ascii="Courier New" w:hAnsi="Courier New" w:cs="Courier New"/>
-          <w:bCs/>
-          <w:sz w:val="20"/>
-          <w:szCs w:val="20"/>
-          <w:lang w:val="uk-UA"/>
-        </w:rPr>
-        <w:t xml:space="preserve">        </w:t>
-      </w:r>
-      <w:proofErr w:type="spellStart"/>
-      <w:r>
-        <w:rPr>
-          <w:rFonts w:ascii="Courier New" w:hAnsi="Courier New" w:cs="Courier New"/>
-          <w:bCs/>
-          <w:sz w:val="20"/>
-          <w:szCs w:val="20"/>
-          <w:lang w:val="uk-UA"/>
-        </w:rPr>
-        <w:t>int</w:t>
-      </w:r>
-      <w:proofErr w:type="spellEnd"/>
-      <w:r>
-        <w:rPr>
-          <w:rFonts w:ascii="Courier New" w:hAnsi="Courier New" w:cs="Courier New"/>
-          <w:bCs/>
-          <w:sz w:val="20"/>
-          <w:szCs w:val="20"/>
-          <w:lang w:val="uk-UA"/>
-        </w:rPr>
-        <w:t xml:space="preserve"> b = INIT_B;</w:t>
-      </w:r>
-    </w:p>
-    <w:p>
-      <w:pPr>
-        <w:rPr>
-          <w:rFonts w:ascii="Courier New" w:hAnsi="Courier New" w:cs="Courier New"/>
-          <w:bCs/>
-          <w:sz w:val="20"/>
-          <w:szCs w:val="20"/>
-          <w:lang w:val="uk-UA"/>
-        </w:rPr>
-      </w:pPr>
-      <w:r>
-        <w:rPr>
-          <w:rFonts w:ascii="Courier New" w:hAnsi="Courier New" w:cs="Courier New"/>
-          <w:bCs/>
-          <w:sz w:val="20"/>
-          <w:szCs w:val="20"/>
-          <w:lang w:val="uk-UA"/>
-        </w:rPr>
-        <w:t xml:space="preserve">        </w:t>
-      </w:r>
-      <w:proofErr w:type="spellStart"/>
-      <w:r>
-        <w:rPr>
-          <w:rFonts w:ascii="Courier New" w:hAnsi="Courier New" w:cs="Courier New"/>
-          <w:bCs/>
-          <w:sz w:val="20"/>
-          <w:szCs w:val="20"/>
-          <w:lang w:val="uk-UA"/>
-        </w:rPr>
-        <w:t>int</w:t>
-      </w:r>
-      <w:proofErr w:type="spellEnd"/>
-      <w:r>
-        <w:rPr>
-          <w:rFonts w:ascii="Courier New" w:hAnsi="Courier New" w:cs="Courier New"/>
-          <w:bCs/>
-          <w:sz w:val="20"/>
-          <w:szCs w:val="20"/>
-          <w:lang w:val="uk-UA"/>
-        </w:rPr>
-        <w:t xml:space="preserve"> c = INIT_C;</w:t>
-      </w:r>
-    </w:p>
-    <w:p>
-      <w:pPr>
-        <w:rPr>
-          <w:rFonts w:ascii="Courier New" w:hAnsi="Courier New" w:cs="Courier New"/>
-          <w:bCs/>
-          <w:sz w:val="20"/>
-          <w:szCs w:val="20"/>
-          <w:lang w:val="uk-UA"/>
-        </w:rPr>
-      </w:pPr>
-      <w:r>
-        <w:rPr>
-          <w:rFonts w:ascii="Courier New" w:hAnsi="Courier New" w:cs="Courier New"/>
-          <w:bCs/>
-          <w:sz w:val="20"/>
-          <w:szCs w:val="20"/>
-          <w:lang w:val="uk-UA"/>
-        </w:rPr>
-        <w:t xml:space="preserve">        </w:t>
-      </w:r>
-      <w:proofErr w:type="spellStart"/>
-      <w:r>
-        <w:rPr>
-          <w:rFonts w:ascii="Courier New" w:hAnsi="Courier New" w:cs="Courier New"/>
-          <w:bCs/>
-          <w:sz w:val="20"/>
-          <w:szCs w:val="20"/>
-          <w:lang w:val="uk-UA"/>
-        </w:rPr>
-        <w:t>int</w:t>
-      </w:r>
-      <w:proofErr w:type="spellEnd"/>
-      <w:r>
-        <w:rPr>
-          <w:rFonts w:ascii="Courier New" w:hAnsi="Courier New" w:cs="Courier New"/>
-          <w:bCs/>
-          <w:sz w:val="20"/>
-          <w:szCs w:val="20"/>
-          <w:lang w:val="uk-UA"/>
-        </w:rPr>
-        <w:t xml:space="preserve"> d = INIT_D;</w:t>
-      </w:r>
-    </w:p>
-    <w:p>
-      <w:pPr>
-        <w:rPr>
-          <w:rFonts w:ascii="Courier New" w:hAnsi="Courier New" w:cs="Courier New"/>
-          <w:bCs/>
-          <w:sz w:val="20"/>
-          <w:szCs w:val="20"/>
-          <w:lang w:val="uk-UA"/>
-        </w:rPr>
-      </w:pPr>
-    </w:p>
-    <w:p>
-      <w:pPr>
-        <w:rPr>
-          <w:rFonts w:ascii="Courier New" w:hAnsi="Courier New" w:cs="Courier New"/>
-          <w:bCs/>
-          <w:sz w:val="20"/>
-          <w:szCs w:val="20"/>
-          <w:lang w:val="uk-UA"/>
-        </w:rPr>
-      </w:pPr>
-      <w:r>
-        <w:rPr>
-          <w:rFonts w:ascii="Courier New" w:hAnsi="Courier New" w:cs="Courier New"/>
-          <w:bCs/>
-          <w:sz w:val="20"/>
-          <w:szCs w:val="20"/>
-          <w:lang w:val="uk-UA"/>
-        </w:rPr>
-        <w:t xml:space="preserve">        </w:t>
-      </w:r>
-      <w:proofErr w:type="spellStart"/>
-      <w:r>
-        <w:rPr>
-          <w:rFonts w:ascii="Courier New" w:hAnsi="Courier New" w:cs="Courier New"/>
-          <w:bCs/>
-          <w:sz w:val="20"/>
-          <w:szCs w:val="20"/>
-          <w:lang w:val="uk-UA"/>
-        </w:rPr>
-        <w:t>var</w:t>
-      </w:r>
-      <w:proofErr w:type="spellEnd"/>
-      <w:r>
-        <w:rPr>
-          <w:rFonts w:ascii="Courier New" w:hAnsi="Courier New" w:cs="Courier New"/>
-          <w:bCs/>
-          <w:sz w:val="20"/>
-          <w:szCs w:val="20"/>
-          <w:lang w:val="uk-UA"/>
-        </w:rPr>
-        <w:t xml:space="preserve"> </w:t>
-      </w:r>
-      <w:proofErr w:type="spellStart"/>
-      <w:r>
-        <w:rPr>
-          <w:rFonts w:ascii="Courier New" w:hAnsi="Courier New" w:cs="Courier New"/>
-          <w:bCs/>
-          <w:sz w:val="20"/>
-          <w:szCs w:val="20"/>
-          <w:lang w:val="uk-UA"/>
-        </w:rPr>
-        <w:t>buffer</w:t>
-      </w:r>
-      <w:proofErr w:type="spellEnd"/>
-      <w:r>
-        <w:rPr>
-          <w:rFonts w:ascii="Courier New" w:hAnsi="Courier New" w:cs="Courier New"/>
-          <w:bCs/>
-          <w:sz w:val="20"/>
-          <w:szCs w:val="20"/>
-          <w:lang w:val="uk-UA"/>
-        </w:rPr>
-        <w:t xml:space="preserve"> = </w:t>
-      </w:r>
-      <w:proofErr w:type="spellStart"/>
-      <w:r>
-        <w:rPr>
-          <w:rFonts w:ascii="Courier New" w:hAnsi="Courier New" w:cs="Courier New"/>
-          <w:bCs/>
-          <w:sz w:val="20"/>
-          <w:szCs w:val="20"/>
-          <w:lang w:val="uk-UA"/>
-        </w:rPr>
-        <w:t>new</w:t>
-      </w:r>
-      <w:proofErr w:type="spellEnd"/>
-      <w:r>
-        <w:rPr>
-          <w:rFonts w:ascii="Courier New" w:hAnsi="Courier New" w:cs="Courier New"/>
-          <w:bCs/>
-          <w:sz w:val="20"/>
-          <w:szCs w:val="20"/>
-          <w:lang w:val="uk-UA"/>
-        </w:rPr>
-        <w:t xml:space="preserve"> </w:t>
-      </w:r>
-      <w:proofErr w:type="spellStart"/>
-      <w:r>
-        <w:rPr>
-          <w:rFonts w:ascii="Courier New" w:hAnsi="Courier New" w:cs="Courier New"/>
-          <w:bCs/>
-          <w:sz w:val="20"/>
-          <w:szCs w:val="20"/>
-          <w:lang w:val="uk-UA"/>
-        </w:rPr>
-        <w:t>int</w:t>
-      </w:r>
-      <w:proofErr w:type="spellEnd"/>
-      <w:r>
-        <w:rPr>
-          <w:rFonts w:ascii="Courier New" w:hAnsi="Courier New" w:cs="Courier New"/>
-          <w:bCs/>
-          <w:sz w:val="20"/>
-          <w:szCs w:val="20"/>
-          <w:lang w:val="uk-UA"/>
-        </w:rPr>
-        <w:t>[16];</w:t>
-      </w:r>
-    </w:p>
-    <w:p>
-      <w:pPr>
-        <w:rPr>
-          <w:rFonts w:ascii="Courier New" w:hAnsi="Courier New" w:cs="Courier New"/>
-          <w:bCs/>
-          <w:sz w:val="20"/>
-          <w:szCs w:val="20"/>
-          <w:lang w:val="uk-UA"/>
-        </w:rPr>
-      </w:pPr>
-    </w:p>
-    <w:p>
-      <w:pPr>
-        <w:rPr>
-          <w:rFonts w:ascii="Courier New" w:hAnsi="Courier New" w:cs="Courier New"/>
-          <w:bCs/>
-          <w:sz w:val="20"/>
-          <w:szCs w:val="20"/>
-          <w:lang w:val="uk-UA"/>
-        </w:rPr>
-      </w:pPr>
-      <w:r>
-        <w:rPr>
-          <w:rFonts w:ascii="Courier New" w:hAnsi="Courier New" w:cs="Courier New"/>
-          <w:bCs/>
-          <w:sz w:val="20"/>
-          <w:szCs w:val="20"/>
-          <w:lang w:val="uk-UA"/>
-        </w:rPr>
-        <w:t xml:space="preserve">        </w:t>
-      </w:r>
-      <w:proofErr w:type="spellStart"/>
-      <w:r>
-        <w:rPr>
-          <w:rFonts w:ascii="Courier New" w:hAnsi="Courier New" w:cs="Courier New"/>
-          <w:bCs/>
-          <w:sz w:val="20"/>
-          <w:szCs w:val="20"/>
-          <w:lang w:val="uk-UA"/>
-        </w:rPr>
-        <w:t>for</w:t>
-      </w:r>
-      <w:proofErr w:type="spellEnd"/>
-      <w:r>
-        <w:rPr>
-          <w:rFonts w:ascii="Courier New" w:hAnsi="Courier New" w:cs="Courier New"/>
-          <w:bCs/>
-          <w:sz w:val="20"/>
-          <w:szCs w:val="20"/>
-          <w:lang w:val="uk-UA"/>
-        </w:rPr>
-        <w:t xml:space="preserve"> (</w:t>
-      </w:r>
-      <w:proofErr w:type="spellStart"/>
-      <w:r>
-        <w:rPr>
-          <w:rFonts w:ascii="Courier New" w:hAnsi="Courier New" w:cs="Courier New"/>
-          <w:bCs/>
-          <w:sz w:val="20"/>
-          <w:szCs w:val="20"/>
-          <w:lang w:val="uk-UA"/>
-        </w:rPr>
-        <w:t>int</w:t>
-      </w:r>
-      <w:proofErr w:type="spellEnd"/>
-      <w:r>
-        <w:rPr>
-          <w:rFonts w:ascii="Courier New" w:hAnsi="Courier New" w:cs="Courier New"/>
-          <w:bCs/>
-          <w:sz w:val="20"/>
-          <w:szCs w:val="20"/>
-          <w:lang w:val="uk-UA"/>
-        </w:rPr>
-        <w:t xml:space="preserve"> </w:t>
-      </w:r>
-      <w:proofErr w:type="spellStart"/>
-      <w:r>
-        <w:rPr>
-          <w:rFonts w:ascii="Courier New" w:hAnsi="Courier New" w:cs="Courier New"/>
-          <w:bCs/>
-          <w:sz w:val="20"/>
-          <w:szCs w:val="20"/>
-          <w:lang w:val="uk-UA"/>
-        </w:rPr>
-        <w:t>block</w:t>
-      </w:r>
-      <w:proofErr w:type="spellEnd"/>
-      <w:r>
-        <w:rPr>
-          <w:rFonts w:ascii="Courier New" w:hAnsi="Courier New" w:cs="Courier New"/>
-          <w:bCs/>
-          <w:sz w:val="20"/>
-          <w:szCs w:val="20"/>
-          <w:lang w:val="uk-UA"/>
-        </w:rPr>
-        <w:t xml:space="preserve"> = 0; </w:t>
-      </w:r>
-      <w:proofErr w:type="spellStart"/>
-      <w:r>
-        <w:rPr>
-          <w:rFonts w:ascii="Courier New" w:hAnsi="Courier New" w:cs="Courier New"/>
-          <w:bCs/>
-          <w:sz w:val="20"/>
-          <w:szCs w:val="20"/>
-          <w:lang w:val="uk-UA"/>
-        </w:rPr>
-        <w:t>block</w:t>
-      </w:r>
-      <w:proofErr w:type="spellEnd"/>
-      <w:r>
-        <w:rPr>
-          <w:rFonts w:ascii="Courier New" w:hAnsi="Courier New" w:cs="Courier New"/>
-          <w:bCs/>
-          <w:sz w:val="20"/>
-          <w:szCs w:val="20"/>
-          <w:lang w:val="uk-UA"/>
-        </w:rPr>
-        <w:t xml:space="preserve"> &lt; </w:t>
-      </w:r>
-      <w:proofErr w:type="spellStart"/>
-      <w:r>
-        <w:rPr>
-          <w:rFonts w:ascii="Courier New" w:hAnsi="Courier New" w:cs="Courier New"/>
-          <w:bCs/>
-          <w:sz w:val="20"/>
-          <w:szCs w:val="20"/>
-          <w:lang w:val="uk-UA"/>
-        </w:rPr>
-        <w:t>numBlocks</w:t>
-      </w:r>
-      <w:proofErr w:type="spellEnd"/>
-      <w:r>
-        <w:rPr>
-          <w:rFonts w:ascii="Courier New" w:hAnsi="Courier New" w:cs="Courier New"/>
-          <w:bCs/>
-          <w:sz w:val="20"/>
-          <w:szCs w:val="20"/>
-          <w:lang w:val="uk-UA"/>
-        </w:rPr>
-        <w:t xml:space="preserve">; </w:t>
-      </w:r>
-      <w:proofErr w:type="spellStart"/>
-      <w:r>
-        <w:rPr>
-          <w:rFonts w:ascii="Courier New" w:hAnsi="Courier New" w:cs="Courier New"/>
-          <w:bCs/>
-          <w:sz w:val="20"/>
-          <w:szCs w:val="20"/>
-          <w:lang w:val="uk-UA"/>
-        </w:rPr>
-        <w:t>block</w:t>
-      </w:r>
-      <w:proofErr w:type="spellEnd"/>
-      <w:r>
-        <w:rPr>
-          <w:rFonts w:ascii="Courier New" w:hAnsi="Courier New" w:cs="Courier New"/>
-          <w:bCs/>
-          <w:sz w:val="20"/>
-          <w:szCs w:val="20"/>
-          <w:lang w:val="uk-UA"/>
-        </w:rPr>
-        <w:t>++)</w:t>
+        <w:t xml:space="preserve">        int a = INIT_A;</w:t>
+      </w:r>
+    </w:p>
+    <w:p>
+      <w:pPr>
+        <w:rPr>
+          <w:rFonts w:ascii="Courier New" w:hAnsi="Courier New" w:cs="Courier New"/>
+          <w:bCs/>
+          <w:sz w:val="20"/>
+          <w:szCs w:val="20"/>
+          <w:lang w:val="uk-UA"/>
+        </w:rPr>
+      </w:pPr>
+      <w:r>
+        <w:rPr>
+          <w:rFonts w:ascii="Courier New" w:hAnsi="Courier New" w:cs="Courier New"/>
+          <w:bCs/>
+          <w:sz w:val="20"/>
+          <w:szCs w:val="20"/>
+          <w:lang w:val="uk-UA"/>
+        </w:rPr>
+        <w:t xml:space="preserve">        int b = INIT_B;</w:t>
+      </w:r>
+    </w:p>
+    <w:p>
+      <w:pPr>
+        <w:rPr>
+          <w:rFonts w:ascii="Courier New" w:hAnsi="Courier New" w:cs="Courier New"/>
+          <w:bCs/>
+          <w:sz w:val="20"/>
+          <w:szCs w:val="20"/>
+          <w:lang w:val="uk-UA"/>
+        </w:rPr>
+      </w:pPr>
+      <w:r>
+        <w:rPr>
+          <w:rFonts w:ascii="Courier New" w:hAnsi="Courier New" w:cs="Courier New"/>
+          <w:bCs/>
+          <w:sz w:val="20"/>
+          <w:szCs w:val="20"/>
+          <w:lang w:val="uk-UA"/>
+        </w:rPr>
+        <w:t xml:space="preserve">        int c = INIT_C;</w:t>
+      </w:r>
+    </w:p>
+    <w:p>
+      <w:pPr>
+        <w:rPr>
+          <w:rFonts w:ascii="Courier New" w:hAnsi="Courier New" w:cs="Courier New"/>
+          <w:bCs/>
+          <w:sz w:val="20"/>
+          <w:szCs w:val="20"/>
+          <w:lang w:val="uk-UA"/>
+        </w:rPr>
+      </w:pPr>
+      <w:r>
+        <w:rPr>
+          <w:rFonts w:ascii="Courier New" w:hAnsi="Courier New" w:cs="Courier New"/>
+          <w:bCs/>
+          <w:sz w:val="20"/>
+          <w:szCs w:val="20"/>
+          <w:lang w:val="uk-UA"/>
+        </w:rPr>
+        <w:t xml:space="preserve">        int d = INIT_D;</w:t>
+      </w:r>
+    </w:p>
+    <w:p>
+      <w:pPr>
+        <w:rPr>
+          <w:rFonts w:ascii="Courier New" w:hAnsi="Courier New" w:cs="Courier New"/>
+          <w:bCs/>
+          <w:sz w:val="20"/>
+          <w:szCs w:val="20"/>
+          <w:lang w:val="uk-UA"/>
+        </w:rPr>
+      </w:pPr>
+    </w:p>
+    <w:p>
+      <w:pPr>
+        <w:rPr>
+          <w:rFonts w:ascii="Courier New" w:hAnsi="Courier New" w:cs="Courier New"/>
+          <w:bCs/>
+          <w:sz w:val="20"/>
+          <w:szCs w:val="20"/>
+          <w:lang w:val="uk-UA"/>
+        </w:rPr>
+      </w:pPr>
+      <w:r>
+        <w:rPr>
+          <w:rFonts w:ascii="Courier New" w:hAnsi="Courier New" w:cs="Courier New"/>
+          <w:bCs/>
+          <w:sz w:val="20"/>
+          <w:szCs w:val="20"/>
+          <w:lang w:val="uk-UA"/>
+        </w:rPr>
+        <w:t xml:space="preserve">        var buffer = new int[16];</w:t>
+      </w:r>
+    </w:p>
+    <w:p>
+      <w:pPr>
+        <w:rPr>
+          <w:rFonts w:ascii="Courier New" w:hAnsi="Courier New" w:cs="Courier New"/>
+          <w:bCs/>
+          <w:sz w:val="20"/>
+          <w:szCs w:val="20"/>
+          <w:lang w:val="uk-UA"/>
+        </w:rPr>
+      </w:pPr>
+    </w:p>
+    <w:p>
+      <w:pPr>
+        <w:rPr>
+          <w:rFonts w:ascii="Courier New" w:hAnsi="Courier New" w:cs="Courier New"/>
+          <w:bCs/>
+          <w:sz w:val="20"/>
+          <w:szCs w:val="20"/>
+          <w:lang w:val="uk-UA"/>
+        </w:rPr>
+      </w:pPr>
+      <w:r>
+        <w:rPr>
+          <w:rFonts w:ascii="Courier New" w:hAnsi="Courier New" w:cs="Courier New"/>
+          <w:bCs/>
+          <w:sz w:val="20"/>
+          <w:szCs w:val="20"/>
+          <w:lang w:val="uk-UA"/>
+        </w:rPr>
+        <w:t xml:space="preserve">        for (int block = 0; block &lt; numBlocks; block++)</w:t>
       </w:r>
     </w:p>
     <w:p>
@@ -4900,258 +2658,60 @@
           <w:szCs w:val="20"/>
           <w:lang w:val="uk-UA"/>
         </w:rPr>
-        <w:t xml:space="preserve">            </w:t>
-      </w:r>
-      <w:proofErr w:type="spellStart"/>
-      <w:r>
-        <w:rPr>
-          <w:rFonts w:ascii="Courier New" w:hAnsi="Courier New" w:cs="Courier New"/>
-          <w:bCs/>
-          <w:sz w:val="20"/>
-          <w:szCs w:val="20"/>
-          <w:lang w:val="uk-UA"/>
-        </w:rPr>
-        <w:t>int</w:t>
-      </w:r>
-      <w:proofErr w:type="spellEnd"/>
-      <w:r>
-        <w:rPr>
-          <w:rFonts w:ascii="Courier New" w:hAnsi="Courier New" w:cs="Courier New"/>
-          <w:bCs/>
-          <w:sz w:val="20"/>
-          <w:szCs w:val="20"/>
-          <w:lang w:val="uk-UA"/>
-        </w:rPr>
-        <w:t xml:space="preserve"> </w:t>
-      </w:r>
-      <w:proofErr w:type="spellStart"/>
-      <w:r>
-        <w:rPr>
-          <w:rFonts w:ascii="Courier New" w:hAnsi="Courier New" w:cs="Courier New"/>
-          <w:bCs/>
-          <w:sz w:val="20"/>
-          <w:szCs w:val="20"/>
-          <w:lang w:val="uk-UA"/>
-        </w:rPr>
-        <w:t>index</w:t>
-      </w:r>
-      <w:proofErr w:type="spellEnd"/>
-      <w:r>
-        <w:rPr>
-          <w:rFonts w:ascii="Courier New" w:hAnsi="Courier New" w:cs="Courier New"/>
-          <w:bCs/>
-          <w:sz w:val="20"/>
-          <w:szCs w:val="20"/>
-          <w:lang w:val="uk-UA"/>
-        </w:rPr>
-        <w:t xml:space="preserve"> = </w:t>
-      </w:r>
-      <w:proofErr w:type="spellStart"/>
-      <w:r>
-        <w:rPr>
-          <w:rFonts w:ascii="Courier New" w:hAnsi="Courier New" w:cs="Courier New"/>
-          <w:bCs/>
-          <w:sz w:val="20"/>
-          <w:szCs w:val="20"/>
-          <w:lang w:val="uk-UA"/>
-        </w:rPr>
-        <w:t>block</w:t>
-      </w:r>
-      <w:proofErr w:type="spellEnd"/>
-      <w:r>
-        <w:rPr>
-          <w:rFonts w:ascii="Courier New" w:hAnsi="Courier New" w:cs="Courier New"/>
-          <w:bCs/>
-          <w:sz w:val="20"/>
-          <w:szCs w:val="20"/>
-          <w:lang w:val="uk-UA"/>
-        </w:rPr>
-        <w:t xml:space="preserve"> &lt;&lt; 6;</w:t>
-      </w:r>
-    </w:p>
-    <w:p>
-      <w:pPr>
-        <w:rPr>
-          <w:rFonts w:ascii="Courier New" w:hAnsi="Courier New" w:cs="Courier New"/>
-          <w:bCs/>
-          <w:sz w:val="20"/>
-          <w:szCs w:val="20"/>
-          <w:lang w:val="uk-UA"/>
-        </w:rPr>
-      </w:pPr>
-      <w:r>
-        <w:rPr>
-          <w:rFonts w:ascii="Courier New" w:hAnsi="Courier New" w:cs="Courier New"/>
-          <w:bCs/>
-          <w:sz w:val="20"/>
-          <w:szCs w:val="20"/>
-          <w:lang w:val="uk-UA"/>
-        </w:rPr>
-        <w:t xml:space="preserve">            </w:t>
-      </w:r>
-      <w:proofErr w:type="spellStart"/>
-      <w:r>
-        <w:rPr>
-          <w:rFonts w:ascii="Courier New" w:hAnsi="Courier New" w:cs="Courier New"/>
-          <w:bCs/>
-          <w:sz w:val="20"/>
-          <w:szCs w:val="20"/>
-          <w:lang w:val="uk-UA"/>
-        </w:rPr>
-        <w:t>Array.Clear</w:t>
-      </w:r>
-      <w:proofErr w:type="spellEnd"/>
-      <w:r>
-        <w:rPr>
-          <w:rFonts w:ascii="Courier New" w:hAnsi="Courier New" w:cs="Courier New"/>
-          <w:bCs/>
-          <w:sz w:val="20"/>
-          <w:szCs w:val="20"/>
-          <w:lang w:val="uk-UA"/>
-        </w:rPr>
-        <w:t>(</w:t>
-      </w:r>
-      <w:proofErr w:type="spellStart"/>
-      <w:r>
-        <w:rPr>
-          <w:rFonts w:ascii="Courier New" w:hAnsi="Courier New" w:cs="Courier New"/>
-          <w:bCs/>
-          <w:sz w:val="20"/>
-          <w:szCs w:val="20"/>
-          <w:lang w:val="uk-UA"/>
-        </w:rPr>
-        <w:t>buffer</w:t>
-      </w:r>
-      <w:proofErr w:type="spellEnd"/>
-      <w:r>
-        <w:rPr>
-          <w:rFonts w:ascii="Courier New" w:hAnsi="Courier New" w:cs="Courier New"/>
-          <w:bCs/>
-          <w:sz w:val="20"/>
-          <w:szCs w:val="20"/>
-          <w:lang w:val="uk-UA"/>
-        </w:rPr>
-        <w:t xml:space="preserve">, 0, </w:t>
-      </w:r>
-      <w:proofErr w:type="spellStart"/>
-      <w:r>
-        <w:rPr>
-          <w:rFonts w:ascii="Courier New" w:hAnsi="Courier New" w:cs="Courier New"/>
-          <w:bCs/>
-          <w:sz w:val="20"/>
-          <w:szCs w:val="20"/>
-          <w:lang w:val="uk-UA"/>
-        </w:rPr>
-        <w:t>buffer.Length</w:t>
-      </w:r>
-      <w:proofErr w:type="spellEnd"/>
-      <w:r>
-        <w:rPr>
-          <w:rFonts w:ascii="Courier New" w:hAnsi="Courier New" w:cs="Courier New"/>
-          <w:bCs/>
-          <w:sz w:val="20"/>
-          <w:szCs w:val="20"/>
-          <w:lang w:val="uk-UA"/>
-        </w:rPr>
-        <w:t>);</w:t>
-      </w:r>
-    </w:p>
-    <w:p>
-      <w:pPr>
-        <w:rPr>
-          <w:rFonts w:ascii="Courier New" w:hAnsi="Courier New" w:cs="Courier New"/>
-          <w:bCs/>
-          <w:sz w:val="20"/>
-          <w:szCs w:val="20"/>
-          <w:lang w:val="uk-UA"/>
-        </w:rPr>
-      </w:pPr>
-    </w:p>
-    <w:p>
-      <w:pPr>
-        <w:rPr>
-          <w:rFonts w:ascii="Courier New" w:hAnsi="Courier New" w:cs="Courier New"/>
-          <w:bCs/>
-          <w:sz w:val="20"/>
-          <w:szCs w:val="20"/>
-          <w:lang w:val="uk-UA"/>
-        </w:rPr>
-      </w:pPr>
-      <w:r>
-        <w:rPr>
-          <w:rFonts w:ascii="Courier New" w:hAnsi="Courier New" w:cs="Courier New"/>
-          <w:bCs/>
-          <w:sz w:val="20"/>
-          <w:szCs w:val="20"/>
-          <w:lang w:val="uk-UA"/>
-        </w:rPr>
-        <w:t xml:space="preserve">            </w:t>
-      </w:r>
-      <w:proofErr w:type="spellStart"/>
-      <w:r>
-        <w:rPr>
-          <w:rFonts w:ascii="Courier New" w:hAnsi="Courier New" w:cs="Courier New"/>
-          <w:bCs/>
-          <w:sz w:val="20"/>
-          <w:szCs w:val="20"/>
-          <w:lang w:val="uk-UA"/>
-        </w:rPr>
-        <w:t>for</w:t>
-      </w:r>
-      <w:proofErr w:type="spellEnd"/>
-      <w:r>
-        <w:rPr>
-          <w:rFonts w:ascii="Courier New" w:hAnsi="Courier New" w:cs="Courier New"/>
-          <w:bCs/>
-          <w:sz w:val="20"/>
-          <w:szCs w:val="20"/>
-          <w:lang w:val="uk-UA"/>
-        </w:rPr>
-        <w:t xml:space="preserve"> (</w:t>
-      </w:r>
-      <w:proofErr w:type="spellStart"/>
-      <w:r>
-        <w:rPr>
-          <w:rFonts w:ascii="Courier New" w:hAnsi="Courier New" w:cs="Courier New"/>
-          <w:bCs/>
-          <w:sz w:val="20"/>
-          <w:szCs w:val="20"/>
-          <w:lang w:val="uk-UA"/>
-        </w:rPr>
-        <w:t>int</w:t>
-      </w:r>
-      <w:proofErr w:type="spellEnd"/>
-      <w:r>
-        <w:rPr>
-          <w:rFonts w:ascii="Courier New" w:hAnsi="Courier New" w:cs="Courier New"/>
-          <w:bCs/>
-          <w:sz w:val="20"/>
-          <w:szCs w:val="20"/>
-          <w:lang w:val="uk-UA"/>
-        </w:rPr>
-        <w:t xml:space="preserve"> j = 0; j &lt; 64; j++, </w:t>
-      </w:r>
-      <w:proofErr w:type="spellStart"/>
-      <w:r>
-        <w:rPr>
-          <w:rFonts w:ascii="Courier New" w:hAnsi="Courier New" w:cs="Courier New"/>
-          <w:bCs/>
-          <w:sz w:val="20"/>
-          <w:szCs w:val="20"/>
-          <w:lang w:val="uk-UA"/>
-        </w:rPr>
-        <w:t>index</w:t>
-      </w:r>
-      <w:proofErr w:type="spellEnd"/>
-      <w:r>
-        <w:rPr>
-          <w:rFonts w:ascii="Courier New" w:hAnsi="Courier New" w:cs="Courier New"/>
-          <w:bCs/>
-          <w:sz w:val="20"/>
-          <w:szCs w:val="20"/>
-          <w:lang w:val="uk-UA"/>
-        </w:rPr>
-        <w:t>++)</w:t>
+        <w:t xml:space="preserve">            int index = block &lt;&lt; 6;</w:t>
+      </w:r>
+    </w:p>
+    <w:p>
+      <w:pPr>
+        <w:rPr>
+          <w:rFonts w:ascii="Courier New" w:hAnsi="Courier New" w:cs="Courier New"/>
+          <w:bCs/>
+          <w:sz w:val="20"/>
+          <w:szCs w:val="20"/>
+          <w:lang w:val="uk-UA"/>
+        </w:rPr>
+      </w:pPr>
+      <w:r>
+        <w:rPr>
+          <w:rFonts w:ascii="Courier New" w:hAnsi="Courier New" w:cs="Courier New"/>
+          <w:bCs/>
+          <w:sz w:val="20"/>
+          <w:szCs w:val="20"/>
+          <w:lang w:val="uk-UA"/>
+        </w:rPr>
+        <w:t xml:space="preserve">            Array.Clear(buffer, 0, buffer.Length);</w:t>
+      </w:r>
+    </w:p>
+    <w:p>
+      <w:pPr>
+        <w:rPr>
+          <w:rFonts w:ascii="Courier New" w:hAnsi="Courier New" w:cs="Courier New"/>
+          <w:bCs/>
+          <w:sz w:val="20"/>
+          <w:szCs w:val="20"/>
+          <w:lang w:val="uk-UA"/>
+        </w:rPr>
+      </w:pPr>
+    </w:p>
+    <w:p>
+      <w:pPr>
+        <w:rPr>
+          <w:rFonts w:ascii="Courier New" w:hAnsi="Courier New" w:cs="Courier New"/>
+          <w:bCs/>
+          <w:sz w:val="20"/>
+          <w:szCs w:val="20"/>
+          <w:lang w:val="uk-UA"/>
+        </w:rPr>
+      </w:pPr>
+      <w:r>
+        <w:rPr>
+          <w:rFonts w:ascii="Courier New" w:hAnsi="Courier New" w:cs="Courier New"/>
+          <w:bCs/>
+          <w:sz w:val="20"/>
+          <w:szCs w:val="20"/>
+          <w:lang w:val="uk-UA"/>
+        </w:rPr>
+        <w:t xml:space="preserve">            for (int j = 0; j &lt; 64; j++, index++)</w:t>
       </w:r>
     </w:p>
     <w:p>
@@ -5193,400 +2753,70 @@
           <w:szCs w:val="20"/>
           <w:lang w:val="uk-UA"/>
         </w:rPr>
-        <w:t xml:space="preserve">                </w:t>
-      </w:r>
-      <w:proofErr w:type="spellStart"/>
-      <w:r>
-        <w:rPr>
-          <w:rFonts w:ascii="Courier New" w:hAnsi="Courier New" w:cs="Courier New"/>
-          <w:bCs/>
-          <w:sz w:val="20"/>
-          <w:szCs w:val="20"/>
-          <w:lang w:val="uk-UA"/>
-        </w:rPr>
-        <w:t>int</w:t>
-      </w:r>
-      <w:proofErr w:type="spellEnd"/>
-      <w:r>
-        <w:rPr>
-          <w:rFonts w:ascii="Courier New" w:hAnsi="Courier New" w:cs="Courier New"/>
-          <w:bCs/>
-          <w:sz w:val="20"/>
-          <w:szCs w:val="20"/>
-          <w:lang w:val="uk-UA"/>
-        </w:rPr>
-        <w:t xml:space="preserve"> </w:t>
-      </w:r>
-      <w:proofErr w:type="spellStart"/>
-      <w:r>
-        <w:rPr>
-          <w:rFonts w:ascii="Courier New" w:hAnsi="Courier New" w:cs="Courier New"/>
-          <w:bCs/>
-          <w:sz w:val="20"/>
-          <w:szCs w:val="20"/>
-          <w:lang w:val="uk-UA"/>
-        </w:rPr>
-        <w:t>bVal</w:t>
-      </w:r>
-      <w:proofErr w:type="spellEnd"/>
-      <w:r>
-        <w:rPr>
-          <w:rFonts w:ascii="Courier New" w:hAnsi="Courier New" w:cs="Courier New"/>
-          <w:bCs/>
-          <w:sz w:val="20"/>
-          <w:szCs w:val="20"/>
-          <w:lang w:val="uk-UA"/>
-        </w:rPr>
-        <w:t xml:space="preserve"> = (</w:t>
-      </w:r>
-      <w:proofErr w:type="spellStart"/>
-      <w:r>
-        <w:rPr>
-          <w:rFonts w:ascii="Courier New" w:hAnsi="Courier New" w:cs="Courier New"/>
-          <w:bCs/>
-          <w:sz w:val="20"/>
-          <w:szCs w:val="20"/>
-          <w:lang w:val="uk-UA"/>
-        </w:rPr>
-        <w:t>index</w:t>
-      </w:r>
-      <w:proofErr w:type="spellEnd"/>
-      <w:r>
-        <w:rPr>
-          <w:rFonts w:ascii="Courier New" w:hAnsi="Courier New" w:cs="Courier New"/>
-          <w:bCs/>
-          <w:sz w:val="20"/>
-          <w:szCs w:val="20"/>
-          <w:lang w:val="uk-UA"/>
-        </w:rPr>
-        <w:t xml:space="preserve"> &lt; </w:t>
-      </w:r>
-      <w:proofErr w:type="spellStart"/>
-      <w:r>
-        <w:rPr>
-          <w:rFonts w:ascii="Courier New" w:hAnsi="Courier New" w:cs="Courier New"/>
-          <w:bCs/>
-          <w:sz w:val="20"/>
-          <w:szCs w:val="20"/>
-          <w:lang w:val="uk-UA"/>
-        </w:rPr>
-        <w:t>messageLenBytes</w:t>
-      </w:r>
-      <w:proofErr w:type="spellEnd"/>
-      <w:r>
-        <w:rPr>
-          <w:rFonts w:ascii="Courier New" w:hAnsi="Courier New" w:cs="Courier New"/>
-          <w:bCs/>
-          <w:sz w:val="20"/>
-          <w:szCs w:val="20"/>
-          <w:lang w:val="uk-UA"/>
-        </w:rPr>
-        <w:t>)</w:t>
-      </w:r>
-    </w:p>
-    <w:p>
-      <w:pPr>
-        <w:rPr>
-          <w:rFonts w:ascii="Courier New" w:hAnsi="Courier New" w:cs="Courier New"/>
-          <w:bCs/>
-          <w:sz w:val="20"/>
-          <w:szCs w:val="20"/>
-          <w:lang w:val="uk-UA"/>
-        </w:rPr>
-      </w:pPr>
-      <w:r>
-        <w:rPr>
-          <w:rFonts w:ascii="Courier New" w:hAnsi="Courier New" w:cs="Courier New"/>
-          <w:bCs/>
-          <w:sz w:val="20"/>
-          <w:szCs w:val="20"/>
-          <w:lang w:val="uk-UA"/>
-        </w:rPr>
-        <w:t xml:space="preserve">                    ? </w:t>
-      </w:r>
-      <w:proofErr w:type="spellStart"/>
-      <w:r>
-        <w:rPr>
-          <w:rFonts w:ascii="Courier New" w:hAnsi="Courier New" w:cs="Courier New"/>
-          <w:bCs/>
-          <w:sz w:val="20"/>
-          <w:szCs w:val="20"/>
-          <w:lang w:val="uk-UA"/>
-        </w:rPr>
-        <w:t>message</w:t>
-      </w:r>
-      <w:proofErr w:type="spellEnd"/>
-      <w:r>
-        <w:rPr>
-          <w:rFonts w:ascii="Courier New" w:hAnsi="Courier New" w:cs="Courier New"/>
-          <w:bCs/>
-          <w:sz w:val="20"/>
-          <w:szCs w:val="20"/>
-          <w:lang w:val="uk-UA"/>
-        </w:rPr>
-        <w:t>[</w:t>
-      </w:r>
-      <w:proofErr w:type="spellStart"/>
-      <w:r>
-        <w:rPr>
-          <w:rFonts w:ascii="Courier New" w:hAnsi="Courier New" w:cs="Courier New"/>
-          <w:bCs/>
-          <w:sz w:val="20"/>
-          <w:szCs w:val="20"/>
-          <w:lang w:val="uk-UA"/>
-        </w:rPr>
-        <w:t>index</w:t>
-      </w:r>
-      <w:proofErr w:type="spellEnd"/>
-      <w:r>
-        <w:rPr>
-          <w:rFonts w:ascii="Courier New" w:hAnsi="Courier New" w:cs="Courier New"/>
-          <w:bCs/>
-          <w:sz w:val="20"/>
-          <w:szCs w:val="20"/>
-          <w:lang w:val="uk-UA"/>
-        </w:rPr>
-        <w:t>]</w:t>
-      </w:r>
-    </w:p>
-    <w:p>
-      <w:pPr>
-        <w:rPr>
-          <w:rFonts w:ascii="Courier New" w:hAnsi="Courier New" w:cs="Courier New"/>
-          <w:bCs/>
-          <w:sz w:val="20"/>
-          <w:szCs w:val="20"/>
-          <w:lang w:val="uk-UA"/>
-        </w:rPr>
-      </w:pPr>
-      <w:r>
-        <w:rPr>
-          <w:rFonts w:ascii="Courier New" w:hAnsi="Courier New" w:cs="Courier New"/>
-          <w:bCs/>
-          <w:sz w:val="20"/>
-          <w:szCs w:val="20"/>
-          <w:lang w:val="uk-UA"/>
-        </w:rPr>
-        <w:t xml:space="preserve">                    : </w:t>
-      </w:r>
-      <w:proofErr w:type="spellStart"/>
-      <w:r>
-        <w:rPr>
-          <w:rFonts w:ascii="Courier New" w:hAnsi="Courier New" w:cs="Courier New"/>
-          <w:bCs/>
-          <w:sz w:val="20"/>
-          <w:szCs w:val="20"/>
-          <w:lang w:val="uk-UA"/>
-        </w:rPr>
-        <w:t>paddingBytes</w:t>
-      </w:r>
-      <w:proofErr w:type="spellEnd"/>
-      <w:r>
-        <w:rPr>
-          <w:rFonts w:ascii="Courier New" w:hAnsi="Courier New" w:cs="Courier New"/>
-          <w:bCs/>
-          <w:sz w:val="20"/>
-          <w:szCs w:val="20"/>
-          <w:lang w:val="uk-UA"/>
-        </w:rPr>
-        <w:t>[</w:t>
-      </w:r>
-      <w:proofErr w:type="spellStart"/>
-      <w:r>
-        <w:rPr>
-          <w:rFonts w:ascii="Courier New" w:hAnsi="Courier New" w:cs="Courier New"/>
-          <w:bCs/>
-          <w:sz w:val="20"/>
-          <w:szCs w:val="20"/>
-          <w:lang w:val="uk-UA"/>
-        </w:rPr>
-        <w:t>index</w:t>
-      </w:r>
-      <w:proofErr w:type="spellEnd"/>
-      <w:r>
-        <w:rPr>
-          <w:rFonts w:ascii="Courier New" w:hAnsi="Courier New" w:cs="Courier New"/>
-          <w:bCs/>
-          <w:sz w:val="20"/>
-          <w:szCs w:val="20"/>
-          <w:lang w:val="uk-UA"/>
-        </w:rPr>
-        <w:t xml:space="preserve"> - </w:t>
-      </w:r>
-      <w:proofErr w:type="spellStart"/>
-      <w:r>
-        <w:rPr>
-          <w:rFonts w:ascii="Courier New" w:hAnsi="Courier New" w:cs="Courier New"/>
-          <w:bCs/>
-          <w:sz w:val="20"/>
-          <w:szCs w:val="20"/>
-          <w:lang w:val="uk-UA"/>
-        </w:rPr>
-        <w:t>messageLenBytes</w:t>
-      </w:r>
-      <w:proofErr w:type="spellEnd"/>
-      <w:r>
-        <w:rPr>
-          <w:rFonts w:ascii="Courier New" w:hAnsi="Courier New" w:cs="Courier New"/>
-          <w:bCs/>
-          <w:sz w:val="20"/>
-          <w:szCs w:val="20"/>
-          <w:lang w:val="uk-UA"/>
-        </w:rPr>
-        <w:t>];</w:t>
-      </w:r>
-    </w:p>
-    <w:p>
-      <w:pPr>
-        <w:rPr>
-          <w:rFonts w:ascii="Courier New" w:hAnsi="Courier New" w:cs="Courier New"/>
-          <w:bCs/>
-          <w:sz w:val="20"/>
-          <w:szCs w:val="20"/>
-          <w:lang w:val="uk-UA"/>
-        </w:rPr>
-      </w:pPr>
-      <w:r>
-        <w:rPr>
-          <w:rFonts w:ascii="Courier New" w:hAnsi="Courier New" w:cs="Courier New"/>
-          <w:bCs/>
-          <w:sz w:val="20"/>
-          <w:szCs w:val="20"/>
-          <w:lang w:val="uk-UA"/>
-        </w:rPr>
-        <w:t xml:space="preserve">                </w:t>
-      </w:r>
-      <w:proofErr w:type="spellStart"/>
-      <w:r>
-        <w:rPr>
-          <w:rFonts w:ascii="Courier New" w:hAnsi="Courier New" w:cs="Courier New"/>
-          <w:bCs/>
-          <w:sz w:val="20"/>
-          <w:szCs w:val="20"/>
-          <w:lang w:val="uk-UA"/>
-        </w:rPr>
-        <w:t>buffer</w:t>
-      </w:r>
-      <w:proofErr w:type="spellEnd"/>
-      <w:r>
-        <w:rPr>
-          <w:rFonts w:ascii="Courier New" w:hAnsi="Courier New" w:cs="Courier New"/>
-          <w:bCs/>
-          <w:sz w:val="20"/>
-          <w:szCs w:val="20"/>
-          <w:lang w:val="uk-UA"/>
-        </w:rPr>
-        <w:t>[j &gt;&gt; 2] = (</w:t>
-      </w:r>
-      <w:proofErr w:type="spellStart"/>
-      <w:r>
-        <w:rPr>
-          <w:rFonts w:ascii="Courier New" w:hAnsi="Courier New" w:cs="Courier New"/>
-          <w:bCs/>
-          <w:sz w:val="20"/>
-          <w:szCs w:val="20"/>
-          <w:lang w:val="uk-UA"/>
-        </w:rPr>
-        <w:t>int</w:t>
-      </w:r>
-      <w:proofErr w:type="spellEnd"/>
-      <w:r>
-        <w:rPr>
-          <w:rFonts w:ascii="Courier New" w:hAnsi="Courier New" w:cs="Courier New"/>
-          <w:bCs/>
-          <w:sz w:val="20"/>
-          <w:szCs w:val="20"/>
-          <w:lang w:val="uk-UA"/>
-        </w:rPr>
-        <w:t>)((</w:t>
-      </w:r>
-      <w:proofErr w:type="spellStart"/>
-      <w:r>
-        <w:rPr>
-          <w:rFonts w:ascii="Courier New" w:hAnsi="Courier New" w:cs="Courier New"/>
-          <w:bCs/>
-          <w:sz w:val="20"/>
-          <w:szCs w:val="20"/>
-          <w:lang w:val="uk-UA"/>
-        </w:rPr>
-        <w:t>bVal</w:t>
-      </w:r>
-      <w:proofErr w:type="spellEnd"/>
-      <w:r>
-        <w:rPr>
-          <w:rFonts w:ascii="Courier New" w:hAnsi="Courier New" w:cs="Courier New"/>
-          <w:bCs/>
-          <w:sz w:val="20"/>
-          <w:szCs w:val="20"/>
-          <w:lang w:val="uk-UA"/>
-        </w:rPr>
-        <w:t xml:space="preserve"> &amp; 0xFF) &lt;&lt; 24) | ((</w:t>
-      </w:r>
-      <w:proofErr w:type="spellStart"/>
-      <w:r>
-        <w:rPr>
-          <w:rFonts w:ascii="Courier New" w:hAnsi="Courier New" w:cs="Courier New"/>
-          <w:bCs/>
-          <w:sz w:val="20"/>
-          <w:szCs w:val="20"/>
-          <w:lang w:val="uk-UA"/>
-        </w:rPr>
-        <w:t>int</w:t>
-      </w:r>
-      <w:proofErr w:type="spellEnd"/>
-      <w:r>
-        <w:rPr>
-          <w:rFonts w:ascii="Courier New" w:hAnsi="Courier New" w:cs="Courier New"/>
-          <w:bCs/>
-          <w:sz w:val="20"/>
-          <w:szCs w:val="20"/>
-          <w:lang w:val="uk-UA"/>
-        </w:rPr>
-        <w:t>)((</w:t>
-      </w:r>
-      <w:proofErr w:type="spellStart"/>
-      <w:r>
-        <w:rPr>
-          <w:rFonts w:ascii="Courier New" w:hAnsi="Courier New" w:cs="Courier New"/>
-          <w:bCs/>
-          <w:sz w:val="20"/>
-          <w:szCs w:val="20"/>
-          <w:lang w:val="uk-UA"/>
-        </w:rPr>
-        <w:t>uint</w:t>
-      </w:r>
-      <w:proofErr w:type="spellEnd"/>
-      <w:r>
-        <w:rPr>
-          <w:rFonts w:ascii="Courier New" w:hAnsi="Courier New" w:cs="Courier New"/>
-          <w:bCs/>
-          <w:sz w:val="20"/>
-          <w:szCs w:val="20"/>
-          <w:lang w:val="uk-UA"/>
-        </w:rPr>
-        <w:t>)</w:t>
-      </w:r>
-      <w:proofErr w:type="spellStart"/>
-      <w:r>
-        <w:rPr>
-          <w:rFonts w:ascii="Courier New" w:hAnsi="Courier New" w:cs="Courier New"/>
-          <w:bCs/>
-          <w:sz w:val="20"/>
-          <w:szCs w:val="20"/>
-          <w:lang w:val="uk-UA"/>
-        </w:rPr>
-        <w:t>buffer</w:t>
-      </w:r>
-      <w:proofErr w:type="spellEnd"/>
-      <w:r>
-        <w:rPr>
-          <w:rFonts w:ascii="Courier New" w:hAnsi="Courier New" w:cs="Courier New"/>
-          <w:bCs/>
-          <w:sz w:val="20"/>
-          <w:szCs w:val="20"/>
-          <w:lang w:val="uk-UA"/>
-        </w:rPr>
-        <w:t>[j &gt;&gt; 2] &gt;&gt; 8));</w:t>
+        <w:t xml:space="preserve">                int bVal = (index &lt; messageLenBytes)</w:t>
+      </w:r>
+    </w:p>
+    <w:p>
+      <w:pPr>
+        <w:rPr>
+          <w:rFonts w:ascii="Courier New" w:hAnsi="Courier New" w:cs="Courier New"/>
+          <w:bCs/>
+          <w:sz w:val="20"/>
+          <w:szCs w:val="20"/>
+          <w:lang w:val="uk-UA"/>
+        </w:rPr>
+      </w:pPr>
+      <w:r>
+        <w:rPr>
+          <w:rFonts w:ascii="Courier New" w:hAnsi="Courier New" w:cs="Courier New"/>
+          <w:bCs/>
+          <w:sz w:val="20"/>
+          <w:szCs w:val="20"/>
+          <w:lang w:val="uk-UA"/>
+        </w:rPr>
+        <w:t xml:space="preserve">                    ? message[index]</w:t>
+      </w:r>
+    </w:p>
+    <w:p>
+      <w:pPr>
+        <w:rPr>
+          <w:rFonts w:ascii="Courier New" w:hAnsi="Courier New" w:cs="Courier New"/>
+          <w:bCs/>
+          <w:sz w:val="20"/>
+          <w:szCs w:val="20"/>
+          <w:lang w:val="uk-UA"/>
+        </w:rPr>
+      </w:pPr>
+      <w:r>
+        <w:rPr>
+          <w:rFonts w:ascii="Courier New" w:hAnsi="Courier New" w:cs="Courier New"/>
+          <w:bCs/>
+          <w:sz w:val="20"/>
+          <w:szCs w:val="20"/>
+          <w:lang w:val="uk-UA"/>
+        </w:rPr>
+        <w:t xml:space="preserve">                    : paddingBytes[index - messageLenBytes];</w:t>
+      </w:r>
+    </w:p>
+    <w:p>
+      <w:pPr>
+        <w:rPr>
+          <w:rFonts w:ascii="Courier New" w:hAnsi="Courier New" w:cs="Courier New"/>
+          <w:bCs/>
+          <w:sz w:val="20"/>
+          <w:szCs w:val="20"/>
+          <w:lang w:val="uk-UA"/>
+        </w:rPr>
+      </w:pPr>
+      <w:r>
+        <w:rPr>
+          <w:rFonts w:ascii="Courier New" w:hAnsi="Courier New" w:cs="Courier New"/>
+          <w:bCs/>
+          <w:sz w:val="20"/>
+          <w:szCs w:val="20"/>
+          <w:lang w:val="uk-UA"/>
+        </w:rPr>
+        <w:t xml:space="preserve">                buffer[j &gt;&gt; 2] = (int)((bVal &amp; 0xFF) &lt;&lt; 24) | ((int)((uint)buffer[j &gt;&gt; 2] &gt;&gt; 8));</w:t>
       </w:r>
     </w:p>
     <w:p>
@@ -5639,322 +2869,102 @@
           <w:szCs w:val="20"/>
           <w:lang w:val="uk-UA"/>
         </w:rPr>
-        <w:t xml:space="preserve">            </w:t>
-      </w:r>
-      <w:proofErr w:type="spellStart"/>
-      <w:r>
-        <w:rPr>
-          <w:rFonts w:ascii="Courier New" w:hAnsi="Courier New" w:cs="Courier New"/>
-          <w:bCs/>
-          <w:sz w:val="20"/>
-          <w:szCs w:val="20"/>
-          <w:lang w:val="uk-UA"/>
-        </w:rPr>
-        <w:t>int</w:t>
-      </w:r>
-      <w:proofErr w:type="spellEnd"/>
-      <w:r>
-        <w:rPr>
-          <w:rFonts w:ascii="Courier New" w:hAnsi="Courier New" w:cs="Courier New"/>
-          <w:bCs/>
-          <w:sz w:val="20"/>
-          <w:szCs w:val="20"/>
-          <w:lang w:val="uk-UA"/>
-        </w:rPr>
-        <w:t xml:space="preserve"> </w:t>
-      </w:r>
-      <w:proofErr w:type="spellStart"/>
-      <w:r>
-        <w:rPr>
-          <w:rFonts w:ascii="Courier New" w:hAnsi="Courier New" w:cs="Courier New"/>
-          <w:bCs/>
-          <w:sz w:val="20"/>
-          <w:szCs w:val="20"/>
-          <w:lang w:val="uk-UA"/>
-        </w:rPr>
-        <w:t>originalA</w:t>
-      </w:r>
-      <w:proofErr w:type="spellEnd"/>
-      <w:r>
-        <w:rPr>
-          <w:rFonts w:ascii="Courier New" w:hAnsi="Courier New" w:cs="Courier New"/>
-          <w:bCs/>
-          <w:sz w:val="20"/>
-          <w:szCs w:val="20"/>
-          <w:lang w:val="uk-UA"/>
-        </w:rPr>
-        <w:t xml:space="preserve"> = a;</w:t>
-      </w:r>
-    </w:p>
-    <w:p>
-      <w:pPr>
-        <w:rPr>
-          <w:rFonts w:ascii="Courier New" w:hAnsi="Courier New" w:cs="Courier New"/>
-          <w:bCs/>
-          <w:sz w:val="20"/>
-          <w:szCs w:val="20"/>
-          <w:lang w:val="uk-UA"/>
-        </w:rPr>
-      </w:pPr>
-      <w:r>
-        <w:rPr>
-          <w:rFonts w:ascii="Courier New" w:hAnsi="Courier New" w:cs="Courier New"/>
-          <w:bCs/>
-          <w:sz w:val="20"/>
-          <w:szCs w:val="20"/>
-          <w:lang w:val="uk-UA"/>
-        </w:rPr>
-        <w:t xml:space="preserve">            </w:t>
-      </w:r>
-      <w:proofErr w:type="spellStart"/>
-      <w:r>
-        <w:rPr>
-          <w:rFonts w:ascii="Courier New" w:hAnsi="Courier New" w:cs="Courier New"/>
-          <w:bCs/>
-          <w:sz w:val="20"/>
-          <w:szCs w:val="20"/>
-          <w:lang w:val="uk-UA"/>
-        </w:rPr>
-        <w:t>int</w:t>
-      </w:r>
-      <w:proofErr w:type="spellEnd"/>
-      <w:r>
-        <w:rPr>
-          <w:rFonts w:ascii="Courier New" w:hAnsi="Courier New" w:cs="Courier New"/>
-          <w:bCs/>
-          <w:sz w:val="20"/>
-          <w:szCs w:val="20"/>
-          <w:lang w:val="uk-UA"/>
-        </w:rPr>
-        <w:t xml:space="preserve"> </w:t>
-      </w:r>
-      <w:proofErr w:type="spellStart"/>
-      <w:r>
-        <w:rPr>
-          <w:rFonts w:ascii="Courier New" w:hAnsi="Courier New" w:cs="Courier New"/>
-          <w:bCs/>
-          <w:sz w:val="20"/>
-          <w:szCs w:val="20"/>
-          <w:lang w:val="uk-UA"/>
-        </w:rPr>
-        <w:t>originalB</w:t>
-      </w:r>
-      <w:proofErr w:type="spellEnd"/>
-      <w:r>
-        <w:rPr>
-          <w:rFonts w:ascii="Courier New" w:hAnsi="Courier New" w:cs="Courier New"/>
-          <w:bCs/>
-          <w:sz w:val="20"/>
-          <w:szCs w:val="20"/>
-          <w:lang w:val="uk-UA"/>
-        </w:rPr>
-        <w:t xml:space="preserve"> = b;</w:t>
-      </w:r>
-    </w:p>
-    <w:p>
-      <w:pPr>
-        <w:rPr>
-          <w:rFonts w:ascii="Courier New" w:hAnsi="Courier New" w:cs="Courier New"/>
-          <w:bCs/>
-          <w:sz w:val="20"/>
-          <w:szCs w:val="20"/>
-          <w:lang w:val="uk-UA"/>
-        </w:rPr>
-      </w:pPr>
-      <w:r>
-        <w:rPr>
-          <w:rFonts w:ascii="Courier New" w:hAnsi="Courier New" w:cs="Courier New"/>
-          <w:bCs/>
-          <w:sz w:val="20"/>
-          <w:szCs w:val="20"/>
-          <w:lang w:val="uk-UA"/>
-        </w:rPr>
-        <w:t xml:space="preserve">            </w:t>
-      </w:r>
-      <w:proofErr w:type="spellStart"/>
-      <w:r>
-        <w:rPr>
-          <w:rFonts w:ascii="Courier New" w:hAnsi="Courier New" w:cs="Courier New"/>
-          <w:bCs/>
-          <w:sz w:val="20"/>
-          <w:szCs w:val="20"/>
-          <w:lang w:val="uk-UA"/>
-        </w:rPr>
-        <w:t>int</w:t>
-      </w:r>
-      <w:proofErr w:type="spellEnd"/>
-      <w:r>
-        <w:rPr>
-          <w:rFonts w:ascii="Courier New" w:hAnsi="Courier New" w:cs="Courier New"/>
-          <w:bCs/>
-          <w:sz w:val="20"/>
-          <w:szCs w:val="20"/>
-          <w:lang w:val="uk-UA"/>
-        </w:rPr>
-        <w:t xml:space="preserve"> </w:t>
-      </w:r>
-      <w:proofErr w:type="spellStart"/>
-      <w:r>
-        <w:rPr>
-          <w:rFonts w:ascii="Courier New" w:hAnsi="Courier New" w:cs="Courier New"/>
-          <w:bCs/>
-          <w:sz w:val="20"/>
-          <w:szCs w:val="20"/>
-          <w:lang w:val="uk-UA"/>
-        </w:rPr>
-        <w:t>originalC</w:t>
-      </w:r>
-      <w:proofErr w:type="spellEnd"/>
-      <w:r>
-        <w:rPr>
-          <w:rFonts w:ascii="Courier New" w:hAnsi="Courier New" w:cs="Courier New"/>
-          <w:bCs/>
-          <w:sz w:val="20"/>
-          <w:szCs w:val="20"/>
-          <w:lang w:val="uk-UA"/>
-        </w:rPr>
-        <w:t xml:space="preserve"> = c;</w:t>
-      </w:r>
-    </w:p>
-    <w:p>
-      <w:pPr>
-        <w:rPr>
-          <w:rFonts w:ascii="Courier New" w:hAnsi="Courier New" w:cs="Courier New"/>
-          <w:bCs/>
-          <w:sz w:val="20"/>
-          <w:szCs w:val="20"/>
-          <w:lang w:val="uk-UA"/>
-        </w:rPr>
-      </w:pPr>
-      <w:r>
-        <w:rPr>
-          <w:rFonts w:ascii="Courier New" w:hAnsi="Courier New" w:cs="Courier New"/>
-          <w:bCs/>
-          <w:sz w:val="20"/>
-          <w:szCs w:val="20"/>
-          <w:lang w:val="uk-UA"/>
-        </w:rPr>
-        <w:t xml:space="preserve">            </w:t>
-      </w:r>
-      <w:proofErr w:type="spellStart"/>
-      <w:r>
-        <w:rPr>
-          <w:rFonts w:ascii="Courier New" w:hAnsi="Courier New" w:cs="Courier New"/>
-          <w:bCs/>
-          <w:sz w:val="20"/>
-          <w:szCs w:val="20"/>
-          <w:lang w:val="uk-UA"/>
-        </w:rPr>
-        <w:t>int</w:t>
-      </w:r>
-      <w:proofErr w:type="spellEnd"/>
-      <w:r>
-        <w:rPr>
-          <w:rFonts w:ascii="Courier New" w:hAnsi="Courier New" w:cs="Courier New"/>
-          <w:bCs/>
-          <w:sz w:val="20"/>
-          <w:szCs w:val="20"/>
-          <w:lang w:val="uk-UA"/>
-        </w:rPr>
-        <w:t xml:space="preserve"> </w:t>
-      </w:r>
-      <w:proofErr w:type="spellStart"/>
-      <w:r>
-        <w:rPr>
-          <w:rFonts w:ascii="Courier New" w:hAnsi="Courier New" w:cs="Courier New"/>
-          <w:bCs/>
-          <w:sz w:val="20"/>
-          <w:szCs w:val="20"/>
-          <w:lang w:val="uk-UA"/>
-        </w:rPr>
-        <w:t>originalD</w:t>
-      </w:r>
-      <w:proofErr w:type="spellEnd"/>
-      <w:r>
-        <w:rPr>
-          <w:rFonts w:ascii="Courier New" w:hAnsi="Courier New" w:cs="Courier New"/>
-          <w:bCs/>
-          <w:sz w:val="20"/>
-          <w:szCs w:val="20"/>
-          <w:lang w:val="uk-UA"/>
-        </w:rPr>
-        <w:t xml:space="preserve"> = d;</w:t>
-      </w:r>
-    </w:p>
-    <w:p>
-      <w:pPr>
-        <w:rPr>
-          <w:rFonts w:ascii="Courier New" w:hAnsi="Courier New" w:cs="Courier New"/>
-          <w:bCs/>
-          <w:sz w:val="20"/>
-          <w:szCs w:val="20"/>
-          <w:lang w:val="uk-UA"/>
-        </w:rPr>
-      </w:pPr>
-    </w:p>
-    <w:p>
-      <w:pPr>
-        <w:rPr>
-          <w:rFonts w:ascii="Courier New" w:hAnsi="Courier New" w:cs="Courier New"/>
-          <w:bCs/>
-          <w:sz w:val="20"/>
-          <w:szCs w:val="20"/>
-          <w:lang w:val="uk-UA"/>
-        </w:rPr>
-      </w:pPr>
-      <w:r>
-        <w:rPr>
-          <w:rFonts w:ascii="Courier New" w:hAnsi="Courier New" w:cs="Courier New"/>
-          <w:bCs/>
-          <w:sz w:val="20"/>
-          <w:szCs w:val="20"/>
-          <w:lang w:val="uk-UA"/>
-        </w:rPr>
-        <w:t xml:space="preserve">            </w:t>
-      </w:r>
-      <w:proofErr w:type="spellStart"/>
-      <w:r>
-        <w:rPr>
-          <w:rFonts w:ascii="Courier New" w:hAnsi="Courier New" w:cs="Courier New"/>
-          <w:bCs/>
-          <w:sz w:val="20"/>
-          <w:szCs w:val="20"/>
-          <w:lang w:val="uk-UA"/>
-        </w:rPr>
-        <w:t>for</w:t>
-      </w:r>
-      <w:proofErr w:type="spellEnd"/>
-      <w:r>
-        <w:rPr>
-          <w:rFonts w:ascii="Courier New" w:hAnsi="Courier New" w:cs="Courier New"/>
-          <w:bCs/>
-          <w:sz w:val="20"/>
-          <w:szCs w:val="20"/>
-          <w:lang w:val="uk-UA"/>
-        </w:rPr>
-        <w:t xml:space="preserve"> (</w:t>
-      </w:r>
-      <w:proofErr w:type="spellStart"/>
-      <w:r>
-        <w:rPr>
-          <w:rFonts w:ascii="Courier New" w:hAnsi="Courier New" w:cs="Courier New"/>
-          <w:bCs/>
-          <w:sz w:val="20"/>
-          <w:szCs w:val="20"/>
-          <w:lang w:val="uk-UA"/>
-        </w:rPr>
-        <w:t>int</w:t>
-      </w:r>
-      <w:proofErr w:type="spellEnd"/>
-      <w:r>
-        <w:rPr>
-          <w:rFonts w:ascii="Courier New" w:hAnsi="Courier New" w:cs="Courier New"/>
-          <w:bCs/>
-          <w:sz w:val="20"/>
-          <w:szCs w:val="20"/>
-          <w:lang w:val="uk-UA"/>
-        </w:rPr>
-        <w:t xml:space="preserve"> j = 0; j &lt; 64; j++)</w:t>
+        <w:t xml:space="preserve">            int originalA = a;</w:t>
+      </w:r>
+    </w:p>
+    <w:p>
+      <w:pPr>
+        <w:rPr>
+          <w:rFonts w:ascii="Courier New" w:hAnsi="Courier New" w:cs="Courier New"/>
+          <w:bCs/>
+          <w:sz w:val="20"/>
+          <w:szCs w:val="20"/>
+          <w:lang w:val="uk-UA"/>
+        </w:rPr>
+      </w:pPr>
+      <w:r>
+        <w:rPr>
+          <w:rFonts w:ascii="Courier New" w:hAnsi="Courier New" w:cs="Courier New"/>
+          <w:bCs/>
+          <w:sz w:val="20"/>
+          <w:szCs w:val="20"/>
+          <w:lang w:val="uk-UA"/>
+        </w:rPr>
+        <w:t xml:space="preserve">            int originalB = b;</w:t>
+      </w:r>
+    </w:p>
+    <w:p>
+      <w:pPr>
+        <w:rPr>
+          <w:rFonts w:ascii="Courier New" w:hAnsi="Courier New" w:cs="Courier New"/>
+          <w:bCs/>
+          <w:sz w:val="20"/>
+          <w:szCs w:val="20"/>
+          <w:lang w:val="uk-UA"/>
+        </w:rPr>
+      </w:pPr>
+      <w:r>
+        <w:rPr>
+          <w:rFonts w:ascii="Courier New" w:hAnsi="Courier New" w:cs="Courier New"/>
+          <w:bCs/>
+          <w:sz w:val="20"/>
+          <w:szCs w:val="20"/>
+          <w:lang w:val="uk-UA"/>
+        </w:rPr>
+        <w:t xml:space="preserve">            int originalC = c;</w:t>
+      </w:r>
+    </w:p>
+    <w:p>
+      <w:pPr>
+        <w:rPr>
+          <w:rFonts w:ascii="Courier New" w:hAnsi="Courier New" w:cs="Courier New"/>
+          <w:bCs/>
+          <w:sz w:val="20"/>
+          <w:szCs w:val="20"/>
+          <w:lang w:val="uk-UA"/>
+        </w:rPr>
+      </w:pPr>
+      <w:r>
+        <w:rPr>
+          <w:rFonts w:ascii="Courier New" w:hAnsi="Courier New" w:cs="Courier New"/>
+          <w:bCs/>
+          <w:sz w:val="20"/>
+          <w:szCs w:val="20"/>
+          <w:lang w:val="uk-UA"/>
+        </w:rPr>
+        <w:t xml:space="preserve">            int originalD = d;</w:t>
+      </w:r>
+    </w:p>
+    <w:p>
+      <w:pPr>
+        <w:rPr>
+          <w:rFonts w:ascii="Courier New" w:hAnsi="Courier New" w:cs="Courier New"/>
+          <w:bCs/>
+          <w:sz w:val="20"/>
+          <w:szCs w:val="20"/>
+          <w:lang w:val="uk-UA"/>
+        </w:rPr>
+      </w:pPr>
+    </w:p>
+    <w:p>
+      <w:pPr>
+        <w:rPr>
+          <w:rFonts w:ascii="Courier New" w:hAnsi="Courier New" w:cs="Courier New"/>
+          <w:bCs/>
+          <w:sz w:val="20"/>
+          <w:szCs w:val="20"/>
+          <w:lang w:val="uk-UA"/>
+        </w:rPr>
+      </w:pPr>
+      <w:r>
+        <w:rPr>
+          <w:rFonts w:ascii="Courier New" w:hAnsi="Courier New" w:cs="Courier New"/>
+          <w:bCs/>
+          <w:sz w:val="20"/>
+          <w:szCs w:val="20"/>
+          <w:lang w:val="uk-UA"/>
+        </w:rPr>
+        <w:t xml:space="preserve">            for (int j = 0; j &lt; 64; j++)</w:t>
       </w:r>
     </w:p>
     <w:p>
@@ -5996,191 +3006,81 @@
           <w:szCs w:val="20"/>
           <w:lang w:val="uk-UA"/>
         </w:rPr>
-        <w:t xml:space="preserve">                </w:t>
-      </w:r>
-      <w:proofErr w:type="spellStart"/>
-      <w:r>
-        <w:rPr>
-          <w:rFonts w:ascii="Courier New" w:hAnsi="Courier New" w:cs="Courier New"/>
-          <w:bCs/>
-          <w:sz w:val="20"/>
-          <w:szCs w:val="20"/>
-          <w:lang w:val="uk-UA"/>
-        </w:rPr>
-        <w:t>int</w:t>
-      </w:r>
-      <w:proofErr w:type="spellEnd"/>
-      <w:r>
-        <w:rPr>
-          <w:rFonts w:ascii="Courier New" w:hAnsi="Courier New" w:cs="Courier New"/>
-          <w:bCs/>
-          <w:sz w:val="20"/>
-          <w:szCs w:val="20"/>
-          <w:lang w:val="uk-UA"/>
-        </w:rPr>
-        <w:t xml:space="preserve"> div16 = j &gt;&gt; 4;</w:t>
-      </w:r>
-    </w:p>
-    <w:p>
-      <w:pPr>
-        <w:rPr>
-          <w:rFonts w:ascii="Courier New" w:hAnsi="Courier New" w:cs="Courier New"/>
-          <w:bCs/>
-          <w:sz w:val="20"/>
-          <w:szCs w:val="20"/>
-          <w:lang w:val="uk-UA"/>
-        </w:rPr>
-      </w:pPr>
-      <w:r>
-        <w:rPr>
-          <w:rFonts w:ascii="Courier New" w:hAnsi="Courier New" w:cs="Courier New"/>
-          <w:bCs/>
-          <w:sz w:val="20"/>
-          <w:szCs w:val="20"/>
-          <w:lang w:val="uk-UA"/>
-        </w:rPr>
-        <w:t xml:space="preserve">                </w:t>
-      </w:r>
-      <w:proofErr w:type="spellStart"/>
-      <w:r>
-        <w:rPr>
-          <w:rFonts w:ascii="Courier New" w:hAnsi="Courier New" w:cs="Courier New"/>
-          <w:bCs/>
-          <w:sz w:val="20"/>
-          <w:szCs w:val="20"/>
-          <w:lang w:val="uk-UA"/>
-        </w:rPr>
-        <w:t>int</w:t>
-      </w:r>
-      <w:proofErr w:type="spellEnd"/>
-      <w:r>
-        <w:rPr>
-          <w:rFonts w:ascii="Courier New" w:hAnsi="Courier New" w:cs="Courier New"/>
-          <w:bCs/>
-          <w:sz w:val="20"/>
-          <w:szCs w:val="20"/>
-          <w:lang w:val="uk-UA"/>
-        </w:rPr>
-        <w:t xml:space="preserve"> f = 0;</w:t>
-      </w:r>
-    </w:p>
-    <w:p>
-      <w:pPr>
-        <w:rPr>
-          <w:rFonts w:ascii="Courier New" w:hAnsi="Courier New" w:cs="Courier New"/>
-          <w:bCs/>
-          <w:sz w:val="20"/>
-          <w:szCs w:val="20"/>
-          <w:lang w:val="uk-UA"/>
-        </w:rPr>
-      </w:pPr>
-      <w:r>
-        <w:rPr>
-          <w:rFonts w:ascii="Courier New" w:hAnsi="Courier New" w:cs="Courier New"/>
-          <w:bCs/>
-          <w:sz w:val="20"/>
-          <w:szCs w:val="20"/>
-          <w:lang w:val="uk-UA"/>
-        </w:rPr>
-        <w:t xml:space="preserve">                </w:t>
-      </w:r>
-      <w:proofErr w:type="spellStart"/>
-      <w:r>
-        <w:rPr>
-          <w:rFonts w:ascii="Courier New" w:hAnsi="Courier New" w:cs="Courier New"/>
-          <w:bCs/>
-          <w:sz w:val="20"/>
-          <w:szCs w:val="20"/>
-          <w:lang w:val="uk-UA"/>
-        </w:rPr>
-        <w:t>int</w:t>
-      </w:r>
-      <w:proofErr w:type="spellEnd"/>
-      <w:r>
-        <w:rPr>
-          <w:rFonts w:ascii="Courier New" w:hAnsi="Courier New" w:cs="Courier New"/>
-          <w:bCs/>
-          <w:sz w:val="20"/>
-          <w:szCs w:val="20"/>
-          <w:lang w:val="uk-UA"/>
-        </w:rPr>
-        <w:t xml:space="preserve"> </w:t>
-      </w:r>
-      <w:proofErr w:type="spellStart"/>
-      <w:r>
-        <w:rPr>
-          <w:rFonts w:ascii="Courier New" w:hAnsi="Courier New" w:cs="Courier New"/>
-          <w:bCs/>
-          <w:sz w:val="20"/>
-          <w:szCs w:val="20"/>
-          <w:lang w:val="uk-UA"/>
-        </w:rPr>
-        <w:t>bufferIndex</w:t>
-      </w:r>
-      <w:proofErr w:type="spellEnd"/>
-      <w:r>
-        <w:rPr>
-          <w:rFonts w:ascii="Courier New" w:hAnsi="Courier New" w:cs="Courier New"/>
-          <w:bCs/>
-          <w:sz w:val="20"/>
-          <w:szCs w:val="20"/>
-          <w:lang w:val="uk-UA"/>
-        </w:rPr>
-        <w:t xml:space="preserve"> = j;</w:t>
-      </w:r>
-    </w:p>
-    <w:p>
-      <w:pPr>
-        <w:rPr>
-          <w:rFonts w:ascii="Courier New" w:hAnsi="Courier New" w:cs="Courier New"/>
-          <w:bCs/>
-          <w:sz w:val="20"/>
-          <w:szCs w:val="20"/>
-          <w:lang w:val="uk-UA"/>
-        </w:rPr>
-      </w:pPr>
-    </w:p>
-    <w:p>
-      <w:pPr>
-        <w:rPr>
-          <w:rFonts w:ascii="Courier New" w:hAnsi="Courier New" w:cs="Courier New"/>
-          <w:bCs/>
-          <w:sz w:val="20"/>
-          <w:szCs w:val="20"/>
-          <w:lang w:val="uk-UA"/>
-        </w:rPr>
-      </w:pPr>
-      <w:r>
-        <w:rPr>
-          <w:rFonts w:ascii="Courier New" w:hAnsi="Courier New" w:cs="Courier New"/>
-          <w:bCs/>
-          <w:sz w:val="20"/>
-          <w:szCs w:val="20"/>
-          <w:lang w:val="uk-UA"/>
-        </w:rPr>
-        <w:t xml:space="preserve">                </w:t>
-      </w:r>
-      <w:proofErr w:type="spellStart"/>
-      <w:r>
-        <w:rPr>
-          <w:rFonts w:ascii="Courier New" w:hAnsi="Courier New" w:cs="Courier New"/>
-          <w:bCs/>
-          <w:sz w:val="20"/>
-          <w:szCs w:val="20"/>
-          <w:lang w:val="uk-UA"/>
-        </w:rPr>
-        <w:t>switch</w:t>
-      </w:r>
-      <w:proofErr w:type="spellEnd"/>
-      <w:r>
-        <w:rPr>
-          <w:rFonts w:ascii="Courier New" w:hAnsi="Courier New" w:cs="Courier New"/>
-          <w:bCs/>
-          <w:sz w:val="20"/>
-          <w:szCs w:val="20"/>
-          <w:lang w:val="uk-UA"/>
-        </w:rPr>
-        <w:t xml:space="preserve"> (div16)</w:t>
+        <w:t xml:space="preserve">                int div16 = j &gt;&gt; 4;</w:t>
+      </w:r>
+    </w:p>
+    <w:p>
+      <w:pPr>
+        <w:rPr>
+          <w:rFonts w:ascii="Courier New" w:hAnsi="Courier New" w:cs="Courier New"/>
+          <w:bCs/>
+          <w:sz w:val="20"/>
+          <w:szCs w:val="20"/>
+          <w:lang w:val="uk-UA"/>
+        </w:rPr>
+      </w:pPr>
+      <w:r>
+        <w:rPr>
+          <w:rFonts w:ascii="Courier New" w:hAnsi="Courier New" w:cs="Courier New"/>
+          <w:bCs/>
+          <w:sz w:val="20"/>
+          <w:szCs w:val="20"/>
+          <w:lang w:val="uk-UA"/>
+        </w:rPr>
+        <w:t xml:space="preserve">                int f = 0;</w:t>
+      </w:r>
+    </w:p>
+    <w:p>
+      <w:pPr>
+        <w:rPr>
+          <w:rFonts w:ascii="Courier New" w:hAnsi="Courier New" w:cs="Courier New"/>
+          <w:bCs/>
+          <w:sz w:val="20"/>
+          <w:szCs w:val="20"/>
+          <w:lang w:val="uk-UA"/>
+        </w:rPr>
+      </w:pPr>
+      <w:r>
+        <w:rPr>
+          <w:rFonts w:ascii="Courier New" w:hAnsi="Courier New" w:cs="Courier New"/>
+          <w:bCs/>
+          <w:sz w:val="20"/>
+          <w:szCs w:val="20"/>
+          <w:lang w:val="uk-UA"/>
+        </w:rPr>
+        <w:t xml:space="preserve">                int bufferIndex = j;</w:t>
+      </w:r>
+    </w:p>
+    <w:p>
+      <w:pPr>
+        <w:rPr>
+          <w:rFonts w:ascii="Courier New" w:hAnsi="Courier New" w:cs="Courier New"/>
+          <w:bCs/>
+          <w:sz w:val="20"/>
+          <w:szCs w:val="20"/>
+          <w:lang w:val="uk-UA"/>
+        </w:rPr>
+      </w:pPr>
+    </w:p>
+    <w:p>
+      <w:pPr>
+        <w:rPr>
+          <w:rFonts w:ascii="Courier New" w:hAnsi="Courier New" w:cs="Courier New"/>
+          <w:bCs/>
+          <w:sz w:val="20"/>
+          <w:szCs w:val="20"/>
+          <w:lang w:val="uk-UA"/>
+        </w:rPr>
+      </w:pPr>
+      <w:r>
+        <w:rPr>
+          <w:rFonts w:ascii="Courier New" w:hAnsi="Courier New" w:cs="Courier New"/>
+          <w:bCs/>
+          <w:sz w:val="20"/>
+          <w:szCs w:val="20"/>
+          <w:lang w:val="uk-UA"/>
+        </w:rPr>
+        <w:t xml:space="preserve">                switch (div16)</w:t>
       </w:r>
     </w:p>
     <w:p>
@@ -6223,29 +3123,7 @@
           <w:szCs w:val="20"/>
           <w:lang w:val="uk-UA"/>
         </w:rPr>
-        <w:t xml:space="preserve">                    </w:t>
-      </w:r>
-      <w:proofErr w:type="spellStart"/>
-      <w:r>
-        <w:rPr>
-          <w:rFonts w:ascii="Courier New" w:hAnsi="Courier New" w:cs="Courier New"/>
-          <w:bCs/>
-          <w:sz w:val="20"/>
-          <w:szCs w:val="20"/>
-          <w:lang w:val="uk-UA"/>
-        </w:rPr>
-        <w:t>case</w:t>
-      </w:r>
-      <w:proofErr w:type="spellEnd"/>
-      <w:r>
-        <w:rPr>
-          <w:rFonts w:ascii="Courier New" w:hAnsi="Courier New" w:cs="Courier New"/>
-          <w:bCs/>
-          <w:sz w:val="20"/>
-          <w:szCs w:val="20"/>
-          <w:lang w:val="uk-UA"/>
-        </w:rPr>
-        <w:t xml:space="preserve"> 0:</w:t>
+        <w:t xml:space="preserve">                    case 0:</w:t>
       </w:r>
     </w:p>
     <w:p>
@@ -6287,72 +3165,28 @@
           <w:szCs w:val="20"/>
           <w:lang w:val="uk-UA"/>
         </w:rPr>
-        <w:t xml:space="preserve">                        </w:t>
-      </w:r>
-      <w:proofErr w:type="spellStart"/>
-      <w:r>
-        <w:rPr>
-          <w:rFonts w:ascii="Courier New" w:hAnsi="Courier New" w:cs="Courier New"/>
-          <w:bCs/>
-          <w:sz w:val="20"/>
-          <w:szCs w:val="20"/>
-          <w:lang w:val="uk-UA"/>
-        </w:rPr>
-        <w:t>break</w:t>
-      </w:r>
-      <w:proofErr w:type="spellEnd"/>
-      <w:r>
-        <w:rPr>
-          <w:rFonts w:ascii="Courier New" w:hAnsi="Courier New" w:cs="Courier New"/>
-          <w:bCs/>
-          <w:sz w:val="20"/>
-          <w:szCs w:val="20"/>
-          <w:lang w:val="uk-UA"/>
-        </w:rPr>
-        <w:t>;</w:t>
-      </w:r>
-    </w:p>
-    <w:p>
-      <w:pPr>
-        <w:rPr>
-          <w:rFonts w:ascii="Courier New" w:hAnsi="Courier New" w:cs="Courier New"/>
-          <w:bCs/>
-          <w:sz w:val="20"/>
-          <w:szCs w:val="20"/>
-          <w:lang w:val="uk-UA"/>
-        </w:rPr>
-      </w:pPr>
-      <w:r>
-        <w:rPr>
-          <w:rFonts w:ascii="Courier New" w:hAnsi="Courier New" w:cs="Courier New"/>
-          <w:bCs/>
-          <w:sz w:val="20"/>
-          <w:szCs w:val="20"/>
-          <w:lang w:val="uk-UA"/>
-        </w:rPr>
-        <w:t xml:space="preserve">                    </w:t>
-      </w:r>
-      <w:proofErr w:type="spellStart"/>
-      <w:r>
-        <w:rPr>
-          <w:rFonts w:ascii="Courier New" w:hAnsi="Courier New" w:cs="Courier New"/>
-          <w:bCs/>
-          <w:sz w:val="20"/>
-          <w:szCs w:val="20"/>
-          <w:lang w:val="uk-UA"/>
-        </w:rPr>
-        <w:t>case</w:t>
-      </w:r>
-      <w:proofErr w:type="spellEnd"/>
-      <w:r>
-        <w:rPr>
-          <w:rFonts w:ascii="Courier New" w:hAnsi="Courier New" w:cs="Courier New"/>
-          <w:bCs/>
-          <w:sz w:val="20"/>
-          <w:szCs w:val="20"/>
-          <w:lang w:val="uk-UA"/>
-        </w:rPr>
-        <w:t xml:space="preserve"> 1:</w:t>
+        <w:t xml:space="preserve">                        break;</w:t>
+      </w:r>
+    </w:p>
+    <w:p>
+      <w:pPr>
+        <w:rPr>
+          <w:rFonts w:ascii="Courier New" w:hAnsi="Courier New" w:cs="Courier New"/>
+          <w:bCs/>
+          <w:sz w:val="20"/>
+          <w:szCs w:val="20"/>
+          <w:lang w:val="uk-UA"/>
+        </w:rPr>
+      </w:pPr>
+      <w:r>
+        <w:rPr>
+          <w:rFonts w:ascii="Courier New" w:hAnsi="Courier New" w:cs="Courier New"/>
+          <w:bCs/>
+          <w:sz w:val="20"/>
+          <w:szCs w:val="20"/>
+          <w:lang w:val="uk-UA"/>
+        </w:rPr>
+        <w:t xml:space="preserve">                    case 1:</w:t>
       </w:r>
     </w:p>
     <w:p>
@@ -6394,137 +3228,49 @@
           <w:szCs w:val="20"/>
           <w:lang w:val="uk-UA"/>
         </w:rPr>
-        <w:t xml:space="preserve">                        </w:t>
-      </w:r>
-      <w:proofErr w:type="spellStart"/>
-      <w:r>
-        <w:rPr>
-          <w:rFonts w:ascii="Courier New" w:hAnsi="Courier New" w:cs="Courier New"/>
-          <w:bCs/>
-          <w:sz w:val="20"/>
-          <w:szCs w:val="20"/>
-          <w:lang w:val="uk-UA"/>
-        </w:rPr>
-        <w:t>bufferIndex</w:t>
-      </w:r>
-      <w:proofErr w:type="spellEnd"/>
-      <w:r>
-        <w:rPr>
-          <w:rFonts w:ascii="Courier New" w:hAnsi="Courier New" w:cs="Courier New"/>
-          <w:bCs/>
-          <w:sz w:val="20"/>
-          <w:szCs w:val="20"/>
-          <w:lang w:val="uk-UA"/>
-        </w:rPr>
-        <w:t xml:space="preserve"> = (</w:t>
-      </w:r>
-      <w:proofErr w:type="spellStart"/>
-      <w:r>
-        <w:rPr>
-          <w:rFonts w:ascii="Courier New" w:hAnsi="Courier New" w:cs="Courier New"/>
-          <w:bCs/>
-          <w:sz w:val="20"/>
-          <w:szCs w:val="20"/>
-          <w:lang w:val="uk-UA"/>
-        </w:rPr>
-        <w:t>bufferIndex</w:t>
-      </w:r>
-      <w:proofErr w:type="spellEnd"/>
-      <w:r>
-        <w:rPr>
-          <w:rFonts w:ascii="Courier New" w:hAnsi="Courier New" w:cs="Courier New"/>
-          <w:bCs/>
-          <w:sz w:val="20"/>
-          <w:szCs w:val="20"/>
-          <w:lang w:val="uk-UA"/>
-        </w:rPr>
-        <w:t xml:space="preserve"> * 5 + 1) &amp; 0x0F;</w:t>
-      </w:r>
-    </w:p>
-    <w:p>
-      <w:pPr>
-        <w:rPr>
-          <w:rFonts w:ascii="Courier New" w:hAnsi="Courier New" w:cs="Courier New"/>
-          <w:bCs/>
-          <w:sz w:val="20"/>
-          <w:szCs w:val="20"/>
-          <w:lang w:val="uk-UA"/>
-        </w:rPr>
-      </w:pPr>
-      <w:r>
-        <w:rPr>
-          <w:rFonts w:ascii="Courier New" w:hAnsi="Courier New" w:cs="Courier New"/>
-          <w:bCs/>
-          <w:sz w:val="20"/>
-          <w:szCs w:val="20"/>
-          <w:lang w:val="uk-UA"/>
-        </w:rPr>
-        <w:t xml:space="preserve">                        </w:t>
-      </w:r>
-      <w:proofErr w:type="spellStart"/>
-      <w:r>
-        <w:rPr>
-          <w:rFonts w:ascii="Courier New" w:hAnsi="Courier New" w:cs="Courier New"/>
-          <w:bCs/>
-          <w:sz w:val="20"/>
-          <w:szCs w:val="20"/>
-          <w:lang w:val="uk-UA"/>
-        </w:rPr>
-        <w:t>break</w:t>
-      </w:r>
-      <w:proofErr w:type="spellEnd"/>
-      <w:r>
-        <w:rPr>
-          <w:rFonts w:ascii="Courier New" w:hAnsi="Courier New" w:cs="Courier New"/>
-          <w:bCs/>
-          <w:sz w:val="20"/>
-          <w:szCs w:val="20"/>
-          <w:lang w:val="uk-UA"/>
-        </w:rPr>
-        <w:t>;</w:t>
-      </w:r>
-    </w:p>
-    <w:p>
-      <w:pPr>
-        <w:rPr>
-          <w:rFonts w:ascii="Courier New" w:hAnsi="Courier New" w:cs="Courier New"/>
-          <w:bCs/>
-          <w:sz w:val="20"/>
-          <w:szCs w:val="20"/>
-          <w:lang w:val="uk-UA"/>
-        </w:rPr>
-      </w:pPr>
-      <w:r>
-        <w:rPr>
-          <w:rFonts w:ascii="Courier New" w:hAnsi="Courier New" w:cs="Courier New"/>
-          <w:bCs/>
-          <w:sz w:val="20"/>
-          <w:szCs w:val="20"/>
-          <w:lang w:val="uk-UA"/>
-        </w:rPr>
-        <w:t xml:space="preserve">                    </w:t>
-      </w:r>
-      <w:proofErr w:type="spellStart"/>
-      <w:r>
-        <w:rPr>
-          <w:rFonts w:ascii="Courier New" w:hAnsi="Courier New" w:cs="Courier New"/>
-          <w:bCs/>
-          <w:sz w:val="20"/>
-          <w:szCs w:val="20"/>
-          <w:lang w:val="uk-UA"/>
-        </w:rPr>
-        <w:t>case</w:t>
-      </w:r>
-      <w:proofErr w:type="spellEnd"/>
-      <w:r>
-        <w:rPr>
-          <w:rFonts w:ascii="Courier New" w:hAnsi="Courier New" w:cs="Courier New"/>
-          <w:bCs/>
-          <w:sz w:val="20"/>
-          <w:szCs w:val="20"/>
-          <w:lang w:val="uk-UA"/>
-        </w:rPr>
-        <w:t xml:space="preserve"> 2:</w:t>
+        <w:t xml:space="preserve">                        bufferIndex = (bufferIndex * 5 + 1) &amp; 0x0F;</w:t>
+      </w:r>
+    </w:p>
+    <w:p>
+      <w:pPr>
+        <w:rPr>
+          <w:rFonts w:ascii="Courier New" w:hAnsi="Courier New" w:cs="Courier New"/>
+          <w:bCs/>
+          <w:sz w:val="20"/>
+          <w:szCs w:val="20"/>
+          <w:lang w:val="uk-UA"/>
+        </w:rPr>
+      </w:pPr>
+      <w:r>
+        <w:rPr>
+          <w:rFonts w:ascii="Courier New" w:hAnsi="Courier New" w:cs="Courier New"/>
+          <w:bCs/>
+          <w:sz w:val="20"/>
+          <w:szCs w:val="20"/>
+          <w:lang w:val="uk-UA"/>
+        </w:rPr>
+        <w:t xml:space="preserve">                        break;</w:t>
+      </w:r>
+    </w:p>
+    <w:p>
+      <w:pPr>
+        <w:rPr>
+          <w:rFonts w:ascii="Courier New" w:hAnsi="Courier New" w:cs="Courier New"/>
+          <w:bCs/>
+          <w:sz w:val="20"/>
+          <w:szCs w:val="20"/>
+          <w:lang w:val="uk-UA"/>
+        </w:rPr>
+      </w:pPr>
+      <w:r>
+        <w:rPr>
+          <w:rFonts w:ascii="Courier New" w:hAnsi="Courier New" w:cs="Courier New"/>
+          <w:bCs/>
+          <w:sz w:val="20"/>
+          <w:szCs w:val="20"/>
+          <w:lang w:val="uk-UA"/>
+        </w:rPr>
+        <w:t xml:space="preserve">                    case 2:</w:t>
       </w:r>
     </w:p>
     <w:p>
@@ -6566,137 +3312,49 @@
           <w:szCs w:val="20"/>
           <w:lang w:val="uk-UA"/>
         </w:rPr>
-        <w:t xml:space="preserve">                        </w:t>
-      </w:r>
-      <w:proofErr w:type="spellStart"/>
-      <w:r>
-        <w:rPr>
-          <w:rFonts w:ascii="Courier New" w:hAnsi="Courier New" w:cs="Courier New"/>
-          <w:bCs/>
-          <w:sz w:val="20"/>
-          <w:szCs w:val="20"/>
-          <w:lang w:val="uk-UA"/>
-        </w:rPr>
-        <w:t>bufferIndex</w:t>
-      </w:r>
-      <w:proofErr w:type="spellEnd"/>
-      <w:r>
-        <w:rPr>
-          <w:rFonts w:ascii="Courier New" w:hAnsi="Courier New" w:cs="Courier New"/>
-          <w:bCs/>
-          <w:sz w:val="20"/>
-          <w:szCs w:val="20"/>
-          <w:lang w:val="uk-UA"/>
-        </w:rPr>
-        <w:t xml:space="preserve"> = (</w:t>
-      </w:r>
-      <w:proofErr w:type="spellStart"/>
-      <w:r>
-        <w:rPr>
-          <w:rFonts w:ascii="Courier New" w:hAnsi="Courier New" w:cs="Courier New"/>
-          <w:bCs/>
-          <w:sz w:val="20"/>
-          <w:szCs w:val="20"/>
-          <w:lang w:val="uk-UA"/>
-        </w:rPr>
-        <w:t>bufferIndex</w:t>
-      </w:r>
-      <w:proofErr w:type="spellEnd"/>
-      <w:r>
-        <w:rPr>
-          <w:rFonts w:ascii="Courier New" w:hAnsi="Courier New" w:cs="Courier New"/>
-          <w:bCs/>
-          <w:sz w:val="20"/>
-          <w:szCs w:val="20"/>
-          <w:lang w:val="uk-UA"/>
-        </w:rPr>
-        <w:t xml:space="preserve"> * 3 + 5) &amp; 0x0F;</w:t>
-      </w:r>
-    </w:p>
-    <w:p>
-      <w:pPr>
-        <w:rPr>
-          <w:rFonts w:ascii="Courier New" w:hAnsi="Courier New" w:cs="Courier New"/>
-          <w:bCs/>
-          <w:sz w:val="20"/>
-          <w:szCs w:val="20"/>
-          <w:lang w:val="uk-UA"/>
-        </w:rPr>
-      </w:pPr>
-      <w:r>
-        <w:rPr>
-          <w:rFonts w:ascii="Courier New" w:hAnsi="Courier New" w:cs="Courier New"/>
-          <w:bCs/>
-          <w:sz w:val="20"/>
-          <w:szCs w:val="20"/>
-          <w:lang w:val="uk-UA"/>
-        </w:rPr>
-        <w:t xml:space="preserve">                        </w:t>
-      </w:r>
-      <w:proofErr w:type="spellStart"/>
-      <w:r>
-        <w:rPr>
-          <w:rFonts w:ascii="Courier New" w:hAnsi="Courier New" w:cs="Courier New"/>
-          <w:bCs/>
-          <w:sz w:val="20"/>
-          <w:szCs w:val="20"/>
-          <w:lang w:val="uk-UA"/>
-        </w:rPr>
-        <w:t>break</w:t>
-      </w:r>
-      <w:proofErr w:type="spellEnd"/>
-      <w:r>
-        <w:rPr>
-          <w:rFonts w:ascii="Courier New" w:hAnsi="Courier New" w:cs="Courier New"/>
-          <w:bCs/>
-          <w:sz w:val="20"/>
-          <w:szCs w:val="20"/>
-          <w:lang w:val="uk-UA"/>
-        </w:rPr>
-        <w:t>;</w:t>
-      </w:r>
-    </w:p>
-    <w:p>
-      <w:pPr>
-        <w:rPr>
-          <w:rFonts w:ascii="Courier New" w:hAnsi="Courier New" w:cs="Courier New"/>
-          <w:bCs/>
-          <w:sz w:val="20"/>
-          <w:szCs w:val="20"/>
-          <w:lang w:val="uk-UA"/>
-        </w:rPr>
-      </w:pPr>
-      <w:r>
-        <w:rPr>
-          <w:rFonts w:ascii="Courier New" w:hAnsi="Courier New" w:cs="Courier New"/>
-          <w:bCs/>
-          <w:sz w:val="20"/>
-          <w:szCs w:val="20"/>
-          <w:lang w:val="uk-UA"/>
-        </w:rPr>
-        <w:t xml:space="preserve">                    </w:t>
-      </w:r>
-      <w:proofErr w:type="spellStart"/>
-      <w:r>
-        <w:rPr>
-          <w:rFonts w:ascii="Courier New" w:hAnsi="Courier New" w:cs="Courier New"/>
-          <w:bCs/>
-          <w:sz w:val="20"/>
-          <w:szCs w:val="20"/>
-          <w:lang w:val="uk-UA"/>
-        </w:rPr>
-        <w:t>case</w:t>
-      </w:r>
-      <w:proofErr w:type="spellEnd"/>
-      <w:r>
-        <w:rPr>
-          <w:rFonts w:ascii="Courier New" w:hAnsi="Courier New" w:cs="Courier New"/>
-          <w:bCs/>
-          <w:sz w:val="20"/>
-          <w:szCs w:val="20"/>
-          <w:lang w:val="uk-UA"/>
-        </w:rPr>
-        <w:t xml:space="preserve"> 3:</w:t>
+        <w:t xml:space="preserve">                        bufferIndex = (bufferIndex * 3 + 5) &amp; 0x0F;</w:t>
+      </w:r>
+    </w:p>
+    <w:p>
+      <w:pPr>
+        <w:rPr>
+          <w:rFonts w:ascii="Courier New" w:hAnsi="Courier New" w:cs="Courier New"/>
+          <w:bCs/>
+          <w:sz w:val="20"/>
+          <w:szCs w:val="20"/>
+          <w:lang w:val="uk-UA"/>
+        </w:rPr>
+      </w:pPr>
+      <w:r>
+        <w:rPr>
+          <w:rFonts w:ascii="Courier New" w:hAnsi="Courier New" w:cs="Courier New"/>
+          <w:bCs/>
+          <w:sz w:val="20"/>
+          <w:szCs w:val="20"/>
+          <w:lang w:val="uk-UA"/>
+        </w:rPr>
+        <w:t xml:space="preserve">                        break;</w:t>
+      </w:r>
+    </w:p>
+    <w:p>
+      <w:pPr>
+        <w:rPr>
+          <w:rFonts w:ascii="Courier New" w:hAnsi="Courier New" w:cs="Courier New"/>
+          <w:bCs/>
+          <w:sz w:val="20"/>
+          <w:szCs w:val="20"/>
+          <w:lang w:val="uk-UA"/>
+        </w:rPr>
+      </w:pPr>
+      <w:r>
+        <w:rPr>
+          <w:rFonts w:ascii="Courier New" w:hAnsi="Courier New" w:cs="Courier New"/>
+          <w:bCs/>
+          <w:sz w:val="20"/>
+          <w:szCs w:val="20"/>
+          <w:lang w:val="uk-UA"/>
+        </w:rPr>
+        <w:t xml:space="preserve">                    case 3:</w:t>
       </w:r>
     </w:p>
     <w:p>
@@ -6738,94 +3396,28 @@
           <w:szCs w:val="20"/>
           <w:lang w:val="uk-UA"/>
         </w:rPr>
-        <w:t xml:space="preserve">                        </w:t>
-      </w:r>
-      <w:proofErr w:type="spellStart"/>
-      <w:r>
-        <w:rPr>
-          <w:rFonts w:ascii="Courier New" w:hAnsi="Courier New" w:cs="Courier New"/>
-          <w:bCs/>
-          <w:sz w:val="20"/>
-          <w:szCs w:val="20"/>
-          <w:lang w:val="uk-UA"/>
-        </w:rPr>
-        <w:t>bufferIndex</w:t>
-      </w:r>
-      <w:proofErr w:type="spellEnd"/>
-      <w:r>
-        <w:rPr>
-          <w:rFonts w:ascii="Courier New" w:hAnsi="Courier New" w:cs="Courier New"/>
-          <w:bCs/>
-          <w:sz w:val="20"/>
-          <w:szCs w:val="20"/>
-          <w:lang w:val="uk-UA"/>
-        </w:rPr>
-        <w:t xml:space="preserve"> = (</w:t>
-      </w:r>
-      <w:proofErr w:type="spellStart"/>
-      <w:r>
-        <w:rPr>
-          <w:rFonts w:ascii="Courier New" w:hAnsi="Courier New" w:cs="Courier New"/>
-          <w:bCs/>
-          <w:sz w:val="20"/>
-          <w:szCs w:val="20"/>
-          <w:lang w:val="uk-UA"/>
-        </w:rPr>
-        <w:t>bufferIndex</w:t>
-      </w:r>
-      <w:proofErr w:type="spellEnd"/>
-      <w:r>
-        <w:rPr>
-          <w:rFonts w:ascii="Courier New" w:hAnsi="Courier New" w:cs="Courier New"/>
-          <w:bCs/>
-          <w:sz w:val="20"/>
-          <w:szCs w:val="20"/>
-          <w:lang w:val="uk-UA"/>
-        </w:rPr>
-        <w:t xml:space="preserve"> * 7) &amp; 0x0F;</w:t>
-      </w:r>
-    </w:p>
-    <w:p>
-      <w:pPr>
-        <w:rPr>
-          <w:rFonts w:ascii="Courier New" w:hAnsi="Courier New" w:cs="Courier New"/>
-          <w:bCs/>
-          <w:sz w:val="20"/>
-          <w:szCs w:val="20"/>
-          <w:lang w:val="uk-UA"/>
-        </w:rPr>
-      </w:pPr>
-      <w:r>
-        <w:rPr>
-          <w:rFonts w:ascii="Courier New" w:hAnsi="Courier New" w:cs="Courier New"/>
-          <w:bCs/>
-          <w:sz w:val="20"/>
-          <w:szCs w:val="20"/>
-          <w:lang w:val="uk-UA"/>
-        </w:rPr>
-        <w:t xml:space="preserve">                        </w:t>
-      </w:r>
-      <w:proofErr w:type="spellStart"/>
-      <w:r>
-        <w:rPr>
-          <w:rFonts w:ascii="Courier New" w:hAnsi="Courier New" w:cs="Courier New"/>
-          <w:bCs/>
-          <w:sz w:val="20"/>
-          <w:szCs w:val="20"/>
-          <w:lang w:val="uk-UA"/>
-        </w:rPr>
-        <w:t>break</w:t>
-      </w:r>
-      <w:proofErr w:type="spellEnd"/>
-      <w:r>
-        <w:rPr>
-          <w:rFonts w:ascii="Courier New" w:hAnsi="Courier New" w:cs="Courier New"/>
-          <w:bCs/>
-          <w:sz w:val="20"/>
-          <w:szCs w:val="20"/>
-          <w:lang w:val="uk-UA"/>
-        </w:rPr>
-        <w:t>;</w:t>
+        <w:t xml:space="preserve">                        bufferIndex = (bufferIndex * 7) &amp; 0x0F;</w:t>
+      </w:r>
+    </w:p>
+    <w:p>
+      <w:pPr>
+        <w:rPr>
+          <w:rFonts w:ascii="Courier New" w:hAnsi="Courier New" w:cs="Courier New"/>
+          <w:bCs/>
+          <w:sz w:val="20"/>
+          <w:szCs w:val="20"/>
+          <w:lang w:val="uk-UA"/>
+        </w:rPr>
+      </w:pPr>
+      <w:r>
+        <w:rPr>
+          <w:rFonts w:ascii="Courier New" w:hAnsi="Courier New" w:cs="Courier New"/>
+          <w:bCs/>
+          <w:sz w:val="20"/>
+          <w:szCs w:val="20"/>
+          <w:lang w:val="uk-UA"/>
+        </w:rPr>
+        <w:t xml:space="preserve">                        break;</w:t>
       </w:r>
     </w:p>
     <w:p>
@@ -6878,160 +3470,28 @@
           <w:szCs w:val="20"/>
           <w:lang w:val="uk-UA"/>
         </w:rPr>
-        <w:t xml:space="preserve">                </w:t>
-      </w:r>
-      <w:proofErr w:type="spellStart"/>
-      <w:r>
-        <w:rPr>
-          <w:rFonts w:ascii="Courier New" w:hAnsi="Courier New" w:cs="Courier New"/>
-          <w:bCs/>
-          <w:sz w:val="20"/>
-          <w:szCs w:val="20"/>
-          <w:lang w:val="uk-UA"/>
-        </w:rPr>
-        <w:t>int</w:t>
-      </w:r>
-      <w:proofErr w:type="spellEnd"/>
-      <w:r>
-        <w:rPr>
-          <w:rFonts w:ascii="Courier New" w:hAnsi="Courier New" w:cs="Courier New"/>
-          <w:bCs/>
-          <w:sz w:val="20"/>
-          <w:szCs w:val="20"/>
-          <w:lang w:val="uk-UA"/>
-        </w:rPr>
-        <w:t xml:space="preserve"> s = SHIFT_AMTS[(div16 &lt;&lt; 2) | (j &amp; 3)];</w:t>
-      </w:r>
-    </w:p>
-    <w:p>
-      <w:pPr>
-        <w:rPr>
-          <w:rFonts w:ascii="Courier New" w:hAnsi="Courier New" w:cs="Courier New"/>
-          <w:bCs/>
-          <w:sz w:val="20"/>
-          <w:szCs w:val="20"/>
-          <w:lang w:val="uk-UA"/>
-        </w:rPr>
-      </w:pPr>
-      <w:r>
-        <w:rPr>
-          <w:rFonts w:ascii="Courier New" w:hAnsi="Courier New" w:cs="Courier New"/>
-          <w:bCs/>
-          <w:sz w:val="20"/>
-          <w:szCs w:val="20"/>
-          <w:lang w:val="uk-UA"/>
-        </w:rPr>
-        <w:t xml:space="preserve">                </w:t>
-      </w:r>
-      <w:proofErr w:type="spellStart"/>
-      <w:r>
-        <w:rPr>
-          <w:rFonts w:ascii="Courier New" w:hAnsi="Courier New" w:cs="Courier New"/>
-          <w:bCs/>
-          <w:sz w:val="20"/>
-          <w:szCs w:val="20"/>
-          <w:lang w:val="uk-UA"/>
-        </w:rPr>
-        <w:t>int</w:t>
-      </w:r>
-      <w:proofErr w:type="spellEnd"/>
-      <w:r>
-        <w:rPr>
-          <w:rFonts w:ascii="Courier New" w:hAnsi="Courier New" w:cs="Courier New"/>
-          <w:bCs/>
-          <w:sz w:val="20"/>
-          <w:szCs w:val="20"/>
-          <w:lang w:val="uk-UA"/>
-        </w:rPr>
-        <w:t xml:space="preserve"> </w:t>
-      </w:r>
-      <w:proofErr w:type="spellStart"/>
-      <w:r>
-        <w:rPr>
-          <w:rFonts w:ascii="Courier New" w:hAnsi="Courier New" w:cs="Courier New"/>
-          <w:bCs/>
-          <w:sz w:val="20"/>
-          <w:szCs w:val="20"/>
-          <w:lang w:val="uk-UA"/>
-        </w:rPr>
-        <w:t>temp</w:t>
-      </w:r>
-      <w:proofErr w:type="spellEnd"/>
-      <w:r>
-        <w:rPr>
-          <w:rFonts w:ascii="Courier New" w:hAnsi="Courier New" w:cs="Courier New"/>
-          <w:bCs/>
-          <w:sz w:val="20"/>
-          <w:szCs w:val="20"/>
-          <w:lang w:val="uk-UA"/>
-        </w:rPr>
-        <w:t xml:space="preserve"> = b + </w:t>
-      </w:r>
-      <w:proofErr w:type="spellStart"/>
-      <w:r>
-        <w:rPr>
-          <w:rFonts w:ascii="Courier New" w:hAnsi="Courier New" w:cs="Courier New"/>
-          <w:bCs/>
-          <w:sz w:val="20"/>
-          <w:szCs w:val="20"/>
-          <w:lang w:val="uk-UA"/>
-        </w:rPr>
-        <w:t>RotateLeft</w:t>
-      </w:r>
-      <w:proofErr w:type="spellEnd"/>
-      <w:r>
-        <w:rPr>
-          <w:rFonts w:ascii="Courier New" w:hAnsi="Courier New" w:cs="Courier New"/>
-          <w:bCs/>
-          <w:sz w:val="20"/>
-          <w:szCs w:val="20"/>
-          <w:lang w:val="uk-UA"/>
-        </w:rPr>
-        <w:t xml:space="preserve">(a + f + </w:t>
-      </w:r>
-      <w:proofErr w:type="spellStart"/>
-      <w:r>
-        <w:rPr>
-          <w:rFonts w:ascii="Courier New" w:hAnsi="Courier New" w:cs="Courier New"/>
-          <w:bCs/>
-          <w:sz w:val="20"/>
-          <w:szCs w:val="20"/>
-          <w:lang w:val="uk-UA"/>
-        </w:rPr>
-        <w:t>buffer</w:t>
-      </w:r>
-      <w:proofErr w:type="spellEnd"/>
-      <w:r>
-        <w:rPr>
-          <w:rFonts w:ascii="Courier New" w:hAnsi="Courier New" w:cs="Courier New"/>
-          <w:bCs/>
-          <w:sz w:val="20"/>
-          <w:szCs w:val="20"/>
-          <w:lang w:val="uk-UA"/>
-        </w:rPr>
-        <w:t>[</w:t>
-      </w:r>
-      <w:proofErr w:type="spellStart"/>
-      <w:r>
-        <w:rPr>
-          <w:rFonts w:ascii="Courier New" w:hAnsi="Courier New" w:cs="Courier New"/>
-          <w:bCs/>
-          <w:sz w:val="20"/>
-          <w:szCs w:val="20"/>
-          <w:lang w:val="uk-UA"/>
-        </w:rPr>
-        <w:t>bufferIndex</w:t>
-      </w:r>
-      <w:proofErr w:type="spellEnd"/>
-      <w:r>
-        <w:rPr>
-          <w:rFonts w:ascii="Courier New" w:hAnsi="Courier New" w:cs="Courier New"/>
-          <w:bCs/>
-          <w:sz w:val="20"/>
-          <w:szCs w:val="20"/>
-          <w:lang w:val="uk-UA"/>
-        </w:rPr>
-        <w:t>] + TABLE_T[j], s);</w:t>
+        <w:t xml:space="preserve">                int s = SHIFT_AMTS[(div16 &lt;&lt; 2) | (j &amp; 3)];</w:t>
+      </w:r>
+    </w:p>
+    <w:p>
+      <w:pPr>
+        <w:rPr>
+          <w:rFonts w:ascii="Courier New" w:hAnsi="Courier New" w:cs="Courier New"/>
+          <w:bCs/>
+          <w:sz w:val="20"/>
+          <w:szCs w:val="20"/>
+          <w:lang w:val="uk-UA"/>
+        </w:rPr>
+      </w:pPr>
+      <w:r>
+        <w:rPr>
+          <w:rFonts w:ascii="Courier New" w:hAnsi="Courier New" w:cs="Courier New"/>
+          <w:bCs/>
+          <w:sz w:val="20"/>
+          <w:szCs w:val="20"/>
+          <w:lang w:val="uk-UA"/>
+        </w:rPr>
+        <w:t xml:space="preserve">                int temp = b + RotateLeft(a + f + buffer[bufferIndex] + TABLE_T[j], s);</w:t>
       </w:r>
     </w:p>
     <w:p>
@@ -7115,29 +3575,7 @@
           <w:szCs w:val="20"/>
           <w:lang w:val="uk-UA"/>
         </w:rPr>
-        <w:t xml:space="preserve">                b = </w:t>
-      </w:r>
-      <w:proofErr w:type="spellStart"/>
-      <w:r>
-        <w:rPr>
-          <w:rFonts w:ascii="Courier New" w:hAnsi="Courier New" w:cs="Courier New"/>
-          <w:bCs/>
-          <w:sz w:val="20"/>
-          <w:szCs w:val="20"/>
-          <w:lang w:val="uk-UA"/>
-        </w:rPr>
-        <w:t>temp</w:t>
-      </w:r>
-      <w:proofErr w:type="spellEnd"/>
-      <w:r>
-        <w:rPr>
-          <w:rFonts w:ascii="Courier New" w:hAnsi="Courier New" w:cs="Courier New"/>
-          <w:bCs/>
-          <w:sz w:val="20"/>
-          <w:szCs w:val="20"/>
-          <w:lang w:val="uk-UA"/>
-        </w:rPr>
-        <w:t>;</w:t>
+        <w:t xml:space="preserve">                b = temp;</w:t>
       </w:r>
     </w:p>
     <w:p>
@@ -7190,158 +3628,70 @@
           <w:szCs w:val="20"/>
           <w:lang w:val="uk-UA"/>
         </w:rPr>
-        <w:t xml:space="preserve">            a += </w:t>
-      </w:r>
-      <w:proofErr w:type="spellStart"/>
-      <w:r>
-        <w:rPr>
-          <w:rFonts w:ascii="Courier New" w:hAnsi="Courier New" w:cs="Courier New"/>
-          <w:bCs/>
-          <w:sz w:val="20"/>
-          <w:szCs w:val="20"/>
-          <w:lang w:val="uk-UA"/>
-        </w:rPr>
-        <w:t>originalA</w:t>
-      </w:r>
-      <w:proofErr w:type="spellEnd"/>
-      <w:r>
-        <w:rPr>
-          <w:rFonts w:ascii="Courier New" w:hAnsi="Courier New" w:cs="Courier New"/>
-          <w:bCs/>
-          <w:sz w:val="20"/>
-          <w:szCs w:val="20"/>
-          <w:lang w:val="uk-UA"/>
-        </w:rPr>
-        <w:t>;</w:t>
-      </w:r>
-    </w:p>
-    <w:p>
-      <w:pPr>
-        <w:rPr>
-          <w:rFonts w:ascii="Courier New" w:hAnsi="Courier New" w:cs="Courier New"/>
-          <w:bCs/>
-          <w:sz w:val="20"/>
-          <w:szCs w:val="20"/>
-          <w:lang w:val="uk-UA"/>
-        </w:rPr>
-      </w:pPr>
-      <w:r>
-        <w:rPr>
-          <w:rFonts w:ascii="Courier New" w:hAnsi="Courier New" w:cs="Courier New"/>
-          <w:bCs/>
-          <w:sz w:val="20"/>
-          <w:szCs w:val="20"/>
-          <w:lang w:val="uk-UA"/>
-        </w:rPr>
-        <w:t xml:space="preserve">            b += </w:t>
-      </w:r>
-      <w:proofErr w:type="spellStart"/>
-      <w:r>
-        <w:rPr>
-          <w:rFonts w:ascii="Courier New" w:hAnsi="Courier New" w:cs="Courier New"/>
-          <w:bCs/>
-          <w:sz w:val="20"/>
-          <w:szCs w:val="20"/>
-          <w:lang w:val="uk-UA"/>
-        </w:rPr>
-        <w:t>originalB</w:t>
-      </w:r>
-      <w:proofErr w:type="spellEnd"/>
-      <w:r>
-        <w:rPr>
-          <w:rFonts w:ascii="Courier New" w:hAnsi="Courier New" w:cs="Courier New"/>
-          <w:bCs/>
-          <w:sz w:val="20"/>
-          <w:szCs w:val="20"/>
-          <w:lang w:val="uk-UA"/>
-        </w:rPr>
-        <w:t>;</w:t>
-      </w:r>
-    </w:p>
-    <w:p>
-      <w:pPr>
-        <w:rPr>
-          <w:rFonts w:ascii="Courier New" w:hAnsi="Courier New" w:cs="Courier New"/>
-          <w:bCs/>
-          <w:sz w:val="20"/>
-          <w:szCs w:val="20"/>
-          <w:lang w:val="uk-UA"/>
-        </w:rPr>
-      </w:pPr>
-      <w:r>
-        <w:rPr>
-          <w:rFonts w:ascii="Courier New" w:hAnsi="Courier New" w:cs="Courier New"/>
-          <w:bCs/>
-          <w:sz w:val="20"/>
-          <w:szCs w:val="20"/>
-          <w:lang w:val="uk-UA"/>
-        </w:rPr>
-        <w:t xml:space="preserve">            c += </w:t>
-      </w:r>
-      <w:proofErr w:type="spellStart"/>
-      <w:r>
-        <w:rPr>
-          <w:rFonts w:ascii="Courier New" w:hAnsi="Courier New" w:cs="Courier New"/>
-          <w:bCs/>
-          <w:sz w:val="20"/>
-          <w:szCs w:val="20"/>
-          <w:lang w:val="uk-UA"/>
-        </w:rPr>
-        <w:t>originalC</w:t>
-      </w:r>
-      <w:proofErr w:type="spellEnd"/>
-      <w:r>
-        <w:rPr>
-          <w:rFonts w:ascii="Courier New" w:hAnsi="Courier New" w:cs="Courier New"/>
-          <w:bCs/>
-          <w:sz w:val="20"/>
-          <w:szCs w:val="20"/>
-          <w:lang w:val="uk-UA"/>
-        </w:rPr>
-        <w:t>;</w:t>
-      </w:r>
-    </w:p>
-    <w:p>
-      <w:pPr>
-        <w:rPr>
-          <w:rFonts w:ascii="Courier New" w:hAnsi="Courier New" w:cs="Courier New"/>
-          <w:bCs/>
-          <w:sz w:val="20"/>
-          <w:szCs w:val="20"/>
-          <w:lang w:val="uk-UA"/>
-        </w:rPr>
-      </w:pPr>
-      <w:r>
-        <w:rPr>
-          <w:rFonts w:ascii="Courier New" w:hAnsi="Courier New" w:cs="Courier New"/>
-          <w:bCs/>
-          <w:sz w:val="20"/>
-          <w:szCs w:val="20"/>
-          <w:lang w:val="uk-UA"/>
-        </w:rPr>
-        <w:t xml:space="preserve">            d += </w:t>
-      </w:r>
-      <w:proofErr w:type="spellStart"/>
-      <w:r>
-        <w:rPr>
-          <w:rFonts w:ascii="Courier New" w:hAnsi="Courier New" w:cs="Courier New"/>
-          <w:bCs/>
-          <w:sz w:val="20"/>
-          <w:szCs w:val="20"/>
-          <w:lang w:val="uk-UA"/>
-        </w:rPr>
-        <w:t>originalD</w:t>
-      </w:r>
-      <w:proofErr w:type="spellEnd"/>
-      <w:r>
-        <w:rPr>
-          <w:rFonts w:ascii="Courier New" w:hAnsi="Courier New" w:cs="Courier New"/>
-          <w:bCs/>
-          <w:sz w:val="20"/>
-          <w:szCs w:val="20"/>
-          <w:lang w:val="uk-UA"/>
-        </w:rPr>
-        <w:t>;</w:t>
+        <w:t xml:space="preserve">            a += originalA;</w:t>
+      </w:r>
+    </w:p>
+    <w:p>
+      <w:pPr>
+        <w:rPr>
+          <w:rFonts w:ascii="Courier New" w:hAnsi="Courier New" w:cs="Courier New"/>
+          <w:bCs/>
+          <w:sz w:val="20"/>
+          <w:szCs w:val="20"/>
+          <w:lang w:val="uk-UA"/>
+        </w:rPr>
+      </w:pPr>
+      <w:r>
+        <w:rPr>
+          <w:rFonts w:ascii="Courier New" w:hAnsi="Courier New" w:cs="Courier New"/>
+          <w:bCs/>
+          <w:sz w:val="20"/>
+          <w:szCs w:val="20"/>
+          <w:lang w:val="uk-UA"/>
+        </w:rPr>
+        <w:t xml:space="preserve">            b += originalB;</w:t>
+      </w:r>
+    </w:p>
+    <w:p>
+      <w:pPr>
+        <w:rPr>
+          <w:rFonts w:ascii="Courier New" w:hAnsi="Courier New" w:cs="Courier New"/>
+          <w:bCs/>
+          <w:sz w:val="20"/>
+          <w:szCs w:val="20"/>
+          <w:lang w:val="uk-UA"/>
+        </w:rPr>
+      </w:pPr>
+      <w:r>
+        <w:rPr>
+          <w:rFonts w:ascii="Courier New" w:hAnsi="Courier New" w:cs="Courier New"/>
+          <w:bCs/>
+          <w:sz w:val="20"/>
+          <w:szCs w:val="20"/>
+          <w:lang w:val="uk-UA"/>
+        </w:rPr>
+        <w:t xml:space="preserve">            c += originalC;</w:t>
+      </w:r>
+    </w:p>
+    <w:p>
+      <w:pPr>
+        <w:rPr>
+          <w:rFonts w:ascii="Courier New" w:hAnsi="Courier New" w:cs="Courier New"/>
+          <w:bCs/>
+          <w:sz w:val="20"/>
+          <w:szCs w:val="20"/>
+          <w:lang w:val="uk-UA"/>
+        </w:rPr>
+      </w:pPr>
+      <w:r>
+        <w:rPr>
+          <w:rFonts w:ascii="Courier New" w:hAnsi="Courier New" w:cs="Courier New"/>
+          <w:bCs/>
+          <w:sz w:val="20"/>
+          <w:szCs w:val="20"/>
+          <w:lang w:val="uk-UA"/>
+        </w:rPr>
+        <w:t xml:space="preserve">            d += originalD;</w:t>
       </w:r>
     </w:p>
     <w:p>
@@ -7394,203 +3744,49 @@
           <w:szCs w:val="20"/>
           <w:lang w:val="uk-UA"/>
         </w:rPr>
-        <w:t xml:space="preserve">        </w:t>
-      </w:r>
-      <w:proofErr w:type="spellStart"/>
-      <w:r>
-        <w:rPr>
-          <w:rFonts w:ascii="Courier New" w:hAnsi="Courier New" w:cs="Courier New"/>
-          <w:bCs/>
-          <w:sz w:val="20"/>
-          <w:szCs w:val="20"/>
-          <w:lang w:val="uk-UA"/>
-        </w:rPr>
-        <w:t>var</w:t>
-      </w:r>
-      <w:proofErr w:type="spellEnd"/>
-      <w:r>
-        <w:rPr>
-          <w:rFonts w:ascii="Courier New" w:hAnsi="Courier New" w:cs="Courier New"/>
-          <w:bCs/>
-          <w:sz w:val="20"/>
-          <w:szCs w:val="20"/>
-          <w:lang w:val="uk-UA"/>
-        </w:rPr>
-        <w:t xml:space="preserve"> md5 = </w:t>
-      </w:r>
-      <w:proofErr w:type="spellStart"/>
-      <w:r>
-        <w:rPr>
-          <w:rFonts w:ascii="Courier New" w:hAnsi="Courier New" w:cs="Courier New"/>
-          <w:bCs/>
-          <w:sz w:val="20"/>
-          <w:szCs w:val="20"/>
-          <w:lang w:val="uk-UA"/>
-        </w:rPr>
-        <w:t>new</w:t>
-      </w:r>
-      <w:proofErr w:type="spellEnd"/>
-      <w:r>
-        <w:rPr>
-          <w:rFonts w:ascii="Courier New" w:hAnsi="Courier New" w:cs="Courier New"/>
-          <w:bCs/>
-          <w:sz w:val="20"/>
-          <w:szCs w:val="20"/>
-          <w:lang w:val="uk-UA"/>
-        </w:rPr>
-        <w:t xml:space="preserve"> </w:t>
-      </w:r>
-      <w:proofErr w:type="spellStart"/>
-      <w:r>
-        <w:rPr>
-          <w:rFonts w:ascii="Courier New" w:hAnsi="Courier New" w:cs="Courier New"/>
-          <w:bCs/>
-          <w:sz w:val="20"/>
-          <w:szCs w:val="20"/>
-          <w:lang w:val="uk-UA"/>
-        </w:rPr>
-        <w:t>byte</w:t>
-      </w:r>
-      <w:proofErr w:type="spellEnd"/>
-      <w:r>
-        <w:rPr>
-          <w:rFonts w:ascii="Courier New" w:hAnsi="Courier New" w:cs="Courier New"/>
-          <w:bCs/>
-          <w:sz w:val="20"/>
-          <w:szCs w:val="20"/>
-          <w:lang w:val="uk-UA"/>
-        </w:rPr>
-        <w:t>[16];</w:t>
-      </w:r>
-    </w:p>
-    <w:p>
-      <w:pPr>
-        <w:rPr>
-          <w:rFonts w:ascii="Courier New" w:hAnsi="Courier New" w:cs="Courier New"/>
-          <w:bCs/>
-          <w:sz w:val="20"/>
-          <w:szCs w:val="20"/>
-          <w:lang w:val="uk-UA"/>
-        </w:rPr>
-      </w:pPr>
-      <w:r>
-        <w:rPr>
-          <w:rFonts w:ascii="Courier New" w:hAnsi="Courier New" w:cs="Courier New"/>
-          <w:bCs/>
-          <w:sz w:val="20"/>
-          <w:szCs w:val="20"/>
-          <w:lang w:val="uk-UA"/>
-        </w:rPr>
-        <w:t xml:space="preserve">        </w:t>
-      </w:r>
-      <w:proofErr w:type="spellStart"/>
-      <w:r>
-        <w:rPr>
-          <w:rFonts w:ascii="Courier New" w:hAnsi="Courier New" w:cs="Courier New"/>
-          <w:bCs/>
-          <w:sz w:val="20"/>
-          <w:szCs w:val="20"/>
-          <w:lang w:val="uk-UA"/>
-        </w:rPr>
-        <w:t>int</w:t>
-      </w:r>
-      <w:proofErr w:type="spellEnd"/>
-      <w:r>
-        <w:rPr>
-          <w:rFonts w:ascii="Courier New" w:hAnsi="Courier New" w:cs="Courier New"/>
-          <w:bCs/>
-          <w:sz w:val="20"/>
-          <w:szCs w:val="20"/>
-          <w:lang w:val="uk-UA"/>
-        </w:rPr>
-        <w:t xml:space="preserve"> </w:t>
-      </w:r>
-      <w:proofErr w:type="spellStart"/>
-      <w:r>
-        <w:rPr>
-          <w:rFonts w:ascii="Courier New" w:hAnsi="Courier New" w:cs="Courier New"/>
-          <w:bCs/>
-          <w:sz w:val="20"/>
-          <w:szCs w:val="20"/>
-          <w:lang w:val="uk-UA"/>
-        </w:rPr>
-        <w:t>count</w:t>
-      </w:r>
-      <w:proofErr w:type="spellEnd"/>
-      <w:r>
-        <w:rPr>
-          <w:rFonts w:ascii="Courier New" w:hAnsi="Courier New" w:cs="Courier New"/>
-          <w:bCs/>
-          <w:sz w:val="20"/>
-          <w:szCs w:val="20"/>
-          <w:lang w:val="uk-UA"/>
-        </w:rPr>
-        <w:t xml:space="preserve"> = 0;</w:t>
-      </w:r>
-    </w:p>
-    <w:p>
-      <w:pPr>
-        <w:rPr>
-          <w:rFonts w:ascii="Courier New" w:hAnsi="Courier New" w:cs="Courier New"/>
-          <w:bCs/>
-          <w:sz w:val="20"/>
-          <w:szCs w:val="20"/>
-          <w:lang w:val="uk-UA"/>
-        </w:rPr>
-      </w:pPr>
-      <w:r>
-        <w:rPr>
-          <w:rFonts w:ascii="Courier New" w:hAnsi="Courier New" w:cs="Courier New"/>
-          <w:bCs/>
-          <w:sz w:val="20"/>
-          <w:szCs w:val="20"/>
-          <w:lang w:val="uk-UA"/>
-        </w:rPr>
-        <w:t xml:space="preserve">        </w:t>
-      </w:r>
-      <w:proofErr w:type="spellStart"/>
-      <w:r>
-        <w:rPr>
-          <w:rFonts w:ascii="Courier New" w:hAnsi="Courier New" w:cs="Courier New"/>
-          <w:bCs/>
-          <w:sz w:val="20"/>
-          <w:szCs w:val="20"/>
-          <w:lang w:val="uk-UA"/>
-        </w:rPr>
-        <w:t>for</w:t>
-      </w:r>
-      <w:proofErr w:type="spellEnd"/>
-      <w:r>
-        <w:rPr>
-          <w:rFonts w:ascii="Courier New" w:hAnsi="Courier New" w:cs="Courier New"/>
-          <w:bCs/>
-          <w:sz w:val="20"/>
-          <w:szCs w:val="20"/>
-          <w:lang w:val="uk-UA"/>
-        </w:rPr>
-        <w:t xml:space="preserve"> (</w:t>
-      </w:r>
-      <w:proofErr w:type="spellStart"/>
-      <w:r>
-        <w:rPr>
-          <w:rFonts w:ascii="Courier New" w:hAnsi="Courier New" w:cs="Courier New"/>
-          <w:bCs/>
-          <w:sz w:val="20"/>
-          <w:szCs w:val="20"/>
-          <w:lang w:val="uk-UA"/>
-        </w:rPr>
-        <w:t>int</w:t>
-      </w:r>
-      <w:proofErr w:type="spellEnd"/>
-      <w:r>
-        <w:rPr>
-          <w:rFonts w:ascii="Courier New" w:hAnsi="Courier New" w:cs="Courier New"/>
-          <w:bCs/>
-          <w:sz w:val="20"/>
-          <w:szCs w:val="20"/>
-          <w:lang w:val="uk-UA"/>
-        </w:rPr>
-        <w:t xml:space="preserve"> i = 0; i &lt; 4; i++)</w:t>
+        <w:t xml:space="preserve">        var md5 = new byte[16];</w:t>
+      </w:r>
+    </w:p>
+    <w:p>
+      <w:pPr>
+        <w:rPr>
+          <w:rFonts w:ascii="Courier New" w:hAnsi="Courier New" w:cs="Courier New"/>
+          <w:bCs/>
+          <w:sz w:val="20"/>
+          <w:szCs w:val="20"/>
+          <w:lang w:val="uk-UA"/>
+        </w:rPr>
+      </w:pPr>
+      <w:r>
+        <w:rPr>
+          <w:rFonts w:ascii="Courier New" w:hAnsi="Courier New" w:cs="Courier New"/>
+          <w:bCs/>
+          <w:sz w:val="20"/>
+          <w:szCs w:val="20"/>
+          <w:lang w:val="uk-UA"/>
+        </w:rPr>
+        <w:t xml:space="preserve">        int count = 0;</w:t>
+      </w:r>
+    </w:p>
+    <w:p>
+      <w:pPr>
+        <w:rPr>
+          <w:rFonts w:ascii="Courier New" w:hAnsi="Courier New" w:cs="Courier New"/>
+          <w:bCs/>
+          <w:sz w:val="20"/>
+          <w:szCs w:val="20"/>
+          <w:lang w:val="uk-UA"/>
+        </w:rPr>
+      </w:pPr>
+      <w:r>
+        <w:rPr>
+          <w:rFonts w:ascii="Courier New" w:hAnsi="Courier New" w:cs="Courier New"/>
+          <w:bCs/>
+          <w:sz w:val="20"/>
+          <w:szCs w:val="20"/>
+          <w:lang w:val="uk-UA"/>
+        </w:rPr>
+        <w:t xml:space="preserve">        for (int i = 0; i &lt; 4; i++)</w:t>
       </w:r>
     </w:p>
     <w:p>
@@ -7632,94 +3828,28 @@
           <w:szCs w:val="20"/>
           <w:lang w:val="uk-UA"/>
         </w:rPr>
-        <w:t xml:space="preserve">            </w:t>
-      </w:r>
-      <w:proofErr w:type="spellStart"/>
-      <w:r>
-        <w:rPr>
-          <w:rFonts w:ascii="Courier New" w:hAnsi="Courier New" w:cs="Courier New"/>
-          <w:bCs/>
-          <w:sz w:val="20"/>
-          <w:szCs w:val="20"/>
-          <w:lang w:val="uk-UA"/>
-        </w:rPr>
-        <w:t>int</w:t>
-      </w:r>
-      <w:proofErr w:type="spellEnd"/>
-      <w:r>
-        <w:rPr>
-          <w:rFonts w:ascii="Courier New" w:hAnsi="Courier New" w:cs="Courier New"/>
-          <w:bCs/>
-          <w:sz w:val="20"/>
-          <w:szCs w:val="20"/>
-          <w:lang w:val="uk-UA"/>
-        </w:rPr>
-        <w:t xml:space="preserve"> n = (i == 0) ? a : (i == 1) ? b : (i == 2) ? c : d;</w:t>
-      </w:r>
-    </w:p>
-    <w:p>
-      <w:pPr>
-        <w:rPr>
-          <w:rFonts w:ascii="Courier New" w:hAnsi="Courier New" w:cs="Courier New"/>
-          <w:bCs/>
-          <w:sz w:val="20"/>
-          <w:szCs w:val="20"/>
-          <w:lang w:val="uk-UA"/>
-        </w:rPr>
-      </w:pPr>
-      <w:r>
-        <w:rPr>
-          <w:rFonts w:ascii="Courier New" w:hAnsi="Courier New" w:cs="Courier New"/>
-          <w:bCs/>
-          <w:sz w:val="20"/>
-          <w:szCs w:val="20"/>
-          <w:lang w:val="uk-UA"/>
-        </w:rPr>
-        <w:t xml:space="preserve">            </w:t>
-      </w:r>
-      <w:proofErr w:type="spellStart"/>
-      <w:r>
-        <w:rPr>
-          <w:rFonts w:ascii="Courier New" w:hAnsi="Courier New" w:cs="Courier New"/>
-          <w:bCs/>
-          <w:sz w:val="20"/>
-          <w:szCs w:val="20"/>
-          <w:lang w:val="uk-UA"/>
-        </w:rPr>
-        <w:t>for</w:t>
-      </w:r>
-      <w:proofErr w:type="spellEnd"/>
-      <w:r>
-        <w:rPr>
-          <w:rFonts w:ascii="Courier New" w:hAnsi="Courier New" w:cs="Courier New"/>
-          <w:bCs/>
-          <w:sz w:val="20"/>
-          <w:szCs w:val="20"/>
-          <w:lang w:val="uk-UA"/>
-        </w:rPr>
-        <w:t xml:space="preserve"> (</w:t>
-      </w:r>
-      <w:proofErr w:type="spellStart"/>
-      <w:r>
-        <w:rPr>
-          <w:rFonts w:ascii="Courier New" w:hAnsi="Courier New" w:cs="Courier New"/>
-          <w:bCs/>
-          <w:sz w:val="20"/>
-          <w:szCs w:val="20"/>
-          <w:lang w:val="uk-UA"/>
-        </w:rPr>
-        <w:t>int</w:t>
-      </w:r>
-      <w:proofErr w:type="spellEnd"/>
-      <w:r>
-        <w:rPr>
-          <w:rFonts w:ascii="Courier New" w:hAnsi="Courier New" w:cs="Courier New"/>
-          <w:bCs/>
-          <w:sz w:val="20"/>
-          <w:szCs w:val="20"/>
-          <w:lang w:val="uk-UA"/>
-        </w:rPr>
-        <w:t xml:space="preserve"> j = 0; j &lt; 4; j++)</w:t>
+        <w:t xml:space="preserve">            int n = (i == 0) ? a : (i == 1) ? b : (i == 2) ? c : d;</w:t>
+      </w:r>
+    </w:p>
+    <w:p>
+      <w:pPr>
+        <w:rPr>
+          <w:rFonts w:ascii="Courier New" w:hAnsi="Courier New" w:cs="Courier New"/>
+          <w:bCs/>
+          <w:sz w:val="20"/>
+          <w:szCs w:val="20"/>
+          <w:lang w:val="uk-UA"/>
+        </w:rPr>
+      </w:pPr>
+      <w:r>
+        <w:rPr>
+          <w:rFonts w:ascii="Courier New" w:hAnsi="Courier New" w:cs="Courier New"/>
+          <w:bCs/>
+          <w:sz w:val="20"/>
+          <w:szCs w:val="20"/>
+          <w:lang w:val="uk-UA"/>
+        </w:rPr>
+        <w:t xml:space="preserve">            for (int j = 0; j &lt; 4; j++)</w:t>
       </w:r>
     </w:p>
     <w:p>
@@ -7761,116 +3891,28 @@
           <w:szCs w:val="20"/>
           <w:lang w:val="uk-UA"/>
         </w:rPr>
-        <w:t xml:space="preserve">                md5[</w:t>
-      </w:r>
-      <w:proofErr w:type="spellStart"/>
-      <w:r>
-        <w:rPr>
-          <w:rFonts w:ascii="Courier New" w:hAnsi="Courier New" w:cs="Courier New"/>
-          <w:bCs/>
-          <w:sz w:val="20"/>
-          <w:szCs w:val="20"/>
-          <w:lang w:val="uk-UA"/>
-        </w:rPr>
-        <w:t>count</w:t>
-      </w:r>
-      <w:proofErr w:type="spellEnd"/>
-      <w:r>
-        <w:rPr>
-          <w:rFonts w:ascii="Courier New" w:hAnsi="Courier New" w:cs="Courier New"/>
-          <w:bCs/>
-          <w:sz w:val="20"/>
-          <w:szCs w:val="20"/>
-          <w:lang w:val="uk-UA"/>
-        </w:rPr>
-        <w:t>++] = (</w:t>
-      </w:r>
-      <w:proofErr w:type="spellStart"/>
-      <w:r>
-        <w:rPr>
-          <w:rFonts w:ascii="Courier New" w:hAnsi="Courier New" w:cs="Courier New"/>
-          <w:bCs/>
-          <w:sz w:val="20"/>
-          <w:szCs w:val="20"/>
-          <w:lang w:val="uk-UA"/>
-        </w:rPr>
-        <w:t>byte</w:t>
-      </w:r>
-      <w:proofErr w:type="spellEnd"/>
-      <w:r>
-        <w:rPr>
-          <w:rFonts w:ascii="Courier New" w:hAnsi="Courier New" w:cs="Courier New"/>
-          <w:bCs/>
-          <w:sz w:val="20"/>
-          <w:szCs w:val="20"/>
-          <w:lang w:val="uk-UA"/>
-        </w:rPr>
-        <w:t>)n;</w:t>
-      </w:r>
-    </w:p>
-    <w:p>
-      <w:pPr>
-        <w:rPr>
-          <w:rFonts w:ascii="Courier New" w:hAnsi="Courier New" w:cs="Courier New"/>
-          <w:bCs/>
-          <w:sz w:val="20"/>
-          <w:szCs w:val="20"/>
-          <w:lang w:val="uk-UA"/>
-        </w:rPr>
-      </w:pPr>
-      <w:r>
-        <w:rPr>
-          <w:rFonts w:ascii="Courier New" w:hAnsi="Courier New" w:cs="Courier New"/>
-          <w:bCs/>
-          <w:sz w:val="20"/>
-          <w:szCs w:val="20"/>
-          <w:lang w:val="uk-UA"/>
-        </w:rPr>
-        <w:t xml:space="preserve">                n = (</w:t>
-      </w:r>
-      <w:proofErr w:type="spellStart"/>
-      <w:r>
-        <w:rPr>
-          <w:rFonts w:ascii="Courier New" w:hAnsi="Courier New" w:cs="Courier New"/>
-          <w:bCs/>
-          <w:sz w:val="20"/>
-          <w:szCs w:val="20"/>
-          <w:lang w:val="uk-UA"/>
-        </w:rPr>
-        <w:t>int</w:t>
-      </w:r>
-      <w:proofErr w:type="spellEnd"/>
-      <w:r>
-        <w:rPr>
-          <w:rFonts w:ascii="Courier New" w:hAnsi="Courier New" w:cs="Courier New"/>
-          <w:bCs/>
-          <w:sz w:val="20"/>
-          <w:szCs w:val="20"/>
-          <w:lang w:val="uk-UA"/>
-        </w:rPr>
-        <w:t>)((</w:t>
-      </w:r>
-      <w:proofErr w:type="spellStart"/>
-      <w:r>
-        <w:rPr>
-          <w:rFonts w:ascii="Courier New" w:hAnsi="Courier New" w:cs="Courier New"/>
-          <w:bCs/>
-          <w:sz w:val="20"/>
-          <w:szCs w:val="20"/>
-          <w:lang w:val="uk-UA"/>
-        </w:rPr>
-        <w:t>uint</w:t>
-      </w:r>
-      <w:proofErr w:type="spellEnd"/>
-      <w:r>
-        <w:rPr>
-          <w:rFonts w:ascii="Courier New" w:hAnsi="Courier New" w:cs="Courier New"/>
-          <w:bCs/>
-          <w:sz w:val="20"/>
-          <w:szCs w:val="20"/>
-          <w:lang w:val="uk-UA"/>
-        </w:rPr>
-        <w:t>)n &gt;&gt; 8);</w:t>
+        <w:t xml:space="preserve">                md5[count++] = (byte)n;</w:t>
+      </w:r>
+    </w:p>
+    <w:p>
+      <w:pPr>
+        <w:rPr>
+          <w:rFonts w:ascii="Courier New" w:hAnsi="Courier New" w:cs="Courier New"/>
+          <w:bCs/>
+          <w:sz w:val="20"/>
+          <w:szCs w:val="20"/>
+          <w:lang w:val="uk-UA"/>
+        </w:rPr>
+      </w:pPr>
+      <w:r>
+        <w:rPr>
+          <w:rFonts w:ascii="Courier New" w:hAnsi="Courier New" w:cs="Courier New"/>
+          <w:bCs/>
+          <w:sz w:val="20"/>
+          <w:szCs w:val="20"/>
+          <w:lang w:val="uk-UA"/>
+        </w:rPr>
+        <w:t xml:space="preserve">                n = (int)((uint)n &gt;&gt; 8);</w:t>
       </w:r>
     </w:p>
     <w:p>
@@ -7933,29 +3975,7 @@
           <w:szCs w:val="20"/>
           <w:lang w:val="uk-UA"/>
         </w:rPr>
-        <w:t xml:space="preserve">        </w:t>
-      </w:r>
-      <w:proofErr w:type="spellStart"/>
-      <w:r>
-        <w:rPr>
-          <w:rFonts w:ascii="Courier New" w:hAnsi="Courier New" w:cs="Courier New"/>
-          <w:bCs/>
-          <w:sz w:val="20"/>
-          <w:szCs w:val="20"/>
-          <w:lang w:val="uk-UA"/>
-        </w:rPr>
-        <w:t>return</w:t>
-      </w:r>
-      <w:proofErr w:type="spellEnd"/>
-      <w:r>
-        <w:rPr>
-          <w:rFonts w:ascii="Courier New" w:hAnsi="Courier New" w:cs="Courier New"/>
-          <w:bCs/>
-          <w:sz w:val="20"/>
-          <w:szCs w:val="20"/>
-          <w:lang w:val="uk-UA"/>
-        </w:rPr>
-        <w:t xml:space="preserve"> md5;</w:t>
+        <w:t xml:space="preserve">        return md5;</w:t>
       </w:r>
     </w:p>
     <w:p>
@@ -8008,183 +4028,7 @@
           <w:szCs w:val="20"/>
           <w:lang w:val="uk-UA"/>
         </w:rPr>
-        <w:t xml:space="preserve">    </w:t>
-      </w:r>
-      <w:proofErr w:type="spellStart"/>
-      <w:r>
-        <w:rPr>
-          <w:rFonts w:ascii="Courier New" w:hAnsi="Courier New" w:cs="Courier New"/>
-          <w:bCs/>
-          <w:sz w:val="20"/>
-          <w:szCs w:val="20"/>
-          <w:lang w:val="uk-UA"/>
-        </w:rPr>
-        <w:t>private</w:t>
-      </w:r>
-      <w:proofErr w:type="spellEnd"/>
-      <w:r>
-        <w:rPr>
-          <w:rFonts w:ascii="Courier New" w:hAnsi="Courier New" w:cs="Courier New"/>
-          <w:bCs/>
-          <w:sz w:val="20"/>
-          <w:szCs w:val="20"/>
-          <w:lang w:val="uk-UA"/>
-        </w:rPr>
-        <w:t xml:space="preserve"> </w:t>
-      </w:r>
-      <w:proofErr w:type="spellStart"/>
-      <w:r>
-        <w:rPr>
-          <w:rFonts w:ascii="Courier New" w:hAnsi="Courier New" w:cs="Courier New"/>
-          <w:bCs/>
-          <w:sz w:val="20"/>
-          <w:szCs w:val="20"/>
-          <w:lang w:val="uk-UA"/>
-        </w:rPr>
-        <w:t>static</w:t>
-      </w:r>
-      <w:proofErr w:type="spellEnd"/>
-      <w:r>
-        <w:rPr>
-          <w:rFonts w:ascii="Courier New" w:hAnsi="Courier New" w:cs="Courier New"/>
-          <w:bCs/>
-          <w:sz w:val="20"/>
-          <w:szCs w:val="20"/>
-          <w:lang w:val="uk-UA"/>
-        </w:rPr>
-        <w:t xml:space="preserve"> </w:t>
-      </w:r>
-      <w:proofErr w:type="spellStart"/>
-      <w:r>
-        <w:rPr>
-          <w:rFonts w:ascii="Courier New" w:hAnsi="Courier New" w:cs="Courier New"/>
-          <w:bCs/>
-          <w:sz w:val="20"/>
-          <w:szCs w:val="20"/>
-          <w:lang w:val="uk-UA"/>
-        </w:rPr>
-        <w:t>int</w:t>
-      </w:r>
-      <w:proofErr w:type="spellEnd"/>
-      <w:r>
-        <w:rPr>
-          <w:rFonts w:ascii="Courier New" w:hAnsi="Courier New" w:cs="Courier New"/>
-          <w:bCs/>
-          <w:sz w:val="20"/>
-          <w:szCs w:val="20"/>
-          <w:lang w:val="uk-UA"/>
-        </w:rPr>
-        <w:t xml:space="preserve"> </w:t>
-      </w:r>
-      <w:proofErr w:type="spellStart"/>
-      <w:r>
-        <w:rPr>
-          <w:rFonts w:ascii="Courier New" w:hAnsi="Courier New" w:cs="Courier New"/>
-          <w:bCs/>
-          <w:sz w:val="20"/>
-          <w:szCs w:val="20"/>
-          <w:lang w:val="uk-UA"/>
-        </w:rPr>
-        <w:t>RotateLeft</w:t>
-      </w:r>
-      <w:proofErr w:type="spellEnd"/>
-      <w:r>
-        <w:rPr>
-          <w:rFonts w:ascii="Courier New" w:hAnsi="Courier New" w:cs="Courier New"/>
-          <w:bCs/>
-          <w:sz w:val="20"/>
-          <w:szCs w:val="20"/>
-          <w:lang w:val="uk-UA"/>
-        </w:rPr>
-        <w:t>(</w:t>
-      </w:r>
-      <w:proofErr w:type="spellStart"/>
-      <w:r>
-        <w:rPr>
-          <w:rFonts w:ascii="Courier New" w:hAnsi="Courier New" w:cs="Courier New"/>
-          <w:bCs/>
-          <w:sz w:val="20"/>
-          <w:szCs w:val="20"/>
-          <w:lang w:val="uk-UA"/>
-        </w:rPr>
-        <w:t>int</w:t>
-      </w:r>
-      <w:proofErr w:type="spellEnd"/>
-      <w:r>
-        <w:rPr>
-          <w:rFonts w:ascii="Courier New" w:hAnsi="Courier New" w:cs="Courier New"/>
-          <w:bCs/>
-          <w:sz w:val="20"/>
-          <w:szCs w:val="20"/>
-          <w:lang w:val="uk-UA"/>
-        </w:rPr>
-        <w:t xml:space="preserve"> </w:t>
-      </w:r>
-      <w:proofErr w:type="spellStart"/>
-      <w:r>
-        <w:rPr>
-          <w:rFonts w:ascii="Courier New" w:hAnsi="Courier New" w:cs="Courier New"/>
-          <w:bCs/>
-          <w:sz w:val="20"/>
-          <w:szCs w:val="20"/>
-          <w:lang w:val="uk-UA"/>
-        </w:rPr>
-        <w:t>value</w:t>
-      </w:r>
-      <w:proofErr w:type="spellEnd"/>
-      <w:r>
-        <w:rPr>
-          <w:rFonts w:ascii="Courier New" w:hAnsi="Courier New" w:cs="Courier New"/>
-          <w:bCs/>
-          <w:sz w:val="20"/>
-          <w:szCs w:val="20"/>
-          <w:lang w:val="uk-UA"/>
-        </w:rPr>
-        <w:t xml:space="preserve">, </w:t>
-      </w:r>
-      <w:proofErr w:type="spellStart"/>
-      <w:r>
-        <w:rPr>
-          <w:rFonts w:ascii="Courier New" w:hAnsi="Courier New" w:cs="Courier New"/>
-          <w:bCs/>
-          <w:sz w:val="20"/>
-          <w:szCs w:val="20"/>
-          <w:lang w:val="uk-UA"/>
-        </w:rPr>
-        <w:t>int</w:t>
-      </w:r>
-      <w:proofErr w:type="spellEnd"/>
-      <w:r>
-        <w:rPr>
-          <w:rFonts w:ascii="Courier New" w:hAnsi="Courier New" w:cs="Courier New"/>
-          <w:bCs/>
-          <w:sz w:val="20"/>
-          <w:szCs w:val="20"/>
-          <w:lang w:val="uk-UA"/>
-        </w:rPr>
-        <w:t xml:space="preserve"> </w:t>
-      </w:r>
-      <w:proofErr w:type="spellStart"/>
-      <w:r>
-        <w:rPr>
-          <w:rFonts w:ascii="Courier New" w:hAnsi="Courier New" w:cs="Courier New"/>
-          <w:bCs/>
-          <w:sz w:val="20"/>
-          <w:szCs w:val="20"/>
-          <w:lang w:val="uk-UA"/>
-        </w:rPr>
-        <w:t>bits</w:t>
-      </w:r>
-      <w:proofErr w:type="spellEnd"/>
-      <w:r>
-        <w:rPr>
-          <w:rFonts w:ascii="Courier New" w:hAnsi="Courier New" w:cs="Courier New"/>
-          <w:bCs/>
-          <w:sz w:val="20"/>
-          <w:szCs w:val="20"/>
-          <w:lang w:val="uk-UA"/>
-        </w:rPr>
-        <w:t>)</w:t>
+        <w:t xml:space="preserve">    private static int RotateLeft(int value, int bits)</w:t>
       </w:r>
     </w:p>
     <w:p>
@@ -8226,20 +4070,8 @@
           <w:szCs w:val="20"/>
           <w:lang w:val="uk-UA"/>
         </w:rPr>
-        <w:t xml:space="preserve">        </w:t>
-      </w:r>
-      <w:proofErr w:type="spellStart"/>
-      <w:r>
-        <w:rPr>
-          <w:rFonts w:ascii="Courier New" w:hAnsi="Courier New" w:cs="Courier New"/>
-          <w:bCs/>
-          <w:sz w:val="20"/>
-          <w:szCs w:val="20"/>
-          <w:lang w:val="uk-UA"/>
-        </w:rPr>
-        <w:t>unchecked</w:t>
-      </w:r>
-      <w:proofErr w:type="spellEnd"/>
+        <w:t xml:space="preserve">        unchecked</w:t>
+      </w:r>
     </w:p>
     <w:p>
       <w:pPr>
@@ -8280,183 +4112,7 @@
           <w:szCs w:val="20"/>
           <w:lang w:val="uk-UA"/>
         </w:rPr>
-        <w:t xml:space="preserve">            </w:t>
-      </w:r>
-      <w:proofErr w:type="spellStart"/>
-      <w:r>
-        <w:rPr>
-          <w:rFonts w:ascii="Courier New" w:hAnsi="Courier New" w:cs="Courier New"/>
-          <w:bCs/>
-          <w:sz w:val="20"/>
-          <w:szCs w:val="20"/>
-          <w:lang w:val="uk-UA"/>
-        </w:rPr>
-        <w:t>return</w:t>
-      </w:r>
-      <w:proofErr w:type="spellEnd"/>
-      <w:r>
-        <w:rPr>
-          <w:rFonts w:ascii="Courier New" w:hAnsi="Courier New" w:cs="Courier New"/>
-          <w:bCs/>
-          <w:sz w:val="20"/>
-          <w:szCs w:val="20"/>
-          <w:lang w:val="uk-UA"/>
-        </w:rPr>
-        <w:t xml:space="preserve"> (</w:t>
-      </w:r>
-      <w:proofErr w:type="spellStart"/>
-      <w:r>
-        <w:rPr>
-          <w:rFonts w:ascii="Courier New" w:hAnsi="Courier New" w:cs="Courier New"/>
-          <w:bCs/>
-          <w:sz w:val="20"/>
-          <w:szCs w:val="20"/>
-          <w:lang w:val="uk-UA"/>
-        </w:rPr>
-        <w:t>int</w:t>
-      </w:r>
-      <w:proofErr w:type="spellEnd"/>
-      <w:r>
-        <w:rPr>
-          <w:rFonts w:ascii="Courier New" w:hAnsi="Courier New" w:cs="Courier New"/>
-          <w:bCs/>
-          <w:sz w:val="20"/>
-          <w:szCs w:val="20"/>
-          <w:lang w:val="uk-UA"/>
-        </w:rPr>
-        <w:t>)(((</w:t>
-      </w:r>
-      <w:proofErr w:type="spellStart"/>
-      <w:r>
-        <w:rPr>
-          <w:rFonts w:ascii="Courier New" w:hAnsi="Courier New" w:cs="Courier New"/>
-          <w:bCs/>
-          <w:sz w:val="20"/>
-          <w:szCs w:val="20"/>
-          <w:lang w:val="uk-UA"/>
-        </w:rPr>
-        <w:t>uint</w:t>
-      </w:r>
-      <w:proofErr w:type="spellEnd"/>
-      <w:r>
-        <w:rPr>
-          <w:rFonts w:ascii="Courier New" w:hAnsi="Courier New" w:cs="Courier New"/>
-          <w:bCs/>
-          <w:sz w:val="20"/>
-          <w:szCs w:val="20"/>
-          <w:lang w:val="uk-UA"/>
-        </w:rPr>
-        <w:t>)</w:t>
-      </w:r>
-      <w:proofErr w:type="spellStart"/>
-      <w:r>
-        <w:rPr>
-          <w:rFonts w:ascii="Courier New" w:hAnsi="Courier New" w:cs="Courier New"/>
-          <w:bCs/>
-          <w:sz w:val="20"/>
-          <w:szCs w:val="20"/>
-          <w:lang w:val="uk-UA"/>
-        </w:rPr>
-        <w:t>value</w:t>
-      </w:r>
-      <w:proofErr w:type="spellEnd"/>
-      <w:r>
-        <w:rPr>
-          <w:rFonts w:ascii="Courier New" w:hAnsi="Courier New" w:cs="Courier New"/>
-          <w:bCs/>
-          <w:sz w:val="20"/>
-          <w:szCs w:val="20"/>
-          <w:lang w:val="uk-UA"/>
-        </w:rPr>
-        <w:t xml:space="preserve"> &lt;&lt; </w:t>
-      </w:r>
-      <w:proofErr w:type="spellStart"/>
-      <w:r>
-        <w:rPr>
-          <w:rFonts w:ascii="Courier New" w:hAnsi="Courier New" w:cs="Courier New"/>
-          <w:bCs/>
-          <w:sz w:val="20"/>
-          <w:szCs w:val="20"/>
-          <w:lang w:val="uk-UA"/>
-        </w:rPr>
-        <w:t>bits</w:t>
-      </w:r>
-      <w:proofErr w:type="spellEnd"/>
-      <w:r>
-        <w:rPr>
-          <w:rFonts w:ascii="Courier New" w:hAnsi="Courier New" w:cs="Courier New"/>
-          <w:bCs/>
-          <w:sz w:val="20"/>
-          <w:szCs w:val="20"/>
-          <w:lang w:val="uk-UA"/>
-        </w:rPr>
-        <w:t>) | ((</w:t>
-      </w:r>
-      <w:proofErr w:type="spellStart"/>
-      <w:r>
-        <w:rPr>
-          <w:rFonts w:ascii="Courier New" w:hAnsi="Courier New" w:cs="Courier New"/>
-          <w:bCs/>
-          <w:sz w:val="20"/>
-          <w:szCs w:val="20"/>
-          <w:lang w:val="uk-UA"/>
-        </w:rPr>
-        <w:t>uint</w:t>
-      </w:r>
-      <w:proofErr w:type="spellEnd"/>
-      <w:r>
-        <w:rPr>
-          <w:rFonts w:ascii="Courier New" w:hAnsi="Courier New" w:cs="Courier New"/>
-          <w:bCs/>
-          <w:sz w:val="20"/>
-          <w:szCs w:val="20"/>
-          <w:lang w:val="uk-UA"/>
-        </w:rPr>
-        <w:t>)</w:t>
-      </w:r>
-      <w:proofErr w:type="spellStart"/>
-      <w:r>
-        <w:rPr>
-          <w:rFonts w:ascii="Courier New" w:hAnsi="Courier New" w:cs="Courier New"/>
-          <w:bCs/>
-          <w:sz w:val="20"/>
-          <w:szCs w:val="20"/>
-          <w:lang w:val="uk-UA"/>
-        </w:rPr>
-        <w:t>value</w:t>
-      </w:r>
-      <w:proofErr w:type="spellEnd"/>
-      <w:r>
-        <w:rPr>
-          <w:rFonts w:ascii="Courier New" w:hAnsi="Courier New" w:cs="Courier New"/>
-          <w:bCs/>
-          <w:sz w:val="20"/>
-          <w:szCs w:val="20"/>
-          <w:lang w:val="uk-UA"/>
-        </w:rPr>
-        <w:t xml:space="preserve"> &gt;&gt; (32 - </w:t>
-      </w:r>
-      <w:proofErr w:type="spellStart"/>
-      <w:r>
-        <w:rPr>
-          <w:rFonts w:ascii="Courier New" w:hAnsi="Courier New" w:cs="Courier New"/>
-          <w:bCs/>
-          <w:sz w:val="20"/>
-          <w:szCs w:val="20"/>
-          <w:lang w:val="uk-UA"/>
-        </w:rPr>
-        <w:t>bits</w:t>
-      </w:r>
-      <w:proofErr w:type="spellEnd"/>
-      <w:r>
-        <w:rPr>
-          <w:rFonts w:ascii="Courier New" w:hAnsi="Courier New" w:cs="Courier New"/>
-          <w:bCs/>
-          <w:sz w:val="20"/>
-          <w:szCs w:val="20"/>
-          <w:lang w:val="uk-UA"/>
-        </w:rPr>
-        <w:t>)));</w:t>
+        <w:t xml:space="preserve">            return (int)(((uint)value &lt;&lt; bits) | ((uint)value &gt;&gt; (32 - bits)));</w:t>
       </w:r>
     </w:p>
     <w:p>
@@ -14550,6 +10206,7 @@
   <w:style w:type="character" w:default="1" w:styleId="a0">
     <w:name w:val="Default Paragraph Font"/>
     <w:uiPriority w:val="1"/>
+    <w:semiHidden/>
     <w:unhideWhenUsed/>
   </w:style>
   <w:style w:type="table" w:default="1" w:styleId="a1">

--- a/BPD/Звіти/BPD_02.docx
+++ b/BPD/Звіти/BPD_02.docx
@@ -517,13 +517,23 @@
           <w:lang w:val="uk-UA"/>
         </w:rPr>
       </w:pPr>
-      <w:r>
-        <w:rPr>
-          <w:sz w:val="28"/>
-          <w:szCs w:val="28"/>
-          <w:lang w:val="uk-UA"/>
-        </w:rPr>
-        <w:t xml:space="preserve">Сенів </w:t>
+      <w:proofErr w:type="spellStart"/>
+      <w:r>
+        <w:rPr>
+          <w:sz w:val="28"/>
+          <w:szCs w:val="28"/>
+          <w:lang w:val="uk-UA"/>
+        </w:rPr>
+        <w:t>Сенів</w:t>
+      </w:r>
+      <w:proofErr w:type="spellEnd"/>
+      <w:r>
+        <w:rPr>
+          <w:sz w:val="28"/>
+          <w:szCs w:val="28"/>
+          <w:lang w:val="uk-UA"/>
+        </w:rPr>
+        <w:t xml:space="preserve"> </w:t>
       </w:r>
       <w:r>
         <w:rPr>
@@ -720,6 +730,7 @@
           <w:lang w:val="uk-UA"/>
         </w:rPr>
       </w:pPr>
+      <w:proofErr w:type="spellStart"/>
       <w:r>
         <w:rPr>
           <w:sz w:val="28"/>
@@ -728,6 +739,7 @@
         </w:rPr>
         <w:t>асист</w:t>
       </w:r>
+      <w:proofErr w:type="spellEnd"/>
       <w:r>
         <w:rPr>
           <w:sz w:val="28"/>
@@ -756,6 +768,7 @@
           <w:lang w:val="uk-UA"/>
         </w:rPr>
       </w:pPr>
+      <w:proofErr w:type="spellStart"/>
       <w:r>
         <w:rPr>
           <w:sz w:val="28"/>
@@ -764,6 +777,7 @@
         </w:rPr>
         <w:t>Рабійчук</w:t>
       </w:r>
+      <w:proofErr w:type="spellEnd"/>
       <w:r>
         <w:rPr>
           <w:b/>
@@ -1228,7 +1242,95 @@
           <w:szCs w:val="28"/>
           <w:lang w:val="uk-UA"/>
         </w:rPr>
-        <w:t>Однією з найвідоміших хеш-функцій є MD5 (Message Digest 5), розроблена Р. Рівестом у 1991 році. MD5 перетворює повідомлення довільної довжини у 128-бітний дайджест, який зазвичай подається у вигляді 32-символьного шістнадцяткового рядка. Алгоритм MD5 складається з кількох етапів</w:t>
+        <w:t>Однією з найвідоміших хеш-функцій є MD5 (</w:t>
+      </w:r>
+      <w:proofErr w:type="spellStart"/>
+      <w:r>
+        <w:rPr>
+          <w:iCs/>
+          <w:color w:val="000000"/>
+          <w:sz w:val="28"/>
+          <w:szCs w:val="28"/>
+          <w:lang w:val="uk-UA"/>
+        </w:rPr>
+        <w:t>Message</w:t>
+      </w:r>
+      <w:proofErr w:type="spellEnd"/>
+      <w:r>
+        <w:rPr>
+          <w:iCs/>
+          <w:color w:val="000000"/>
+          <w:sz w:val="28"/>
+          <w:szCs w:val="28"/>
+          <w:lang w:val="uk-UA"/>
+        </w:rPr>
+        <w:t xml:space="preserve"> </w:t>
+      </w:r>
+      <w:proofErr w:type="spellStart"/>
+      <w:r>
+        <w:rPr>
+          <w:iCs/>
+          <w:color w:val="000000"/>
+          <w:sz w:val="28"/>
+          <w:szCs w:val="28"/>
+          <w:lang w:val="uk-UA"/>
+        </w:rPr>
+        <w:t>Digest</w:t>
+      </w:r>
+      <w:proofErr w:type="spellEnd"/>
+      <w:r>
+        <w:rPr>
+          <w:iCs/>
+          <w:color w:val="000000"/>
+          <w:sz w:val="28"/>
+          <w:szCs w:val="28"/>
+          <w:lang w:val="uk-UA"/>
+        </w:rPr>
+        <w:t xml:space="preserve"> 5), розроблена Р. </w:t>
+      </w:r>
+      <w:proofErr w:type="spellStart"/>
+      <w:r>
+        <w:rPr>
+          <w:iCs/>
+          <w:color w:val="000000"/>
+          <w:sz w:val="28"/>
+          <w:szCs w:val="28"/>
+          <w:lang w:val="uk-UA"/>
+        </w:rPr>
+        <w:t>Рівестом</w:t>
+      </w:r>
+      <w:proofErr w:type="spellEnd"/>
+      <w:r>
+        <w:rPr>
+          <w:iCs/>
+          <w:color w:val="000000"/>
+          <w:sz w:val="28"/>
+          <w:szCs w:val="28"/>
+          <w:lang w:val="uk-UA"/>
+        </w:rPr>
+        <w:t xml:space="preserve"> у 1991 році. MD5 перетворює повідомлення довільної довжини у 128-бітний дайджест, який зазвичай подається у вигляді 32-символьного </w:t>
+      </w:r>
+      <w:proofErr w:type="spellStart"/>
+      <w:r>
+        <w:rPr>
+          <w:iCs/>
+          <w:color w:val="000000"/>
+          <w:sz w:val="28"/>
+          <w:szCs w:val="28"/>
+          <w:lang w:val="uk-UA"/>
+        </w:rPr>
+        <w:t>шістнадцяткового</w:t>
+      </w:r>
+      <w:proofErr w:type="spellEnd"/>
+      <w:r>
+        <w:rPr>
+          <w:iCs/>
+          <w:color w:val="000000"/>
+          <w:sz w:val="28"/>
+          <w:szCs w:val="28"/>
+          <w:lang w:val="uk-UA"/>
+        </w:rPr>
+        <w:t xml:space="preserve"> рядка. Алгоритм MD5 складається з кількох етапів</w:t>
       </w:r>
       <w:r>
         <w:rPr>
@@ -1501,7 +1603,27 @@
           <w:szCs w:val="28"/>
           <w:lang w:val="uk-UA"/>
         </w:rPr>
-        <w:t xml:space="preserve">Програмна реалізація повинна виводити значення хешу як для рядка, заданого в полі вводу, так і для файлу. Результат роботи програми повинен відображатись на екрані з можливістю наступного запису в файл. Крім того програма повинна мати можливість перевірити цілісність будь-якого файлу за наявним файлом з MD5 хешем, записаним у шістнадцятковому форматі. </w:t>
+        <w:t xml:space="preserve">Програмна реалізація повинна виводити значення хешу як для рядка, заданого в полі вводу, так і для файлу. Результат роботи програми повинен відображатись на екрані з можливістю наступного запису в файл. Крім того програма повинна мати можливість перевірити цілісність будь-якого файлу за наявним файлом з MD5 хешем, записаним у </w:t>
+      </w:r>
+      <w:proofErr w:type="spellStart"/>
+      <w:r>
+        <w:rPr>
+          <w:rFonts w:ascii="Times New Roman" w:hAnsi="Times New Roman"/>
+          <w:sz w:val="28"/>
+          <w:szCs w:val="28"/>
+          <w:lang w:val="uk-UA"/>
+        </w:rPr>
+        <w:t>шістнадцятковому</w:t>
+      </w:r>
+      <w:proofErr w:type="spellEnd"/>
+      <w:r>
+        <w:rPr>
+          <w:rFonts w:ascii="Times New Roman" w:hAnsi="Times New Roman"/>
+          <w:sz w:val="28"/>
+          <w:szCs w:val="28"/>
+          <w:lang w:val="uk-UA"/>
+        </w:rPr>
+        <w:t xml:space="preserve"> форматі. </w:t>
       </w:r>
     </w:p>
     <w:p>
@@ -1613,60 +1735,139 @@
           <w:szCs w:val="28"/>
           <w:lang w:val="uk-UA"/>
         </w:rPr>
-        <w:t>.cs</w:t>
-      </w:r>
-    </w:p>
-    <w:p>
-      <w:pPr>
-        <w:rPr>
-          <w:rFonts w:ascii="Courier New" w:hAnsi="Courier New" w:cs="Courier New"/>
-          <w:bCs/>
-          <w:sz w:val="20"/>
-          <w:szCs w:val="20"/>
-          <w:lang w:val="uk-UA"/>
-        </w:rPr>
-      </w:pPr>
-      <w:r>
-        <w:rPr>
-          <w:rFonts w:ascii="Courier New" w:hAnsi="Courier New" w:cs="Courier New"/>
-          <w:bCs/>
-          <w:sz w:val="20"/>
-          <w:szCs w:val="20"/>
-          <w:lang w:val="uk-UA"/>
-        </w:rPr>
-        <w:t>namespace Lab_02.Services;</w:t>
-      </w:r>
-    </w:p>
-    <w:p>
-      <w:pPr>
-        <w:rPr>
-          <w:rFonts w:ascii="Courier New" w:hAnsi="Courier New" w:cs="Courier New"/>
-          <w:bCs/>
-          <w:sz w:val="20"/>
-          <w:szCs w:val="20"/>
-          <w:lang w:val="uk-UA"/>
-        </w:rPr>
-      </w:pPr>
-    </w:p>
-    <w:p>
-      <w:pPr>
-        <w:rPr>
-          <w:rFonts w:ascii="Courier New" w:hAnsi="Courier New" w:cs="Courier New"/>
-          <w:bCs/>
-          <w:sz w:val="20"/>
-          <w:szCs w:val="20"/>
-          <w:lang w:val="uk-UA"/>
-        </w:rPr>
-      </w:pPr>
-      <w:r>
-        <w:rPr>
-          <w:rFonts w:ascii="Courier New" w:hAnsi="Courier New" w:cs="Courier New"/>
-          <w:bCs/>
-          <w:sz w:val="20"/>
-          <w:szCs w:val="20"/>
-          <w:lang w:val="uk-UA"/>
-        </w:rPr>
-        <w:t>public static class MyMd5</w:t>
+        <w:t>.</w:t>
+      </w:r>
+      <w:proofErr w:type="spellStart"/>
+      <w:r>
+        <w:rPr>
+          <w:bCs/>
+          <w:sz w:val="28"/>
+          <w:szCs w:val="28"/>
+          <w:lang w:val="uk-UA"/>
+        </w:rPr>
+        <w:t>cs</w:t>
+      </w:r>
+      <w:proofErr w:type="spellEnd"/>
+    </w:p>
+    <w:p>
+      <w:pPr>
+        <w:rPr>
+          <w:rFonts w:ascii="Courier New" w:hAnsi="Courier New" w:cs="Courier New"/>
+          <w:bCs/>
+          <w:sz w:val="20"/>
+          <w:szCs w:val="20"/>
+          <w:lang w:val="uk-UA"/>
+        </w:rPr>
+      </w:pPr>
+      <w:proofErr w:type="spellStart"/>
+      <w:r>
+        <w:rPr>
+          <w:rFonts w:ascii="Courier New" w:hAnsi="Courier New" w:cs="Courier New"/>
+          <w:bCs/>
+          <w:sz w:val="20"/>
+          <w:szCs w:val="20"/>
+          <w:lang w:val="uk-UA"/>
+        </w:rPr>
+        <w:t>namespace</w:t>
+      </w:r>
+      <w:proofErr w:type="spellEnd"/>
+      <w:r>
+        <w:rPr>
+          <w:rFonts w:ascii="Courier New" w:hAnsi="Courier New" w:cs="Courier New"/>
+          <w:bCs/>
+          <w:sz w:val="20"/>
+          <w:szCs w:val="20"/>
+          <w:lang w:val="uk-UA"/>
+        </w:rPr>
+        <w:t xml:space="preserve"> Lab_02.Services;</w:t>
+      </w:r>
+    </w:p>
+    <w:p>
+      <w:pPr>
+        <w:rPr>
+          <w:rFonts w:ascii="Courier New" w:hAnsi="Courier New" w:cs="Courier New"/>
+          <w:bCs/>
+          <w:sz w:val="20"/>
+          <w:szCs w:val="20"/>
+          <w:lang w:val="uk-UA"/>
+        </w:rPr>
+      </w:pPr>
+    </w:p>
+    <w:p>
+      <w:pPr>
+        <w:rPr>
+          <w:rFonts w:ascii="Courier New" w:hAnsi="Courier New" w:cs="Courier New"/>
+          <w:bCs/>
+          <w:sz w:val="20"/>
+          <w:szCs w:val="20"/>
+          <w:lang w:val="uk-UA"/>
+        </w:rPr>
+      </w:pPr>
+      <w:proofErr w:type="spellStart"/>
+      <w:r>
+        <w:rPr>
+          <w:rFonts w:ascii="Courier New" w:hAnsi="Courier New" w:cs="Courier New"/>
+          <w:bCs/>
+          <w:sz w:val="20"/>
+          <w:szCs w:val="20"/>
+          <w:lang w:val="uk-UA"/>
+        </w:rPr>
+        <w:t>public</w:t>
+      </w:r>
+      <w:proofErr w:type="spellEnd"/>
+      <w:r>
+        <w:rPr>
+          <w:rFonts w:ascii="Courier New" w:hAnsi="Courier New" w:cs="Courier New"/>
+          <w:bCs/>
+          <w:sz w:val="20"/>
+          <w:szCs w:val="20"/>
+          <w:lang w:val="uk-UA"/>
+        </w:rPr>
+        <w:t xml:space="preserve"> </w:t>
+      </w:r>
+      <w:proofErr w:type="spellStart"/>
+      <w:r>
+        <w:rPr>
+          <w:rFonts w:ascii="Courier New" w:hAnsi="Courier New" w:cs="Courier New"/>
+          <w:bCs/>
+          <w:sz w:val="20"/>
+          <w:szCs w:val="20"/>
+          <w:lang w:val="uk-UA"/>
+        </w:rPr>
+        <w:t>static</w:t>
+      </w:r>
+      <w:proofErr w:type="spellEnd"/>
+      <w:r>
+        <w:rPr>
+          <w:rFonts w:ascii="Courier New" w:hAnsi="Courier New" w:cs="Courier New"/>
+          <w:bCs/>
+          <w:sz w:val="20"/>
+          <w:szCs w:val="20"/>
+          <w:lang w:val="uk-UA"/>
+        </w:rPr>
+        <w:t xml:space="preserve"> </w:t>
+      </w:r>
+      <w:proofErr w:type="spellStart"/>
+      <w:r>
+        <w:rPr>
+          <w:rFonts w:ascii="Courier New" w:hAnsi="Courier New" w:cs="Courier New"/>
+          <w:bCs/>
+          <w:sz w:val="20"/>
+          <w:szCs w:val="20"/>
+          <w:lang w:val="uk-UA"/>
+        </w:rPr>
+        <w:t>class</w:t>
+      </w:r>
+      <w:proofErr w:type="spellEnd"/>
+      <w:r>
+        <w:rPr>
+          <w:rFonts w:ascii="Courier New" w:hAnsi="Courier New" w:cs="Courier New"/>
+          <w:bCs/>
+          <w:sz w:val="20"/>
+          <w:szCs w:val="20"/>
+          <w:lang w:val="uk-UA"/>
+        </w:rPr>
+        <w:t xml:space="preserve"> MyMd5</w:t>
       </w:r>
     </w:p>
     <w:p>
@@ -1708,102 +1909,542 @@
           <w:szCs w:val="20"/>
           <w:lang w:val="uk-UA"/>
         </w:rPr>
-        <w:t xml:space="preserve">    private const int INIT_A = 0x67452301;</w:t>
-      </w:r>
-    </w:p>
-    <w:p>
-      <w:pPr>
-        <w:rPr>
-          <w:rFonts w:ascii="Courier New" w:hAnsi="Courier New" w:cs="Courier New"/>
-          <w:bCs/>
-          <w:sz w:val="20"/>
-          <w:szCs w:val="20"/>
-          <w:lang w:val="uk-UA"/>
-        </w:rPr>
-      </w:pPr>
-      <w:r>
-        <w:rPr>
-          <w:rFonts w:ascii="Courier New" w:hAnsi="Courier New" w:cs="Courier New"/>
-          <w:bCs/>
-          <w:sz w:val="20"/>
-          <w:szCs w:val="20"/>
-          <w:lang w:val="uk-UA"/>
-        </w:rPr>
-        <w:t xml:space="preserve">    private const int INIT_B = unchecked((int)0xEFCDAB89u);</w:t>
-      </w:r>
-    </w:p>
-    <w:p>
-      <w:pPr>
-        <w:rPr>
-          <w:rFonts w:ascii="Courier New" w:hAnsi="Courier New" w:cs="Courier New"/>
-          <w:bCs/>
-          <w:sz w:val="20"/>
-          <w:szCs w:val="20"/>
-          <w:lang w:val="uk-UA"/>
-        </w:rPr>
-      </w:pPr>
-      <w:r>
-        <w:rPr>
-          <w:rFonts w:ascii="Courier New" w:hAnsi="Courier New" w:cs="Courier New"/>
-          <w:bCs/>
-          <w:sz w:val="20"/>
-          <w:szCs w:val="20"/>
-          <w:lang w:val="uk-UA"/>
-        </w:rPr>
-        <w:t xml:space="preserve">    private const int INIT_C = unchecked((int)0x98BADCFEu);</w:t>
-      </w:r>
-    </w:p>
-    <w:p>
-      <w:pPr>
-        <w:rPr>
-          <w:rFonts w:ascii="Courier New" w:hAnsi="Courier New" w:cs="Courier New"/>
-          <w:bCs/>
-          <w:sz w:val="20"/>
-          <w:szCs w:val="20"/>
-          <w:lang w:val="uk-UA"/>
-        </w:rPr>
-      </w:pPr>
-      <w:r>
-        <w:rPr>
-          <w:rFonts w:ascii="Courier New" w:hAnsi="Courier New" w:cs="Courier New"/>
-          <w:bCs/>
-          <w:sz w:val="20"/>
-          <w:szCs w:val="20"/>
-          <w:lang w:val="uk-UA"/>
-        </w:rPr>
-        <w:t xml:space="preserve">    private const int INIT_D = 0x10325476;</w:t>
-      </w:r>
-    </w:p>
-    <w:p>
-      <w:pPr>
-        <w:rPr>
-          <w:rFonts w:ascii="Courier New" w:hAnsi="Courier New" w:cs="Courier New"/>
-          <w:bCs/>
-          <w:sz w:val="20"/>
-          <w:szCs w:val="20"/>
-          <w:lang w:val="uk-UA"/>
-        </w:rPr>
-      </w:pPr>
-    </w:p>
-    <w:p>
-      <w:pPr>
-        <w:rPr>
-          <w:rFonts w:ascii="Courier New" w:hAnsi="Courier New" w:cs="Courier New"/>
-          <w:bCs/>
-          <w:sz w:val="20"/>
-          <w:szCs w:val="20"/>
-          <w:lang w:val="uk-UA"/>
-        </w:rPr>
-      </w:pPr>
-      <w:r>
-        <w:rPr>
-          <w:rFonts w:ascii="Courier New" w:hAnsi="Courier New" w:cs="Courier New"/>
-          <w:bCs/>
-          <w:sz w:val="20"/>
-          <w:szCs w:val="20"/>
-          <w:lang w:val="uk-UA"/>
-        </w:rPr>
-        <w:t xml:space="preserve">    private static readonly int[] SHIFT_AMTS = {</w:t>
+        <w:t xml:space="preserve">    </w:t>
+      </w:r>
+      <w:proofErr w:type="spellStart"/>
+      <w:r>
+        <w:rPr>
+          <w:rFonts w:ascii="Courier New" w:hAnsi="Courier New" w:cs="Courier New"/>
+          <w:bCs/>
+          <w:sz w:val="20"/>
+          <w:szCs w:val="20"/>
+          <w:lang w:val="uk-UA"/>
+        </w:rPr>
+        <w:t>private</w:t>
+      </w:r>
+      <w:proofErr w:type="spellEnd"/>
+      <w:r>
+        <w:rPr>
+          <w:rFonts w:ascii="Courier New" w:hAnsi="Courier New" w:cs="Courier New"/>
+          <w:bCs/>
+          <w:sz w:val="20"/>
+          <w:szCs w:val="20"/>
+          <w:lang w:val="uk-UA"/>
+        </w:rPr>
+        <w:t xml:space="preserve"> </w:t>
+      </w:r>
+      <w:proofErr w:type="spellStart"/>
+      <w:r>
+        <w:rPr>
+          <w:rFonts w:ascii="Courier New" w:hAnsi="Courier New" w:cs="Courier New"/>
+          <w:bCs/>
+          <w:sz w:val="20"/>
+          <w:szCs w:val="20"/>
+          <w:lang w:val="uk-UA"/>
+        </w:rPr>
+        <w:t>const</w:t>
+      </w:r>
+      <w:proofErr w:type="spellEnd"/>
+      <w:r>
+        <w:rPr>
+          <w:rFonts w:ascii="Courier New" w:hAnsi="Courier New" w:cs="Courier New"/>
+          <w:bCs/>
+          <w:sz w:val="20"/>
+          <w:szCs w:val="20"/>
+          <w:lang w:val="uk-UA"/>
+        </w:rPr>
+        <w:t xml:space="preserve"> </w:t>
+      </w:r>
+      <w:proofErr w:type="spellStart"/>
+      <w:r>
+        <w:rPr>
+          <w:rFonts w:ascii="Courier New" w:hAnsi="Courier New" w:cs="Courier New"/>
+          <w:bCs/>
+          <w:sz w:val="20"/>
+          <w:szCs w:val="20"/>
+          <w:lang w:val="uk-UA"/>
+        </w:rPr>
+        <w:t>int</w:t>
+      </w:r>
+      <w:proofErr w:type="spellEnd"/>
+      <w:r>
+        <w:rPr>
+          <w:rFonts w:ascii="Courier New" w:hAnsi="Courier New" w:cs="Courier New"/>
+          <w:bCs/>
+          <w:sz w:val="20"/>
+          <w:szCs w:val="20"/>
+          <w:lang w:val="uk-UA"/>
+        </w:rPr>
+        <w:t xml:space="preserve"> INIT_A = 0x67452301;</w:t>
+      </w:r>
+    </w:p>
+    <w:p>
+      <w:pPr>
+        <w:rPr>
+          <w:rFonts w:ascii="Courier New" w:hAnsi="Courier New" w:cs="Courier New"/>
+          <w:bCs/>
+          <w:sz w:val="20"/>
+          <w:szCs w:val="20"/>
+          <w:lang w:val="uk-UA"/>
+        </w:rPr>
+      </w:pPr>
+      <w:r>
+        <w:rPr>
+          <w:rFonts w:ascii="Courier New" w:hAnsi="Courier New" w:cs="Courier New"/>
+          <w:bCs/>
+          <w:sz w:val="20"/>
+          <w:szCs w:val="20"/>
+          <w:lang w:val="uk-UA"/>
+        </w:rPr>
+        <w:t xml:space="preserve">    </w:t>
+      </w:r>
+      <w:proofErr w:type="spellStart"/>
+      <w:r>
+        <w:rPr>
+          <w:rFonts w:ascii="Courier New" w:hAnsi="Courier New" w:cs="Courier New"/>
+          <w:bCs/>
+          <w:sz w:val="20"/>
+          <w:szCs w:val="20"/>
+          <w:lang w:val="uk-UA"/>
+        </w:rPr>
+        <w:t>private</w:t>
+      </w:r>
+      <w:proofErr w:type="spellEnd"/>
+      <w:r>
+        <w:rPr>
+          <w:rFonts w:ascii="Courier New" w:hAnsi="Courier New" w:cs="Courier New"/>
+          <w:bCs/>
+          <w:sz w:val="20"/>
+          <w:szCs w:val="20"/>
+          <w:lang w:val="uk-UA"/>
+        </w:rPr>
+        <w:t xml:space="preserve"> </w:t>
+      </w:r>
+      <w:proofErr w:type="spellStart"/>
+      <w:r>
+        <w:rPr>
+          <w:rFonts w:ascii="Courier New" w:hAnsi="Courier New" w:cs="Courier New"/>
+          <w:bCs/>
+          <w:sz w:val="20"/>
+          <w:szCs w:val="20"/>
+          <w:lang w:val="uk-UA"/>
+        </w:rPr>
+        <w:t>const</w:t>
+      </w:r>
+      <w:proofErr w:type="spellEnd"/>
+      <w:r>
+        <w:rPr>
+          <w:rFonts w:ascii="Courier New" w:hAnsi="Courier New" w:cs="Courier New"/>
+          <w:bCs/>
+          <w:sz w:val="20"/>
+          <w:szCs w:val="20"/>
+          <w:lang w:val="uk-UA"/>
+        </w:rPr>
+        <w:t xml:space="preserve"> </w:t>
+      </w:r>
+      <w:proofErr w:type="spellStart"/>
+      <w:r>
+        <w:rPr>
+          <w:rFonts w:ascii="Courier New" w:hAnsi="Courier New" w:cs="Courier New"/>
+          <w:bCs/>
+          <w:sz w:val="20"/>
+          <w:szCs w:val="20"/>
+          <w:lang w:val="uk-UA"/>
+        </w:rPr>
+        <w:t>int</w:t>
+      </w:r>
+      <w:proofErr w:type="spellEnd"/>
+      <w:r>
+        <w:rPr>
+          <w:rFonts w:ascii="Courier New" w:hAnsi="Courier New" w:cs="Courier New"/>
+          <w:bCs/>
+          <w:sz w:val="20"/>
+          <w:szCs w:val="20"/>
+          <w:lang w:val="uk-UA"/>
+        </w:rPr>
+        <w:t xml:space="preserve"> INIT_B = </w:t>
+      </w:r>
+      <w:proofErr w:type="spellStart"/>
+      <w:r>
+        <w:rPr>
+          <w:rFonts w:ascii="Courier New" w:hAnsi="Courier New" w:cs="Courier New"/>
+          <w:bCs/>
+          <w:sz w:val="20"/>
+          <w:szCs w:val="20"/>
+          <w:lang w:val="uk-UA"/>
+        </w:rPr>
+        <w:t>unchecked</w:t>
+      </w:r>
+      <w:proofErr w:type="spellEnd"/>
+      <w:r>
+        <w:rPr>
+          <w:rFonts w:ascii="Courier New" w:hAnsi="Courier New" w:cs="Courier New"/>
+          <w:bCs/>
+          <w:sz w:val="20"/>
+          <w:szCs w:val="20"/>
+          <w:lang w:val="uk-UA"/>
+        </w:rPr>
+        <w:t>((</w:t>
+      </w:r>
+      <w:proofErr w:type="spellStart"/>
+      <w:r>
+        <w:rPr>
+          <w:rFonts w:ascii="Courier New" w:hAnsi="Courier New" w:cs="Courier New"/>
+          <w:bCs/>
+          <w:sz w:val="20"/>
+          <w:szCs w:val="20"/>
+          <w:lang w:val="uk-UA"/>
+        </w:rPr>
+        <w:t>int</w:t>
+      </w:r>
+      <w:proofErr w:type="spellEnd"/>
+      <w:r>
+        <w:rPr>
+          <w:rFonts w:ascii="Courier New" w:hAnsi="Courier New" w:cs="Courier New"/>
+          <w:bCs/>
+          <w:sz w:val="20"/>
+          <w:szCs w:val="20"/>
+          <w:lang w:val="uk-UA"/>
+        </w:rPr>
+        <w:t>)0xEFCDAB89u);</w:t>
+      </w:r>
+    </w:p>
+    <w:p>
+      <w:pPr>
+        <w:rPr>
+          <w:rFonts w:ascii="Courier New" w:hAnsi="Courier New" w:cs="Courier New"/>
+          <w:bCs/>
+          <w:sz w:val="20"/>
+          <w:szCs w:val="20"/>
+          <w:lang w:val="uk-UA"/>
+        </w:rPr>
+      </w:pPr>
+      <w:r>
+        <w:rPr>
+          <w:rFonts w:ascii="Courier New" w:hAnsi="Courier New" w:cs="Courier New"/>
+          <w:bCs/>
+          <w:sz w:val="20"/>
+          <w:szCs w:val="20"/>
+          <w:lang w:val="uk-UA"/>
+        </w:rPr>
+        <w:t xml:space="preserve">    </w:t>
+      </w:r>
+      <w:proofErr w:type="spellStart"/>
+      <w:r>
+        <w:rPr>
+          <w:rFonts w:ascii="Courier New" w:hAnsi="Courier New" w:cs="Courier New"/>
+          <w:bCs/>
+          <w:sz w:val="20"/>
+          <w:szCs w:val="20"/>
+          <w:lang w:val="uk-UA"/>
+        </w:rPr>
+        <w:t>private</w:t>
+      </w:r>
+      <w:proofErr w:type="spellEnd"/>
+      <w:r>
+        <w:rPr>
+          <w:rFonts w:ascii="Courier New" w:hAnsi="Courier New" w:cs="Courier New"/>
+          <w:bCs/>
+          <w:sz w:val="20"/>
+          <w:szCs w:val="20"/>
+          <w:lang w:val="uk-UA"/>
+        </w:rPr>
+        <w:t xml:space="preserve"> </w:t>
+      </w:r>
+      <w:proofErr w:type="spellStart"/>
+      <w:r>
+        <w:rPr>
+          <w:rFonts w:ascii="Courier New" w:hAnsi="Courier New" w:cs="Courier New"/>
+          <w:bCs/>
+          <w:sz w:val="20"/>
+          <w:szCs w:val="20"/>
+          <w:lang w:val="uk-UA"/>
+        </w:rPr>
+        <w:t>const</w:t>
+      </w:r>
+      <w:proofErr w:type="spellEnd"/>
+      <w:r>
+        <w:rPr>
+          <w:rFonts w:ascii="Courier New" w:hAnsi="Courier New" w:cs="Courier New"/>
+          <w:bCs/>
+          <w:sz w:val="20"/>
+          <w:szCs w:val="20"/>
+          <w:lang w:val="uk-UA"/>
+        </w:rPr>
+        <w:t xml:space="preserve"> </w:t>
+      </w:r>
+      <w:proofErr w:type="spellStart"/>
+      <w:r>
+        <w:rPr>
+          <w:rFonts w:ascii="Courier New" w:hAnsi="Courier New" w:cs="Courier New"/>
+          <w:bCs/>
+          <w:sz w:val="20"/>
+          <w:szCs w:val="20"/>
+          <w:lang w:val="uk-UA"/>
+        </w:rPr>
+        <w:t>int</w:t>
+      </w:r>
+      <w:proofErr w:type="spellEnd"/>
+      <w:r>
+        <w:rPr>
+          <w:rFonts w:ascii="Courier New" w:hAnsi="Courier New" w:cs="Courier New"/>
+          <w:bCs/>
+          <w:sz w:val="20"/>
+          <w:szCs w:val="20"/>
+          <w:lang w:val="uk-UA"/>
+        </w:rPr>
+        <w:t xml:space="preserve"> INIT_C = </w:t>
+      </w:r>
+      <w:proofErr w:type="spellStart"/>
+      <w:r>
+        <w:rPr>
+          <w:rFonts w:ascii="Courier New" w:hAnsi="Courier New" w:cs="Courier New"/>
+          <w:bCs/>
+          <w:sz w:val="20"/>
+          <w:szCs w:val="20"/>
+          <w:lang w:val="uk-UA"/>
+        </w:rPr>
+        <w:t>unchecked</w:t>
+      </w:r>
+      <w:proofErr w:type="spellEnd"/>
+      <w:r>
+        <w:rPr>
+          <w:rFonts w:ascii="Courier New" w:hAnsi="Courier New" w:cs="Courier New"/>
+          <w:bCs/>
+          <w:sz w:val="20"/>
+          <w:szCs w:val="20"/>
+          <w:lang w:val="uk-UA"/>
+        </w:rPr>
+        <w:t>((</w:t>
+      </w:r>
+      <w:proofErr w:type="spellStart"/>
+      <w:r>
+        <w:rPr>
+          <w:rFonts w:ascii="Courier New" w:hAnsi="Courier New" w:cs="Courier New"/>
+          <w:bCs/>
+          <w:sz w:val="20"/>
+          <w:szCs w:val="20"/>
+          <w:lang w:val="uk-UA"/>
+        </w:rPr>
+        <w:t>int</w:t>
+      </w:r>
+      <w:proofErr w:type="spellEnd"/>
+      <w:r>
+        <w:rPr>
+          <w:rFonts w:ascii="Courier New" w:hAnsi="Courier New" w:cs="Courier New"/>
+          <w:bCs/>
+          <w:sz w:val="20"/>
+          <w:szCs w:val="20"/>
+          <w:lang w:val="uk-UA"/>
+        </w:rPr>
+        <w:t>)0x98BADCFEu);</w:t>
+      </w:r>
+    </w:p>
+    <w:p>
+      <w:pPr>
+        <w:rPr>
+          <w:rFonts w:ascii="Courier New" w:hAnsi="Courier New" w:cs="Courier New"/>
+          <w:bCs/>
+          <w:sz w:val="20"/>
+          <w:szCs w:val="20"/>
+          <w:lang w:val="uk-UA"/>
+        </w:rPr>
+      </w:pPr>
+      <w:r>
+        <w:rPr>
+          <w:rFonts w:ascii="Courier New" w:hAnsi="Courier New" w:cs="Courier New"/>
+          <w:bCs/>
+          <w:sz w:val="20"/>
+          <w:szCs w:val="20"/>
+          <w:lang w:val="uk-UA"/>
+        </w:rPr>
+        <w:t xml:space="preserve">    </w:t>
+      </w:r>
+      <w:proofErr w:type="spellStart"/>
+      <w:r>
+        <w:rPr>
+          <w:rFonts w:ascii="Courier New" w:hAnsi="Courier New" w:cs="Courier New"/>
+          <w:bCs/>
+          <w:sz w:val="20"/>
+          <w:szCs w:val="20"/>
+          <w:lang w:val="uk-UA"/>
+        </w:rPr>
+        <w:t>private</w:t>
+      </w:r>
+      <w:proofErr w:type="spellEnd"/>
+      <w:r>
+        <w:rPr>
+          <w:rFonts w:ascii="Courier New" w:hAnsi="Courier New" w:cs="Courier New"/>
+          <w:bCs/>
+          <w:sz w:val="20"/>
+          <w:szCs w:val="20"/>
+          <w:lang w:val="uk-UA"/>
+        </w:rPr>
+        <w:t xml:space="preserve"> </w:t>
+      </w:r>
+      <w:proofErr w:type="spellStart"/>
+      <w:r>
+        <w:rPr>
+          <w:rFonts w:ascii="Courier New" w:hAnsi="Courier New" w:cs="Courier New"/>
+          <w:bCs/>
+          <w:sz w:val="20"/>
+          <w:szCs w:val="20"/>
+          <w:lang w:val="uk-UA"/>
+        </w:rPr>
+        <w:t>const</w:t>
+      </w:r>
+      <w:proofErr w:type="spellEnd"/>
+      <w:r>
+        <w:rPr>
+          <w:rFonts w:ascii="Courier New" w:hAnsi="Courier New" w:cs="Courier New"/>
+          <w:bCs/>
+          <w:sz w:val="20"/>
+          <w:szCs w:val="20"/>
+          <w:lang w:val="uk-UA"/>
+        </w:rPr>
+        <w:t xml:space="preserve"> </w:t>
+      </w:r>
+      <w:proofErr w:type="spellStart"/>
+      <w:r>
+        <w:rPr>
+          <w:rFonts w:ascii="Courier New" w:hAnsi="Courier New" w:cs="Courier New"/>
+          <w:bCs/>
+          <w:sz w:val="20"/>
+          <w:szCs w:val="20"/>
+          <w:lang w:val="uk-UA"/>
+        </w:rPr>
+        <w:t>int</w:t>
+      </w:r>
+      <w:proofErr w:type="spellEnd"/>
+      <w:r>
+        <w:rPr>
+          <w:rFonts w:ascii="Courier New" w:hAnsi="Courier New" w:cs="Courier New"/>
+          <w:bCs/>
+          <w:sz w:val="20"/>
+          <w:szCs w:val="20"/>
+          <w:lang w:val="uk-UA"/>
+        </w:rPr>
+        <w:t xml:space="preserve"> INIT_D = 0x10325476;</w:t>
+      </w:r>
+    </w:p>
+    <w:p>
+      <w:pPr>
+        <w:rPr>
+          <w:rFonts w:ascii="Courier New" w:hAnsi="Courier New" w:cs="Courier New"/>
+          <w:bCs/>
+          <w:sz w:val="20"/>
+          <w:szCs w:val="20"/>
+          <w:lang w:val="uk-UA"/>
+        </w:rPr>
+      </w:pPr>
+    </w:p>
+    <w:p>
+      <w:pPr>
+        <w:rPr>
+          <w:rFonts w:ascii="Courier New" w:hAnsi="Courier New" w:cs="Courier New"/>
+          <w:bCs/>
+          <w:sz w:val="20"/>
+          <w:szCs w:val="20"/>
+          <w:lang w:val="uk-UA"/>
+        </w:rPr>
+      </w:pPr>
+      <w:r>
+        <w:rPr>
+          <w:rFonts w:ascii="Courier New" w:hAnsi="Courier New" w:cs="Courier New"/>
+          <w:bCs/>
+          <w:sz w:val="20"/>
+          <w:szCs w:val="20"/>
+          <w:lang w:val="uk-UA"/>
+        </w:rPr>
+        <w:t xml:space="preserve">    </w:t>
+      </w:r>
+      <w:proofErr w:type="spellStart"/>
+      <w:r>
+        <w:rPr>
+          <w:rFonts w:ascii="Courier New" w:hAnsi="Courier New" w:cs="Courier New"/>
+          <w:bCs/>
+          <w:sz w:val="20"/>
+          <w:szCs w:val="20"/>
+          <w:lang w:val="uk-UA"/>
+        </w:rPr>
+        <w:t>private</w:t>
+      </w:r>
+      <w:proofErr w:type="spellEnd"/>
+      <w:r>
+        <w:rPr>
+          <w:rFonts w:ascii="Courier New" w:hAnsi="Courier New" w:cs="Courier New"/>
+          <w:bCs/>
+          <w:sz w:val="20"/>
+          <w:szCs w:val="20"/>
+          <w:lang w:val="uk-UA"/>
+        </w:rPr>
+        <w:t xml:space="preserve"> </w:t>
+      </w:r>
+      <w:proofErr w:type="spellStart"/>
+      <w:r>
+        <w:rPr>
+          <w:rFonts w:ascii="Courier New" w:hAnsi="Courier New" w:cs="Courier New"/>
+          <w:bCs/>
+          <w:sz w:val="20"/>
+          <w:szCs w:val="20"/>
+          <w:lang w:val="uk-UA"/>
+        </w:rPr>
+        <w:t>static</w:t>
+      </w:r>
+      <w:proofErr w:type="spellEnd"/>
+      <w:r>
+        <w:rPr>
+          <w:rFonts w:ascii="Courier New" w:hAnsi="Courier New" w:cs="Courier New"/>
+          <w:bCs/>
+          <w:sz w:val="20"/>
+          <w:szCs w:val="20"/>
+          <w:lang w:val="uk-UA"/>
+        </w:rPr>
+        <w:t xml:space="preserve"> </w:t>
+      </w:r>
+      <w:proofErr w:type="spellStart"/>
+      <w:r>
+        <w:rPr>
+          <w:rFonts w:ascii="Courier New" w:hAnsi="Courier New" w:cs="Courier New"/>
+          <w:bCs/>
+          <w:sz w:val="20"/>
+          <w:szCs w:val="20"/>
+          <w:lang w:val="uk-UA"/>
+        </w:rPr>
+        <w:t>readonly</w:t>
+      </w:r>
+      <w:proofErr w:type="spellEnd"/>
+      <w:r>
+        <w:rPr>
+          <w:rFonts w:ascii="Courier New" w:hAnsi="Courier New" w:cs="Courier New"/>
+          <w:bCs/>
+          <w:sz w:val="20"/>
+          <w:szCs w:val="20"/>
+          <w:lang w:val="uk-UA"/>
+        </w:rPr>
+        <w:t xml:space="preserve"> </w:t>
+      </w:r>
+      <w:proofErr w:type="spellStart"/>
+      <w:r>
+        <w:rPr>
+          <w:rFonts w:ascii="Courier New" w:hAnsi="Courier New" w:cs="Courier New"/>
+          <w:bCs/>
+          <w:sz w:val="20"/>
+          <w:szCs w:val="20"/>
+          <w:lang w:val="uk-UA"/>
+        </w:rPr>
+        <w:t>int</w:t>
+      </w:r>
+      <w:proofErr w:type="spellEnd"/>
+      <w:r>
+        <w:rPr>
+          <w:rFonts w:ascii="Courier New" w:hAnsi="Courier New" w:cs="Courier New"/>
+          <w:bCs/>
+          <w:sz w:val="20"/>
+          <w:szCs w:val="20"/>
+          <w:lang w:val="uk-UA"/>
+        </w:rPr>
+        <w:t>[] SHIFT_AMTS = {</w:t>
       </w:r>
     </w:p>
     <w:p>
@@ -1941,39 +2582,237 @@
           <w:szCs w:val="20"/>
           <w:lang w:val="uk-UA"/>
         </w:rPr>
-        <w:t xml:space="preserve">    private static readonly int[] TABLE_T = BuildTableT();</w:t>
-      </w:r>
-    </w:p>
-    <w:p>
-      <w:pPr>
-        <w:rPr>
-          <w:rFonts w:ascii="Courier New" w:hAnsi="Courier New" w:cs="Courier New"/>
-          <w:bCs/>
-          <w:sz w:val="20"/>
-          <w:szCs w:val="20"/>
-          <w:lang w:val="uk-UA"/>
-        </w:rPr>
-      </w:pPr>
-    </w:p>
-    <w:p>
-      <w:pPr>
-        <w:rPr>
-          <w:rFonts w:ascii="Courier New" w:hAnsi="Courier New" w:cs="Courier New"/>
-          <w:bCs/>
-          <w:sz w:val="20"/>
-          <w:szCs w:val="20"/>
-          <w:lang w:val="uk-UA"/>
-        </w:rPr>
-      </w:pPr>
-      <w:r>
-        <w:rPr>
-          <w:rFonts w:ascii="Courier New" w:hAnsi="Courier New" w:cs="Courier New"/>
-          <w:bCs/>
-          <w:sz w:val="20"/>
-          <w:szCs w:val="20"/>
-          <w:lang w:val="uk-UA"/>
-        </w:rPr>
-        <w:t xml:space="preserve">    private static int[] BuildTableT()</w:t>
+        <w:t xml:space="preserve">    </w:t>
+      </w:r>
+      <w:proofErr w:type="spellStart"/>
+      <w:r>
+        <w:rPr>
+          <w:rFonts w:ascii="Courier New" w:hAnsi="Courier New" w:cs="Courier New"/>
+          <w:bCs/>
+          <w:sz w:val="20"/>
+          <w:szCs w:val="20"/>
+          <w:lang w:val="uk-UA"/>
+        </w:rPr>
+        <w:t>private</w:t>
+      </w:r>
+      <w:proofErr w:type="spellEnd"/>
+      <w:r>
+        <w:rPr>
+          <w:rFonts w:ascii="Courier New" w:hAnsi="Courier New" w:cs="Courier New"/>
+          <w:bCs/>
+          <w:sz w:val="20"/>
+          <w:szCs w:val="20"/>
+          <w:lang w:val="uk-UA"/>
+        </w:rPr>
+        <w:t xml:space="preserve"> </w:t>
+      </w:r>
+      <w:proofErr w:type="spellStart"/>
+      <w:r>
+        <w:rPr>
+          <w:rFonts w:ascii="Courier New" w:hAnsi="Courier New" w:cs="Courier New"/>
+          <w:bCs/>
+          <w:sz w:val="20"/>
+          <w:szCs w:val="20"/>
+          <w:lang w:val="uk-UA"/>
+        </w:rPr>
+        <w:t>static</w:t>
+      </w:r>
+      <w:proofErr w:type="spellEnd"/>
+      <w:r>
+        <w:rPr>
+          <w:rFonts w:ascii="Courier New" w:hAnsi="Courier New" w:cs="Courier New"/>
+          <w:bCs/>
+          <w:sz w:val="20"/>
+          <w:szCs w:val="20"/>
+          <w:lang w:val="uk-UA"/>
+        </w:rPr>
+        <w:t xml:space="preserve"> </w:t>
+      </w:r>
+      <w:proofErr w:type="spellStart"/>
+      <w:r>
+        <w:rPr>
+          <w:rFonts w:ascii="Courier New" w:hAnsi="Courier New" w:cs="Courier New"/>
+          <w:bCs/>
+          <w:sz w:val="20"/>
+          <w:szCs w:val="20"/>
+          <w:lang w:val="uk-UA"/>
+        </w:rPr>
+        <w:t>readonly</w:t>
+      </w:r>
+      <w:proofErr w:type="spellEnd"/>
+      <w:r>
+        <w:rPr>
+          <w:rFonts w:ascii="Courier New" w:hAnsi="Courier New" w:cs="Courier New"/>
+          <w:bCs/>
+          <w:sz w:val="20"/>
+          <w:szCs w:val="20"/>
+          <w:lang w:val="uk-UA"/>
+        </w:rPr>
+        <w:t xml:space="preserve"> </w:t>
+      </w:r>
+      <w:proofErr w:type="spellStart"/>
+      <w:r>
+        <w:rPr>
+          <w:rFonts w:ascii="Courier New" w:hAnsi="Courier New" w:cs="Courier New"/>
+          <w:bCs/>
+          <w:sz w:val="20"/>
+          <w:szCs w:val="20"/>
+          <w:lang w:val="uk-UA"/>
+        </w:rPr>
+        <w:t>int</w:t>
+      </w:r>
+      <w:proofErr w:type="spellEnd"/>
+      <w:r>
+        <w:rPr>
+          <w:rFonts w:ascii="Courier New" w:hAnsi="Courier New" w:cs="Courier New"/>
+          <w:bCs/>
+          <w:sz w:val="20"/>
+          <w:szCs w:val="20"/>
+          <w:lang w:val="uk-UA"/>
+        </w:rPr>
+        <w:t xml:space="preserve">[] TABLE_T = </w:t>
+      </w:r>
+      <w:proofErr w:type="spellStart"/>
+      <w:r>
+        <w:rPr>
+          <w:rFonts w:ascii="Courier New" w:hAnsi="Courier New" w:cs="Courier New"/>
+          <w:bCs/>
+          <w:sz w:val="20"/>
+          <w:szCs w:val="20"/>
+          <w:lang w:val="uk-UA"/>
+        </w:rPr>
+        <w:t>BuildTableT</w:t>
+      </w:r>
+      <w:proofErr w:type="spellEnd"/>
+      <w:r>
+        <w:rPr>
+          <w:rFonts w:ascii="Courier New" w:hAnsi="Courier New" w:cs="Courier New"/>
+          <w:bCs/>
+          <w:sz w:val="20"/>
+          <w:szCs w:val="20"/>
+          <w:lang w:val="uk-UA"/>
+        </w:rPr>
+        <w:t>();</w:t>
+      </w:r>
+    </w:p>
+    <w:p>
+      <w:pPr>
+        <w:rPr>
+          <w:rFonts w:ascii="Courier New" w:hAnsi="Courier New" w:cs="Courier New"/>
+          <w:bCs/>
+          <w:sz w:val="20"/>
+          <w:szCs w:val="20"/>
+          <w:lang w:val="uk-UA"/>
+        </w:rPr>
+      </w:pPr>
+    </w:p>
+    <w:p>
+      <w:pPr>
+        <w:rPr>
+          <w:rFonts w:ascii="Courier New" w:hAnsi="Courier New" w:cs="Courier New"/>
+          <w:bCs/>
+          <w:sz w:val="20"/>
+          <w:szCs w:val="20"/>
+          <w:lang w:val="uk-UA"/>
+        </w:rPr>
+      </w:pPr>
+      <w:r>
+        <w:rPr>
+          <w:rFonts w:ascii="Courier New" w:hAnsi="Courier New" w:cs="Courier New"/>
+          <w:bCs/>
+          <w:sz w:val="20"/>
+          <w:szCs w:val="20"/>
+          <w:lang w:val="uk-UA"/>
+        </w:rPr>
+        <w:t xml:space="preserve">    </w:t>
+      </w:r>
+      <w:proofErr w:type="spellStart"/>
+      <w:r>
+        <w:rPr>
+          <w:rFonts w:ascii="Courier New" w:hAnsi="Courier New" w:cs="Courier New"/>
+          <w:bCs/>
+          <w:sz w:val="20"/>
+          <w:szCs w:val="20"/>
+          <w:lang w:val="uk-UA"/>
+        </w:rPr>
+        <w:t>private</w:t>
+      </w:r>
+      <w:proofErr w:type="spellEnd"/>
+      <w:r>
+        <w:rPr>
+          <w:rFonts w:ascii="Courier New" w:hAnsi="Courier New" w:cs="Courier New"/>
+          <w:bCs/>
+          <w:sz w:val="20"/>
+          <w:szCs w:val="20"/>
+          <w:lang w:val="uk-UA"/>
+        </w:rPr>
+        <w:t xml:space="preserve"> </w:t>
+      </w:r>
+      <w:proofErr w:type="spellStart"/>
+      <w:r>
+        <w:rPr>
+          <w:rFonts w:ascii="Courier New" w:hAnsi="Courier New" w:cs="Courier New"/>
+          <w:bCs/>
+          <w:sz w:val="20"/>
+          <w:szCs w:val="20"/>
+          <w:lang w:val="uk-UA"/>
+        </w:rPr>
+        <w:t>static</w:t>
+      </w:r>
+      <w:proofErr w:type="spellEnd"/>
+      <w:r>
+        <w:rPr>
+          <w:rFonts w:ascii="Courier New" w:hAnsi="Courier New" w:cs="Courier New"/>
+          <w:bCs/>
+          <w:sz w:val="20"/>
+          <w:szCs w:val="20"/>
+          <w:lang w:val="uk-UA"/>
+        </w:rPr>
+        <w:t xml:space="preserve"> </w:t>
+      </w:r>
+      <w:proofErr w:type="spellStart"/>
+      <w:r>
+        <w:rPr>
+          <w:rFonts w:ascii="Courier New" w:hAnsi="Courier New" w:cs="Courier New"/>
+          <w:bCs/>
+          <w:sz w:val="20"/>
+          <w:szCs w:val="20"/>
+          <w:lang w:val="uk-UA"/>
+        </w:rPr>
+        <w:t>int</w:t>
+      </w:r>
+      <w:proofErr w:type="spellEnd"/>
+      <w:r>
+        <w:rPr>
+          <w:rFonts w:ascii="Courier New" w:hAnsi="Courier New" w:cs="Courier New"/>
+          <w:bCs/>
+          <w:sz w:val="20"/>
+          <w:szCs w:val="20"/>
+          <w:lang w:val="uk-UA"/>
+        </w:rPr>
+        <w:t xml:space="preserve">[] </w:t>
+      </w:r>
+      <w:proofErr w:type="spellStart"/>
+      <w:r>
+        <w:rPr>
+          <w:rFonts w:ascii="Courier New" w:hAnsi="Courier New" w:cs="Courier New"/>
+          <w:bCs/>
+          <w:sz w:val="20"/>
+          <w:szCs w:val="20"/>
+          <w:lang w:val="uk-UA"/>
+        </w:rPr>
+        <w:t>BuildTableT</w:t>
+      </w:r>
+      <w:proofErr w:type="spellEnd"/>
+      <w:r>
+        <w:rPr>
+          <w:rFonts w:ascii="Courier New" w:hAnsi="Courier New" w:cs="Courier New"/>
+          <w:bCs/>
+          <w:sz w:val="20"/>
+          <w:szCs w:val="20"/>
+          <w:lang w:val="uk-UA"/>
+        </w:rPr>
+        <w:t>()</w:t>
       </w:r>
     </w:p>
     <w:p>
@@ -2015,28 +2854,138 @@
           <w:szCs w:val="20"/>
           <w:lang w:val="uk-UA"/>
         </w:rPr>
-        <w:t xml:space="preserve">        var t = new int[64];</w:t>
-      </w:r>
-    </w:p>
-    <w:p>
-      <w:pPr>
-        <w:rPr>
-          <w:rFonts w:ascii="Courier New" w:hAnsi="Courier New" w:cs="Courier New"/>
-          <w:bCs/>
-          <w:sz w:val="20"/>
-          <w:szCs w:val="20"/>
-          <w:lang w:val="uk-UA"/>
-        </w:rPr>
-      </w:pPr>
-      <w:r>
-        <w:rPr>
-          <w:rFonts w:ascii="Courier New" w:hAnsi="Courier New" w:cs="Courier New"/>
-          <w:bCs/>
-          <w:sz w:val="20"/>
-          <w:szCs w:val="20"/>
-          <w:lang w:val="uk-UA"/>
-        </w:rPr>
-        <w:t xml:space="preserve">        for (int i = 0; i &lt; 64; i++)</w:t>
+        <w:t xml:space="preserve">        </w:t>
+      </w:r>
+      <w:proofErr w:type="spellStart"/>
+      <w:r>
+        <w:rPr>
+          <w:rFonts w:ascii="Courier New" w:hAnsi="Courier New" w:cs="Courier New"/>
+          <w:bCs/>
+          <w:sz w:val="20"/>
+          <w:szCs w:val="20"/>
+          <w:lang w:val="uk-UA"/>
+        </w:rPr>
+        <w:t>var</w:t>
+      </w:r>
+      <w:proofErr w:type="spellEnd"/>
+      <w:r>
+        <w:rPr>
+          <w:rFonts w:ascii="Courier New" w:hAnsi="Courier New" w:cs="Courier New"/>
+          <w:bCs/>
+          <w:sz w:val="20"/>
+          <w:szCs w:val="20"/>
+          <w:lang w:val="uk-UA"/>
+        </w:rPr>
+        <w:t xml:space="preserve"> t = </w:t>
+      </w:r>
+      <w:proofErr w:type="spellStart"/>
+      <w:r>
+        <w:rPr>
+          <w:rFonts w:ascii="Courier New" w:hAnsi="Courier New" w:cs="Courier New"/>
+          <w:bCs/>
+          <w:sz w:val="20"/>
+          <w:szCs w:val="20"/>
+          <w:lang w:val="uk-UA"/>
+        </w:rPr>
+        <w:t>new</w:t>
+      </w:r>
+      <w:proofErr w:type="spellEnd"/>
+      <w:r>
+        <w:rPr>
+          <w:rFonts w:ascii="Courier New" w:hAnsi="Courier New" w:cs="Courier New"/>
+          <w:bCs/>
+          <w:sz w:val="20"/>
+          <w:szCs w:val="20"/>
+          <w:lang w:val="uk-UA"/>
+        </w:rPr>
+        <w:t xml:space="preserve"> </w:t>
+      </w:r>
+      <w:proofErr w:type="spellStart"/>
+      <w:r>
+        <w:rPr>
+          <w:rFonts w:ascii="Courier New" w:hAnsi="Courier New" w:cs="Courier New"/>
+          <w:bCs/>
+          <w:sz w:val="20"/>
+          <w:szCs w:val="20"/>
+          <w:lang w:val="uk-UA"/>
+        </w:rPr>
+        <w:t>int</w:t>
+      </w:r>
+      <w:proofErr w:type="spellEnd"/>
+      <w:r>
+        <w:rPr>
+          <w:rFonts w:ascii="Courier New" w:hAnsi="Courier New" w:cs="Courier New"/>
+          <w:bCs/>
+          <w:sz w:val="20"/>
+          <w:szCs w:val="20"/>
+          <w:lang w:val="uk-UA"/>
+        </w:rPr>
+        <w:t>[64];</w:t>
+      </w:r>
+    </w:p>
+    <w:p>
+      <w:pPr>
+        <w:rPr>
+          <w:rFonts w:ascii="Courier New" w:hAnsi="Courier New" w:cs="Courier New"/>
+          <w:bCs/>
+          <w:sz w:val="20"/>
+          <w:szCs w:val="20"/>
+          <w:lang w:val="uk-UA"/>
+        </w:rPr>
+      </w:pPr>
+      <w:r>
+        <w:rPr>
+          <w:rFonts w:ascii="Courier New" w:hAnsi="Courier New" w:cs="Courier New"/>
+          <w:bCs/>
+          <w:sz w:val="20"/>
+          <w:szCs w:val="20"/>
+          <w:lang w:val="uk-UA"/>
+        </w:rPr>
+        <w:t xml:space="preserve">        </w:t>
+      </w:r>
+      <w:proofErr w:type="spellStart"/>
+      <w:r>
+        <w:rPr>
+          <w:rFonts w:ascii="Courier New" w:hAnsi="Courier New" w:cs="Courier New"/>
+          <w:bCs/>
+          <w:sz w:val="20"/>
+          <w:szCs w:val="20"/>
+          <w:lang w:val="uk-UA"/>
+        </w:rPr>
+        <w:t>for</w:t>
+      </w:r>
+      <w:proofErr w:type="spellEnd"/>
+      <w:r>
+        <w:rPr>
+          <w:rFonts w:ascii="Courier New" w:hAnsi="Courier New" w:cs="Courier New"/>
+          <w:bCs/>
+          <w:sz w:val="20"/>
+          <w:szCs w:val="20"/>
+          <w:lang w:val="uk-UA"/>
+        </w:rPr>
+        <w:t xml:space="preserve"> (</w:t>
+      </w:r>
+      <w:proofErr w:type="spellStart"/>
+      <w:r>
+        <w:rPr>
+          <w:rFonts w:ascii="Courier New" w:hAnsi="Courier New" w:cs="Courier New"/>
+          <w:bCs/>
+          <w:sz w:val="20"/>
+          <w:szCs w:val="20"/>
+          <w:lang w:val="uk-UA"/>
+        </w:rPr>
+        <w:t>int</w:t>
+      </w:r>
+      <w:proofErr w:type="spellEnd"/>
+      <w:r>
+        <w:rPr>
+          <w:rFonts w:ascii="Courier New" w:hAnsi="Courier New" w:cs="Courier New"/>
+          <w:bCs/>
+          <w:sz w:val="20"/>
+          <w:szCs w:val="20"/>
+          <w:lang w:val="uk-UA"/>
+        </w:rPr>
+        <w:t xml:space="preserve"> i = 0; i &lt; 64; i++)</w:t>
       </w:r>
     </w:p>
     <w:p>
@@ -2078,28 +3027,182 @@
           <w:szCs w:val="20"/>
           <w:lang w:val="uk-UA"/>
         </w:rPr>
-        <w:t xml:space="preserve">            double v = Math.Abs(Math.Sin(i + 1.0)) * Math.Pow(2.0, 32.0);</w:t>
-      </w:r>
-    </w:p>
-    <w:p>
-      <w:pPr>
-        <w:rPr>
-          <w:rFonts w:ascii="Courier New" w:hAnsi="Courier New" w:cs="Courier New"/>
-          <w:bCs/>
-          <w:sz w:val="20"/>
-          <w:szCs w:val="20"/>
-          <w:lang w:val="uk-UA"/>
-        </w:rPr>
-      </w:pPr>
-      <w:r>
-        <w:rPr>
-          <w:rFonts w:ascii="Courier New" w:hAnsi="Courier New" w:cs="Courier New"/>
-          <w:bCs/>
-          <w:sz w:val="20"/>
-          <w:szCs w:val="20"/>
-          <w:lang w:val="uk-UA"/>
-        </w:rPr>
-        <w:t xml:space="preserve">            t[i] = unchecked((int)(long)v);</w:t>
+        <w:t xml:space="preserve">            </w:t>
+      </w:r>
+      <w:proofErr w:type="spellStart"/>
+      <w:r>
+        <w:rPr>
+          <w:rFonts w:ascii="Courier New" w:hAnsi="Courier New" w:cs="Courier New"/>
+          <w:bCs/>
+          <w:sz w:val="20"/>
+          <w:szCs w:val="20"/>
+          <w:lang w:val="uk-UA"/>
+        </w:rPr>
+        <w:t>double</w:t>
+      </w:r>
+      <w:proofErr w:type="spellEnd"/>
+      <w:r>
+        <w:rPr>
+          <w:rFonts w:ascii="Courier New" w:hAnsi="Courier New" w:cs="Courier New"/>
+          <w:bCs/>
+          <w:sz w:val="20"/>
+          <w:szCs w:val="20"/>
+          <w:lang w:val="uk-UA"/>
+        </w:rPr>
+        <w:t xml:space="preserve"> v = </w:t>
+      </w:r>
+      <w:proofErr w:type="spellStart"/>
+      <w:r>
+        <w:rPr>
+          <w:rFonts w:ascii="Courier New" w:hAnsi="Courier New" w:cs="Courier New"/>
+          <w:bCs/>
+          <w:sz w:val="20"/>
+          <w:szCs w:val="20"/>
+          <w:lang w:val="uk-UA"/>
+        </w:rPr>
+        <w:t>Math.Abs</w:t>
+      </w:r>
+      <w:proofErr w:type="spellEnd"/>
+      <w:r>
+        <w:rPr>
+          <w:rFonts w:ascii="Courier New" w:hAnsi="Courier New" w:cs="Courier New"/>
+          <w:bCs/>
+          <w:sz w:val="20"/>
+          <w:szCs w:val="20"/>
+          <w:lang w:val="uk-UA"/>
+        </w:rPr>
+        <w:t>(</w:t>
+      </w:r>
+      <w:proofErr w:type="spellStart"/>
+      <w:r>
+        <w:rPr>
+          <w:rFonts w:ascii="Courier New" w:hAnsi="Courier New" w:cs="Courier New"/>
+          <w:bCs/>
+          <w:sz w:val="20"/>
+          <w:szCs w:val="20"/>
+          <w:lang w:val="uk-UA"/>
+        </w:rPr>
+        <w:t>Math.Sin</w:t>
+      </w:r>
+      <w:proofErr w:type="spellEnd"/>
+      <w:r>
+        <w:rPr>
+          <w:rFonts w:ascii="Courier New" w:hAnsi="Courier New" w:cs="Courier New"/>
+          <w:bCs/>
+          <w:sz w:val="20"/>
+          <w:szCs w:val="20"/>
+          <w:lang w:val="uk-UA"/>
+        </w:rPr>
+        <w:t xml:space="preserve">(i + 1.0)) * </w:t>
+      </w:r>
+      <w:proofErr w:type="spellStart"/>
+      <w:r>
+        <w:rPr>
+          <w:rFonts w:ascii="Courier New" w:hAnsi="Courier New" w:cs="Courier New"/>
+          <w:bCs/>
+          <w:sz w:val="20"/>
+          <w:szCs w:val="20"/>
+          <w:lang w:val="uk-UA"/>
+        </w:rPr>
+        <w:t>Math.Pow</w:t>
+      </w:r>
+      <w:proofErr w:type="spellEnd"/>
+      <w:r>
+        <w:rPr>
+          <w:rFonts w:ascii="Courier New" w:hAnsi="Courier New" w:cs="Courier New"/>
+          <w:bCs/>
+          <w:sz w:val="20"/>
+          <w:szCs w:val="20"/>
+          <w:lang w:val="uk-UA"/>
+        </w:rPr>
+        <w:t>(2.0, 32.0);</w:t>
+      </w:r>
+    </w:p>
+    <w:p>
+      <w:pPr>
+        <w:rPr>
+          <w:rFonts w:ascii="Courier New" w:hAnsi="Courier New" w:cs="Courier New"/>
+          <w:bCs/>
+          <w:sz w:val="20"/>
+          <w:szCs w:val="20"/>
+          <w:lang w:val="uk-UA"/>
+        </w:rPr>
+      </w:pPr>
+      <w:r>
+        <w:rPr>
+          <w:rFonts w:ascii="Courier New" w:hAnsi="Courier New" w:cs="Courier New"/>
+          <w:bCs/>
+          <w:sz w:val="20"/>
+          <w:szCs w:val="20"/>
+          <w:lang w:val="uk-UA"/>
+        </w:rPr>
+        <w:t xml:space="preserve">            t[i] = </w:t>
+      </w:r>
+      <w:proofErr w:type="spellStart"/>
+      <w:r>
+        <w:rPr>
+          <w:rFonts w:ascii="Courier New" w:hAnsi="Courier New" w:cs="Courier New"/>
+          <w:bCs/>
+          <w:sz w:val="20"/>
+          <w:szCs w:val="20"/>
+          <w:lang w:val="uk-UA"/>
+        </w:rPr>
+        <w:t>unchecked</w:t>
+      </w:r>
+      <w:proofErr w:type="spellEnd"/>
+      <w:r>
+        <w:rPr>
+          <w:rFonts w:ascii="Courier New" w:hAnsi="Courier New" w:cs="Courier New"/>
+          <w:bCs/>
+          <w:sz w:val="20"/>
+          <w:szCs w:val="20"/>
+          <w:lang w:val="uk-UA"/>
+        </w:rPr>
+        <w:t>((</w:t>
+      </w:r>
+      <w:proofErr w:type="spellStart"/>
+      <w:r>
+        <w:rPr>
+          <w:rFonts w:ascii="Courier New" w:hAnsi="Courier New" w:cs="Courier New"/>
+          <w:bCs/>
+          <w:sz w:val="20"/>
+          <w:szCs w:val="20"/>
+          <w:lang w:val="uk-UA"/>
+        </w:rPr>
+        <w:t>int</w:t>
+      </w:r>
+      <w:proofErr w:type="spellEnd"/>
+      <w:r>
+        <w:rPr>
+          <w:rFonts w:ascii="Courier New" w:hAnsi="Courier New" w:cs="Courier New"/>
+          <w:bCs/>
+          <w:sz w:val="20"/>
+          <w:szCs w:val="20"/>
+          <w:lang w:val="uk-UA"/>
+        </w:rPr>
+        <w:t>)(</w:t>
+      </w:r>
+      <w:proofErr w:type="spellStart"/>
+      <w:r>
+        <w:rPr>
+          <w:rFonts w:ascii="Courier New" w:hAnsi="Courier New" w:cs="Courier New"/>
+          <w:bCs/>
+          <w:sz w:val="20"/>
+          <w:szCs w:val="20"/>
+          <w:lang w:val="uk-UA"/>
+        </w:rPr>
+        <w:t>long</w:t>
+      </w:r>
+      <w:proofErr w:type="spellEnd"/>
+      <w:r>
+        <w:rPr>
+          <w:rFonts w:ascii="Courier New" w:hAnsi="Courier New" w:cs="Courier New"/>
+          <w:bCs/>
+          <w:sz w:val="20"/>
+          <w:szCs w:val="20"/>
+          <w:lang w:val="uk-UA"/>
+        </w:rPr>
+        <w:t>)v);</w:t>
       </w:r>
     </w:p>
     <w:p>
@@ -2141,7 +3244,29 @@
           <w:szCs w:val="20"/>
           <w:lang w:val="uk-UA"/>
         </w:rPr>
-        <w:t xml:space="preserve">        return t;</w:t>
+        <w:t xml:space="preserve">        </w:t>
+      </w:r>
+      <w:proofErr w:type="spellStart"/>
+      <w:r>
+        <w:rPr>
+          <w:rFonts w:ascii="Courier New" w:hAnsi="Courier New" w:cs="Courier New"/>
+          <w:bCs/>
+          <w:sz w:val="20"/>
+          <w:szCs w:val="20"/>
+          <w:lang w:val="uk-UA"/>
+        </w:rPr>
+        <w:t>return</w:t>
+      </w:r>
+      <w:proofErr w:type="spellEnd"/>
+      <w:r>
+        <w:rPr>
+          <w:rFonts w:ascii="Courier New" w:hAnsi="Courier New" w:cs="Courier New"/>
+          <w:bCs/>
+          <w:sz w:val="20"/>
+          <w:szCs w:val="20"/>
+          <w:lang w:val="uk-UA"/>
+        </w:rPr>
+        <w:t xml:space="preserve"> t;</w:t>
       </w:r>
     </w:p>
     <w:p>
@@ -2194,7 +3319,139 @@
           <w:szCs w:val="20"/>
           <w:lang w:val="uk-UA"/>
         </w:rPr>
-        <w:t xml:space="preserve">    public static byte[] CalculateHash(byte[] message)</w:t>
+        <w:t xml:space="preserve">    </w:t>
+      </w:r>
+      <w:proofErr w:type="spellStart"/>
+      <w:r>
+        <w:rPr>
+          <w:rFonts w:ascii="Courier New" w:hAnsi="Courier New" w:cs="Courier New"/>
+          <w:bCs/>
+          <w:sz w:val="20"/>
+          <w:szCs w:val="20"/>
+          <w:lang w:val="uk-UA"/>
+        </w:rPr>
+        <w:t>public</w:t>
+      </w:r>
+      <w:proofErr w:type="spellEnd"/>
+      <w:r>
+        <w:rPr>
+          <w:rFonts w:ascii="Courier New" w:hAnsi="Courier New" w:cs="Courier New"/>
+          <w:bCs/>
+          <w:sz w:val="20"/>
+          <w:szCs w:val="20"/>
+          <w:lang w:val="uk-UA"/>
+        </w:rPr>
+        <w:t xml:space="preserve"> </w:t>
+      </w:r>
+      <w:proofErr w:type="spellStart"/>
+      <w:r>
+        <w:rPr>
+          <w:rFonts w:ascii="Courier New" w:hAnsi="Courier New" w:cs="Courier New"/>
+          <w:bCs/>
+          <w:sz w:val="20"/>
+          <w:szCs w:val="20"/>
+          <w:lang w:val="uk-UA"/>
+        </w:rPr>
+        <w:t>static</w:t>
+      </w:r>
+      <w:proofErr w:type="spellEnd"/>
+      <w:r>
+        <w:rPr>
+          <w:rFonts w:ascii="Courier New" w:hAnsi="Courier New" w:cs="Courier New"/>
+          <w:bCs/>
+          <w:sz w:val="20"/>
+          <w:szCs w:val="20"/>
+          <w:lang w:val="uk-UA"/>
+        </w:rPr>
+        <w:t xml:space="preserve"> </w:t>
+      </w:r>
+      <w:proofErr w:type="spellStart"/>
+      <w:r>
+        <w:rPr>
+          <w:rFonts w:ascii="Courier New" w:hAnsi="Courier New" w:cs="Courier New"/>
+          <w:bCs/>
+          <w:sz w:val="20"/>
+          <w:szCs w:val="20"/>
+          <w:lang w:val="uk-UA"/>
+        </w:rPr>
+        <w:t>byte</w:t>
+      </w:r>
+      <w:proofErr w:type="spellEnd"/>
+      <w:r>
+        <w:rPr>
+          <w:rFonts w:ascii="Courier New" w:hAnsi="Courier New" w:cs="Courier New"/>
+          <w:bCs/>
+          <w:sz w:val="20"/>
+          <w:szCs w:val="20"/>
+          <w:lang w:val="uk-UA"/>
+        </w:rPr>
+        <w:t xml:space="preserve">[] </w:t>
+      </w:r>
+      <w:proofErr w:type="spellStart"/>
+      <w:r>
+        <w:rPr>
+          <w:rFonts w:ascii="Courier New" w:hAnsi="Courier New" w:cs="Courier New"/>
+          <w:bCs/>
+          <w:sz w:val="20"/>
+          <w:szCs w:val="20"/>
+          <w:lang w:val="uk-UA"/>
+        </w:rPr>
+        <w:t>CalculateHash</w:t>
+      </w:r>
+      <w:proofErr w:type="spellEnd"/>
+      <w:r>
+        <w:rPr>
+          <w:rFonts w:ascii="Courier New" w:hAnsi="Courier New" w:cs="Courier New"/>
+          <w:bCs/>
+          <w:sz w:val="20"/>
+          <w:szCs w:val="20"/>
+          <w:lang w:val="uk-UA"/>
+        </w:rPr>
+        <w:t>(</w:t>
+      </w:r>
+      <w:proofErr w:type="spellStart"/>
+      <w:r>
+        <w:rPr>
+          <w:rFonts w:ascii="Courier New" w:hAnsi="Courier New" w:cs="Courier New"/>
+          <w:bCs/>
+          <w:sz w:val="20"/>
+          <w:szCs w:val="20"/>
+          <w:lang w:val="uk-UA"/>
+        </w:rPr>
+        <w:t>byte</w:t>
+      </w:r>
+      <w:proofErr w:type="spellEnd"/>
+      <w:r>
+        <w:rPr>
+          <w:rFonts w:ascii="Courier New" w:hAnsi="Courier New" w:cs="Courier New"/>
+          <w:bCs/>
+          <w:sz w:val="20"/>
+          <w:szCs w:val="20"/>
+          <w:lang w:val="uk-UA"/>
+        </w:rPr>
+        <w:t xml:space="preserve">[] </w:t>
+      </w:r>
+      <w:proofErr w:type="spellStart"/>
+      <w:r>
+        <w:rPr>
+          <w:rFonts w:ascii="Courier New" w:hAnsi="Courier New" w:cs="Courier New"/>
+          <w:bCs/>
+          <w:sz w:val="20"/>
+          <w:szCs w:val="20"/>
+          <w:lang w:val="uk-UA"/>
+        </w:rPr>
+        <w:t>message</w:t>
+      </w:r>
+      <w:proofErr w:type="spellEnd"/>
+      <w:r>
+        <w:rPr>
+          <w:rFonts w:ascii="Courier New" w:hAnsi="Courier New" w:cs="Courier New"/>
+          <w:bCs/>
+          <w:sz w:val="20"/>
+          <w:szCs w:val="20"/>
+          <w:lang w:val="uk-UA"/>
+        </w:rPr>
+        <w:t>)</w:t>
       </w:r>
     </w:p>
     <w:p>
@@ -2236,144 +3493,628 @@
           <w:szCs w:val="20"/>
           <w:lang w:val="uk-UA"/>
         </w:rPr>
-        <w:t xml:space="preserve">        int messageLenBytes = message.Length;</w:t>
-      </w:r>
-    </w:p>
-    <w:p>
-      <w:pPr>
-        <w:rPr>
-          <w:rFonts w:ascii="Courier New" w:hAnsi="Courier New" w:cs="Courier New"/>
-          <w:bCs/>
-          <w:sz w:val="20"/>
-          <w:szCs w:val="20"/>
-          <w:lang w:val="uk-UA"/>
-        </w:rPr>
-      </w:pPr>
-      <w:r>
-        <w:rPr>
-          <w:rFonts w:ascii="Courier New" w:hAnsi="Courier New" w:cs="Courier New"/>
-          <w:bCs/>
-          <w:sz w:val="20"/>
-          <w:szCs w:val="20"/>
-          <w:lang w:val="uk-UA"/>
-        </w:rPr>
-        <w:t xml:space="preserve">        int numBlocks = ((messageLenBytes + 8) &gt;&gt; 6) + 1;</w:t>
-      </w:r>
-    </w:p>
-    <w:p>
-      <w:pPr>
-        <w:rPr>
-          <w:rFonts w:ascii="Courier New" w:hAnsi="Courier New" w:cs="Courier New"/>
-          <w:bCs/>
-          <w:sz w:val="20"/>
-          <w:szCs w:val="20"/>
-          <w:lang w:val="uk-UA"/>
-        </w:rPr>
-      </w:pPr>
-      <w:r>
-        <w:rPr>
-          <w:rFonts w:ascii="Courier New" w:hAnsi="Courier New" w:cs="Courier New"/>
-          <w:bCs/>
-          <w:sz w:val="20"/>
-          <w:szCs w:val="20"/>
-          <w:lang w:val="uk-UA"/>
-        </w:rPr>
-        <w:t xml:space="preserve">        int totalLen = numBlocks &lt;&lt; 6;</w:t>
-      </w:r>
-    </w:p>
-    <w:p>
-      <w:pPr>
-        <w:rPr>
-          <w:rFonts w:ascii="Courier New" w:hAnsi="Courier New" w:cs="Courier New"/>
-          <w:bCs/>
-          <w:sz w:val="20"/>
-          <w:szCs w:val="20"/>
-          <w:lang w:val="uk-UA"/>
-        </w:rPr>
-      </w:pPr>
-      <w:r>
-        <w:rPr>
-          <w:rFonts w:ascii="Courier New" w:hAnsi="Courier New" w:cs="Courier New"/>
-          <w:bCs/>
-          <w:sz w:val="20"/>
-          <w:szCs w:val="20"/>
-          <w:lang w:val="uk-UA"/>
-        </w:rPr>
-        <w:t xml:space="preserve">        var paddingBytes = new byte[totalLen - messageLenBytes];</w:t>
-      </w:r>
-    </w:p>
-    <w:p>
-      <w:pPr>
-        <w:rPr>
-          <w:rFonts w:ascii="Courier New" w:hAnsi="Courier New" w:cs="Courier New"/>
-          <w:bCs/>
-          <w:sz w:val="20"/>
-          <w:szCs w:val="20"/>
-          <w:lang w:val="uk-UA"/>
-        </w:rPr>
-      </w:pPr>
-      <w:r>
-        <w:rPr>
-          <w:rFonts w:ascii="Courier New" w:hAnsi="Courier New" w:cs="Courier New"/>
-          <w:bCs/>
-          <w:sz w:val="20"/>
-          <w:szCs w:val="20"/>
-          <w:lang w:val="uk-UA"/>
-        </w:rPr>
-        <w:t xml:space="preserve">        paddingBytes[0] = 0x80;</w:t>
-      </w:r>
-    </w:p>
-    <w:p>
-      <w:pPr>
-        <w:rPr>
-          <w:rFonts w:ascii="Courier New" w:hAnsi="Courier New" w:cs="Courier New"/>
-          <w:bCs/>
-          <w:sz w:val="20"/>
-          <w:szCs w:val="20"/>
-          <w:lang w:val="uk-UA"/>
-        </w:rPr>
-      </w:pPr>
-    </w:p>
-    <w:p>
-      <w:pPr>
-        <w:rPr>
-          <w:rFonts w:ascii="Courier New" w:hAnsi="Courier New" w:cs="Courier New"/>
-          <w:bCs/>
-          <w:sz w:val="20"/>
-          <w:szCs w:val="20"/>
-          <w:lang w:val="uk-UA"/>
-        </w:rPr>
-      </w:pPr>
-      <w:r>
-        <w:rPr>
-          <w:rFonts w:ascii="Courier New" w:hAnsi="Courier New" w:cs="Courier New"/>
-          <w:bCs/>
-          <w:sz w:val="20"/>
-          <w:szCs w:val="20"/>
-          <w:lang w:val="uk-UA"/>
-        </w:rPr>
-        <w:t xml:space="preserve">        long messageLenBits = (long)messageLenBytes &lt;&lt; 3;</w:t>
-      </w:r>
-    </w:p>
-    <w:p>
-      <w:pPr>
-        <w:rPr>
-          <w:rFonts w:ascii="Courier New" w:hAnsi="Courier New" w:cs="Courier New"/>
-          <w:bCs/>
-          <w:sz w:val="20"/>
-          <w:szCs w:val="20"/>
-          <w:lang w:val="uk-UA"/>
-        </w:rPr>
-      </w:pPr>
-      <w:r>
-        <w:rPr>
-          <w:rFonts w:ascii="Courier New" w:hAnsi="Courier New" w:cs="Courier New"/>
-          <w:bCs/>
-          <w:sz w:val="20"/>
-          <w:szCs w:val="20"/>
-          <w:lang w:val="uk-UA"/>
-        </w:rPr>
-        <w:t xml:space="preserve">        for (int i = 0; i &lt; 8; i++)</w:t>
+        <w:t xml:space="preserve">        </w:t>
+      </w:r>
+      <w:proofErr w:type="spellStart"/>
+      <w:r>
+        <w:rPr>
+          <w:rFonts w:ascii="Courier New" w:hAnsi="Courier New" w:cs="Courier New"/>
+          <w:bCs/>
+          <w:sz w:val="20"/>
+          <w:szCs w:val="20"/>
+          <w:lang w:val="uk-UA"/>
+        </w:rPr>
+        <w:t>int</w:t>
+      </w:r>
+      <w:proofErr w:type="spellEnd"/>
+      <w:r>
+        <w:rPr>
+          <w:rFonts w:ascii="Courier New" w:hAnsi="Courier New" w:cs="Courier New"/>
+          <w:bCs/>
+          <w:sz w:val="20"/>
+          <w:szCs w:val="20"/>
+          <w:lang w:val="uk-UA"/>
+        </w:rPr>
+        <w:t xml:space="preserve"> </w:t>
+      </w:r>
+      <w:proofErr w:type="spellStart"/>
+      <w:r>
+        <w:rPr>
+          <w:rFonts w:ascii="Courier New" w:hAnsi="Courier New" w:cs="Courier New"/>
+          <w:bCs/>
+          <w:sz w:val="20"/>
+          <w:szCs w:val="20"/>
+          <w:lang w:val="uk-UA"/>
+        </w:rPr>
+        <w:t>messageLenBytes</w:t>
+      </w:r>
+      <w:proofErr w:type="spellEnd"/>
+      <w:r>
+        <w:rPr>
+          <w:rFonts w:ascii="Courier New" w:hAnsi="Courier New" w:cs="Courier New"/>
+          <w:bCs/>
+          <w:sz w:val="20"/>
+          <w:szCs w:val="20"/>
+          <w:lang w:val="uk-UA"/>
+        </w:rPr>
+        <w:t xml:space="preserve"> = </w:t>
+      </w:r>
+      <w:proofErr w:type="spellStart"/>
+      <w:r>
+        <w:rPr>
+          <w:rFonts w:ascii="Courier New" w:hAnsi="Courier New" w:cs="Courier New"/>
+          <w:bCs/>
+          <w:sz w:val="20"/>
+          <w:szCs w:val="20"/>
+          <w:lang w:val="uk-UA"/>
+        </w:rPr>
+        <w:t>message.Length</w:t>
+      </w:r>
+      <w:proofErr w:type="spellEnd"/>
+      <w:r>
+        <w:rPr>
+          <w:rFonts w:ascii="Courier New" w:hAnsi="Courier New" w:cs="Courier New"/>
+          <w:bCs/>
+          <w:sz w:val="20"/>
+          <w:szCs w:val="20"/>
+          <w:lang w:val="uk-UA"/>
+        </w:rPr>
+        <w:t>;</w:t>
+      </w:r>
+    </w:p>
+    <w:p>
+      <w:pPr>
+        <w:rPr>
+          <w:rFonts w:ascii="Courier New" w:hAnsi="Courier New" w:cs="Courier New"/>
+          <w:bCs/>
+          <w:sz w:val="20"/>
+          <w:szCs w:val="20"/>
+          <w:lang w:val="uk-UA"/>
+        </w:rPr>
+      </w:pPr>
+      <w:r>
+        <w:rPr>
+          <w:rFonts w:ascii="Courier New" w:hAnsi="Courier New" w:cs="Courier New"/>
+          <w:bCs/>
+          <w:sz w:val="20"/>
+          <w:szCs w:val="20"/>
+          <w:lang w:val="uk-UA"/>
+        </w:rPr>
+        <w:t xml:space="preserve">        </w:t>
+      </w:r>
+      <w:proofErr w:type="spellStart"/>
+      <w:r>
+        <w:rPr>
+          <w:rFonts w:ascii="Courier New" w:hAnsi="Courier New" w:cs="Courier New"/>
+          <w:bCs/>
+          <w:sz w:val="20"/>
+          <w:szCs w:val="20"/>
+          <w:lang w:val="uk-UA"/>
+        </w:rPr>
+        <w:t>int</w:t>
+      </w:r>
+      <w:proofErr w:type="spellEnd"/>
+      <w:r>
+        <w:rPr>
+          <w:rFonts w:ascii="Courier New" w:hAnsi="Courier New" w:cs="Courier New"/>
+          <w:bCs/>
+          <w:sz w:val="20"/>
+          <w:szCs w:val="20"/>
+          <w:lang w:val="uk-UA"/>
+        </w:rPr>
+        <w:t xml:space="preserve"> </w:t>
+      </w:r>
+      <w:proofErr w:type="spellStart"/>
+      <w:r>
+        <w:rPr>
+          <w:rFonts w:ascii="Courier New" w:hAnsi="Courier New" w:cs="Courier New"/>
+          <w:bCs/>
+          <w:sz w:val="20"/>
+          <w:szCs w:val="20"/>
+          <w:lang w:val="uk-UA"/>
+        </w:rPr>
+        <w:t>numBlocks</w:t>
+      </w:r>
+      <w:proofErr w:type="spellEnd"/>
+      <w:r>
+        <w:rPr>
+          <w:rFonts w:ascii="Courier New" w:hAnsi="Courier New" w:cs="Courier New"/>
+          <w:bCs/>
+          <w:sz w:val="20"/>
+          <w:szCs w:val="20"/>
+          <w:lang w:val="uk-UA"/>
+        </w:rPr>
+        <w:t xml:space="preserve"> = ((</w:t>
+      </w:r>
+      <w:proofErr w:type="spellStart"/>
+      <w:r>
+        <w:rPr>
+          <w:rFonts w:ascii="Courier New" w:hAnsi="Courier New" w:cs="Courier New"/>
+          <w:bCs/>
+          <w:sz w:val="20"/>
+          <w:szCs w:val="20"/>
+          <w:lang w:val="uk-UA"/>
+        </w:rPr>
+        <w:t>messageLenBytes</w:t>
+      </w:r>
+      <w:proofErr w:type="spellEnd"/>
+      <w:r>
+        <w:rPr>
+          <w:rFonts w:ascii="Courier New" w:hAnsi="Courier New" w:cs="Courier New"/>
+          <w:bCs/>
+          <w:sz w:val="20"/>
+          <w:szCs w:val="20"/>
+          <w:lang w:val="uk-UA"/>
+        </w:rPr>
+        <w:t xml:space="preserve"> + 8) &gt;&gt; 6) + 1;</w:t>
+      </w:r>
+    </w:p>
+    <w:p>
+      <w:pPr>
+        <w:rPr>
+          <w:rFonts w:ascii="Courier New" w:hAnsi="Courier New" w:cs="Courier New"/>
+          <w:bCs/>
+          <w:sz w:val="20"/>
+          <w:szCs w:val="20"/>
+          <w:lang w:val="uk-UA"/>
+        </w:rPr>
+      </w:pPr>
+      <w:r>
+        <w:rPr>
+          <w:rFonts w:ascii="Courier New" w:hAnsi="Courier New" w:cs="Courier New"/>
+          <w:bCs/>
+          <w:sz w:val="20"/>
+          <w:szCs w:val="20"/>
+          <w:lang w:val="uk-UA"/>
+        </w:rPr>
+        <w:t xml:space="preserve">        </w:t>
+      </w:r>
+      <w:proofErr w:type="spellStart"/>
+      <w:r>
+        <w:rPr>
+          <w:rFonts w:ascii="Courier New" w:hAnsi="Courier New" w:cs="Courier New"/>
+          <w:bCs/>
+          <w:sz w:val="20"/>
+          <w:szCs w:val="20"/>
+          <w:lang w:val="uk-UA"/>
+        </w:rPr>
+        <w:t>int</w:t>
+      </w:r>
+      <w:proofErr w:type="spellEnd"/>
+      <w:r>
+        <w:rPr>
+          <w:rFonts w:ascii="Courier New" w:hAnsi="Courier New" w:cs="Courier New"/>
+          <w:bCs/>
+          <w:sz w:val="20"/>
+          <w:szCs w:val="20"/>
+          <w:lang w:val="uk-UA"/>
+        </w:rPr>
+        <w:t xml:space="preserve"> </w:t>
+      </w:r>
+      <w:proofErr w:type="spellStart"/>
+      <w:r>
+        <w:rPr>
+          <w:rFonts w:ascii="Courier New" w:hAnsi="Courier New" w:cs="Courier New"/>
+          <w:bCs/>
+          <w:sz w:val="20"/>
+          <w:szCs w:val="20"/>
+          <w:lang w:val="uk-UA"/>
+        </w:rPr>
+        <w:t>totalLen</w:t>
+      </w:r>
+      <w:proofErr w:type="spellEnd"/>
+      <w:r>
+        <w:rPr>
+          <w:rFonts w:ascii="Courier New" w:hAnsi="Courier New" w:cs="Courier New"/>
+          <w:bCs/>
+          <w:sz w:val="20"/>
+          <w:szCs w:val="20"/>
+          <w:lang w:val="uk-UA"/>
+        </w:rPr>
+        <w:t xml:space="preserve"> = </w:t>
+      </w:r>
+      <w:proofErr w:type="spellStart"/>
+      <w:r>
+        <w:rPr>
+          <w:rFonts w:ascii="Courier New" w:hAnsi="Courier New" w:cs="Courier New"/>
+          <w:bCs/>
+          <w:sz w:val="20"/>
+          <w:szCs w:val="20"/>
+          <w:lang w:val="uk-UA"/>
+        </w:rPr>
+        <w:t>numBlocks</w:t>
+      </w:r>
+      <w:proofErr w:type="spellEnd"/>
+      <w:r>
+        <w:rPr>
+          <w:rFonts w:ascii="Courier New" w:hAnsi="Courier New" w:cs="Courier New"/>
+          <w:bCs/>
+          <w:sz w:val="20"/>
+          <w:szCs w:val="20"/>
+          <w:lang w:val="uk-UA"/>
+        </w:rPr>
+        <w:t xml:space="preserve"> &lt;&lt; 6;</w:t>
+      </w:r>
+    </w:p>
+    <w:p>
+      <w:pPr>
+        <w:rPr>
+          <w:rFonts w:ascii="Courier New" w:hAnsi="Courier New" w:cs="Courier New"/>
+          <w:bCs/>
+          <w:sz w:val="20"/>
+          <w:szCs w:val="20"/>
+          <w:lang w:val="uk-UA"/>
+        </w:rPr>
+      </w:pPr>
+      <w:r>
+        <w:rPr>
+          <w:rFonts w:ascii="Courier New" w:hAnsi="Courier New" w:cs="Courier New"/>
+          <w:bCs/>
+          <w:sz w:val="20"/>
+          <w:szCs w:val="20"/>
+          <w:lang w:val="uk-UA"/>
+        </w:rPr>
+        <w:t xml:space="preserve">        </w:t>
+      </w:r>
+      <w:proofErr w:type="spellStart"/>
+      <w:r>
+        <w:rPr>
+          <w:rFonts w:ascii="Courier New" w:hAnsi="Courier New" w:cs="Courier New"/>
+          <w:bCs/>
+          <w:sz w:val="20"/>
+          <w:szCs w:val="20"/>
+          <w:lang w:val="uk-UA"/>
+        </w:rPr>
+        <w:t>var</w:t>
+      </w:r>
+      <w:proofErr w:type="spellEnd"/>
+      <w:r>
+        <w:rPr>
+          <w:rFonts w:ascii="Courier New" w:hAnsi="Courier New" w:cs="Courier New"/>
+          <w:bCs/>
+          <w:sz w:val="20"/>
+          <w:szCs w:val="20"/>
+          <w:lang w:val="uk-UA"/>
+        </w:rPr>
+        <w:t xml:space="preserve"> </w:t>
+      </w:r>
+      <w:proofErr w:type="spellStart"/>
+      <w:r>
+        <w:rPr>
+          <w:rFonts w:ascii="Courier New" w:hAnsi="Courier New" w:cs="Courier New"/>
+          <w:bCs/>
+          <w:sz w:val="20"/>
+          <w:szCs w:val="20"/>
+          <w:lang w:val="uk-UA"/>
+        </w:rPr>
+        <w:t>paddingBytes</w:t>
+      </w:r>
+      <w:proofErr w:type="spellEnd"/>
+      <w:r>
+        <w:rPr>
+          <w:rFonts w:ascii="Courier New" w:hAnsi="Courier New" w:cs="Courier New"/>
+          <w:bCs/>
+          <w:sz w:val="20"/>
+          <w:szCs w:val="20"/>
+          <w:lang w:val="uk-UA"/>
+        </w:rPr>
+        <w:t xml:space="preserve"> = </w:t>
+      </w:r>
+      <w:proofErr w:type="spellStart"/>
+      <w:r>
+        <w:rPr>
+          <w:rFonts w:ascii="Courier New" w:hAnsi="Courier New" w:cs="Courier New"/>
+          <w:bCs/>
+          <w:sz w:val="20"/>
+          <w:szCs w:val="20"/>
+          <w:lang w:val="uk-UA"/>
+        </w:rPr>
+        <w:t>new</w:t>
+      </w:r>
+      <w:proofErr w:type="spellEnd"/>
+      <w:r>
+        <w:rPr>
+          <w:rFonts w:ascii="Courier New" w:hAnsi="Courier New" w:cs="Courier New"/>
+          <w:bCs/>
+          <w:sz w:val="20"/>
+          <w:szCs w:val="20"/>
+          <w:lang w:val="uk-UA"/>
+        </w:rPr>
+        <w:t xml:space="preserve"> </w:t>
+      </w:r>
+      <w:proofErr w:type="spellStart"/>
+      <w:r>
+        <w:rPr>
+          <w:rFonts w:ascii="Courier New" w:hAnsi="Courier New" w:cs="Courier New"/>
+          <w:bCs/>
+          <w:sz w:val="20"/>
+          <w:szCs w:val="20"/>
+          <w:lang w:val="uk-UA"/>
+        </w:rPr>
+        <w:t>byte</w:t>
+      </w:r>
+      <w:proofErr w:type="spellEnd"/>
+      <w:r>
+        <w:rPr>
+          <w:rFonts w:ascii="Courier New" w:hAnsi="Courier New" w:cs="Courier New"/>
+          <w:bCs/>
+          <w:sz w:val="20"/>
+          <w:szCs w:val="20"/>
+          <w:lang w:val="uk-UA"/>
+        </w:rPr>
+        <w:t>[</w:t>
+      </w:r>
+      <w:proofErr w:type="spellStart"/>
+      <w:r>
+        <w:rPr>
+          <w:rFonts w:ascii="Courier New" w:hAnsi="Courier New" w:cs="Courier New"/>
+          <w:bCs/>
+          <w:sz w:val="20"/>
+          <w:szCs w:val="20"/>
+          <w:lang w:val="uk-UA"/>
+        </w:rPr>
+        <w:t>totalLen</w:t>
+      </w:r>
+      <w:proofErr w:type="spellEnd"/>
+      <w:r>
+        <w:rPr>
+          <w:rFonts w:ascii="Courier New" w:hAnsi="Courier New" w:cs="Courier New"/>
+          <w:bCs/>
+          <w:sz w:val="20"/>
+          <w:szCs w:val="20"/>
+          <w:lang w:val="uk-UA"/>
+        </w:rPr>
+        <w:t xml:space="preserve"> - </w:t>
+      </w:r>
+      <w:proofErr w:type="spellStart"/>
+      <w:r>
+        <w:rPr>
+          <w:rFonts w:ascii="Courier New" w:hAnsi="Courier New" w:cs="Courier New"/>
+          <w:bCs/>
+          <w:sz w:val="20"/>
+          <w:szCs w:val="20"/>
+          <w:lang w:val="uk-UA"/>
+        </w:rPr>
+        <w:t>messageLenBytes</w:t>
+      </w:r>
+      <w:proofErr w:type="spellEnd"/>
+      <w:r>
+        <w:rPr>
+          <w:rFonts w:ascii="Courier New" w:hAnsi="Courier New" w:cs="Courier New"/>
+          <w:bCs/>
+          <w:sz w:val="20"/>
+          <w:szCs w:val="20"/>
+          <w:lang w:val="uk-UA"/>
+        </w:rPr>
+        <w:t>];</w:t>
+      </w:r>
+    </w:p>
+    <w:p>
+      <w:pPr>
+        <w:rPr>
+          <w:rFonts w:ascii="Courier New" w:hAnsi="Courier New" w:cs="Courier New"/>
+          <w:bCs/>
+          <w:sz w:val="20"/>
+          <w:szCs w:val="20"/>
+          <w:lang w:val="uk-UA"/>
+        </w:rPr>
+      </w:pPr>
+      <w:r>
+        <w:rPr>
+          <w:rFonts w:ascii="Courier New" w:hAnsi="Courier New" w:cs="Courier New"/>
+          <w:bCs/>
+          <w:sz w:val="20"/>
+          <w:szCs w:val="20"/>
+          <w:lang w:val="uk-UA"/>
+        </w:rPr>
+        <w:t xml:space="preserve">        </w:t>
+      </w:r>
+      <w:proofErr w:type="spellStart"/>
+      <w:r>
+        <w:rPr>
+          <w:rFonts w:ascii="Courier New" w:hAnsi="Courier New" w:cs="Courier New"/>
+          <w:bCs/>
+          <w:sz w:val="20"/>
+          <w:szCs w:val="20"/>
+          <w:lang w:val="uk-UA"/>
+        </w:rPr>
+        <w:t>paddingBytes</w:t>
+      </w:r>
+      <w:proofErr w:type="spellEnd"/>
+      <w:r>
+        <w:rPr>
+          <w:rFonts w:ascii="Courier New" w:hAnsi="Courier New" w:cs="Courier New"/>
+          <w:bCs/>
+          <w:sz w:val="20"/>
+          <w:szCs w:val="20"/>
+          <w:lang w:val="uk-UA"/>
+        </w:rPr>
+        <w:t>[0] = 0x80;</w:t>
+      </w:r>
+    </w:p>
+    <w:p>
+      <w:pPr>
+        <w:rPr>
+          <w:rFonts w:ascii="Courier New" w:hAnsi="Courier New" w:cs="Courier New"/>
+          <w:bCs/>
+          <w:sz w:val="20"/>
+          <w:szCs w:val="20"/>
+          <w:lang w:val="uk-UA"/>
+        </w:rPr>
+      </w:pPr>
+    </w:p>
+    <w:p>
+      <w:pPr>
+        <w:rPr>
+          <w:rFonts w:ascii="Courier New" w:hAnsi="Courier New" w:cs="Courier New"/>
+          <w:bCs/>
+          <w:sz w:val="20"/>
+          <w:szCs w:val="20"/>
+          <w:lang w:val="uk-UA"/>
+        </w:rPr>
+      </w:pPr>
+      <w:r>
+        <w:rPr>
+          <w:rFonts w:ascii="Courier New" w:hAnsi="Courier New" w:cs="Courier New"/>
+          <w:bCs/>
+          <w:sz w:val="20"/>
+          <w:szCs w:val="20"/>
+          <w:lang w:val="uk-UA"/>
+        </w:rPr>
+        <w:t xml:space="preserve">        </w:t>
+      </w:r>
+      <w:proofErr w:type="spellStart"/>
+      <w:r>
+        <w:rPr>
+          <w:rFonts w:ascii="Courier New" w:hAnsi="Courier New" w:cs="Courier New"/>
+          <w:bCs/>
+          <w:sz w:val="20"/>
+          <w:szCs w:val="20"/>
+          <w:lang w:val="uk-UA"/>
+        </w:rPr>
+        <w:t>long</w:t>
+      </w:r>
+      <w:proofErr w:type="spellEnd"/>
+      <w:r>
+        <w:rPr>
+          <w:rFonts w:ascii="Courier New" w:hAnsi="Courier New" w:cs="Courier New"/>
+          <w:bCs/>
+          <w:sz w:val="20"/>
+          <w:szCs w:val="20"/>
+          <w:lang w:val="uk-UA"/>
+        </w:rPr>
+        <w:t xml:space="preserve"> </w:t>
+      </w:r>
+      <w:proofErr w:type="spellStart"/>
+      <w:r>
+        <w:rPr>
+          <w:rFonts w:ascii="Courier New" w:hAnsi="Courier New" w:cs="Courier New"/>
+          <w:bCs/>
+          <w:sz w:val="20"/>
+          <w:szCs w:val="20"/>
+          <w:lang w:val="uk-UA"/>
+        </w:rPr>
+        <w:t>messageLenBits</w:t>
+      </w:r>
+      <w:proofErr w:type="spellEnd"/>
+      <w:r>
+        <w:rPr>
+          <w:rFonts w:ascii="Courier New" w:hAnsi="Courier New" w:cs="Courier New"/>
+          <w:bCs/>
+          <w:sz w:val="20"/>
+          <w:szCs w:val="20"/>
+          <w:lang w:val="uk-UA"/>
+        </w:rPr>
+        <w:t xml:space="preserve"> = (</w:t>
+      </w:r>
+      <w:proofErr w:type="spellStart"/>
+      <w:r>
+        <w:rPr>
+          <w:rFonts w:ascii="Courier New" w:hAnsi="Courier New" w:cs="Courier New"/>
+          <w:bCs/>
+          <w:sz w:val="20"/>
+          <w:szCs w:val="20"/>
+          <w:lang w:val="uk-UA"/>
+        </w:rPr>
+        <w:t>long</w:t>
+      </w:r>
+      <w:proofErr w:type="spellEnd"/>
+      <w:r>
+        <w:rPr>
+          <w:rFonts w:ascii="Courier New" w:hAnsi="Courier New" w:cs="Courier New"/>
+          <w:bCs/>
+          <w:sz w:val="20"/>
+          <w:szCs w:val="20"/>
+          <w:lang w:val="uk-UA"/>
+        </w:rPr>
+        <w:t>)</w:t>
+      </w:r>
+      <w:proofErr w:type="spellStart"/>
+      <w:r>
+        <w:rPr>
+          <w:rFonts w:ascii="Courier New" w:hAnsi="Courier New" w:cs="Courier New"/>
+          <w:bCs/>
+          <w:sz w:val="20"/>
+          <w:szCs w:val="20"/>
+          <w:lang w:val="uk-UA"/>
+        </w:rPr>
+        <w:t>messageLenBytes</w:t>
+      </w:r>
+      <w:proofErr w:type="spellEnd"/>
+      <w:r>
+        <w:rPr>
+          <w:rFonts w:ascii="Courier New" w:hAnsi="Courier New" w:cs="Courier New"/>
+          <w:bCs/>
+          <w:sz w:val="20"/>
+          <w:szCs w:val="20"/>
+          <w:lang w:val="uk-UA"/>
+        </w:rPr>
+        <w:t xml:space="preserve"> &lt;&lt; 3;</w:t>
+      </w:r>
+    </w:p>
+    <w:p>
+      <w:pPr>
+        <w:rPr>
+          <w:rFonts w:ascii="Courier New" w:hAnsi="Courier New" w:cs="Courier New"/>
+          <w:bCs/>
+          <w:sz w:val="20"/>
+          <w:szCs w:val="20"/>
+          <w:lang w:val="uk-UA"/>
+        </w:rPr>
+      </w:pPr>
+      <w:r>
+        <w:rPr>
+          <w:rFonts w:ascii="Courier New" w:hAnsi="Courier New" w:cs="Courier New"/>
+          <w:bCs/>
+          <w:sz w:val="20"/>
+          <w:szCs w:val="20"/>
+          <w:lang w:val="uk-UA"/>
+        </w:rPr>
+        <w:t xml:space="preserve">        </w:t>
+      </w:r>
+      <w:proofErr w:type="spellStart"/>
+      <w:r>
+        <w:rPr>
+          <w:rFonts w:ascii="Courier New" w:hAnsi="Courier New" w:cs="Courier New"/>
+          <w:bCs/>
+          <w:sz w:val="20"/>
+          <w:szCs w:val="20"/>
+          <w:lang w:val="uk-UA"/>
+        </w:rPr>
+        <w:t>for</w:t>
+      </w:r>
+      <w:proofErr w:type="spellEnd"/>
+      <w:r>
+        <w:rPr>
+          <w:rFonts w:ascii="Courier New" w:hAnsi="Courier New" w:cs="Courier New"/>
+          <w:bCs/>
+          <w:sz w:val="20"/>
+          <w:szCs w:val="20"/>
+          <w:lang w:val="uk-UA"/>
+        </w:rPr>
+        <w:t xml:space="preserve"> (</w:t>
+      </w:r>
+      <w:proofErr w:type="spellStart"/>
+      <w:r>
+        <w:rPr>
+          <w:rFonts w:ascii="Courier New" w:hAnsi="Courier New" w:cs="Courier New"/>
+          <w:bCs/>
+          <w:sz w:val="20"/>
+          <w:szCs w:val="20"/>
+          <w:lang w:val="uk-UA"/>
+        </w:rPr>
+        <w:t>int</w:t>
+      </w:r>
+      <w:proofErr w:type="spellEnd"/>
+      <w:r>
+        <w:rPr>
+          <w:rFonts w:ascii="Courier New" w:hAnsi="Courier New" w:cs="Courier New"/>
+          <w:bCs/>
+          <w:sz w:val="20"/>
+          <w:szCs w:val="20"/>
+          <w:lang w:val="uk-UA"/>
+        </w:rPr>
+        <w:t xml:space="preserve"> i = 0; i &lt; 8; i++)</w:t>
       </w:r>
     </w:p>
     <w:p>
@@ -2415,28 +4156,204 @@
           <w:szCs w:val="20"/>
           <w:lang w:val="uk-UA"/>
         </w:rPr>
-        <w:t xml:space="preserve">            paddingBytes[paddingBytes.Length - 8 + i] = (byte)messageLenBits;</w:t>
-      </w:r>
-    </w:p>
-    <w:p>
-      <w:pPr>
-        <w:rPr>
-          <w:rFonts w:ascii="Courier New" w:hAnsi="Courier New" w:cs="Courier New"/>
-          <w:bCs/>
-          <w:sz w:val="20"/>
-          <w:szCs w:val="20"/>
-          <w:lang w:val="uk-UA"/>
-        </w:rPr>
-      </w:pPr>
-      <w:r>
-        <w:rPr>
-          <w:rFonts w:ascii="Courier New" w:hAnsi="Courier New" w:cs="Courier New"/>
-          <w:bCs/>
-          <w:sz w:val="20"/>
-          <w:szCs w:val="20"/>
-          <w:lang w:val="uk-UA"/>
-        </w:rPr>
-        <w:t xml:space="preserve">            messageLenBits = (long)((ulong)messageLenBits &gt;&gt; 8);</w:t>
+        <w:t xml:space="preserve">            </w:t>
+      </w:r>
+      <w:proofErr w:type="spellStart"/>
+      <w:r>
+        <w:rPr>
+          <w:rFonts w:ascii="Courier New" w:hAnsi="Courier New" w:cs="Courier New"/>
+          <w:bCs/>
+          <w:sz w:val="20"/>
+          <w:szCs w:val="20"/>
+          <w:lang w:val="uk-UA"/>
+        </w:rPr>
+        <w:t>paddingBytes</w:t>
+      </w:r>
+      <w:proofErr w:type="spellEnd"/>
+      <w:r>
+        <w:rPr>
+          <w:rFonts w:ascii="Courier New" w:hAnsi="Courier New" w:cs="Courier New"/>
+          <w:bCs/>
+          <w:sz w:val="20"/>
+          <w:szCs w:val="20"/>
+          <w:lang w:val="uk-UA"/>
+        </w:rPr>
+        <w:t>[</w:t>
+      </w:r>
+      <w:proofErr w:type="spellStart"/>
+      <w:r>
+        <w:rPr>
+          <w:rFonts w:ascii="Courier New" w:hAnsi="Courier New" w:cs="Courier New"/>
+          <w:bCs/>
+          <w:sz w:val="20"/>
+          <w:szCs w:val="20"/>
+          <w:lang w:val="uk-UA"/>
+        </w:rPr>
+        <w:t>paddingBytes.Length</w:t>
+      </w:r>
+      <w:proofErr w:type="spellEnd"/>
+      <w:r>
+        <w:rPr>
+          <w:rFonts w:ascii="Courier New" w:hAnsi="Courier New" w:cs="Courier New"/>
+          <w:bCs/>
+          <w:sz w:val="20"/>
+          <w:szCs w:val="20"/>
+          <w:lang w:val="uk-UA"/>
+        </w:rPr>
+        <w:t xml:space="preserve"> - 8 + i] = (</w:t>
+      </w:r>
+      <w:proofErr w:type="spellStart"/>
+      <w:r>
+        <w:rPr>
+          <w:rFonts w:ascii="Courier New" w:hAnsi="Courier New" w:cs="Courier New"/>
+          <w:bCs/>
+          <w:sz w:val="20"/>
+          <w:szCs w:val="20"/>
+          <w:lang w:val="uk-UA"/>
+        </w:rPr>
+        <w:t>byte</w:t>
+      </w:r>
+      <w:proofErr w:type="spellEnd"/>
+      <w:r>
+        <w:rPr>
+          <w:rFonts w:ascii="Courier New" w:hAnsi="Courier New" w:cs="Courier New"/>
+          <w:bCs/>
+          <w:sz w:val="20"/>
+          <w:szCs w:val="20"/>
+          <w:lang w:val="uk-UA"/>
+        </w:rPr>
+        <w:t>)</w:t>
+      </w:r>
+      <w:proofErr w:type="spellStart"/>
+      <w:r>
+        <w:rPr>
+          <w:rFonts w:ascii="Courier New" w:hAnsi="Courier New" w:cs="Courier New"/>
+          <w:bCs/>
+          <w:sz w:val="20"/>
+          <w:szCs w:val="20"/>
+          <w:lang w:val="uk-UA"/>
+        </w:rPr>
+        <w:t>messageLenBits</w:t>
+      </w:r>
+      <w:proofErr w:type="spellEnd"/>
+      <w:r>
+        <w:rPr>
+          <w:rFonts w:ascii="Courier New" w:hAnsi="Courier New" w:cs="Courier New"/>
+          <w:bCs/>
+          <w:sz w:val="20"/>
+          <w:szCs w:val="20"/>
+          <w:lang w:val="uk-UA"/>
+        </w:rPr>
+        <w:t>;</w:t>
+      </w:r>
+    </w:p>
+    <w:p>
+      <w:pPr>
+        <w:rPr>
+          <w:rFonts w:ascii="Courier New" w:hAnsi="Courier New" w:cs="Courier New"/>
+          <w:bCs/>
+          <w:sz w:val="20"/>
+          <w:szCs w:val="20"/>
+          <w:lang w:val="uk-UA"/>
+        </w:rPr>
+      </w:pPr>
+      <w:r>
+        <w:rPr>
+          <w:rFonts w:ascii="Courier New" w:hAnsi="Courier New" w:cs="Courier New"/>
+          <w:bCs/>
+          <w:sz w:val="20"/>
+          <w:szCs w:val="20"/>
+          <w:lang w:val="uk-UA"/>
+        </w:rPr>
+        <w:t xml:space="preserve">            </w:t>
+      </w:r>
+      <w:proofErr w:type="spellStart"/>
+      <w:r>
+        <w:rPr>
+          <w:rFonts w:ascii="Courier New" w:hAnsi="Courier New" w:cs="Courier New"/>
+          <w:bCs/>
+          <w:sz w:val="20"/>
+          <w:szCs w:val="20"/>
+          <w:lang w:val="uk-UA"/>
+        </w:rPr>
+        <w:t>messageLenBits</w:t>
+      </w:r>
+      <w:proofErr w:type="spellEnd"/>
+      <w:r>
+        <w:rPr>
+          <w:rFonts w:ascii="Courier New" w:hAnsi="Courier New" w:cs="Courier New"/>
+          <w:bCs/>
+          <w:sz w:val="20"/>
+          <w:szCs w:val="20"/>
+          <w:lang w:val="uk-UA"/>
+        </w:rPr>
+        <w:t xml:space="preserve"> = (</w:t>
+      </w:r>
+      <w:proofErr w:type="spellStart"/>
+      <w:r>
+        <w:rPr>
+          <w:rFonts w:ascii="Courier New" w:hAnsi="Courier New" w:cs="Courier New"/>
+          <w:bCs/>
+          <w:sz w:val="20"/>
+          <w:szCs w:val="20"/>
+          <w:lang w:val="uk-UA"/>
+        </w:rPr>
+        <w:t>long</w:t>
+      </w:r>
+      <w:proofErr w:type="spellEnd"/>
+      <w:r>
+        <w:rPr>
+          <w:rFonts w:ascii="Courier New" w:hAnsi="Courier New" w:cs="Courier New"/>
+          <w:bCs/>
+          <w:sz w:val="20"/>
+          <w:szCs w:val="20"/>
+          <w:lang w:val="uk-UA"/>
+        </w:rPr>
+        <w:t>)((</w:t>
+      </w:r>
+      <w:proofErr w:type="spellStart"/>
+      <w:r>
+        <w:rPr>
+          <w:rFonts w:ascii="Courier New" w:hAnsi="Courier New" w:cs="Courier New"/>
+          <w:bCs/>
+          <w:sz w:val="20"/>
+          <w:szCs w:val="20"/>
+          <w:lang w:val="uk-UA"/>
+        </w:rPr>
+        <w:t>ulong</w:t>
+      </w:r>
+      <w:proofErr w:type="spellEnd"/>
+      <w:r>
+        <w:rPr>
+          <w:rFonts w:ascii="Courier New" w:hAnsi="Courier New" w:cs="Courier New"/>
+          <w:bCs/>
+          <w:sz w:val="20"/>
+          <w:szCs w:val="20"/>
+          <w:lang w:val="uk-UA"/>
+        </w:rPr>
+        <w:t>)</w:t>
+      </w:r>
+      <w:proofErr w:type="spellStart"/>
+      <w:r>
+        <w:rPr>
+          <w:rFonts w:ascii="Courier New" w:hAnsi="Courier New" w:cs="Courier New"/>
+          <w:bCs/>
+          <w:sz w:val="20"/>
+          <w:szCs w:val="20"/>
+          <w:lang w:val="uk-UA"/>
+        </w:rPr>
+        <w:t>messageLenBits</w:t>
+      </w:r>
+      <w:proofErr w:type="spellEnd"/>
+      <w:r>
+        <w:rPr>
+          <w:rFonts w:ascii="Courier New" w:hAnsi="Courier New" w:cs="Courier New"/>
+          <w:bCs/>
+          <w:sz w:val="20"/>
+          <w:szCs w:val="20"/>
+          <w:lang w:val="uk-UA"/>
+        </w:rPr>
+        <w:t xml:space="preserve"> &gt;&gt; 8);</w:t>
       </w:r>
     </w:p>
     <w:p>
@@ -2489,134 +4406,442 @@
           <w:szCs w:val="20"/>
           <w:lang w:val="uk-UA"/>
         </w:rPr>
-        <w:t xml:space="preserve">        int a = INIT_A;</w:t>
-      </w:r>
-    </w:p>
-    <w:p>
-      <w:pPr>
-        <w:rPr>
-          <w:rFonts w:ascii="Courier New" w:hAnsi="Courier New" w:cs="Courier New"/>
-          <w:bCs/>
-          <w:sz w:val="20"/>
-          <w:szCs w:val="20"/>
-          <w:lang w:val="uk-UA"/>
-        </w:rPr>
-      </w:pPr>
-      <w:r>
-        <w:rPr>
-          <w:rFonts w:ascii="Courier New" w:hAnsi="Courier New" w:cs="Courier New"/>
-          <w:bCs/>
-          <w:sz w:val="20"/>
-          <w:szCs w:val="20"/>
-          <w:lang w:val="uk-UA"/>
-        </w:rPr>
-        <w:t xml:space="preserve">        int b = INIT_B;</w:t>
-      </w:r>
-    </w:p>
-    <w:p>
-      <w:pPr>
-        <w:rPr>
-          <w:rFonts w:ascii="Courier New" w:hAnsi="Courier New" w:cs="Courier New"/>
-          <w:bCs/>
-          <w:sz w:val="20"/>
-          <w:szCs w:val="20"/>
-          <w:lang w:val="uk-UA"/>
-        </w:rPr>
-      </w:pPr>
-      <w:r>
-        <w:rPr>
-          <w:rFonts w:ascii="Courier New" w:hAnsi="Courier New" w:cs="Courier New"/>
-          <w:bCs/>
-          <w:sz w:val="20"/>
-          <w:szCs w:val="20"/>
-          <w:lang w:val="uk-UA"/>
-        </w:rPr>
-        <w:t xml:space="preserve">        int c = INIT_C;</w:t>
-      </w:r>
-    </w:p>
-    <w:p>
-      <w:pPr>
-        <w:rPr>
-          <w:rFonts w:ascii="Courier New" w:hAnsi="Courier New" w:cs="Courier New"/>
-          <w:bCs/>
-          <w:sz w:val="20"/>
-          <w:szCs w:val="20"/>
-          <w:lang w:val="uk-UA"/>
-        </w:rPr>
-      </w:pPr>
-      <w:r>
-        <w:rPr>
-          <w:rFonts w:ascii="Courier New" w:hAnsi="Courier New" w:cs="Courier New"/>
-          <w:bCs/>
-          <w:sz w:val="20"/>
-          <w:szCs w:val="20"/>
-          <w:lang w:val="uk-UA"/>
-        </w:rPr>
-        <w:t xml:space="preserve">        int d = INIT_D;</w:t>
-      </w:r>
-    </w:p>
-    <w:p>
-      <w:pPr>
-        <w:rPr>
-          <w:rFonts w:ascii="Courier New" w:hAnsi="Courier New" w:cs="Courier New"/>
-          <w:bCs/>
-          <w:sz w:val="20"/>
-          <w:szCs w:val="20"/>
-          <w:lang w:val="uk-UA"/>
-        </w:rPr>
-      </w:pPr>
-    </w:p>
-    <w:p>
-      <w:pPr>
-        <w:rPr>
-          <w:rFonts w:ascii="Courier New" w:hAnsi="Courier New" w:cs="Courier New"/>
-          <w:bCs/>
-          <w:sz w:val="20"/>
-          <w:szCs w:val="20"/>
-          <w:lang w:val="uk-UA"/>
-        </w:rPr>
-      </w:pPr>
-      <w:r>
-        <w:rPr>
-          <w:rFonts w:ascii="Courier New" w:hAnsi="Courier New" w:cs="Courier New"/>
-          <w:bCs/>
-          <w:sz w:val="20"/>
-          <w:szCs w:val="20"/>
-          <w:lang w:val="uk-UA"/>
-        </w:rPr>
-        <w:t xml:space="preserve">        var buffer = new int[16];</w:t>
-      </w:r>
-    </w:p>
-    <w:p>
-      <w:pPr>
-        <w:rPr>
-          <w:rFonts w:ascii="Courier New" w:hAnsi="Courier New" w:cs="Courier New"/>
-          <w:bCs/>
-          <w:sz w:val="20"/>
-          <w:szCs w:val="20"/>
-          <w:lang w:val="uk-UA"/>
-        </w:rPr>
-      </w:pPr>
-    </w:p>
-    <w:p>
-      <w:pPr>
-        <w:rPr>
-          <w:rFonts w:ascii="Courier New" w:hAnsi="Courier New" w:cs="Courier New"/>
-          <w:bCs/>
-          <w:sz w:val="20"/>
-          <w:szCs w:val="20"/>
-          <w:lang w:val="uk-UA"/>
-        </w:rPr>
-      </w:pPr>
-      <w:r>
-        <w:rPr>
-          <w:rFonts w:ascii="Courier New" w:hAnsi="Courier New" w:cs="Courier New"/>
-          <w:bCs/>
-          <w:sz w:val="20"/>
-          <w:szCs w:val="20"/>
-          <w:lang w:val="uk-UA"/>
-        </w:rPr>
-        <w:t xml:space="preserve">        for (int block = 0; block &lt; numBlocks; block++)</w:t>
+        <w:t xml:space="preserve">        </w:t>
+      </w:r>
+      <w:proofErr w:type="spellStart"/>
+      <w:r>
+        <w:rPr>
+          <w:rFonts w:ascii="Courier New" w:hAnsi="Courier New" w:cs="Courier New"/>
+          <w:bCs/>
+          <w:sz w:val="20"/>
+          <w:szCs w:val="20"/>
+          <w:lang w:val="uk-UA"/>
+        </w:rPr>
+        <w:t>int</w:t>
+      </w:r>
+      <w:proofErr w:type="spellEnd"/>
+      <w:r>
+        <w:rPr>
+          <w:rFonts w:ascii="Courier New" w:hAnsi="Courier New" w:cs="Courier New"/>
+          <w:bCs/>
+          <w:sz w:val="20"/>
+          <w:szCs w:val="20"/>
+          <w:lang w:val="uk-UA"/>
+        </w:rPr>
+        <w:t xml:space="preserve"> a = INIT_A;</w:t>
+      </w:r>
+    </w:p>
+    <w:p>
+      <w:pPr>
+        <w:rPr>
+          <w:rFonts w:ascii="Courier New" w:hAnsi="Courier New" w:cs="Courier New"/>
+          <w:bCs/>
+          <w:sz w:val="20"/>
+          <w:szCs w:val="20"/>
+          <w:lang w:val="uk-UA"/>
+        </w:rPr>
+      </w:pPr>
+      <w:r>
+        <w:rPr>
+          <w:rFonts w:ascii="Courier New" w:hAnsi="Courier New" w:cs="Courier New"/>
+          <w:bCs/>
+          <w:sz w:val="20"/>
+          <w:szCs w:val="20"/>
+          <w:lang w:val="uk-UA"/>
+        </w:rPr>
+        <w:t xml:space="preserve">        </w:t>
+      </w:r>
+      <w:proofErr w:type="spellStart"/>
+      <w:r>
+        <w:rPr>
+          <w:rFonts w:ascii="Courier New" w:hAnsi="Courier New" w:cs="Courier New"/>
+          <w:bCs/>
+          <w:sz w:val="20"/>
+          <w:szCs w:val="20"/>
+          <w:lang w:val="uk-UA"/>
+        </w:rPr>
+        <w:t>int</w:t>
+      </w:r>
+      <w:proofErr w:type="spellEnd"/>
+      <w:r>
+        <w:rPr>
+          <w:rFonts w:ascii="Courier New" w:hAnsi="Courier New" w:cs="Courier New"/>
+          <w:bCs/>
+          <w:sz w:val="20"/>
+          <w:szCs w:val="20"/>
+          <w:lang w:val="uk-UA"/>
+        </w:rPr>
+        <w:t xml:space="preserve"> b = INIT_B;</w:t>
+      </w:r>
+    </w:p>
+    <w:p>
+      <w:pPr>
+        <w:rPr>
+          <w:rFonts w:ascii="Courier New" w:hAnsi="Courier New" w:cs="Courier New"/>
+          <w:bCs/>
+          <w:sz w:val="20"/>
+          <w:szCs w:val="20"/>
+          <w:lang w:val="uk-UA"/>
+        </w:rPr>
+      </w:pPr>
+      <w:r>
+        <w:rPr>
+          <w:rFonts w:ascii="Courier New" w:hAnsi="Courier New" w:cs="Courier New"/>
+          <w:bCs/>
+          <w:sz w:val="20"/>
+          <w:szCs w:val="20"/>
+          <w:lang w:val="uk-UA"/>
+        </w:rPr>
+        <w:t xml:space="preserve">        </w:t>
+      </w:r>
+      <w:proofErr w:type="spellStart"/>
+      <w:r>
+        <w:rPr>
+          <w:rFonts w:ascii="Courier New" w:hAnsi="Courier New" w:cs="Courier New"/>
+          <w:bCs/>
+          <w:sz w:val="20"/>
+          <w:szCs w:val="20"/>
+          <w:lang w:val="uk-UA"/>
+        </w:rPr>
+        <w:t>int</w:t>
+      </w:r>
+      <w:proofErr w:type="spellEnd"/>
+      <w:r>
+        <w:rPr>
+          <w:rFonts w:ascii="Courier New" w:hAnsi="Courier New" w:cs="Courier New"/>
+          <w:bCs/>
+          <w:sz w:val="20"/>
+          <w:szCs w:val="20"/>
+          <w:lang w:val="uk-UA"/>
+        </w:rPr>
+        <w:t xml:space="preserve"> c = INIT_C;</w:t>
+      </w:r>
+    </w:p>
+    <w:p>
+      <w:pPr>
+        <w:rPr>
+          <w:rFonts w:ascii="Courier New" w:hAnsi="Courier New" w:cs="Courier New"/>
+          <w:bCs/>
+          <w:sz w:val="20"/>
+          <w:szCs w:val="20"/>
+          <w:lang w:val="uk-UA"/>
+        </w:rPr>
+      </w:pPr>
+      <w:r>
+        <w:rPr>
+          <w:rFonts w:ascii="Courier New" w:hAnsi="Courier New" w:cs="Courier New"/>
+          <w:bCs/>
+          <w:sz w:val="20"/>
+          <w:szCs w:val="20"/>
+          <w:lang w:val="uk-UA"/>
+        </w:rPr>
+        <w:t xml:space="preserve">        </w:t>
+      </w:r>
+      <w:proofErr w:type="spellStart"/>
+      <w:r>
+        <w:rPr>
+          <w:rFonts w:ascii="Courier New" w:hAnsi="Courier New" w:cs="Courier New"/>
+          <w:bCs/>
+          <w:sz w:val="20"/>
+          <w:szCs w:val="20"/>
+          <w:lang w:val="uk-UA"/>
+        </w:rPr>
+        <w:t>int</w:t>
+      </w:r>
+      <w:proofErr w:type="spellEnd"/>
+      <w:r>
+        <w:rPr>
+          <w:rFonts w:ascii="Courier New" w:hAnsi="Courier New" w:cs="Courier New"/>
+          <w:bCs/>
+          <w:sz w:val="20"/>
+          <w:szCs w:val="20"/>
+          <w:lang w:val="uk-UA"/>
+        </w:rPr>
+        <w:t xml:space="preserve"> d = INIT_D;</w:t>
+      </w:r>
+    </w:p>
+    <w:p>
+      <w:pPr>
+        <w:rPr>
+          <w:rFonts w:ascii="Courier New" w:hAnsi="Courier New" w:cs="Courier New"/>
+          <w:bCs/>
+          <w:sz w:val="20"/>
+          <w:szCs w:val="20"/>
+          <w:lang w:val="uk-UA"/>
+        </w:rPr>
+      </w:pPr>
+    </w:p>
+    <w:p>
+      <w:pPr>
+        <w:rPr>
+          <w:rFonts w:ascii="Courier New" w:hAnsi="Courier New" w:cs="Courier New"/>
+          <w:bCs/>
+          <w:sz w:val="20"/>
+          <w:szCs w:val="20"/>
+          <w:lang w:val="uk-UA"/>
+        </w:rPr>
+      </w:pPr>
+      <w:r>
+        <w:rPr>
+          <w:rFonts w:ascii="Courier New" w:hAnsi="Courier New" w:cs="Courier New"/>
+          <w:bCs/>
+          <w:sz w:val="20"/>
+          <w:szCs w:val="20"/>
+          <w:lang w:val="uk-UA"/>
+        </w:rPr>
+        <w:t xml:space="preserve">        </w:t>
+      </w:r>
+      <w:proofErr w:type="spellStart"/>
+      <w:r>
+        <w:rPr>
+          <w:rFonts w:ascii="Courier New" w:hAnsi="Courier New" w:cs="Courier New"/>
+          <w:bCs/>
+          <w:sz w:val="20"/>
+          <w:szCs w:val="20"/>
+          <w:lang w:val="uk-UA"/>
+        </w:rPr>
+        <w:t>var</w:t>
+      </w:r>
+      <w:proofErr w:type="spellEnd"/>
+      <w:r>
+        <w:rPr>
+          <w:rFonts w:ascii="Courier New" w:hAnsi="Courier New" w:cs="Courier New"/>
+          <w:bCs/>
+          <w:sz w:val="20"/>
+          <w:szCs w:val="20"/>
+          <w:lang w:val="uk-UA"/>
+        </w:rPr>
+        <w:t xml:space="preserve"> </w:t>
+      </w:r>
+      <w:proofErr w:type="spellStart"/>
+      <w:r>
+        <w:rPr>
+          <w:rFonts w:ascii="Courier New" w:hAnsi="Courier New" w:cs="Courier New"/>
+          <w:bCs/>
+          <w:sz w:val="20"/>
+          <w:szCs w:val="20"/>
+          <w:lang w:val="uk-UA"/>
+        </w:rPr>
+        <w:t>buffer</w:t>
+      </w:r>
+      <w:proofErr w:type="spellEnd"/>
+      <w:r>
+        <w:rPr>
+          <w:rFonts w:ascii="Courier New" w:hAnsi="Courier New" w:cs="Courier New"/>
+          <w:bCs/>
+          <w:sz w:val="20"/>
+          <w:szCs w:val="20"/>
+          <w:lang w:val="uk-UA"/>
+        </w:rPr>
+        <w:t xml:space="preserve"> = </w:t>
+      </w:r>
+      <w:proofErr w:type="spellStart"/>
+      <w:r>
+        <w:rPr>
+          <w:rFonts w:ascii="Courier New" w:hAnsi="Courier New" w:cs="Courier New"/>
+          <w:bCs/>
+          <w:sz w:val="20"/>
+          <w:szCs w:val="20"/>
+          <w:lang w:val="uk-UA"/>
+        </w:rPr>
+        <w:t>new</w:t>
+      </w:r>
+      <w:proofErr w:type="spellEnd"/>
+      <w:r>
+        <w:rPr>
+          <w:rFonts w:ascii="Courier New" w:hAnsi="Courier New" w:cs="Courier New"/>
+          <w:bCs/>
+          <w:sz w:val="20"/>
+          <w:szCs w:val="20"/>
+          <w:lang w:val="uk-UA"/>
+        </w:rPr>
+        <w:t xml:space="preserve"> </w:t>
+      </w:r>
+      <w:proofErr w:type="spellStart"/>
+      <w:r>
+        <w:rPr>
+          <w:rFonts w:ascii="Courier New" w:hAnsi="Courier New" w:cs="Courier New"/>
+          <w:bCs/>
+          <w:sz w:val="20"/>
+          <w:szCs w:val="20"/>
+          <w:lang w:val="uk-UA"/>
+        </w:rPr>
+        <w:t>int</w:t>
+      </w:r>
+      <w:proofErr w:type="spellEnd"/>
+      <w:r>
+        <w:rPr>
+          <w:rFonts w:ascii="Courier New" w:hAnsi="Courier New" w:cs="Courier New"/>
+          <w:bCs/>
+          <w:sz w:val="20"/>
+          <w:szCs w:val="20"/>
+          <w:lang w:val="uk-UA"/>
+        </w:rPr>
+        <w:t>[16];</w:t>
+      </w:r>
+    </w:p>
+    <w:p>
+      <w:pPr>
+        <w:rPr>
+          <w:rFonts w:ascii="Courier New" w:hAnsi="Courier New" w:cs="Courier New"/>
+          <w:bCs/>
+          <w:sz w:val="20"/>
+          <w:szCs w:val="20"/>
+          <w:lang w:val="uk-UA"/>
+        </w:rPr>
+      </w:pPr>
+    </w:p>
+    <w:p>
+      <w:pPr>
+        <w:rPr>
+          <w:rFonts w:ascii="Courier New" w:hAnsi="Courier New" w:cs="Courier New"/>
+          <w:bCs/>
+          <w:sz w:val="20"/>
+          <w:szCs w:val="20"/>
+          <w:lang w:val="uk-UA"/>
+        </w:rPr>
+      </w:pPr>
+      <w:r>
+        <w:rPr>
+          <w:rFonts w:ascii="Courier New" w:hAnsi="Courier New" w:cs="Courier New"/>
+          <w:bCs/>
+          <w:sz w:val="20"/>
+          <w:szCs w:val="20"/>
+          <w:lang w:val="uk-UA"/>
+        </w:rPr>
+        <w:t xml:space="preserve">        </w:t>
+      </w:r>
+      <w:proofErr w:type="spellStart"/>
+      <w:r>
+        <w:rPr>
+          <w:rFonts w:ascii="Courier New" w:hAnsi="Courier New" w:cs="Courier New"/>
+          <w:bCs/>
+          <w:sz w:val="20"/>
+          <w:szCs w:val="20"/>
+          <w:lang w:val="uk-UA"/>
+        </w:rPr>
+        <w:t>for</w:t>
+      </w:r>
+      <w:proofErr w:type="spellEnd"/>
+      <w:r>
+        <w:rPr>
+          <w:rFonts w:ascii="Courier New" w:hAnsi="Courier New" w:cs="Courier New"/>
+          <w:bCs/>
+          <w:sz w:val="20"/>
+          <w:szCs w:val="20"/>
+          <w:lang w:val="uk-UA"/>
+        </w:rPr>
+        <w:t xml:space="preserve"> (</w:t>
+      </w:r>
+      <w:proofErr w:type="spellStart"/>
+      <w:r>
+        <w:rPr>
+          <w:rFonts w:ascii="Courier New" w:hAnsi="Courier New" w:cs="Courier New"/>
+          <w:bCs/>
+          <w:sz w:val="20"/>
+          <w:szCs w:val="20"/>
+          <w:lang w:val="uk-UA"/>
+        </w:rPr>
+        <w:t>int</w:t>
+      </w:r>
+      <w:proofErr w:type="spellEnd"/>
+      <w:r>
+        <w:rPr>
+          <w:rFonts w:ascii="Courier New" w:hAnsi="Courier New" w:cs="Courier New"/>
+          <w:bCs/>
+          <w:sz w:val="20"/>
+          <w:szCs w:val="20"/>
+          <w:lang w:val="uk-UA"/>
+        </w:rPr>
+        <w:t xml:space="preserve"> </w:t>
+      </w:r>
+      <w:proofErr w:type="spellStart"/>
+      <w:r>
+        <w:rPr>
+          <w:rFonts w:ascii="Courier New" w:hAnsi="Courier New" w:cs="Courier New"/>
+          <w:bCs/>
+          <w:sz w:val="20"/>
+          <w:szCs w:val="20"/>
+          <w:lang w:val="uk-UA"/>
+        </w:rPr>
+        <w:t>block</w:t>
+      </w:r>
+      <w:proofErr w:type="spellEnd"/>
+      <w:r>
+        <w:rPr>
+          <w:rFonts w:ascii="Courier New" w:hAnsi="Courier New" w:cs="Courier New"/>
+          <w:bCs/>
+          <w:sz w:val="20"/>
+          <w:szCs w:val="20"/>
+          <w:lang w:val="uk-UA"/>
+        </w:rPr>
+        <w:t xml:space="preserve"> = 0; </w:t>
+      </w:r>
+      <w:proofErr w:type="spellStart"/>
+      <w:r>
+        <w:rPr>
+          <w:rFonts w:ascii="Courier New" w:hAnsi="Courier New" w:cs="Courier New"/>
+          <w:bCs/>
+          <w:sz w:val="20"/>
+          <w:szCs w:val="20"/>
+          <w:lang w:val="uk-UA"/>
+        </w:rPr>
+        <w:t>block</w:t>
+      </w:r>
+      <w:proofErr w:type="spellEnd"/>
+      <w:r>
+        <w:rPr>
+          <w:rFonts w:ascii="Courier New" w:hAnsi="Courier New" w:cs="Courier New"/>
+          <w:bCs/>
+          <w:sz w:val="20"/>
+          <w:szCs w:val="20"/>
+          <w:lang w:val="uk-UA"/>
+        </w:rPr>
+        <w:t xml:space="preserve"> &lt; </w:t>
+      </w:r>
+      <w:proofErr w:type="spellStart"/>
+      <w:r>
+        <w:rPr>
+          <w:rFonts w:ascii="Courier New" w:hAnsi="Courier New" w:cs="Courier New"/>
+          <w:bCs/>
+          <w:sz w:val="20"/>
+          <w:szCs w:val="20"/>
+          <w:lang w:val="uk-UA"/>
+        </w:rPr>
+        <w:t>numBlocks</w:t>
+      </w:r>
+      <w:proofErr w:type="spellEnd"/>
+      <w:r>
+        <w:rPr>
+          <w:rFonts w:ascii="Courier New" w:hAnsi="Courier New" w:cs="Courier New"/>
+          <w:bCs/>
+          <w:sz w:val="20"/>
+          <w:szCs w:val="20"/>
+          <w:lang w:val="uk-UA"/>
+        </w:rPr>
+        <w:t xml:space="preserve">; </w:t>
+      </w:r>
+      <w:proofErr w:type="spellStart"/>
+      <w:r>
+        <w:rPr>
+          <w:rFonts w:ascii="Courier New" w:hAnsi="Courier New" w:cs="Courier New"/>
+          <w:bCs/>
+          <w:sz w:val="20"/>
+          <w:szCs w:val="20"/>
+          <w:lang w:val="uk-UA"/>
+        </w:rPr>
+        <w:t>block</w:t>
+      </w:r>
+      <w:proofErr w:type="spellEnd"/>
+      <w:r>
+        <w:rPr>
+          <w:rFonts w:ascii="Courier New" w:hAnsi="Courier New" w:cs="Courier New"/>
+          <w:bCs/>
+          <w:sz w:val="20"/>
+          <w:szCs w:val="20"/>
+          <w:lang w:val="uk-UA"/>
+        </w:rPr>
+        <w:t>++)</w:t>
       </w:r>
     </w:p>
     <w:p>
@@ -2658,60 +4883,258 @@
           <w:szCs w:val="20"/>
           <w:lang w:val="uk-UA"/>
         </w:rPr>
-        <w:t xml:space="preserve">            int index = block &lt;&lt; 6;</w:t>
-      </w:r>
-    </w:p>
-    <w:p>
-      <w:pPr>
-        <w:rPr>
-          <w:rFonts w:ascii="Courier New" w:hAnsi="Courier New" w:cs="Courier New"/>
-          <w:bCs/>
-          <w:sz w:val="20"/>
-          <w:szCs w:val="20"/>
-          <w:lang w:val="uk-UA"/>
-        </w:rPr>
-      </w:pPr>
-      <w:r>
-        <w:rPr>
-          <w:rFonts w:ascii="Courier New" w:hAnsi="Courier New" w:cs="Courier New"/>
-          <w:bCs/>
-          <w:sz w:val="20"/>
-          <w:szCs w:val="20"/>
-          <w:lang w:val="uk-UA"/>
-        </w:rPr>
-        <w:t xml:space="preserve">            Array.Clear(buffer, 0, buffer.Length);</w:t>
-      </w:r>
-    </w:p>
-    <w:p>
-      <w:pPr>
-        <w:rPr>
-          <w:rFonts w:ascii="Courier New" w:hAnsi="Courier New" w:cs="Courier New"/>
-          <w:bCs/>
-          <w:sz w:val="20"/>
-          <w:szCs w:val="20"/>
-          <w:lang w:val="uk-UA"/>
-        </w:rPr>
-      </w:pPr>
-    </w:p>
-    <w:p>
-      <w:pPr>
-        <w:rPr>
-          <w:rFonts w:ascii="Courier New" w:hAnsi="Courier New" w:cs="Courier New"/>
-          <w:bCs/>
-          <w:sz w:val="20"/>
-          <w:szCs w:val="20"/>
-          <w:lang w:val="uk-UA"/>
-        </w:rPr>
-      </w:pPr>
-      <w:r>
-        <w:rPr>
-          <w:rFonts w:ascii="Courier New" w:hAnsi="Courier New" w:cs="Courier New"/>
-          <w:bCs/>
-          <w:sz w:val="20"/>
-          <w:szCs w:val="20"/>
-          <w:lang w:val="uk-UA"/>
-        </w:rPr>
-        <w:t xml:space="preserve">            for (int j = 0; j &lt; 64; j++, index++)</w:t>
+        <w:t xml:space="preserve">            </w:t>
+      </w:r>
+      <w:proofErr w:type="spellStart"/>
+      <w:r>
+        <w:rPr>
+          <w:rFonts w:ascii="Courier New" w:hAnsi="Courier New" w:cs="Courier New"/>
+          <w:bCs/>
+          <w:sz w:val="20"/>
+          <w:szCs w:val="20"/>
+          <w:lang w:val="uk-UA"/>
+        </w:rPr>
+        <w:t>int</w:t>
+      </w:r>
+      <w:proofErr w:type="spellEnd"/>
+      <w:r>
+        <w:rPr>
+          <w:rFonts w:ascii="Courier New" w:hAnsi="Courier New" w:cs="Courier New"/>
+          <w:bCs/>
+          <w:sz w:val="20"/>
+          <w:szCs w:val="20"/>
+          <w:lang w:val="uk-UA"/>
+        </w:rPr>
+        <w:t xml:space="preserve"> </w:t>
+      </w:r>
+      <w:proofErr w:type="spellStart"/>
+      <w:r>
+        <w:rPr>
+          <w:rFonts w:ascii="Courier New" w:hAnsi="Courier New" w:cs="Courier New"/>
+          <w:bCs/>
+          <w:sz w:val="20"/>
+          <w:szCs w:val="20"/>
+          <w:lang w:val="uk-UA"/>
+        </w:rPr>
+        <w:t>index</w:t>
+      </w:r>
+      <w:proofErr w:type="spellEnd"/>
+      <w:r>
+        <w:rPr>
+          <w:rFonts w:ascii="Courier New" w:hAnsi="Courier New" w:cs="Courier New"/>
+          <w:bCs/>
+          <w:sz w:val="20"/>
+          <w:szCs w:val="20"/>
+          <w:lang w:val="uk-UA"/>
+        </w:rPr>
+        <w:t xml:space="preserve"> = </w:t>
+      </w:r>
+      <w:proofErr w:type="spellStart"/>
+      <w:r>
+        <w:rPr>
+          <w:rFonts w:ascii="Courier New" w:hAnsi="Courier New" w:cs="Courier New"/>
+          <w:bCs/>
+          <w:sz w:val="20"/>
+          <w:szCs w:val="20"/>
+          <w:lang w:val="uk-UA"/>
+        </w:rPr>
+        <w:t>block</w:t>
+      </w:r>
+      <w:proofErr w:type="spellEnd"/>
+      <w:r>
+        <w:rPr>
+          <w:rFonts w:ascii="Courier New" w:hAnsi="Courier New" w:cs="Courier New"/>
+          <w:bCs/>
+          <w:sz w:val="20"/>
+          <w:szCs w:val="20"/>
+          <w:lang w:val="uk-UA"/>
+        </w:rPr>
+        <w:t xml:space="preserve"> &lt;&lt; 6;</w:t>
+      </w:r>
+    </w:p>
+    <w:p>
+      <w:pPr>
+        <w:rPr>
+          <w:rFonts w:ascii="Courier New" w:hAnsi="Courier New" w:cs="Courier New"/>
+          <w:bCs/>
+          <w:sz w:val="20"/>
+          <w:szCs w:val="20"/>
+          <w:lang w:val="uk-UA"/>
+        </w:rPr>
+      </w:pPr>
+      <w:r>
+        <w:rPr>
+          <w:rFonts w:ascii="Courier New" w:hAnsi="Courier New" w:cs="Courier New"/>
+          <w:bCs/>
+          <w:sz w:val="20"/>
+          <w:szCs w:val="20"/>
+          <w:lang w:val="uk-UA"/>
+        </w:rPr>
+        <w:t xml:space="preserve">            </w:t>
+      </w:r>
+      <w:proofErr w:type="spellStart"/>
+      <w:r>
+        <w:rPr>
+          <w:rFonts w:ascii="Courier New" w:hAnsi="Courier New" w:cs="Courier New"/>
+          <w:bCs/>
+          <w:sz w:val="20"/>
+          <w:szCs w:val="20"/>
+          <w:lang w:val="uk-UA"/>
+        </w:rPr>
+        <w:t>Array.Clear</w:t>
+      </w:r>
+      <w:proofErr w:type="spellEnd"/>
+      <w:r>
+        <w:rPr>
+          <w:rFonts w:ascii="Courier New" w:hAnsi="Courier New" w:cs="Courier New"/>
+          <w:bCs/>
+          <w:sz w:val="20"/>
+          <w:szCs w:val="20"/>
+          <w:lang w:val="uk-UA"/>
+        </w:rPr>
+        <w:t>(</w:t>
+      </w:r>
+      <w:proofErr w:type="spellStart"/>
+      <w:r>
+        <w:rPr>
+          <w:rFonts w:ascii="Courier New" w:hAnsi="Courier New" w:cs="Courier New"/>
+          <w:bCs/>
+          <w:sz w:val="20"/>
+          <w:szCs w:val="20"/>
+          <w:lang w:val="uk-UA"/>
+        </w:rPr>
+        <w:t>buffer</w:t>
+      </w:r>
+      <w:proofErr w:type="spellEnd"/>
+      <w:r>
+        <w:rPr>
+          <w:rFonts w:ascii="Courier New" w:hAnsi="Courier New" w:cs="Courier New"/>
+          <w:bCs/>
+          <w:sz w:val="20"/>
+          <w:szCs w:val="20"/>
+          <w:lang w:val="uk-UA"/>
+        </w:rPr>
+        <w:t xml:space="preserve">, 0, </w:t>
+      </w:r>
+      <w:proofErr w:type="spellStart"/>
+      <w:r>
+        <w:rPr>
+          <w:rFonts w:ascii="Courier New" w:hAnsi="Courier New" w:cs="Courier New"/>
+          <w:bCs/>
+          <w:sz w:val="20"/>
+          <w:szCs w:val="20"/>
+          <w:lang w:val="uk-UA"/>
+        </w:rPr>
+        <w:t>buffer.Length</w:t>
+      </w:r>
+      <w:proofErr w:type="spellEnd"/>
+      <w:r>
+        <w:rPr>
+          <w:rFonts w:ascii="Courier New" w:hAnsi="Courier New" w:cs="Courier New"/>
+          <w:bCs/>
+          <w:sz w:val="20"/>
+          <w:szCs w:val="20"/>
+          <w:lang w:val="uk-UA"/>
+        </w:rPr>
+        <w:t>);</w:t>
+      </w:r>
+    </w:p>
+    <w:p>
+      <w:pPr>
+        <w:rPr>
+          <w:rFonts w:ascii="Courier New" w:hAnsi="Courier New" w:cs="Courier New"/>
+          <w:bCs/>
+          <w:sz w:val="20"/>
+          <w:szCs w:val="20"/>
+          <w:lang w:val="uk-UA"/>
+        </w:rPr>
+      </w:pPr>
+    </w:p>
+    <w:p>
+      <w:pPr>
+        <w:rPr>
+          <w:rFonts w:ascii="Courier New" w:hAnsi="Courier New" w:cs="Courier New"/>
+          <w:bCs/>
+          <w:sz w:val="20"/>
+          <w:szCs w:val="20"/>
+          <w:lang w:val="uk-UA"/>
+        </w:rPr>
+      </w:pPr>
+      <w:r>
+        <w:rPr>
+          <w:rFonts w:ascii="Courier New" w:hAnsi="Courier New" w:cs="Courier New"/>
+          <w:bCs/>
+          <w:sz w:val="20"/>
+          <w:szCs w:val="20"/>
+          <w:lang w:val="uk-UA"/>
+        </w:rPr>
+        <w:t xml:space="preserve">            </w:t>
+      </w:r>
+      <w:proofErr w:type="spellStart"/>
+      <w:r>
+        <w:rPr>
+          <w:rFonts w:ascii="Courier New" w:hAnsi="Courier New" w:cs="Courier New"/>
+          <w:bCs/>
+          <w:sz w:val="20"/>
+          <w:szCs w:val="20"/>
+          <w:lang w:val="uk-UA"/>
+        </w:rPr>
+        <w:t>for</w:t>
+      </w:r>
+      <w:proofErr w:type="spellEnd"/>
+      <w:r>
+        <w:rPr>
+          <w:rFonts w:ascii="Courier New" w:hAnsi="Courier New" w:cs="Courier New"/>
+          <w:bCs/>
+          <w:sz w:val="20"/>
+          <w:szCs w:val="20"/>
+          <w:lang w:val="uk-UA"/>
+        </w:rPr>
+        <w:t xml:space="preserve"> (</w:t>
+      </w:r>
+      <w:proofErr w:type="spellStart"/>
+      <w:r>
+        <w:rPr>
+          <w:rFonts w:ascii="Courier New" w:hAnsi="Courier New" w:cs="Courier New"/>
+          <w:bCs/>
+          <w:sz w:val="20"/>
+          <w:szCs w:val="20"/>
+          <w:lang w:val="uk-UA"/>
+        </w:rPr>
+        <w:t>int</w:t>
+      </w:r>
+      <w:proofErr w:type="spellEnd"/>
+      <w:r>
+        <w:rPr>
+          <w:rFonts w:ascii="Courier New" w:hAnsi="Courier New" w:cs="Courier New"/>
+          <w:bCs/>
+          <w:sz w:val="20"/>
+          <w:szCs w:val="20"/>
+          <w:lang w:val="uk-UA"/>
+        </w:rPr>
+        <w:t xml:space="preserve"> j = 0; j &lt; 64; j++, </w:t>
+      </w:r>
+      <w:proofErr w:type="spellStart"/>
+      <w:r>
+        <w:rPr>
+          <w:rFonts w:ascii="Courier New" w:hAnsi="Courier New" w:cs="Courier New"/>
+          <w:bCs/>
+          <w:sz w:val="20"/>
+          <w:szCs w:val="20"/>
+          <w:lang w:val="uk-UA"/>
+        </w:rPr>
+        <w:t>index</w:t>
+      </w:r>
+      <w:proofErr w:type="spellEnd"/>
+      <w:r>
+        <w:rPr>
+          <w:rFonts w:ascii="Courier New" w:hAnsi="Courier New" w:cs="Courier New"/>
+          <w:bCs/>
+          <w:sz w:val="20"/>
+          <w:szCs w:val="20"/>
+          <w:lang w:val="uk-UA"/>
+        </w:rPr>
+        <w:t>++)</w:t>
       </w:r>
     </w:p>
     <w:p>
@@ -2753,70 +5176,400 @@
           <w:szCs w:val="20"/>
           <w:lang w:val="uk-UA"/>
         </w:rPr>
-        <w:t xml:space="preserve">                int bVal = (index &lt; messageLenBytes)</w:t>
-      </w:r>
-    </w:p>
-    <w:p>
-      <w:pPr>
-        <w:rPr>
-          <w:rFonts w:ascii="Courier New" w:hAnsi="Courier New" w:cs="Courier New"/>
-          <w:bCs/>
-          <w:sz w:val="20"/>
-          <w:szCs w:val="20"/>
-          <w:lang w:val="uk-UA"/>
-        </w:rPr>
-      </w:pPr>
-      <w:r>
-        <w:rPr>
-          <w:rFonts w:ascii="Courier New" w:hAnsi="Courier New" w:cs="Courier New"/>
-          <w:bCs/>
-          <w:sz w:val="20"/>
-          <w:szCs w:val="20"/>
-          <w:lang w:val="uk-UA"/>
-        </w:rPr>
-        <w:t xml:space="preserve">                    ? message[index]</w:t>
-      </w:r>
-    </w:p>
-    <w:p>
-      <w:pPr>
-        <w:rPr>
-          <w:rFonts w:ascii="Courier New" w:hAnsi="Courier New" w:cs="Courier New"/>
-          <w:bCs/>
-          <w:sz w:val="20"/>
-          <w:szCs w:val="20"/>
-          <w:lang w:val="uk-UA"/>
-        </w:rPr>
-      </w:pPr>
-      <w:r>
-        <w:rPr>
-          <w:rFonts w:ascii="Courier New" w:hAnsi="Courier New" w:cs="Courier New"/>
-          <w:bCs/>
-          <w:sz w:val="20"/>
-          <w:szCs w:val="20"/>
-          <w:lang w:val="uk-UA"/>
-        </w:rPr>
-        <w:t xml:space="preserve">                    : paddingBytes[index - messageLenBytes];</w:t>
-      </w:r>
-    </w:p>
-    <w:p>
-      <w:pPr>
-        <w:rPr>
-          <w:rFonts w:ascii="Courier New" w:hAnsi="Courier New" w:cs="Courier New"/>
-          <w:bCs/>
-          <w:sz w:val="20"/>
-          <w:szCs w:val="20"/>
-          <w:lang w:val="uk-UA"/>
-        </w:rPr>
-      </w:pPr>
-      <w:r>
-        <w:rPr>
-          <w:rFonts w:ascii="Courier New" w:hAnsi="Courier New" w:cs="Courier New"/>
-          <w:bCs/>
-          <w:sz w:val="20"/>
-          <w:szCs w:val="20"/>
-          <w:lang w:val="uk-UA"/>
-        </w:rPr>
-        <w:t xml:space="preserve">                buffer[j &gt;&gt; 2] = (int)((bVal &amp; 0xFF) &lt;&lt; 24) | ((int)((uint)buffer[j &gt;&gt; 2] &gt;&gt; 8));</w:t>
+        <w:t xml:space="preserve">                </w:t>
+      </w:r>
+      <w:proofErr w:type="spellStart"/>
+      <w:r>
+        <w:rPr>
+          <w:rFonts w:ascii="Courier New" w:hAnsi="Courier New" w:cs="Courier New"/>
+          <w:bCs/>
+          <w:sz w:val="20"/>
+          <w:szCs w:val="20"/>
+          <w:lang w:val="uk-UA"/>
+        </w:rPr>
+        <w:t>int</w:t>
+      </w:r>
+      <w:proofErr w:type="spellEnd"/>
+      <w:r>
+        <w:rPr>
+          <w:rFonts w:ascii="Courier New" w:hAnsi="Courier New" w:cs="Courier New"/>
+          <w:bCs/>
+          <w:sz w:val="20"/>
+          <w:szCs w:val="20"/>
+          <w:lang w:val="uk-UA"/>
+        </w:rPr>
+        <w:t xml:space="preserve"> </w:t>
+      </w:r>
+      <w:proofErr w:type="spellStart"/>
+      <w:r>
+        <w:rPr>
+          <w:rFonts w:ascii="Courier New" w:hAnsi="Courier New" w:cs="Courier New"/>
+          <w:bCs/>
+          <w:sz w:val="20"/>
+          <w:szCs w:val="20"/>
+          <w:lang w:val="uk-UA"/>
+        </w:rPr>
+        <w:t>bVal</w:t>
+      </w:r>
+      <w:proofErr w:type="spellEnd"/>
+      <w:r>
+        <w:rPr>
+          <w:rFonts w:ascii="Courier New" w:hAnsi="Courier New" w:cs="Courier New"/>
+          <w:bCs/>
+          <w:sz w:val="20"/>
+          <w:szCs w:val="20"/>
+          <w:lang w:val="uk-UA"/>
+        </w:rPr>
+        <w:t xml:space="preserve"> = (</w:t>
+      </w:r>
+      <w:proofErr w:type="spellStart"/>
+      <w:r>
+        <w:rPr>
+          <w:rFonts w:ascii="Courier New" w:hAnsi="Courier New" w:cs="Courier New"/>
+          <w:bCs/>
+          <w:sz w:val="20"/>
+          <w:szCs w:val="20"/>
+          <w:lang w:val="uk-UA"/>
+        </w:rPr>
+        <w:t>index</w:t>
+      </w:r>
+      <w:proofErr w:type="spellEnd"/>
+      <w:r>
+        <w:rPr>
+          <w:rFonts w:ascii="Courier New" w:hAnsi="Courier New" w:cs="Courier New"/>
+          <w:bCs/>
+          <w:sz w:val="20"/>
+          <w:szCs w:val="20"/>
+          <w:lang w:val="uk-UA"/>
+        </w:rPr>
+        <w:t xml:space="preserve"> &lt; </w:t>
+      </w:r>
+      <w:proofErr w:type="spellStart"/>
+      <w:r>
+        <w:rPr>
+          <w:rFonts w:ascii="Courier New" w:hAnsi="Courier New" w:cs="Courier New"/>
+          <w:bCs/>
+          <w:sz w:val="20"/>
+          <w:szCs w:val="20"/>
+          <w:lang w:val="uk-UA"/>
+        </w:rPr>
+        <w:t>messageLenBytes</w:t>
+      </w:r>
+      <w:proofErr w:type="spellEnd"/>
+      <w:r>
+        <w:rPr>
+          <w:rFonts w:ascii="Courier New" w:hAnsi="Courier New" w:cs="Courier New"/>
+          <w:bCs/>
+          <w:sz w:val="20"/>
+          <w:szCs w:val="20"/>
+          <w:lang w:val="uk-UA"/>
+        </w:rPr>
+        <w:t>)</w:t>
+      </w:r>
+    </w:p>
+    <w:p>
+      <w:pPr>
+        <w:rPr>
+          <w:rFonts w:ascii="Courier New" w:hAnsi="Courier New" w:cs="Courier New"/>
+          <w:bCs/>
+          <w:sz w:val="20"/>
+          <w:szCs w:val="20"/>
+          <w:lang w:val="uk-UA"/>
+        </w:rPr>
+      </w:pPr>
+      <w:r>
+        <w:rPr>
+          <w:rFonts w:ascii="Courier New" w:hAnsi="Courier New" w:cs="Courier New"/>
+          <w:bCs/>
+          <w:sz w:val="20"/>
+          <w:szCs w:val="20"/>
+          <w:lang w:val="uk-UA"/>
+        </w:rPr>
+        <w:t xml:space="preserve">                    ? </w:t>
+      </w:r>
+      <w:proofErr w:type="spellStart"/>
+      <w:r>
+        <w:rPr>
+          <w:rFonts w:ascii="Courier New" w:hAnsi="Courier New" w:cs="Courier New"/>
+          <w:bCs/>
+          <w:sz w:val="20"/>
+          <w:szCs w:val="20"/>
+          <w:lang w:val="uk-UA"/>
+        </w:rPr>
+        <w:t>message</w:t>
+      </w:r>
+      <w:proofErr w:type="spellEnd"/>
+      <w:r>
+        <w:rPr>
+          <w:rFonts w:ascii="Courier New" w:hAnsi="Courier New" w:cs="Courier New"/>
+          <w:bCs/>
+          <w:sz w:val="20"/>
+          <w:szCs w:val="20"/>
+          <w:lang w:val="uk-UA"/>
+        </w:rPr>
+        <w:t>[</w:t>
+      </w:r>
+      <w:proofErr w:type="spellStart"/>
+      <w:r>
+        <w:rPr>
+          <w:rFonts w:ascii="Courier New" w:hAnsi="Courier New" w:cs="Courier New"/>
+          <w:bCs/>
+          <w:sz w:val="20"/>
+          <w:szCs w:val="20"/>
+          <w:lang w:val="uk-UA"/>
+        </w:rPr>
+        <w:t>index</w:t>
+      </w:r>
+      <w:proofErr w:type="spellEnd"/>
+      <w:r>
+        <w:rPr>
+          <w:rFonts w:ascii="Courier New" w:hAnsi="Courier New" w:cs="Courier New"/>
+          <w:bCs/>
+          <w:sz w:val="20"/>
+          <w:szCs w:val="20"/>
+          <w:lang w:val="uk-UA"/>
+        </w:rPr>
+        <w:t>]</w:t>
+      </w:r>
+    </w:p>
+    <w:p>
+      <w:pPr>
+        <w:rPr>
+          <w:rFonts w:ascii="Courier New" w:hAnsi="Courier New" w:cs="Courier New"/>
+          <w:bCs/>
+          <w:sz w:val="20"/>
+          <w:szCs w:val="20"/>
+          <w:lang w:val="uk-UA"/>
+        </w:rPr>
+      </w:pPr>
+      <w:r>
+        <w:rPr>
+          <w:rFonts w:ascii="Courier New" w:hAnsi="Courier New" w:cs="Courier New"/>
+          <w:bCs/>
+          <w:sz w:val="20"/>
+          <w:szCs w:val="20"/>
+          <w:lang w:val="uk-UA"/>
+        </w:rPr>
+        <w:t xml:space="preserve">                    : </w:t>
+      </w:r>
+      <w:proofErr w:type="spellStart"/>
+      <w:r>
+        <w:rPr>
+          <w:rFonts w:ascii="Courier New" w:hAnsi="Courier New" w:cs="Courier New"/>
+          <w:bCs/>
+          <w:sz w:val="20"/>
+          <w:szCs w:val="20"/>
+          <w:lang w:val="uk-UA"/>
+        </w:rPr>
+        <w:t>paddingBytes</w:t>
+      </w:r>
+      <w:proofErr w:type="spellEnd"/>
+      <w:r>
+        <w:rPr>
+          <w:rFonts w:ascii="Courier New" w:hAnsi="Courier New" w:cs="Courier New"/>
+          <w:bCs/>
+          <w:sz w:val="20"/>
+          <w:szCs w:val="20"/>
+          <w:lang w:val="uk-UA"/>
+        </w:rPr>
+        <w:t>[</w:t>
+      </w:r>
+      <w:proofErr w:type="spellStart"/>
+      <w:r>
+        <w:rPr>
+          <w:rFonts w:ascii="Courier New" w:hAnsi="Courier New" w:cs="Courier New"/>
+          <w:bCs/>
+          <w:sz w:val="20"/>
+          <w:szCs w:val="20"/>
+          <w:lang w:val="uk-UA"/>
+        </w:rPr>
+        <w:t>index</w:t>
+      </w:r>
+      <w:proofErr w:type="spellEnd"/>
+      <w:r>
+        <w:rPr>
+          <w:rFonts w:ascii="Courier New" w:hAnsi="Courier New" w:cs="Courier New"/>
+          <w:bCs/>
+          <w:sz w:val="20"/>
+          <w:szCs w:val="20"/>
+          <w:lang w:val="uk-UA"/>
+        </w:rPr>
+        <w:t xml:space="preserve"> - </w:t>
+      </w:r>
+      <w:proofErr w:type="spellStart"/>
+      <w:r>
+        <w:rPr>
+          <w:rFonts w:ascii="Courier New" w:hAnsi="Courier New" w:cs="Courier New"/>
+          <w:bCs/>
+          <w:sz w:val="20"/>
+          <w:szCs w:val="20"/>
+          <w:lang w:val="uk-UA"/>
+        </w:rPr>
+        <w:t>messageLenBytes</w:t>
+      </w:r>
+      <w:proofErr w:type="spellEnd"/>
+      <w:r>
+        <w:rPr>
+          <w:rFonts w:ascii="Courier New" w:hAnsi="Courier New" w:cs="Courier New"/>
+          <w:bCs/>
+          <w:sz w:val="20"/>
+          <w:szCs w:val="20"/>
+          <w:lang w:val="uk-UA"/>
+        </w:rPr>
+        <w:t>];</w:t>
+      </w:r>
+    </w:p>
+    <w:p>
+      <w:pPr>
+        <w:rPr>
+          <w:rFonts w:ascii="Courier New" w:hAnsi="Courier New" w:cs="Courier New"/>
+          <w:bCs/>
+          <w:sz w:val="20"/>
+          <w:szCs w:val="20"/>
+          <w:lang w:val="uk-UA"/>
+        </w:rPr>
+      </w:pPr>
+      <w:r>
+        <w:rPr>
+          <w:rFonts w:ascii="Courier New" w:hAnsi="Courier New" w:cs="Courier New"/>
+          <w:bCs/>
+          <w:sz w:val="20"/>
+          <w:szCs w:val="20"/>
+          <w:lang w:val="uk-UA"/>
+        </w:rPr>
+        <w:t xml:space="preserve">                </w:t>
+      </w:r>
+      <w:proofErr w:type="spellStart"/>
+      <w:r>
+        <w:rPr>
+          <w:rFonts w:ascii="Courier New" w:hAnsi="Courier New" w:cs="Courier New"/>
+          <w:bCs/>
+          <w:sz w:val="20"/>
+          <w:szCs w:val="20"/>
+          <w:lang w:val="uk-UA"/>
+        </w:rPr>
+        <w:t>buffer</w:t>
+      </w:r>
+      <w:proofErr w:type="spellEnd"/>
+      <w:r>
+        <w:rPr>
+          <w:rFonts w:ascii="Courier New" w:hAnsi="Courier New" w:cs="Courier New"/>
+          <w:bCs/>
+          <w:sz w:val="20"/>
+          <w:szCs w:val="20"/>
+          <w:lang w:val="uk-UA"/>
+        </w:rPr>
+        <w:t>[j &gt;&gt; 2] = (</w:t>
+      </w:r>
+      <w:proofErr w:type="spellStart"/>
+      <w:r>
+        <w:rPr>
+          <w:rFonts w:ascii="Courier New" w:hAnsi="Courier New" w:cs="Courier New"/>
+          <w:bCs/>
+          <w:sz w:val="20"/>
+          <w:szCs w:val="20"/>
+          <w:lang w:val="uk-UA"/>
+        </w:rPr>
+        <w:t>int</w:t>
+      </w:r>
+      <w:proofErr w:type="spellEnd"/>
+      <w:r>
+        <w:rPr>
+          <w:rFonts w:ascii="Courier New" w:hAnsi="Courier New" w:cs="Courier New"/>
+          <w:bCs/>
+          <w:sz w:val="20"/>
+          <w:szCs w:val="20"/>
+          <w:lang w:val="uk-UA"/>
+        </w:rPr>
+        <w:t>)((</w:t>
+      </w:r>
+      <w:proofErr w:type="spellStart"/>
+      <w:r>
+        <w:rPr>
+          <w:rFonts w:ascii="Courier New" w:hAnsi="Courier New" w:cs="Courier New"/>
+          <w:bCs/>
+          <w:sz w:val="20"/>
+          <w:szCs w:val="20"/>
+          <w:lang w:val="uk-UA"/>
+        </w:rPr>
+        <w:t>bVal</w:t>
+      </w:r>
+      <w:proofErr w:type="spellEnd"/>
+      <w:r>
+        <w:rPr>
+          <w:rFonts w:ascii="Courier New" w:hAnsi="Courier New" w:cs="Courier New"/>
+          <w:bCs/>
+          <w:sz w:val="20"/>
+          <w:szCs w:val="20"/>
+          <w:lang w:val="uk-UA"/>
+        </w:rPr>
+        <w:t xml:space="preserve"> &amp; 0xFF) &lt;&lt; 24) | ((</w:t>
+      </w:r>
+      <w:proofErr w:type="spellStart"/>
+      <w:r>
+        <w:rPr>
+          <w:rFonts w:ascii="Courier New" w:hAnsi="Courier New" w:cs="Courier New"/>
+          <w:bCs/>
+          <w:sz w:val="20"/>
+          <w:szCs w:val="20"/>
+          <w:lang w:val="uk-UA"/>
+        </w:rPr>
+        <w:t>int</w:t>
+      </w:r>
+      <w:proofErr w:type="spellEnd"/>
+      <w:r>
+        <w:rPr>
+          <w:rFonts w:ascii="Courier New" w:hAnsi="Courier New" w:cs="Courier New"/>
+          <w:bCs/>
+          <w:sz w:val="20"/>
+          <w:szCs w:val="20"/>
+          <w:lang w:val="uk-UA"/>
+        </w:rPr>
+        <w:t>)((</w:t>
+      </w:r>
+      <w:proofErr w:type="spellStart"/>
+      <w:r>
+        <w:rPr>
+          <w:rFonts w:ascii="Courier New" w:hAnsi="Courier New" w:cs="Courier New"/>
+          <w:bCs/>
+          <w:sz w:val="20"/>
+          <w:szCs w:val="20"/>
+          <w:lang w:val="uk-UA"/>
+        </w:rPr>
+        <w:t>uint</w:t>
+      </w:r>
+      <w:proofErr w:type="spellEnd"/>
+      <w:r>
+        <w:rPr>
+          <w:rFonts w:ascii="Courier New" w:hAnsi="Courier New" w:cs="Courier New"/>
+          <w:bCs/>
+          <w:sz w:val="20"/>
+          <w:szCs w:val="20"/>
+          <w:lang w:val="uk-UA"/>
+        </w:rPr>
+        <w:t>)</w:t>
+      </w:r>
+      <w:proofErr w:type="spellStart"/>
+      <w:r>
+        <w:rPr>
+          <w:rFonts w:ascii="Courier New" w:hAnsi="Courier New" w:cs="Courier New"/>
+          <w:bCs/>
+          <w:sz w:val="20"/>
+          <w:szCs w:val="20"/>
+          <w:lang w:val="uk-UA"/>
+        </w:rPr>
+        <w:t>buffer</w:t>
+      </w:r>
+      <w:proofErr w:type="spellEnd"/>
+      <w:r>
+        <w:rPr>
+          <w:rFonts w:ascii="Courier New" w:hAnsi="Courier New" w:cs="Courier New"/>
+          <w:bCs/>
+          <w:sz w:val="20"/>
+          <w:szCs w:val="20"/>
+          <w:lang w:val="uk-UA"/>
+        </w:rPr>
+        <w:t>[j &gt;&gt; 2] &gt;&gt; 8));</w:t>
       </w:r>
     </w:p>
     <w:p>
@@ -2869,102 +5622,322 @@
           <w:szCs w:val="20"/>
           <w:lang w:val="uk-UA"/>
         </w:rPr>
-        <w:t xml:space="preserve">            int originalA = a;</w:t>
-      </w:r>
-    </w:p>
-    <w:p>
-      <w:pPr>
-        <w:rPr>
-          <w:rFonts w:ascii="Courier New" w:hAnsi="Courier New" w:cs="Courier New"/>
-          <w:bCs/>
-          <w:sz w:val="20"/>
-          <w:szCs w:val="20"/>
-          <w:lang w:val="uk-UA"/>
-        </w:rPr>
-      </w:pPr>
-      <w:r>
-        <w:rPr>
-          <w:rFonts w:ascii="Courier New" w:hAnsi="Courier New" w:cs="Courier New"/>
-          <w:bCs/>
-          <w:sz w:val="20"/>
-          <w:szCs w:val="20"/>
-          <w:lang w:val="uk-UA"/>
-        </w:rPr>
-        <w:t xml:space="preserve">            int originalB = b;</w:t>
-      </w:r>
-    </w:p>
-    <w:p>
-      <w:pPr>
-        <w:rPr>
-          <w:rFonts w:ascii="Courier New" w:hAnsi="Courier New" w:cs="Courier New"/>
-          <w:bCs/>
-          <w:sz w:val="20"/>
-          <w:szCs w:val="20"/>
-          <w:lang w:val="uk-UA"/>
-        </w:rPr>
-      </w:pPr>
-      <w:r>
-        <w:rPr>
-          <w:rFonts w:ascii="Courier New" w:hAnsi="Courier New" w:cs="Courier New"/>
-          <w:bCs/>
-          <w:sz w:val="20"/>
-          <w:szCs w:val="20"/>
-          <w:lang w:val="uk-UA"/>
-        </w:rPr>
-        <w:t xml:space="preserve">            int originalC = c;</w:t>
-      </w:r>
-    </w:p>
-    <w:p>
-      <w:pPr>
-        <w:rPr>
-          <w:rFonts w:ascii="Courier New" w:hAnsi="Courier New" w:cs="Courier New"/>
-          <w:bCs/>
-          <w:sz w:val="20"/>
-          <w:szCs w:val="20"/>
-          <w:lang w:val="uk-UA"/>
-        </w:rPr>
-      </w:pPr>
-      <w:r>
-        <w:rPr>
-          <w:rFonts w:ascii="Courier New" w:hAnsi="Courier New" w:cs="Courier New"/>
-          <w:bCs/>
-          <w:sz w:val="20"/>
-          <w:szCs w:val="20"/>
-          <w:lang w:val="uk-UA"/>
-        </w:rPr>
-        <w:t xml:space="preserve">            int originalD = d;</w:t>
-      </w:r>
-    </w:p>
-    <w:p>
-      <w:pPr>
-        <w:rPr>
-          <w:rFonts w:ascii="Courier New" w:hAnsi="Courier New" w:cs="Courier New"/>
-          <w:bCs/>
-          <w:sz w:val="20"/>
-          <w:szCs w:val="20"/>
-          <w:lang w:val="uk-UA"/>
-        </w:rPr>
-      </w:pPr>
-    </w:p>
-    <w:p>
-      <w:pPr>
-        <w:rPr>
-          <w:rFonts w:ascii="Courier New" w:hAnsi="Courier New" w:cs="Courier New"/>
-          <w:bCs/>
-          <w:sz w:val="20"/>
-          <w:szCs w:val="20"/>
-          <w:lang w:val="uk-UA"/>
-        </w:rPr>
-      </w:pPr>
-      <w:r>
-        <w:rPr>
-          <w:rFonts w:ascii="Courier New" w:hAnsi="Courier New" w:cs="Courier New"/>
-          <w:bCs/>
-          <w:sz w:val="20"/>
-          <w:szCs w:val="20"/>
-          <w:lang w:val="uk-UA"/>
-        </w:rPr>
-        <w:t xml:space="preserve">            for (int j = 0; j &lt; 64; j++)</w:t>
+        <w:t xml:space="preserve">            </w:t>
+      </w:r>
+      <w:proofErr w:type="spellStart"/>
+      <w:r>
+        <w:rPr>
+          <w:rFonts w:ascii="Courier New" w:hAnsi="Courier New" w:cs="Courier New"/>
+          <w:bCs/>
+          <w:sz w:val="20"/>
+          <w:szCs w:val="20"/>
+          <w:lang w:val="uk-UA"/>
+        </w:rPr>
+        <w:t>int</w:t>
+      </w:r>
+      <w:proofErr w:type="spellEnd"/>
+      <w:r>
+        <w:rPr>
+          <w:rFonts w:ascii="Courier New" w:hAnsi="Courier New" w:cs="Courier New"/>
+          <w:bCs/>
+          <w:sz w:val="20"/>
+          <w:szCs w:val="20"/>
+          <w:lang w:val="uk-UA"/>
+        </w:rPr>
+        <w:t xml:space="preserve"> </w:t>
+      </w:r>
+      <w:proofErr w:type="spellStart"/>
+      <w:r>
+        <w:rPr>
+          <w:rFonts w:ascii="Courier New" w:hAnsi="Courier New" w:cs="Courier New"/>
+          <w:bCs/>
+          <w:sz w:val="20"/>
+          <w:szCs w:val="20"/>
+          <w:lang w:val="uk-UA"/>
+        </w:rPr>
+        <w:t>originalA</w:t>
+      </w:r>
+      <w:proofErr w:type="spellEnd"/>
+      <w:r>
+        <w:rPr>
+          <w:rFonts w:ascii="Courier New" w:hAnsi="Courier New" w:cs="Courier New"/>
+          <w:bCs/>
+          <w:sz w:val="20"/>
+          <w:szCs w:val="20"/>
+          <w:lang w:val="uk-UA"/>
+        </w:rPr>
+        <w:t xml:space="preserve"> = a;</w:t>
+      </w:r>
+    </w:p>
+    <w:p>
+      <w:pPr>
+        <w:rPr>
+          <w:rFonts w:ascii="Courier New" w:hAnsi="Courier New" w:cs="Courier New"/>
+          <w:bCs/>
+          <w:sz w:val="20"/>
+          <w:szCs w:val="20"/>
+          <w:lang w:val="uk-UA"/>
+        </w:rPr>
+      </w:pPr>
+      <w:r>
+        <w:rPr>
+          <w:rFonts w:ascii="Courier New" w:hAnsi="Courier New" w:cs="Courier New"/>
+          <w:bCs/>
+          <w:sz w:val="20"/>
+          <w:szCs w:val="20"/>
+          <w:lang w:val="uk-UA"/>
+        </w:rPr>
+        <w:t xml:space="preserve">            </w:t>
+      </w:r>
+      <w:proofErr w:type="spellStart"/>
+      <w:r>
+        <w:rPr>
+          <w:rFonts w:ascii="Courier New" w:hAnsi="Courier New" w:cs="Courier New"/>
+          <w:bCs/>
+          <w:sz w:val="20"/>
+          <w:szCs w:val="20"/>
+          <w:lang w:val="uk-UA"/>
+        </w:rPr>
+        <w:t>int</w:t>
+      </w:r>
+      <w:proofErr w:type="spellEnd"/>
+      <w:r>
+        <w:rPr>
+          <w:rFonts w:ascii="Courier New" w:hAnsi="Courier New" w:cs="Courier New"/>
+          <w:bCs/>
+          <w:sz w:val="20"/>
+          <w:szCs w:val="20"/>
+          <w:lang w:val="uk-UA"/>
+        </w:rPr>
+        <w:t xml:space="preserve"> </w:t>
+      </w:r>
+      <w:proofErr w:type="spellStart"/>
+      <w:r>
+        <w:rPr>
+          <w:rFonts w:ascii="Courier New" w:hAnsi="Courier New" w:cs="Courier New"/>
+          <w:bCs/>
+          <w:sz w:val="20"/>
+          <w:szCs w:val="20"/>
+          <w:lang w:val="uk-UA"/>
+        </w:rPr>
+        <w:t>originalB</w:t>
+      </w:r>
+      <w:proofErr w:type="spellEnd"/>
+      <w:r>
+        <w:rPr>
+          <w:rFonts w:ascii="Courier New" w:hAnsi="Courier New" w:cs="Courier New"/>
+          <w:bCs/>
+          <w:sz w:val="20"/>
+          <w:szCs w:val="20"/>
+          <w:lang w:val="uk-UA"/>
+        </w:rPr>
+        <w:t xml:space="preserve"> = b;</w:t>
+      </w:r>
+    </w:p>
+    <w:p>
+      <w:pPr>
+        <w:rPr>
+          <w:rFonts w:ascii="Courier New" w:hAnsi="Courier New" w:cs="Courier New"/>
+          <w:bCs/>
+          <w:sz w:val="20"/>
+          <w:szCs w:val="20"/>
+          <w:lang w:val="uk-UA"/>
+        </w:rPr>
+      </w:pPr>
+      <w:r>
+        <w:rPr>
+          <w:rFonts w:ascii="Courier New" w:hAnsi="Courier New" w:cs="Courier New"/>
+          <w:bCs/>
+          <w:sz w:val="20"/>
+          <w:szCs w:val="20"/>
+          <w:lang w:val="uk-UA"/>
+        </w:rPr>
+        <w:t xml:space="preserve">            </w:t>
+      </w:r>
+      <w:proofErr w:type="spellStart"/>
+      <w:r>
+        <w:rPr>
+          <w:rFonts w:ascii="Courier New" w:hAnsi="Courier New" w:cs="Courier New"/>
+          <w:bCs/>
+          <w:sz w:val="20"/>
+          <w:szCs w:val="20"/>
+          <w:lang w:val="uk-UA"/>
+        </w:rPr>
+        <w:t>int</w:t>
+      </w:r>
+      <w:proofErr w:type="spellEnd"/>
+      <w:r>
+        <w:rPr>
+          <w:rFonts w:ascii="Courier New" w:hAnsi="Courier New" w:cs="Courier New"/>
+          <w:bCs/>
+          <w:sz w:val="20"/>
+          <w:szCs w:val="20"/>
+          <w:lang w:val="uk-UA"/>
+        </w:rPr>
+        <w:t xml:space="preserve"> </w:t>
+      </w:r>
+      <w:proofErr w:type="spellStart"/>
+      <w:r>
+        <w:rPr>
+          <w:rFonts w:ascii="Courier New" w:hAnsi="Courier New" w:cs="Courier New"/>
+          <w:bCs/>
+          <w:sz w:val="20"/>
+          <w:szCs w:val="20"/>
+          <w:lang w:val="uk-UA"/>
+        </w:rPr>
+        <w:t>originalC</w:t>
+      </w:r>
+      <w:proofErr w:type="spellEnd"/>
+      <w:r>
+        <w:rPr>
+          <w:rFonts w:ascii="Courier New" w:hAnsi="Courier New" w:cs="Courier New"/>
+          <w:bCs/>
+          <w:sz w:val="20"/>
+          <w:szCs w:val="20"/>
+          <w:lang w:val="uk-UA"/>
+        </w:rPr>
+        <w:t xml:space="preserve"> = c;</w:t>
+      </w:r>
+    </w:p>
+    <w:p>
+      <w:pPr>
+        <w:rPr>
+          <w:rFonts w:ascii="Courier New" w:hAnsi="Courier New" w:cs="Courier New"/>
+          <w:bCs/>
+          <w:sz w:val="20"/>
+          <w:szCs w:val="20"/>
+          <w:lang w:val="uk-UA"/>
+        </w:rPr>
+      </w:pPr>
+      <w:r>
+        <w:rPr>
+          <w:rFonts w:ascii="Courier New" w:hAnsi="Courier New" w:cs="Courier New"/>
+          <w:bCs/>
+          <w:sz w:val="20"/>
+          <w:szCs w:val="20"/>
+          <w:lang w:val="uk-UA"/>
+        </w:rPr>
+        <w:t xml:space="preserve">            </w:t>
+      </w:r>
+      <w:proofErr w:type="spellStart"/>
+      <w:r>
+        <w:rPr>
+          <w:rFonts w:ascii="Courier New" w:hAnsi="Courier New" w:cs="Courier New"/>
+          <w:bCs/>
+          <w:sz w:val="20"/>
+          <w:szCs w:val="20"/>
+          <w:lang w:val="uk-UA"/>
+        </w:rPr>
+        <w:t>int</w:t>
+      </w:r>
+      <w:proofErr w:type="spellEnd"/>
+      <w:r>
+        <w:rPr>
+          <w:rFonts w:ascii="Courier New" w:hAnsi="Courier New" w:cs="Courier New"/>
+          <w:bCs/>
+          <w:sz w:val="20"/>
+          <w:szCs w:val="20"/>
+          <w:lang w:val="uk-UA"/>
+        </w:rPr>
+        <w:t xml:space="preserve"> </w:t>
+      </w:r>
+      <w:proofErr w:type="spellStart"/>
+      <w:r>
+        <w:rPr>
+          <w:rFonts w:ascii="Courier New" w:hAnsi="Courier New" w:cs="Courier New"/>
+          <w:bCs/>
+          <w:sz w:val="20"/>
+          <w:szCs w:val="20"/>
+          <w:lang w:val="uk-UA"/>
+        </w:rPr>
+        <w:t>originalD</w:t>
+      </w:r>
+      <w:proofErr w:type="spellEnd"/>
+      <w:r>
+        <w:rPr>
+          <w:rFonts w:ascii="Courier New" w:hAnsi="Courier New" w:cs="Courier New"/>
+          <w:bCs/>
+          <w:sz w:val="20"/>
+          <w:szCs w:val="20"/>
+          <w:lang w:val="uk-UA"/>
+        </w:rPr>
+        <w:t xml:space="preserve"> = d;</w:t>
+      </w:r>
+    </w:p>
+    <w:p>
+      <w:pPr>
+        <w:rPr>
+          <w:rFonts w:ascii="Courier New" w:hAnsi="Courier New" w:cs="Courier New"/>
+          <w:bCs/>
+          <w:sz w:val="20"/>
+          <w:szCs w:val="20"/>
+          <w:lang w:val="uk-UA"/>
+        </w:rPr>
+      </w:pPr>
+    </w:p>
+    <w:p>
+      <w:pPr>
+        <w:rPr>
+          <w:rFonts w:ascii="Courier New" w:hAnsi="Courier New" w:cs="Courier New"/>
+          <w:bCs/>
+          <w:sz w:val="20"/>
+          <w:szCs w:val="20"/>
+          <w:lang w:val="uk-UA"/>
+        </w:rPr>
+      </w:pPr>
+      <w:r>
+        <w:rPr>
+          <w:rFonts w:ascii="Courier New" w:hAnsi="Courier New" w:cs="Courier New"/>
+          <w:bCs/>
+          <w:sz w:val="20"/>
+          <w:szCs w:val="20"/>
+          <w:lang w:val="uk-UA"/>
+        </w:rPr>
+        <w:t xml:space="preserve">            </w:t>
+      </w:r>
+      <w:proofErr w:type="spellStart"/>
+      <w:r>
+        <w:rPr>
+          <w:rFonts w:ascii="Courier New" w:hAnsi="Courier New" w:cs="Courier New"/>
+          <w:bCs/>
+          <w:sz w:val="20"/>
+          <w:szCs w:val="20"/>
+          <w:lang w:val="uk-UA"/>
+        </w:rPr>
+        <w:t>for</w:t>
+      </w:r>
+      <w:proofErr w:type="spellEnd"/>
+      <w:r>
+        <w:rPr>
+          <w:rFonts w:ascii="Courier New" w:hAnsi="Courier New" w:cs="Courier New"/>
+          <w:bCs/>
+          <w:sz w:val="20"/>
+          <w:szCs w:val="20"/>
+          <w:lang w:val="uk-UA"/>
+        </w:rPr>
+        <w:t xml:space="preserve"> (</w:t>
+      </w:r>
+      <w:proofErr w:type="spellStart"/>
+      <w:r>
+        <w:rPr>
+          <w:rFonts w:ascii="Courier New" w:hAnsi="Courier New" w:cs="Courier New"/>
+          <w:bCs/>
+          <w:sz w:val="20"/>
+          <w:szCs w:val="20"/>
+          <w:lang w:val="uk-UA"/>
+        </w:rPr>
+        <w:t>int</w:t>
+      </w:r>
+      <w:proofErr w:type="spellEnd"/>
+      <w:r>
+        <w:rPr>
+          <w:rFonts w:ascii="Courier New" w:hAnsi="Courier New" w:cs="Courier New"/>
+          <w:bCs/>
+          <w:sz w:val="20"/>
+          <w:szCs w:val="20"/>
+          <w:lang w:val="uk-UA"/>
+        </w:rPr>
+        <w:t xml:space="preserve"> j = 0; j &lt; 64; j++)</w:t>
       </w:r>
     </w:p>
     <w:p>
@@ -3006,81 +5979,191 @@
           <w:szCs w:val="20"/>
           <w:lang w:val="uk-UA"/>
         </w:rPr>
-        <w:t xml:space="preserve">                int div16 = j &gt;&gt; 4;</w:t>
-      </w:r>
-    </w:p>
-    <w:p>
-      <w:pPr>
-        <w:rPr>
-          <w:rFonts w:ascii="Courier New" w:hAnsi="Courier New" w:cs="Courier New"/>
-          <w:bCs/>
-          <w:sz w:val="20"/>
-          <w:szCs w:val="20"/>
-          <w:lang w:val="uk-UA"/>
-        </w:rPr>
-      </w:pPr>
-      <w:r>
-        <w:rPr>
-          <w:rFonts w:ascii="Courier New" w:hAnsi="Courier New" w:cs="Courier New"/>
-          <w:bCs/>
-          <w:sz w:val="20"/>
-          <w:szCs w:val="20"/>
-          <w:lang w:val="uk-UA"/>
-        </w:rPr>
-        <w:t xml:space="preserve">                int f = 0;</w:t>
-      </w:r>
-    </w:p>
-    <w:p>
-      <w:pPr>
-        <w:rPr>
-          <w:rFonts w:ascii="Courier New" w:hAnsi="Courier New" w:cs="Courier New"/>
-          <w:bCs/>
-          <w:sz w:val="20"/>
-          <w:szCs w:val="20"/>
-          <w:lang w:val="uk-UA"/>
-        </w:rPr>
-      </w:pPr>
-      <w:r>
-        <w:rPr>
-          <w:rFonts w:ascii="Courier New" w:hAnsi="Courier New" w:cs="Courier New"/>
-          <w:bCs/>
-          <w:sz w:val="20"/>
-          <w:szCs w:val="20"/>
-          <w:lang w:val="uk-UA"/>
-        </w:rPr>
-        <w:t xml:space="preserve">                int bufferIndex = j;</w:t>
-      </w:r>
-    </w:p>
-    <w:p>
-      <w:pPr>
-        <w:rPr>
-          <w:rFonts w:ascii="Courier New" w:hAnsi="Courier New" w:cs="Courier New"/>
-          <w:bCs/>
-          <w:sz w:val="20"/>
-          <w:szCs w:val="20"/>
-          <w:lang w:val="uk-UA"/>
-        </w:rPr>
-      </w:pPr>
-    </w:p>
-    <w:p>
-      <w:pPr>
-        <w:rPr>
-          <w:rFonts w:ascii="Courier New" w:hAnsi="Courier New" w:cs="Courier New"/>
-          <w:bCs/>
-          <w:sz w:val="20"/>
-          <w:szCs w:val="20"/>
-          <w:lang w:val="uk-UA"/>
-        </w:rPr>
-      </w:pPr>
-      <w:r>
-        <w:rPr>
-          <w:rFonts w:ascii="Courier New" w:hAnsi="Courier New" w:cs="Courier New"/>
-          <w:bCs/>
-          <w:sz w:val="20"/>
-          <w:szCs w:val="20"/>
-          <w:lang w:val="uk-UA"/>
-        </w:rPr>
-        <w:t xml:space="preserve">                switch (div16)</w:t>
+        <w:t xml:space="preserve">                </w:t>
+      </w:r>
+      <w:proofErr w:type="spellStart"/>
+      <w:r>
+        <w:rPr>
+          <w:rFonts w:ascii="Courier New" w:hAnsi="Courier New" w:cs="Courier New"/>
+          <w:bCs/>
+          <w:sz w:val="20"/>
+          <w:szCs w:val="20"/>
+          <w:lang w:val="uk-UA"/>
+        </w:rPr>
+        <w:t>int</w:t>
+      </w:r>
+      <w:proofErr w:type="spellEnd"/>
+      <w:r>
+        <w:rPr>
+          <w:rFonts w:ascii="Courier New" w:hAnsi="Courier New" w:cs="Courier New"/>
+          <w:bCs/>
+          <w:sz w:val="20"/>
+          <w:szCs w:val="20"/>
+          <w:lang w:val="uk-UA"/>
+        </w:rPr>
+        <w:t xml:space="preserve"> div16 = j &gt;&gt; 4;</w:t>
+      </w:r>
+    </w:p>
+    <w:p>
+      <w:pPr>
+        <w:rPr>
+          <w:rFonts w:ascii="Courier New" w:hAnsi="Courier New" w:cs="Courier New"/>
+          <w:bCs/>
+          <w:sz w:val="20"/>
+          <w:szCs w:val="20"/>
+          <w:lang w:val="uk-UA"/>
+        </w:rPr>
+      </w:pPr>
+      <w:r>
+        <w:rPr>
+          <w:rFonts w:ascii="Courier New" w:hAnsi="Courier New" w:cs="Courier New"/>
+          <w:bCs/>
+          <w:sz w:val="20"/>
+          <w:szCs w:val="20"/>
+          <w:lang w:val="uk-UA"/>
+        </w:rPr>
+        <w:t xml:space="preserve">                </w:t>
+      </w:r>
+      <w:proofErr w:type="spellStart"/>
+      <w:r>
+        <w:rPr>
+          <w:rFonts w:ascii="Courier New" w:hAnsi="Courier New" w:cs="Courier New"/>
+          <w:bCs/>
+          <w:sz w:val="20"/>
+          <w:szCs w:val="20"/>
+          <w:lang w:val="uk-UA"/>
+        </w:rPr>
+        <w:t>int</w:t>
+      </w:r>
+      <w:proofErr w:type="spellEnd"/>
+      <w:r>
+        <w:rPr>
+          <w:rFonts w:ascii="Courier New" w:hAnsi="Courier New" w:cs="Courier New"/>
+          <w:bCs/>
+          <w:sz w:val="20"/>
+          <w:szCs w:val="20"/>
+          <w:lang w:val="uk-UA"/>
+        </w:rPr>
+        <w:t xml:space="preserve"> f = 0;</w:t>
+      </w:r>
+    </w:p>
+    <w:p>
+      <w:pPr>
+        <w:rPr>
+          <w:rFonts w:ascii="Courier New" w:hAnsi="Courier New" w:cs="Courier New"/>
+          <w:bCs/>
+          <w:sz w:val="20"/>
+          <w:szCs w:val="20"/>
+          <w:lang w:val="uk-UA"/>
+        </w:rPr>
+      </w:pPr>
+      <w:r>
+        <w:rPr>
+          <w:rFonts w:ascii="Courier New" w:hAnsi="Courier New" w:cs="Courier New"/>
+          <w:bCs/>
+          <w:sz w:val="20"/>
+          <w:szCs w:val="20"/>
+          <w:lang w:val="uk-UA"/>
+        </w:rPr>
+        <w:t xml:space="preserve">                </w:t>
+      </w:r>
+      <w:proofErr w:type="spellStart"/>
+      <w:r>
+        <w:rPr>
+          <w:rFonts w:ascii="Courier New" w:hAnsi="Courier New" w:cs="Courier New"/>
+          <w:bCs/>
+          <w:sz w:val="20"/>
+          <w:szCs w:val="20"/>
+          <w:lang w:val="uk-UA"/>
+        </w:rPr>
+        <w:t>int</w:t>
+      </w:r>
+      <w:proofErr w:type="spellEnd"/>
+      <w:r>
+        <w:rPr>
+          <w:rFonts w:ascii="Courier New" w:hAnsi="Courier New" w:cs="Courier New"/>
+          <w:bCs/>
+          <w:sz w:val="20"/>
+          <w:szCs w:val="20"/>
+          <w:lang w:val="uk-UA"/>
+        </w:rPr>
+        <w:t xml:space="preserve"> </w:t>
+      </w:r>
+      <w:proofErr w:type="spellStart"/>
+      <w:r>
+        <w:rPr>
+          <w:rFonts w:ascii="Courier New" w:hAnsi="Courier New" w:cs="Courier New"/>
+          <w:bCs/>
+          <w:sz w:val="20"/>
+          <w:szCs w:val="20"/>
+          <w:lang w:val="uk-UA"/>
+        </w:rPr>
+        <w:t>bufferIndex</w:t>
+      </w:r>
+      <w:proofErr w:type="spellEnd"/>
+      <w:r>
+        <w:rPr>
+          <w:rFonts w:ascii="Courier New" w:hAnsi="Courier New" w:cs="Courier New"/>
+          <w:bCs/>
+          <w:sz w:val="20"/>
+          <w:szCs w:val="20"/>
+          <w:lang w:val="uk-UA"/>
+        </w:rPr>
+        <w:t xml:space="preserve"> = j;</w:t>
+      </w:r>
+    </w:p>
+    <w:p>
+      <w:pPr>
+        <w:rPr>
+          <w:rFonts w:ascii="Courier New" w:hAnsi="Courier New" w:cs="Courier New"/>
+          <w:bCs/>
+          <w:sz w:val="20"/>
+          <w:szCs w:val="20"/>
+          <w:lang w:val="uk-UA"/>
+        </w:rPr>
+      </w:pPr>
+    </w:p>
+    <w:p>
+      <w:pPr>
+        <w:rPr>
+          <w:rFonts w:ascii="Courier New" w:hAnsi="Courier New" w:cs="Courier New"/>
+          <w:bCs/>
+          <w:sz w:val="20"/>
+          <w:szCs w:val="20"/>
+          <w:lang w:val="uk-UA"/>
+        </w:rPr>
+      </w:pPr>
+      <w:r>
+        <w:rPr>
+          <w:rFonts w:ascii="Courier New" w:hAnsi="Courier New" w:cs="Courier New"/>
+          <w:bCs/>
+          <w:sz w:val="20"/>
+          <w:szCs w:val="20"/>
+          <w:lang w:val="uk-UA"/>
+        </w:rPr>
+        <w:t xml:space="preserve">                </w:t>
+      </w:r>
+      <w:proofErr w:type="spellStart"/>
+      <w:r>
+        <w:rPr>
+          <w:rFonts w:ascii="Courier New" w:hAnsi="Courier New" w:cs="Courier New"/>
+          <w:bCs/>
+          <w:sz w:val="20"/>
+          <w:szCs w:val="20"/>
+          <w:lang w:val="uk-UA"/>
+        </w:rPr>
+        <w:t>switch</w:t>
+      </w:r>
+      <w:proofErr w:type="spellEnd"/>
+      <w:r>
+        <w:rPr>
+          <w:rFonts w:ascii="Courier New" w:hAnsi="Courier New" w:cs="Courier New"/>
+          <w:bCs/>
+          <w:sz w:val="20"/>
+          <w:szCs w:val="20"/>
+          <w:lang w:val="uk-UA"/>
+        </w:rPr>
+        <w:t xml:space="preserve"> (div16)</w:t>
       </w:r>
     </w:p>
     <w:p>
@@ -3123,7 +6206,29 @@
           <w:szCs w:val="20"/>
           <w:lang w:val="uk-UA"/>
         </w:rPr>
-        <w:t xml:space="preserve">                    case 0:</w:t>
+        <w:t xml:space="preserve">                    </w:t>
+      </w:r>
+      <w:proofErr w:type="spellStart"/>
+      <w:r>
+        <w:rPr>
+          <w:rFonts w:ascii="Courier New" w:hAnsi="Courier New" w:cs="Courier New"/>
+          <w:bCs/>
+          <w:sz w:val="20"/>
+          <w:szCs w:val="20"/>
+          <w:lang w:val="uk-UA"/>
+        </w:rPr>
+        <w:t>case</w:t>
+      </w:r>
+      <w:proofErr w:type="spellEnd"/>
+      <w:r>
+        <w:rPr>
+          <w:rFonts w:ascii="Courier New" w:hAnsi="Courier New" w:cs="Courier New"/>
+          <w:bCs/>
+          <w:sz w:val="20"/>
+          <w:szCs w:val="20"/>
+          <w:lang w:val="uk-UA"/>
+        </w:rPr>
+        <w:t xml:space="preserve"> 0:</w:t>
       </w:r>
     </w:p>
     <w:p>
@@ -3165,28 +6270,72 @@
           <w:szCs w:val="20"/>
           <w:lang w:val="uk-UA"/>
         </w:rPr>
-        <w:t xml:space="preserve">                        break;</w:t>
-      </w:r>
-    </w:p>
-    <w:p>
-      <w:pPr>
-        <w:rPr>
-          <w:rFonts w:ascii="Courier New" w:hAnsi="Courier New" w:cs="Courier New"/>
-          <w:bCs/>
-          <w:sz w:val="20"/>
-          <w:szCs w:val="20"/>
-          <w:lang w:val="uk-UA"/>
-        </w:rPr>
-      </w:pPr>
-      <w:r>
-        <w:rPr>
-          <w:rFonts w:ascii="Courier New" w:hAnsi="Courier New" w:cs="Courier New"/>
-          <w:bCs/>
-          <w:sz w:val="20"/>
-          <w:szCs w:val="20"/>
-          <w:lang w:val="uk-UA"/>
-        </w:rPr>
-        <w:t xml:space="preserve">                    case 1:</w:t>
+        <w:t xml:space="preserve">                        </w:t>
+      </w:r>
+      <w:proofErr w:type="spellStart"/>
+      <w:r>
+        <w:rPr>
+          <w:rFonts w:ascii="Courier New" w:hAnsi="Courier New" w:cs="Courier New"/>
+          <w:bCs/>
+          <w:sz w:val="20"/>
+          <w:szCs w:val="20"/>
+          <w:lang w:val="uk-UA"/>
+        </w:rPr>
+        <w:t>break</w:t>
+      </w:r>
+      <w:proofErr w:type="spellEnd"/>
+      <w:r>
+        <w:rPr>
+          <w:rFonts w:ascii="Courier New" w:hAnsi="Courier New" w:cs="Courier New"/>
+          <w:bCs/>
+          <w:sz w:val="20"/>
+          <w:szCs w:val="20"/>
+          <w:lang w:val="uk-UA"/>
+        </w:rPr>
+        <w:t>;</w:t>
+      </w:r>
+    </w:p>
+    <w:p>
+      <w:pPr>
+        <w:rPr>
+          <w:rFonts w:ascii="Courier New" w:hAnsi="Courier New" w:cs="Courier New"/>
+          <w:bCs/>
+          <w:sz w:val="20"/>
+          <w:szCs w:val="20"/>
+          <w:lang w:val="uk-UA"/>
+        </w:rPr>
+      </w:pPr>
+      <w:r>
+        <w:rPr>
+          <w:rFonts w:ascii="Courier New" w:hAnsi="Courier New" w:cs="Courier New"/>
+          <w:bCs/>
+          <w:sz w:val="20"/>
+          <w:szCs w:val="20"/>
+          <w:lang w:val="uk-UA"/>
+        </w:rPr>
+        <w:t xml:space="preserve">                    </w:t>
+      </w:r>
+      <w:proofErr w:type="spellStart"/>
+      <w:r>
+        <w:rPr>
+          <w:rFonts w:ascii="Courier New" w:hAnsi="Courier New" w:cs="Courier New"/>
+          <w:bCs/>
+          <w:sz w:val="20"/>
+          <w:szCs w:val="20"/>
+          <w:lang w:val="uk-UA"/>
+        </w:rPr>
+        <w:t>case</w:t>
+      </w:r>
+      <w:proofErr w:type="spellEnd"/>
+      <w:r>
+        <w:rPr>
+          <w:rFonts w:ascii="Courier New" w:hAnsi="Courier New" w:cs="Courier New"/>
+          <w:bCs/>
+          <w:sz w:val="20"/>
+          <w:szCs w:val="20"/>
+          <w:lang w:val="uk-UA"/>
+        </w:rPr>
+        <w:t xml:space="preserve"> 1:</w:t>
       </w:r>
     </w:p>
     <w:p>
@@ -3228,49 +6377,137 @@
           <w:szCs w:val="20"/>
           <w:lang w:val="uk-UA"/>
         </w:rPr>
-        <w:t xml:space="preserve">                        bufferIndex = (bufferIndex * 5 + 1) &amp; 0x0F;</w:t>
-      </w:r>
-    </w:p>
-    <w:p>
-      <w:pPr>
-        <w:rPr>
-          <w:rFonts w:ascii="Courier New" w:hAnsi="Courier New" w:cs="Courier New"/>
-          <w:bCs/>
-          <w:sz w:val="20"/>
-          <w:szCs w:val="20"/>
-          <w:lang w:val="uk-UA"/>
-        </w:rPr>
-      </w:pPr>
-      <w:r>
-        <w:rPr>
-          <w:rFonts w:ascii="Courier New" w:hAnsi="Courier New" w:cs="Courier New"/>
-          <w:bCs/>
-          <w:sz w:val="20"/>
-          <w:szCs w:val="20"/>
-          <w:lang w:val="uk-UA"/>
-        </w:rPr>
-        <w:t xml:space="preserve">                        break;</w:t>
-      </w:r>
-    </w:p>
-    <w:p>
-      <w:pPr>
-        <w:rPr>
-          <w:rFonts w:ascii="Courier New" w:hAnsi="Courier New" w:cs="Courier New"/>
-          <w:bCs/>
-          <w:sz w:val="20"/>
-          <w:szCs w:val="20"/>
-          <w:lang w:val="uk-UA"/>
-        </w:rPr>
-      </w:pPr>
-      <w:r>
-        <w:rPr>
-          <w:rFonts w:ascii="Courier New" w:hAnsi="Courier New" w:cs="Courier New"/>
-          <w:bCs/>
-          <w:sz w:val="20"/>
-          <w:szCs w:val="20"/>
-          <w:lang w:val="uk-UA"/>
-        </w:rPr>
-        <w:t xml:space="preserve">                    case 2:</w:t>
+        <w:t xml:space="preserve">                        </w:t>
+      </w:r>
+      <w:proofErr w:type="spellStart"/>
+      <w:r>
+        <w:rPr>
+          <w:rFonts w:ascii="Courier New" w:hAnsi="Courier New" w:cs="Courier New"/>
+          <w:bCs/>
+          <w:sz w:val="20"/>
+          <w:szCs w:val="20"/>
+          <w:lang w:val="uk-UA"/>
+        </w:rPr>
+        <w:t>bufferIndex</w:t>
+      </w:r>
+      <w:proofErr w:type="spellEnd"/>
+      <w:r>
+        <w:rPr>
+          <w:rFonts w:ascii="Courier New" w:hAnsi="Courier New" w:cs="Courier New"/>
+          <w:bCs/>
+          <w:sz w:val="20"/>
+          <w:szCs w:val="20"/>
+          <w:lang w:val="uk-UA"/>
+        </w:rPr>
+        <w:t xml:space="preserve"> = (</w:t>
+      </w:r>
+      <w:proofErr w:type="spellStart"/>
+      <w:r>
+        <w:rPr>
+          <w:rFonts w:ascii="Courier New" w:hAnsi="Courier New" w:cs="Courier New"/>
+          <w:bCs/>
+          <w:sz w:val="20"/>
+          <w:szCs w:val="20"/>
+          <w:lang w:val="uk-UA"/>
+        </w:rPr>
+        <w:t>bufferIndex</w:t>
+      </w:r>
+      <w:proofErr w:type="spellEnd"/>
+      <w:r>
+        <w:rPr>
+          <w:rFonts w:ascii="Courier New" w:hAnsi="Courier New" w:cs="Courier New"/>
+          <w:bCs/>
+          <w:sz w:val="20"/>
+          <w:szCs w:val="20"/>
+          <w:lang w:val="uk-UA"/>
+        </w:rPr>
+        <w:t xml:space="preserve"> * 5 + 1) &amp; 0x0F;</w:t>
+      </w:r>
+    </w:p>
+    <w:p>
+      <w:pPr>
+        <w:rPr>
+          <w:rFonts w:ascii="Courier New" w:hAnsi="Courier New" w:cs="Courier New"/>
+          <w:bCs/>
+          <w:sz w:val="20"/>
+          <w:szCs w:val="20"/>
+          <w:lang w:val="uk-UA"/>
+        </w:rPr>
+      </w:pPr>
+      <w:r>
+        <w:rPr>
+          <w:rFonts w:ascii="Courier New" w:hAnsi="Courier New" w:cs="Courier New"/>
+          <w:bCs/>
+          <w:sz w:val="20"/>
+          <w:szCs w:val="20"/>
+          <w:lang w:val="uk-UA"/>
+        </w:rPr>
+        <w:t xml:space="preserve">                        </w:t>
+      </w:r>
+      <w:proofErr w:type="spellStart"/>
+      <w:r>
+        <w:rPr>
+          <w:rFonts w:ascii="Courier New" w:hAnsi="Courier New" w:cs="Courier New"/>
+          <w:bCs/>
+          <w:sz w:val="20"/>
+          <w:szCs w:val="20"/>
+          <w:lang w:val="uk-UA"/>
+        </w:rPr>
+        <w:t>break</w:t>
+      </w:r>
+      <w:proofErr w:type="spellEnd"/>
+      <w:r>
+        <w:rPr>
+          <w:rFonts w:ascii="Courier New" w:hAnsi="Courier New" w:cs="Courier New"/>
+          <w:bCs/>
+          <w:sz w:val="20"/>
+          <w:szCs w:val="20"/>
+          <w:lang w:val="uk-UA"/>
+        </w:rPr>
+        <w:t>;</w:t>
+      </w:r>
+    </w:p>
+    <w:p>
+      <w:pPr>
+        <w:rPr>
+          <w:rFonts w:ascii="Courier New" w:hAnsi="Courier New" w:cs="Courier New"/>
+          <w:bCs/>
+          <w:sz w:val="20"/>
+          <w:szCs w:val="20"/>
+          <w:lang w:val="uk-UA"/>
+        </w:rPr>
+      </w:pPr>
+      <w:r>
+        <w:rPr>
+          <w:rFonts w:ascii="Courier New" w:hAnsi="Courier New" w:cs="Courier New"/>
+          <w:bCs/>
+          <w:sz w:val="20"/>
+          <w:szCs w:val="20"/>
+          <w:lang w:val="uk-UA"/>
+        </w:rPr>
+        <w:t xml:space="preserve">                    </w:t>
+      </w:r>
+      <w:proofErr w:type="spellStart"/>
+      <w:r>
+        <w:rPr>
+          <w:rFonts w:ascii="Courier New" w:hAnsi="Courier New" w:cs="Courier New"/>
+          <w:bCs/>
+          <w:sz w:val="20"/>
+          <w:szCs w:val="20"/>
+          <w:lang w:val="uk-UA"/>
+        </w:rPr>
+        <w:t>case</w:t>
+      </w:r>
+      <w:proofErr w:type="spellEnd"/>
+      <w:r>
+        <w:rPr>
+          <w:rFonts w:ascii="Courier New" w:hAnsi="Courier New" w:cs="Courier New"/>
+          <w:bCs/>
+          <w:sz w:val="20"/>
+          <w:szCs w:val="20"/>
+          <w:lang w:val="uk-UA"/>
+        </w:rPr>
+        <w:t xml:space="preserve"> 2:</w:t>
       </w:r>
     </w:p>
     <w:p>
@@ -3312,49 +6549,137 @@
           <w:szCs w:val="20"/>
           <w:lang w:val="uk-UA"/>
         </w:rPr>
-        <w:t xml:space="preserve">                        bufferIndex = (bufferIndex * 3 + 5) &amp; 0x0F;</w:t>
-      </w:r>
-    </w:p>
-    <w:p>
-      <w:pPr>
-        <w:rPr>
-          <w:rFonts w:ascii="Courier New" w:hAnsi="Courier New" w:cs="Courier New"/>
-          <w:bCs/>
-          <w:sz w:val="20"/>
-          <w:szCs w:val="20"/>
-          <w:lang w:val="uk-UA"/>
-        </w:rPr>
-      </w:pPr>
-      <w:r>
-        <w:rPr>
-          <w:rFonts w:ascii="Courier New" w:hAnsi="Courier New" w:cs="Courier New"/>
-          <w:bCs/>
-          <w:sz w:val="20"/>
-          <w:szCs w:val="20"/>
-          <w:lang w:val="uk-UA"/>
-        </w:rPr>
-        <w:t xml:space="preserve">                        break;</w:t>
-      </w:r>
-    </w:p>
-    <w:p>
-      <w:pPr>
-        <w:rPr>
-          <w:rFonts w:ascii="Courier New" w:hAnsi="Courier New" w:cs="Courier New"/>
-          <w:bCs/>
-          <w:sz w:val="20"/>
-          <w:szCs w:val="20"/>
-          <w:lang w:val="uk-UA"/>
-        </w:rPr>
-      </w:pPr>
-      <w:r>
-        <w:rPr>
-          <w:rFonts w:ascii="Courier New" w:hAnsi="Courier New" w:cs="Courier New"/>
-          <w:bCs/>
-          <w:sz w:val="20"/>
-          <w:szCs w:val="20"/>
-          <w:lang w:val="uk-UA"/>
-        </w:rPr>
-        <w:t xml:space="preserve">                    case 3:</w:t>
+        <w:t xml:space="preserve">                        </w:t>
+      </w:r>
+      <w:proofErr w:type="spellStart"/>
+      <w:r>
+        <w:rPr>
+          <w:rFonts w:ascii="Courier New" w:hAnsi="Courier New" w:cs="Courier New"/>
+          <w:bCs/>
+          <w:sz w:val="20"/>
+          <w:szCs w:val="20"/>
+          <w:lang w:val="uk-UA"/>
+        </w:rPr>
+        <w:t>bufferIndex</w:t>
+      </w:r>
+      <w:proofErr w:type="spellEnd"/>
+      <w:r>
+        <w:rPr>
+          <w:rFonts w:ascii="Courier New" w:hAnsi="Courier New" w:cs="Courier New"/>
+          <w:bCs/>
+          <w:sz w:val="20"/>
+          <w:szCs w:val="20"/>
+          <w:lang w:val="uk-UA"/>
+        </w:rPr>
+        <w:t xml:space="preserve"> = (</w:t>
+      </w:r>
+      <w:proofErr w:type="spellStart"/>
+      <w:r>
+        <w:rPr>
+          <w:rFonts w:ascii="Courier New" w:hAnsi="Courier New" w:cs="Courier New"/>
+          <w:bCs/>
+          <w:sz w:val="20"/>
+          <w:szCs w:val="20"/>
+          <w:lang w:val="uk-UA"/>
+        </w:rPr>
+        <w:t>bufferIndex</w:t>
+      </w:r>
+      <w:proofErr w:type="spellEnd"/>
+      <w:r>
+        <w:rPr>
+          <w:rFonts w:ascii="Courier New" w:hAnsi="Courier New" w:cs="Courier New"/>
+          <w:bCs/>
+          <w:sz w:val="20"/>
+          <w:szCs w:val="20"/>
+          <w:lang w:val="uk-UA"/>
+        </w:rPr>
+        <w:t xml:space="preserve"> * 3 + 5) &amp; 0x0F;</w:t>
+      </w:r>
+    </w:p>
+    <w:p>
+      <w:pPr>
+        <w:rPr>
+          <w:rFonts w:ascii="Courier New" w:hAnsi="Courier New" w:cs="Courier New"/>
+          <w:bCs/>
+          <w:sz w:val="20"/>
+          <w:szCs w:val="20"/>
+          <w:lang w:val="uk-UA"/>
+        </w:rPr>
+      </w:pPr>
+      <w:r>
+        <w:rPr>
+          <w:rFonts w:ascii="Courier New" w:hAnsi="Courier New" w:cs="Courier New"/>
+          <w:bCs/>
+          <w:sz w:val="20"/>
+          <w:szCs w:val="20"/>
+          <w:lang w:val="uk-UA"/>
+        </w:rPr>
+        <w:t xml:space="preserve">                        </w:t>
+      </w:r>
+      <w:proofErr w:type="spellStart"/>
+      <w:r>
+        <w:rPr>
+          <w:rFonts w:ascii="Courier New" w:hAnsi="Courier New" w:cs="Courier New"/>
+          <w:bCs/>
+          <w:sz w:val="20"/>
+          <w:szCs w:val="20"/>
+          <w:lang w:val="uk-UA"/>
+        </w:rPr>
+        <w:t>break</w:t>
+      </w:r>
+      <w:proofErr w:type="spellEnd"/>
+      <w:r>
+        <w:rPr>
+          <w:rFonts w:ascii="Courier New" w:hAnsi="Courier New" w:cs="Courier New"/>
+          <w:bCs/>
+          <w:sz w:val="20"/>
+          <w:szCs w:val="20"/>
+          <w:lang w:val="uk-UA"/>
+        </w:rPr>
+        <w:t>;</w:t>
+      </w:r>
+    </w:p>
+    <w:p>
+      <w:pPr>
+        <w:rPr>
+          <w:rFonts w:ascii="Courier New" w:hAnsi="Courier New" w:cs="Courier New"/>
+          <w:bCs/>
+          <w:sz w:val="20"/>
+          <w:szCs w:val="20"/>
+          <w:lang w:val="uk-UA"/>
+        </w:rPr>
+      </w:pPr>
+      <w:r>
+        <w:rPr>
+          <w:rFonts w:ascii="Courier New" w:hAnsi="Courier New" w:cs="Courier New"/>
+          <w:bCs/>
+          <w:sz w:val="20"/>
+          <w:szCs w:val="20"/>
+          <w:lang w:val="uk-UA"/>
+        </w:rPr>
+        <w:t xml:space="preserve">                    </w:t>
+      </w:r>
+      <w:proofErr w:type="spellStart"/>
+      <w:r>
+        <w:rPr>
+          <w:rFonts w:ascii="Courier New" w:hAnsi="Courier New" w:cs="Courier New"/>
+          <w:bCs/>
+          <w:sz w:val="20"/>
+          <w:szCs w:val="20"/>
+          <w:lang w:val="uk-UA"/>
+        </w:rPr>
+        <w:t>case</w:t>
+      </w:r>
+      <w:proofErr w:type="spellEnd"/>
+      <w:r>
+        <w:rPr>
+          <w:rFonts w:ascii="Courier New" w:hAnsi="Courier New" w:cs="Courier New"/>
+          <w:bCs/>
+          <w:sz w:val="20"/>
+          <w:szCs w:val="20"/>
+          <w:lang w:val="uk-UA"/>
+        </w:rPr>
+        <w:t xml:space="preserve"> 3:</w:t>
       </w:r>
     </w:p>
     <w:p>
@@ -3396,28 +6721,94 @@
           <w:szCs w:val="20"/>
           <w:lang w:val="uk-UA"/>
         </w:rPr>
-        <w:t xml:space="preserve">                        bufferIndex = (bufferIndex * 7) &amp; 0x0F;</w:t>
-      </w:r>
-    </w:p>
-    <w:p>
-      <w:pPr>
-        <w:rPr>
-          <w:rFonts w:ascii="Courier New" w:hAnsi="Courier New" w:cs="Courier New"/>
-          <w:bCs/>
-          <w:sz w:val="20"/>
-          <w:szCs w:val="20"/>
-          <w:lang w:val="uk-UA"/>
-        </w:rPr>
-      </w:pPr>
-      <w:r>
-        <w:rPr>
-          <w:rFonts w:ascii="Courier New" w:hAnsi="Courier New" w:cs="Courier New"/>
-          <w:bCs/>
-          <w:sz w:val="20"/>
-          <w:szCs w:val="20"/>
-          <w:lang w:val="uk-UA"/>
-        </w:rPr>
-        <w:t xml:space="preserve">                        break;</w:t>
+        <w:t xml:space="preserve">                        </w:t>
+      </w:r>
+      <w:proofErr w:type="spellStart"/>
+      <w:r>
+        <w:rPr>
+          <w:rFonts w:ascii="Courier New" w:hAnsi="Courier New" w:cs="Courier New"/>
+          <w:bCs/>
+          <w:sz w:val="20"/>
+          <w:szCs w:val="20"/>
+          <w:lang w:val="uk-UA"/>
+        </w:rPr>
+        <w:t>bufferIndex</w:t>
+      </w:r>
+      <w:proofErr w:type="spellEnd"/>
+      <w:r>
+        <w:rPr>
+          <w:rFonts w:ascii="Courier New" w:hAnsi="Courier New" w:cs="Courier New"/>
+          <w:bCs/>
+          <w:sz w:val="20"/>
+          <w:szCs w:val="20"/>
+          <w:lang w:val="uk-UA"/>
+        </w:rPr>
+        <w:t xml:space="preserve"> = (</w:t>
+      </w:r>
+      <w:proofErr w:type="spellStart"/>
+      <w:r>
+        <w:rPr>
+          <w:rFonts w:ascii="Courier New" w:hAnsi="Courier New" w:cs="Courier New"/>
+          <w:bCs/>
+          <w:sz w:val="20"/>
+          <w:szCs w:val="20"/>
+          <w:lang w:val="uk-UA"/>
+        </w:rPr>
+        <w:t>bufferIndex</w:t>
+      </w:r>
+      <w:proofErr w:type="spellEnd"/>
+      <w:r>
+        <w:rPr>
+          <w:rFonts w:ascii="Courier New" w:hAnsi="Courier New" w:cs="Courier New"/>
+          <w:bCs/>
+          <w:sz w:val="20"/>
+          <w:szCs w:val="20"/>
+          <w:lang w:val="uk-UA"/>
+        </w:rPr>
+        <w:t xml:space="preserve"> * 7) &amp; 0x0F;</w:t>
+      </w:r>
+    </w:p>
+    <w:p>
+      <w:pPr>
+        <w:rPr>
+          <w:rFonts w:ascii="Courier New" w:hAnsi="Courier New" w:cs="Courier New"/>
+          <w:bCs/>
+          <w:sz w:val="20"/>
+          <w:szCs w:val="20"/>
+          <w:lang w:val="uk-UA"/>
+        </w:rPr>
+      </w:pPr>
+      <w:r>
+        <w:rPr>
+          <w:rFonts w:ascii="Courier New" w:hAnsi="Courier New" w:cs="Courier New"/>
+          <w:bCs/>
+          <w:sz w:val="20"/>
+          <w:szCs w:val="20"/>
+          <w:lang w:val="uk-UA"/>
+        </w:rPr>
+        <w:t xml:space="preserve">                        </w:t>
+      </w:r>
+      <w:proofErr w:type="spellStart"/>
+      <w:r>
+        <w:rPr>
+          <w:rFonts w:ascii="Courier New" w:hAnsi="Courier New" w:cs="Courier New"/>
+          <w:bCs/>
+          <w:sz w:val="20"/>
+          <w:szCs w:val="20"/>
+          <w:lang w:val="uk-UA"/>
+        </w:rPr>
+        <w:t>break</w:t>
+      </w:r>
+      <w:proofErr w:type="spellEnd"/>
+      <w:r>
+        <w:rPr>
+          <w:rFonts w:ascii="Courier New" w:hAnsi="Courier New" w:cs="Courier New"/>
+          <w:bCs/>
+          <w:sz w:val="20"/>
+          <w:szCs w:val="20"/>
+          <w:lang w:val="uk-UA"/>
+        </w:rPr>
+        <w:t>;</w:t>
       </w:r>
     </w:p>
     <w:p>
@@ -3470,28 +6861,160 @@
           <w:szCs w:val="20"/>
           <w:lang w:val="uk-UA"/>
         </w:rPr>
-        <w:t xml:space="preserve">                int s = SHIFT_AMTS[(div16 &lt;&lt; 2) | (j &amp; 3)];</w:t>
-      </w:r>
-    </w:p>
-    <w:p>
-      <w:pPr>
-        <w:rPr>
-          <w:rFonts w:ascii="Courier New" w:hAnsi="Courier New" w:cs="Courier New"/>
-          <w:bCs/>
-          <w:sz w:val="20"/>
-          <w:szCs w:val="20"/>
-          <w:lang w:val="uk-UA"/>
-        </w:rPr>
-      </w:pPr>
-      <w:r>
-        <w:rPr>
-          <w:rFonts w:ascii="Courier New" w:hAnsi="Courier New" w:cs="Courier New"/>
-          <w:bCs/>
-          <w:sz w:val="20"/>
-          <w:szCs w:val="20"/>
-          <w:lang w:val="uk-UA"/>
-        </w:rPr>
-        <w:t xml:space="preserve">                int temp = b + RotateLeft(a + f + buffer[bufferIndex] + TABLE_T[j], s);</w:t>
+        <w:t xml:space="preserve">                </w:t>
+      </w:r>
+      <w:proofErr w:type="spellStart"/>
+      <w:r>
+        <w:rPr>
+          <w:rFonts w:ascii="Courier New" w:hAnsi="Courier New" w:cs="Courier New"/>
+          <w:bCs/>
+          <w:sz w:val="20"/>
+          <w:szCs w:val="20"/>
+          <w:lang w:val="uk-UA"/>
+        </w:rPr>
+        <w:t>int</w:t>
+      </w:r>
+      <w:proofErr w:type="spellEnd"/>
+      <w:r>
+        <w:rPr>
+          <w:rFonts w:ascii="Courier New" w:hAnsi="Courier New" w:cs="Courier New"/>
+          <w:bCs/>
+          <w:sz w:val="20"/>
+          <w:szCs w:val="20"/>
+          <w:lang w:val="uk-UA"/>
+        </w:rPr>
+        <w:t xml:space="preserve"> s = SHIFT_AMTS[(div16 &lt;&lt; 2) | (j &amp; 3)];</w:t>
+      </w:r>
+    </w:p>
+    <w:p>
+      <w:pPr>
+        <w:rPr>
+          <w:rFonts w:ascii="Courier New" w:hAnsi="Courier New" w:cs="Courier New"/>
+          <w:bCs/>
+          <w:sz w:val="20"/>
+          <w:szCs w:val="20"/>
+          <w:lang w:val="uk-UA"/>
+        </w:rPr>
+      </w:pPr>
+      <w:r>
+        <w:rPr>
+          <w:rFonts w:ascii="Courier New" w:hAnsi="Courier New" w:cs="Courier New"/>
+          <w:bCs/>
+          <w:sz w:val="20"/>
+          <w:szCs w:val="20"/>
+          <w:lang w:val="uk-UA"/>
+        </w:rPr>
+        <w:t xml:space="preserve">                </w:t>
+      </w:r>
+      <w:proofErr w:type="spellStart"/>
+      <w:r>
+        <w:rPr>
+          <w:rFonts w:ascii="Courier New" w:hAnsi="Courier New" w:cs="Courier New"/>
+          <w:bCs/>
+          <w:sz w:val="20"/>
+          <w:szCs w:val="20"/>
+          <w:lang w:val="uk-UA"/>
+        </w:rPr>
+        <w:t>int</w:t>
+      </w:r>
+      <w:proofErr w:type="spellEnd"/>
+      <w:r>
+        <w:rPr>
+          <w:rFonts w:ascii="Courier New" w:hAnsi="Courier New" w:cs="Courier New"/>
+          <w:bCs/>
+          <w:sz w:val="20"/>
+          <w:szCs w:val="20"/>
+          <w:lang w:val="uk-UA"/>
+        </w:rPr>
+        <w:t xml:space="preserve"> </w:t>
+      </w:r>
+      <w:proofErr w:type="spellStart"/>
+      <w:r>
+        <w:rPr>
+          <w:rFonts w:ascii="Courier New" w:hAnsi="Courier New" w:cs="Courier New"/>
+          <w:bCs/>
+          <w:sz w:val="20"/>
+          <w:szCs w:val="20"/>
+          <w:lang w:val="uk-UA"/>
+        </w:rPr>
+        <w:t>temp</w:t>
+      </w:r>
+      <w:proofErr w:type="spellEnd"/>
+      <w:r>
+        <w:rPr>
+          <w:rFonts w:ascii="Courier New" w:hAnsi="Courier New" w:cs="Courier New"/>
+          <w:bCs/>
+          <w:sz w:val="20"/>
+          <w:szCs w:val="20"/>
+          <w:lang w:val="uk-UA"/>
+        </w:rPr>
+        <w:t xml:space="preserve"> = b + </w:t>
+      </w:r>
+      <w:proofErr w:type="spellStart"/>
+      <w:r>
+        <w:rPr>
+          <w:rFonts w:ascii="Courier New" w:hAnsi="Courier New" w:cs="Courier New"/>
+          <w:bCs/>
+          <w:sz w:val="20"/>
+          <w:szCs w:val="20"/>
+          <w:lang w:val="uk-UA"/>
+        </w:rPr>
+        <w:t>RotateLeft</w:t>
+      </w:r>
+      <w:proofErr w:type="spellEnd"/>
+      <w:r>
+        <w:rPr>
+          <w:rFonts w:ascii="Courier New" w:hAnsi="Courier New" w:cs="Courier New"/>
+          <w:bCs/>
+          <w:sz w:val="20"/>
+          <w:szCs w:val="20"/>
+          <w:lang w:val="uk-UA"/>
+        </w:rPr>
+        <w:t xml:space="preserve">(a + f + </w:t>
+      </w:r>
+      <w:proofErr w:type="spellStart"/>
+      <w:r>
+        <w:rPr>
+          <w:rFonts w:ascii="Courier New" w:hAnsi="Courier New" w:cs="Courier New"/>
+          <w:bCs/>
+          <w:sz w:val="20"/>
+          <w:szCs w:val="20"/>
+          <w:lang w:val="uk-UA"/>
+        </w:rPr>
+        <w:t>buffer</w:t>
+      </w:r>
+      <w:proofErr w:type="spellEnd"/>
+      <w:r>
+        <w:rPr>
+          <w:rFonts w:ascii="Courier New" w:hAnsi="Courier New" w:cs="Courier New"/>
+          <w:bCs/>
+          <w:sz w:val="20"/>
+          <w:szCs w:val="20"/>
+          <w:lang w:val="uk-UA"/>
+        </w:rPr>
+        <w:t>[</w:t>
+      </w:r>
+      <w:proofErr w:type="spellStart"/>
+      <w:r>
+        <w:rPr>
+          <w:rFonts w:ascii="Courier New" w:hAnsi="Courier New" w:cs="Courier New"/>
+          <w:bCs/>
+          <w:sz w:val="20"/>
+          <w:szCs w:val="20"/>
+          <w:lang w:val="uk-UA"/>
+        </w:rPr>
+        <w:t>bufferIndex</w:t>
+      </w:r>
+      <w:proofErr w:type="spellEnd"/>
+      <w:r>
+        <w:rPr>
+          <w:rFonts w:ascii="Courier New" w:hAnsi="Courier New" w:cs="Courier New"/>
+          <w:bCs/>
+          <w:sz w:val="20"/>
+          <w:szCs w:val="20"/>
+          <w:lang w:val="uk-UA"/>
+        </w:rPr>
+        <w:t>] + TABLE_T[j], s);</w:t>
       </w:r>
     </w:p>
     <w:p>
@@ -3575,7 +7098,29 @@
           <w:szCs w:val="20"/>
           <w:lang w:val="uk-UA"/>
         </w:rPr>
-        <w:t xml:space="preserve">                b = temp;</w:t>
+        <w:t xml:space="preserve">                b = </w:t>
+      </w:r>
+      <w:proofErr w:type="spellStart"/>
+      <w:r>
+        <w:rPr>
+          <w:rFonts w:ascii="Courier New" w:hAnsi="Courier New" w:cs="Courier New"/>
+          <w:bCs/>
+          <w:sz w:val="20"/>
+          <w:szCs w:val="20"/>
+          <w:lang w:val="uk-UA"/>
+        </w:rPr>
+        <w:t>temp</w:t>
+      </w:r>
+      <w:proofErr w:type="spellEnd"/>
+      <w:r>
+        <w:rPr>
+          <w:rFonts w:ascii="Courier New" w:hAnsi="Courier New" w:cs="Courier New"/>
+          <w:bCs/>
+          <w:sz w:val="20"/>
+          <w:szCs w:val="20"/>
+          <w:lang w:val="uk-UA"/>
+        </w:rPr>
+        <w:t>;</w:t>
       </w:r>
     </w:p>
     <w:p>
@@ -3628,70 +7173,158 @@
           <w:szCs w:val="20"/>
           <w:lang w:val="uk-UA"/>
         </w:rPr>
-        <w:t xml:space="preserve">            a += originalA;</w:t>
-      </w:r>
-    </w:p>
-    <w:p>
-      <w:pPr>
-        <w:rPr>
-          <w:rFonts w:ascii="Courier New" w:hAnsi="Courier New" w:cs="Courier New"/>
-          <w:bCs/>
-          <w:sz w:val="20"/>
-          <w:szCs w:val="20"/>
-          <w:lang w:val="uk-UA"/>
-        </w:rPr>
-      </w:pPr>
-      <w:r>
-        <w:rPr>
-          <w:rFonts w:ascii="Courier New" w:hAnsi="Courier New" w:cs="Courier New"/>
-          <w:bCs/>
-          <w:sz w:val="20"/>
-          <w:szCs w:val="20"/>
-          <w:lang w:val="uk-UA"/>
-        </w:rPr>
-        <w:t xml:space="preserve">            b += originalB;</w:t>
-      </w:r>
-    </w:p>
-    <w:p>
-      <w:pPr>
-        <w:rPr>
-          <w:rFonts w:ascii="Courier New" w:hAnsi="Courier New" w:cs="Courier New"/>
-          <w:bCs/>
-          <w:sz w:val="20"/>
-          <w:szCs w:val="20"/>
-          <w:lang w:val="uk-UA"/>
-        </w:rPr>
-      </w:pPr>
-      <w:r>
-        <w:rPr>
-          <w:rFonts w:ascii="Courier New" w:hAnsi="Courier New" w:cs="Courier New"/>
-          <w:bCs/>
-          <w:sz w:val="20"/>
-          <w:szCs w:val="20"/>
-          <w:lang w:val="uk-UA"/>
-        </w:rPr>
-        <w:t xml:space="preserve">            c += originalC;</w:t>
-      </w:r>
-    </w:p>
-    <w:p>
-      <w:pPr>
-        <w:rPr>
-          <w:rFonts w:ascii="Courier New" w:hAnsi="Courier New" w:cs="Courier New"/>
-          <w:bCs/>
-          <w:sz w:val="20"/>
-          <w:szCs w:val="20"/>
-          <w:lang w:val="uk-UA"/>
-        </w:rPr>
-      </w:pPr>
-      <w:r>
-        <w:rPr>
-          <w:rFonts w:ascii="Courier New" w:hAnsi="Courier New" w:cs="Courier New"/>
-          <w:bCs/>
-          <w:sz w:val="20"/>
-          <w:szCs w:val="20"/>
-          <w:lang w:val="uk-UA"/>
-        </w:rPr>
-        <w:t xml:space="preserve">            d += originalD;</w:t>
+        <w:t xml:space="preserve">            a += </w:t>
+      </w:r>
+      <w:proofErr w:type="spellStart"/>
+      <w:r>
+        <w:rPr>
+          <w:rFonts w:ascii="Courier New" w:hAnsi="Courier New" w:cs="Courier New"/>
+          <w:bCs/>
+          <w:sz w:val="20"/>
+          <w:szCs w:val="20"/>
+          <w:lang w:val="uk-UA"/>
+        </w:rPr>
+        <w:t>originalA</w:t>
+      </w:r>
+      <w:proofErr w:type="spellEnd"/>
+      <w:r>
+        <w:rPr>
+          <w:rFonts w:ascii="Courier New" w:hAnsi="Courier New" w:cs="Courier New"/>
+          <w:bCs/>
+          <w:sz w:val="20"/>
+          <w:szCs w:val="20"/>
+          <w:lang w:val="uk-UA"/>
+        </w:rPr>
+        <w:t>;</w:t>
+      </w:r>
+    </w:p>
+    <w:p>
+      <w:pPr>
+        <w:rPr>
+          <w:rFonts w:ascii="Courier New" w:hAnsi="Courier New" w:cs="Courier New"/>
+          <w:bCs/>
+          <w:sz w:val="20"/>
+          <w:szCs w:val="20"/>
+          <w:lang w:val="uk-UA"/>
+        </w:rPr>
+      </w:pPr>
+      <w:r>
+        <w:rPr>
+          <w:rFonts w:ascii="Courier New" w:hAnsi="Courier New" w:cs="Courier New"/>
+          <w:bCs/>
+          <w:sz w:val="20"/>
+          <w:szCs w:val="20"/>
+          <w:lang w:val="uk-UA"/>
+        </w:rPr>
+        <w:t xml:space="preserve">            b += </w:t>
+      </w:r>
+      <w:proofErr w:type="spellStart"/>
+      <w:r>
+        <w:rPr>
+          <w:rFonts w:ascii="Courier New" w:hAnsi="Courier New" w:cs="Courier New"/>
+          <w:bCs/>
+          <w:sz w:val="20"/>
+          <w:szCs w:val="20"/>
+          <w:lang w:val="uk-UA"/>
+        </w:rPr>
+        <w:t>originalB</w:t>
+      </w:r>
+      <w:proofErr w:type="spellEnd"/>
+      <w:r>
+        <w:rPr>
+          <w:rFonts w:ascii="Courier New" w:hAnsi="Courier New" w:cs="Courier New"/>
+          <w:bCs/>
+          <w:sz w:val="20"/>
+          <w:szCs w:val="20"/>
+          <w:lang w:val="uk-UA"/>
+        </w:rPr>
+        <w:t>;</w:t>
+      </w:r>
+    </w:p>
+    <w:p>
+      <w:pPr>
+        <w:rPr>
+          <w:rFonts w:ascii="Courier New" w:hAnsi="Courier New" w:cs="Courier New"/>
+          <w:bCs/>
+          <w:sz w:val="20"/>
+          <w:szCs w:val="20"/>
+          <w:lang w:val="uk-UA"/>
+        </w:rPr>
+      </w:pPr>
+      <w:r>
+        <w:rPr>
+          <w:rFonts w:ascii="Courier New" w:hAnsi="Courier New" w:cs="Courier New"/>
+          <w:bCs/>
+          <w:sz w:val="20"/>
+          <w:szCs w:val="20"/>
+          <w:lang w:val="uk-UA"/>
+        </w:rPr>
+        <w:t xml:space="preserve">            c += </w:t>
+      </w:r>
+      <w:proofErr w:type="spellStart"/>
+      <w:r>
+        <w:rPr>
+          <w:rFonts w:ascii="Courier New" w:hAnsi="Courier New" w:cs="Courier New"/>
+          <w:bCs/>
+          <w:sz w:val="20"/>
+          <w:szCs w:val="20"/>
+          <w:lang w:val="uk-UA"/>
+        </w:rPr>
+        <w:t>originalC</w:t>
+      </w:r>
+      <w:proofErr w:type="spellEnd"/>
+      <w:r>
+        <w:rPr>
+          <w:rFonts w:ascii="Courier New" w:hAnsi="Courier New" w:cs="Courier New"/>
+          <w:bCs/>
+          <w:sz w:val="20"/>
+          <w:szCs w:val="20"/>
+          <w:lang w:val="uk-UA"/>
+        </w:rPr>
+        <w:t>;</w:t>
+      </w:r>
+    </w:p>
+    <w:p>
+      <w:pPr>
+        <w:rPr>
+          <w:rFonts w:ascii="Courier New" w:hAnsi="Courier New" w:cs="Courier New"/>
+          <w:bCs/>
+          <w:sz w:val="20"/>
+          <w:szCs w:val="20"/>
+          <w:lang w:val="uk-UA"/>
+        </w:rPr>
+      </w:pPr>
+      <w:r>
+        <w:rPr>
+          <w:rFonts w:ascii="Courier New" w:hAnsi="Courier New" w:cs="Courier New"/>
+          <w:bCs/>
+          <w:sz w:val="20"/>
+          <w:szCs w:val="20"/>
+          <w:lang w:val="uk-UA"/>
+        </w:rPr>
+        <w:t xml:space="preserve">            d += </w:t>
+      </w:r>
+      <w:proofErr w:type="spellStart"/>
+      <w:r>
+        <w:rPr>
+          <w:rFonts w:ascii="Courier New" w:hAnsi="Courier New" w:cs="Courier New"/>
+          <w:bCs/>
+          <w:sz w:val="20"/>
+          <w:szCs w:val="20"/>
+          <w:lang w:val="uk-UA"/>
+        </w:rPr>
+        <w:t>originalD</w:t>
+      </w:r>
+      <w:proofErr w:type="spellEnd"/>
+      <w:r>
+        <w:rPr>
+          <w:rFonts w:ascii="Courier New" w:hAnsi="Courier New" w:cs="Courier New"/>
+          <w:bCs/>
+          <w:sz w:val="20"/>
+          <w:szCs w:val="20"/>
+          <w:lang w:val="uk-UA"/>
+        </w:rPr>
+        <w:t>;</w:t>
       </w:r>
     </w:p>
     <w:p>
@@ -3744,49 +7377,203 @@
           <w:szCs w:val="20"/>
           <w:lang w:val="uk-UA"/>
         </w:rPr>
-        <w:t xml:space="preserve">        var md5 = new byte[16];</w:t>
-      </w:r>
-    </w:p>
-    <w:p>
-      <w:pPr>
-        <w:rPr>
-          <w:rFonts w:ascii="Courier New" w:hAnsi="Courier New" w:cs="Courier New"/>
-          <w:bCs/>
-          <w:sz w:val="20"/>
-          <w:szCs w:val="20"/>
-          <w:lang w:val="uk-UA"/>
-        </w:rPr>
-      </w:pPr>
-      <w:r>
-        <w:rPr>
-          <w:rFonts w:ascii="Courier New" w:hAnsi="Courier New" w:cs="Courier New"/>
-          <w:bCs/>
-          <w:sz w:val="20"/>
-          <w:szCs w:val="20"/>
-          <w:lang w:val="uk-UA"/>
-        </w:rPr>
-        <w:t xml:space="preserve">        int count = 0;</w:t>
-      </w:r>
-    </w:p>
-    <w:p>
-      <w:pPr>
-        <w:rPr>
-          <w:rFonts w:ascii="Courier New" w:hAnsi="Courier New" w:cs="Courier New"/>
-          <w:bCs/>
-          <w:sz w:val="20"/>
-          <w:szCs w:val="20"/>
-          <w:lang w:val="uk-UA"/>
-        </w:rPr>
-      </w:pPr>
-      <w:r>
-        <w:rPr>
-          <w:rFonts w:ascii="Courier New" w:hAnsi="Courier New" w:cs="Courier New"/>
-          <w:bCs/>
-          <w:sz w:val="20"/>
-          <w:szCs w:val="20"/>
-          <w:lang w:val="uk-UA"/>
-        </w:rPr>
-        <w:t xml:space="preserve">        for (int i = 0; i &lt; 4; i++)</w:t>
+        <w:t xml:space="preserve">        </w:t>
+      </w:r>
+      <w:proofErr w:type="spellStart"/>
+      <w:r>
+        <w:rPr>
+          <w:rFonts w:ascii="Courier New" w:hAnsi="Courier New" w:cs="Courier New"/>
+          <w:bCs/>
+          <w:sz w:val="20"/>
+          <w:szCs w:val="20"/>
+          <w:lang w:val="uk-UA"/>
+        </w:rPr>
+        <w:t>var</w:t>
+      </w:r>
+      <w:proofErr w:type="spellEnd"/>
+      <w:r>
+        <w:rPr>
+          <w:rFonts w:ascii="Courier New" w:hAnsi="Courier New" w:cs="Courier New"/>
+          <w:bCs/>
+          <w:sz w:val="20"/>
+          <w:szCs w:val="20"/>
+          <w:lang w:val="uk-UA"/>
+        </w:rPr>
+        <w:t xml:space="preserve"> md5 = </w:t>
+      </w:r>
+      <w:proofErr w:type="spellStart"/>
+      <w:r>
+        <w:rPr>
+          <w:rFonts w:ascii="Courier New" w:hAnsi="Courier New" w:cs="Courier New"/>
+          <w:bCs/>
+          <w:sz w:val="20"/>
+          <w:szCs w:val="20"/>
+          <w:lang w:val="uk-UA"/>
+        </w:rPr>
+        <w:t>new</w:t>
+      </w:r>
+      <w:proofErr w:type="spellEnd"/>
+      <w:r>
+        <w:rPr>
+          <w:rFonts w:ascii="Courier New" w:hAnsi="Courier New" w:cs="Courier New"/>
+          <w:bCs/>
+          <w:sz w:val="20"/>
+          <w:szCs w:val="20"/>
+          <w:lang w:val="uk-UA"/>
+        </w:rPr>
+        <w:t xml:space="preserve"> </w:t>
+      </w:r>
+      <w:proofErr w:type="spellStart"/>
+      <w:r>
+        <w:rPr>
+          <w:rFonts w:ascii="Courier New" w:hAnsi="Courier New" w:cs="Courier New"/>
+          <w:bCs/>
+          <w:sz w:val="20"/>
+          <w:szCs w:val="20"/>
+          <w:lang w:val="uk-UA"/>
+        </w:rPr>
+        <w:t>byte</w:t>
+      </w:r>
+      <w:proofErr w:type="spellEnd"/>
+      <w:r>
+        <w:rPr>
+          <w:rFonts w:ascii="Courier New" w:hAnsi="Courier New" w:cs="Courier New"/>
+          <w:bCs/>
+          <w:sz w:val="20"/>
+          <w:szCs w:val="20"/>
+          <w:lang w:val="uk-UA"/>
+        </w:rPr>
+        <w:t>[16];</w:t>
+      </w:r>
+    </w:p>
+    <w:p>
+      <w:pPr>
+        <w:rPr>
+          <w:rFonts w:ascii="Courier New" w:hAnsi="Courier New" w:cs="Courier New"/>
+          <w:bCs/>
+          <w:sz w:val="20"/>
+          <w:szCs w:val="20"/>
+          <w:lang w:val="uk-UA"/>
+        </w:rPr>
+      </w:pPr>
+      <w:r>
+        <w:rPr>
+          <w:rFonts w:ascii="Courier New" w:hAnsi="Courier New" w:cs="Courier New"/>
+          <w:bCs/>
+          <w:sz w:val="20"/>
+          <w:szCs w:val="20"/>
+          <w:lang w:val="uk-UA"/>
+        </w:rPr>
+        <w:t xml:space="preserve">        </w:t>
+      </w:r>
+      <w:proofErr w:type="spellStart"/>
+      <w:r>
+        <w:rPr>
+          <w:rFonts w:ascii="Courier New" w:hAnsi="Courier New" w:cs="Courier New"/>
+          <w:bCs/>
+          <w:sz w:val="20"/>
+          <w:szCs w:val="20"/>
+          <w:lang w:val="uk-UA"/>
+        </w:rPr>
+        <w:t>int</w:t>
+      </w:r>
+      <w:proofErr w:type="spellEnd"/>
+      <w:r>
+        <w:rPr>
+          <w:rFonts w:ascii="Courier New" w:hAnsi="Courier New" w:cs="Courier New"/>
+          <w:bCs/>
+          <w:sz w:val="20"/>
+          <w:szCs w:val="20"/>
+          <w:lang w:val="uk-UA"/>
+        </w:rPr>
+        <w:t xml:space="preserve"> </w:t>
+      </w:r>
+      <w:proofErr w:type="spellStart"/>
+      <w:r>
+        <w:rPr>
+          <w:rFonts w:ascii="Courier New" w:hAnsi="Courier New" w:cs="Courier New"/>
+          <w:bCs/>
+          <w:sz w:val="20"/>
+          <w:szCs w:val="20"/>
+          <w:lang w:val="uk-UA"/>
+        </w:rPr>
+        <w:t>count</w:t>
+      </w:r>
+      <w:proofErr w:type="spellEnd"/>
+      <w:r>
+        <w:rPr>
+          <w:rFonts w:ascii="Courier New" w:hAnsi="Courier New" w:cs="Courier New"/>
+          <w:bCs/>
+          <w:sz w:val="20"/>
+          <w:szCs w:val="20"/>
+          <w:lang w:val="uk-UA"/>
+        </w:rPr>
+        <w:t xml:space="preserve"> = 0;</w:t>
+      </w:r>
+    </w:p>
+    <w:p>
+      <w:pPr>
+        <w:rPr>
+          <w:rFonts w:ascii="Courier New" w:hAnsi="Courier New" w:cs="Courier New"/>
+          <w:bCs/>
+          <w:sz w:val="20"/>
+          <w:szCs w:val="20"/>
+          <w:lang w:val="uk-UA"/>
+        </w:rPr>
+      </w:pPr>
+      <w:r>
+        <w:rPr>
+          <w:rFonts w:ascii="Courier New" w:hAnsi="Courier New" w:cs="Courier New"/>
+          <w:bCs/>
+          <w:sz w:val="20"/>
+          <w:szCs w:val="20"/>
+          <w:lang w:val="uk-UA"/>
+        </w:rPr>
+        <w:t xml:space="preserve">        </w:t>
+      </w:r>
+      <w:proofErr w:type="spellStart"/>
+      <w:r>
+        <w:rPr>
+          <w:rFonts w:ascii="Courier New" w:hAnsi="Courier New" w:cs="Courier New"/>
+          <w:bCs/>
+          <w:sz w:val="20"/>
+          <w:szCs w:val="20"/>
+          <w:lang w:val="uk-UA"/>
+        </w:rPr>
+        <w:t>for</w:t>
+      </w:r>
+      <w:proofErr w:type="spellEnd"/>
+      <w:r>
+        <w:rPr>
+          <w:rFonts w:ascii="Courier New" w:hAnsi="Courier New" w:cs="Courier New"/>
+          <w:bCs/>
+          <w:sz w:val="20"/>
+          <w:szCs w:val="20"/>
+          <w:lang w:val="uk-UA"/>
+        </w:rPr>
+        <w:t xml:space="preserve"> (</w:t>
+      </w:r>
+      <w:proofErr w:type="spellStart"/>
+      <w:r>
+        <w:rPr>
+          <w:rFonts w:ascii="Courier New" w:hAnsi="Courier New" w:cs="Courier New"/>
+          <w:bCs/>
+          <w:sz w:val="20"/>
+          <w:szCs w:val="20"/>
+          <w:lang w:val="uk-UA"/>
+        </w:rPr>
+        <w:t>int</w:t>
+      </w:r>
+      <w:proofErr w:type="spellEnd"/>
+      <w:r>
+        <w:rPr>
+          <w:rFonts w:ascii="Courier New" w:hAnsi="Courier New" w:cs="Courier New"/>
+          <w:bCs/>
+          <w:sz w:val="20"/>
+          <w:szCs w:val="20"/>
+          <w:lang w:val="uk-UA"/>
+        </w:rPr>
+        <w:t xml:space="preserve"> i = 0; i &lt; 4; i++)</w:t>
       </w:r>
     </w:p>
     <w:p>
@@ -3828,28 +7615,94 @@
           <w:szCs w:val="20"/>
           <w:lang w:val="uk-UA"/>
         </w:rPr>
-        <w:t xml:space="preserve">            int n = (i == 0) ? a : (i == 1) ? b : (i == 2) ? c : d;</w:t>
-      </w:r>
-    </w:p>
-    <w:p>
-      <w:pPr>
-        <w:rPr>
-          <w:rFonts w:ascii="Courier New" w:hAnsi="Courier New" w:cs="Courier New"/>
-          <w:bCs/>
-          <w:sz w:val="20"/>
-          <w:szCs w:val="20"/>
-          <w:lang w:val="uk-UA"/>
-        </w:rPr>
-      </w:pPr>
-      <w:r>
-        <w:rPr>
-          <w:rFonts w:ascii="Courier New" w:hAnsi="Courier New" w:cs="Courier New"/>
-          <w:bCs/>
-          <w:sz w:val="20"/>
-          <w:szCs w:val="20"/>
-          <w:lang w:val="uk-UA"/>
-        </w:rPr>
-        <w:t xml:space="preserve">            for (int j = 0; j &lt; 4; j++)</w:t>
+        <w:t xml:space="preserve">            </w:t>
+      </w:r>
+      <w:proofErr w:type="spellStart"/>
+      <w:r>
+        <w:rPr>
+          <w:rFonts w:ascii="Courier New" w:hAnsi="Courier New" w:cs="Courier New"/>
+          <w:bCs/>
+          <w:sz w:val="20"/>
+          <w:szCs w:val="20"/>
+          <w:lang w:val="uk-UA"/>
+        </w:rPr>
+        <w:t>int</w:t>
+      </w:r>
+      <w:proofErr w:type="spellEnd"/>
+      <w:r>
+        <w:rPr>
+          <w:rFonts w:ascii="Courier New" w:hAnsi="Courier New" w:cs="Courier New"/>
+          <w:bCs/>
+          <w:sz w:val="20"/>
+          <w:szCs w:val="20"/>
+          <w:lang w:val="uk-UA"/>
+        </w:rPr>
+        <w:t xml:space="preserve"> n = (i == 0) ? a : (i == 1) ? b : (i == 2) ? c : d;</w:t>
+      </w:r>
+    </w:p>
+    <w:p>
+      <w:pPr>
+        <w:rPr>
+          <w:rFonts w:ascii="Courier New" w:hAnsi="Courier New" w:cs="Courier New"/>
+          <w:bCs/>
+          <w:sz w:val="20"/>
+          <w:szCs w:val="20"/>
+          <w:lang w:val="uk-UA"/>
+        </w:rPr>
+      </w:pPr>
+      <w:r>
+        <w:rPr>
+          <w:rFonts w:ascii="Courier New" w:hAnsi="Courier New" w:cs="Courier New"/>
+          <w:bCs/>
+          <w:sz w:val="20"/>
+          <w:szCs w:val="20"/>
+          <w:lang w:val="uk-UA"/>
+        </w:rPr>
+        <w:t xml:space="preserve">            </w:t>
+      </w:r>
+      <w:proofErr w:type="spellStart"/>
+      <w:r>
+        <w:rPr>
+          <w:rFonts w:ascii="Courier New" w:hAnsi="Courier New" w:cs="Courier New"/>
+          <w:bCs/>
+          <w:sz w:val="20"/>
+          <w:szCs w:val="20"/>
+          <w:lang w:val="uk-UA"/>
+        </w:rPr>
+        <w:t>for</w:t>
+      </w:r>
+      <w:proofErr w:type="spellEnd"/>
+      <w:r>
+        <w:rPr>
+          <w:rFonts w:ascii="Courier New" w:hAnsi="Courier New" w:cs="Courier New"/>
+          <w:bCs/>
+          <w:sz w:val="20"/>
+          <w:szCs w:val="20"/>
+          <w:lang w:val="uk-UA"/>
+        </w:rPr>
+        <w:t xml:space="preserve"> (</w:t>
+      </w:r>
+      <w:proofErr w:type="spellStart"/>
+      <w:r>
+        <w:rPr>
+          <w:rFonts w:ascii="Courier New" w:hAnsi="Courier New" w:cs="Courier New"/>
+          <w:bCs/>
+          <w:sz w:val="20"/>
+          <w:szCs w:val="20"/>
+          <w:lang w:val="uk-UA"/>
+        </w:rPr>
+        <w:t>int</w:t>
+      </w:r>
+      <w:proofErr w:type="spellEnd"/>
+      <w:r>
+        <w:rPr>
+          <w:rFonts w:ascii="Courier New" w:hAnsi="Courier New" w:cs="Courier New"/>
+          <w:bCs/>
+          <w:sz w:val="20"/>
+          <w:szCs w:val="20"/>
+          <w:lang w:val="uk-UA"/>
+        </w:rPr>
+        <w:t xml:space="preserve"> j = 0; j &lt; 4; j++)</w:t>
       </w:r>
     </w:p>
     <w:p>
@@ -3891,28 +7744,116 @@
           <w:szCs w:val="20"/>
           <w:lang w:val="uk-UA"/>
         </w:rPr>
-        <w:t xml:space="preserve">                md5[count++] = (byte)n;</w:t>
-      </w:r>
-    </w:p>
-    <w:p>
-      <w:pPr>
-        <w:rPr>
-          <w:rFonts w:ascii="Courier New" w:hAnsi="Courier New" w:cs="Courier New"/>
-          <w:bCs/>
-          <w:sz w:val="20"/>
-          <w:szCs w:val="20"/>
-          <w:lang w:val="uk-UA"/>
-        </w:rPr>
-      </w:pPr>
-      <w:r>
-        <w:rPr>
-          <w:rFonts w:ascii="Courier New" w:hAnsi="Courier New" w:cs="Courier New"/>
-          <w:bCs/>
-          <w:sz w:val="20"/>
-          <w:szCs w:val="20"/>
-          <w:lang w:val="uk-UA"/>
-        </w:rPr>
-        <w:t xml:space="preserve">                n = (int)((uint)n &gt;&gt; 8);</w:t>
+        <w:t xml:space="preserve">                md5[</w:t>
+      </w:r>
+      <w:proofErr w:type="spellStart"/>
+      <w:r>
+        <w:rPr>
+          <w:rFonts w:ascii="Courier New" w:hAnsi="Courier New" w:cs="Courier New"/>
+          <w:bCs/>
+          <w:sz w:val="20"/>
+          <w:szCs w:val="20"/>
+          <w:lang w:val="uk-UA"/>
+        </w:rPr>
+        <w:t>count</w:t>
+      </w:r>
+      <w:proofErr w:type="spellEnd"/>
+      <w:r>
+        <w:rPr>
+          <w:rFonts w:ascii="Courier New" w:hAnsi="Courier New" w:cs="Courier New"/>
+          <w:bCs/>
+          <w:sz w:val="20"/>
+          <w:szCs w:val="20"/>
+          <w:lang w:val="uk-UA"/>
+        </w:rPr>
+        <w:t>++] = (</w:t>
+      </w:r>
+      <w:proofErr w:type="spellStart"/>
+      <w:r>
+        <w:rPr>
+          <w:rFonts w:ascii="Courier New" w:hAnsi="Courier New" w:cs="Courier New"/>
+          <w:bCs/>
+          <w:sz w:val="20"/>
+          <w:szCs w:val="20"/>
+          <w:lang w:val="uk-UA"/>
+        </w:rPr>
+        <w:t>byte</w:t>
+      </w:r>
+      <w:proofErr w:type="spellEnd"/>
+      <w:r>
+        <w:rPr>
+          <w:rFonts w:ascii="Courier New" w:hAnsi="Courier New" w:cs="Courier New"/>
+          <w:bCs/>
+          <w:sz w:val="20"/>
+          <w:szCs w:val="20"/>
+          <w:lang w:val="uk-UA"/>
+        </w:rPr>
+        <w:t>)n;</w:t>
+      </w:r>
+    </w:p>
+    <w:p>
+      <w:pPr>
+        <w:rPr>
+          <w:rFonts w:ascii="Courier New" w:hAnsi="Courier New" w:cs="Courier New"/>
+          <w:bCs/>
+          <w:sz w:val="20"/>
+          <w:szCs w:val="20"/>
+          <w:lang w:val="uk-UA"/>
+        </w:rPr>
+      </w:pPr>
+      <w:r>
+        <w:rPr>
+          <w:rFonts w:ascii="Courier New" w:hAnsi="Courier New" w:cs="Courier New"/>
+          <w:bCs/>
+          <w:sz w:val="20"/>
+          <w:szCs w:val="20"/>
+          <w:lang w:val="uk-UA"/>
+        </w:rPr>
+        <w:t xml:space="preserve">                n = (</w:t>
+      </w:r>
+      <w:proofErr w:type="spellStart"/>
+      <w:r>
+        <w:rPr>
+          <w:rFonts w:ascii="Courier New" w:hAnsi="Courier New" w:cs="Courier New"/>
+          <w:bCs/>
+          <w:sz w:val="20"/>
+          <w:szCs w:val="20"/>
+          <w:lang w:val="uk-UA"/>
+        </w:rPr>
+        <w:t>int</w:t>
+      </w:r>
+      <w:proofErr w:type="spellEnd"/>
+      <w:r>
+        <w:rPr>
+          <w:rFonts w:ascii="Courier New" w:hAnsi="Courier New" w:cs="Courier New"/>
+          <w:bCs/>
+          <w:sz w:val="20"/>
+          <w:szCs w:val="20"/>
+          <w:lang w:val="uk-UA"/>
+        </w:rPr>
+        <w:t>)((</w:t>
+      </w:r>
+      <w:proofErr w:type="spellStart"/>
+      <w:r>
+        <w:rPr>
+          <w:rFonts w:ascii="Courier New" w:hAnsi="Courier New" w:cs="Courier New"/>
+          <w:bCs/>
+          <w:sz w:val="20"/>
+          <w:szCs w:val="20"/>
+          <w:lang w:val="uk-UA"/>
+        </w:rPr>
+        <w:t>uint</w:t>
+      </w:r>
+      <w:proofErr w:type="spellEnd"/>
+      <w:r>
+        <w:rPr>
+          <w:rFonts w:ascii="Courier New" w:hAnsi="Courier New" w:cs="Courier New"/>
+          <w:bCs/>
+          <w:sz w:val="20"/>
+          <w:szCs w:val="20"/>
+          <w:lang w:val="uk-UA"/>
+        </w:rPr>
+        <w:t>)n &gt;&gt; 8);</w:t>
       </w:r>
     </w:p>
     <w:p>
@@ -3975,7 +7916,29 @@
           <w:szCs w:val="20"/>
           <w:lang w:val="uk-UA"/>
         </w:rPr>
-        <w:t xml:space="preserve">        return md5;</w:t>
+        <w:t xml:space="preserve">        </w:t>
+      </w:r>
+      <w:proofErr w:type="spellStart"/>
+      <w:r>
+        <w:rPr>
+          <w:rFonts w:ascii="Courier New" w:hAnsi="Courier New" w:cs="Courier New"/>
+          <w:bCs/>
+          <w:sz w:val="20"/>
+          <w:szCs w:val="20"/>
+          <w:lang w:val="uk-UA"/>
+        </w:rPr>
+        <w:t>return</w:t>
+      </w:r>
+      <w:proofErr w:type="spellEnd"/>
+      <w:r>
+        <w:rPr>
+          <w:rFonts w:ascii="Courier New" w:hAnsi="Courier New" w:cs="Courier New"/>
+          <w:bCs/>
+          <w:sz w:val="20"/>
+          <w:szCs w:val="20"/>
+          <w:lang w:val="uk-UA"/>
+        </w:rPr>
+        <w:t xml:space="preserve"> md5;</w:t>
       </w:r>
     </w:p>
     <w:p>
@@ -4028,7 +7991,183 @@
           <w:szCs w:val="20"/>
           <w:lang w:val="uk-UA"/>
         </w:rPr>
-        <w:t xml:space="preserve">    private static int RotateLeft(int value, int bits)</w:t>
+        <w:t xml:space="preserve">    </w:t>
+      </w:r>
+      <w:proofErr w:type="spellStart"/>
+      <w:r>
+        <w:rPr>
+          <w:rFonts w:ascii="Courier New" w:hAnsi="Courier New" w:cs="Courier New"/>
+          <w:bCs/>
+          <w:sz w:val="20"/>
+          <w:szCs w:val="20"/>
+          <w:lang w:val="uk-UA"/>
+        </w:rPr>
+        <w:t>private</w:t>
+      </w:r>
+      <w:proofErr w:type="spellEnd"/>
+      <w:r>
+        <w:rPr>
+          <w:rFonts w:ascii="Courier New" w:hAnsi="Courier New" w:cs="Courier New"/>
+          <w:bCs/>
+          <w:sz w:val="20"/>
+          <w:szCs w:val="20"/>
+          <w:lang w:val="uk-UA"/>
+        </w:rPr>
+        <w:t xml:space="preserve"> </w:t>
+      </w:r>
+      <w:proofErr w:type="spellStart"/>
+      <w:r>
+        <w:rPr>
+          <w:rFonts w:ascii="Courier New" w:hAnsi="Courier New" w:cs="Courier New"/>
+          <w:bCs/>
+          <w:sz w:val="20"/>
+          <w:szCs w:val="20"/>
+          <w:lang w:val="uk-UA"/>
+        </w:rPr>
+        <w:t>static</w:t>
+      </w:r>
+      <w:proofErr w:type="spellEnd"/>
+      <w:r>
+        <w:rPr>
+          <w:rFonts w:ascii="Courier New" w:hAnsi="Courier New" w:cs="Courier New"/>
+          <w:bCs/>
+          <w:sz w:val="20"/>
+          <w:szCs w:val="20"/>
+          <w:lang w:val="uk-UA"/>
+        </w:rPr>
+        <w:t xml:space="preserve"> </w:t>
+      </w:r>
+      <w:proofErr w:type="spellStart"/>
+      <w:r>
+        <w:rPr>
+          <w:rFonts w:ascii="Courier New" w:hAnsi="Courier New" w:cs="Courier New"/>
+          <w:bCs/>
+          <w:sz w:val="20"/>
+          <w:szCs w:val="20"/>
+          <w:lang w:val="uk-UA"/>
+        </w:rPr>
+        <w:t>int</w:t>
+      </w:r>
+      <w:proofErr w:type="spellEnd"/>
+      <w:r>
+        <w:rPr>
+          <w:rFonts w:ascii="Courier New" w:hAnsi="Courier New" w:cs="Courier New"/>
+          <w:bCs/>
+          <w:sz w:val="20"/>
+          <w:szCs w:val="20"/>
+          <w:lang w:val="uk-UA"/>
+        </w:rPr>
+        <w:t xml:space="preserve"> </w:t>
+      </w:r>
+      <w:proofErr w:type="spellStart"/>
+      <w:r>
+        <w:rPr>
+          <w:rFonts w:ascii="Courier New" w:hAnsi="Courier New" w:cs="Courier New"/>
+          <w:bCs/>
+          <w:sz w:val="20"/>
+          <w:szCs w:val="20"/>
+          <w:lang w:val="uk-UA"/>
+        </w:rPr>
+        <w:t>RotateLeft</w:t>
+      </w:r>
+      <w:proofErr w:type="spellEnd"/>
+      <w:r>
+        <w:rPr>
+          <w:rFonts w:ascii="Courier New" w:hAnsi="Courier New" w:cs="Courier New"/>
+          <w:bCs/>
+          <w:sz w:val="20"/>
+          <w:szCs w:val="20"/>
+          <w:lang w:val="uk-UA"/>
+        </w:rPr>
+        <w:t>(</w:t>
+      </w:r>
+      <w:proofErr w:type="spellStart"/>
+      <w:r>
+        <w:rPr>
+          <w:rFonts w:ascii="Courier New" w:hAnsi="Courier New" w:cs="Courier New"/>
+          <w:bCs/>
+          <w:sz w:val="20"/>
+          <w:szCs w:val="20"/>
+          <w:lang w:val="uk-UA"/>
+        </w:rPr>
+        <w:t>int</w:t>
+      </w:r>
+      <w:proofErr w:type="spellEnd"/>
+      <w:r>
+        <w:rPr>
+          <w:rFonts w:ascii="Courier New" w:hAnsi="Courier New" w:cs="Courier New"/>
+          <w:bCs/>
+          <w:sz w:val="20"/>
+          <w:szCs w:val="20"/>
+          <w:lang w:val="uk-UA"/>
+        </w:rPr>
+        <w:t xml:space="preserve"> </w:t>
+      </w:r>
+      <w:proofErr w:type="spellStart"/>
+      <w:r>
+        <w:rPr>
+          <w:rFonts w:ascii="Courier New" w:hAnsi="Courier New" w:cs="Courier New"/>
+          <w:bCs/>
+          <w:sz w:val="20"/>
+          <w:szCs w:val="20"/>
+          <w:lang w:val="uk-UA"/>
+        </w:rPr>
+        <w:t>value</w:t>
+      </w:r>
+      <w:proofErr w:type="spellEnd"/>
+      <w:r>
+        <w:rPr>
+          <w:rFonts w:ascii="Courier New" w:hAnsi="Courier New" w:cs="Courier New"/>
+          <w:bCs/>
+          <w:sz w:val="20"/>
+          <w:szCs w:val="20"/>
+          <w:lang w:val="uk-UA"/>
+        </w:rPr>
+        <w:t xml:space="preserve">, </w:t>
+      </w:r>
+      <w:proofErr w:type="spellStart"/>
+      <w:r>
+        <w:rPr>
+          <w:rFonts w:ascii="Courier New" w:hAnsi="Courier New" w:cs="Courier New"/>
+          <w:bCs/>
+          <w:sz w:val="20"/>
+          <w:szCs w:val="20"/>
+          <w:lang w:val="uk-UA"/>
+        </w:rPr>
+        <w:t>int</w:t>
+      </w:r>
+      <w:proofErr w:type="spellEnd"/>
+      <w:r>
+        <w:rPr>
+          <w:rFonts w:ascii="Courier New" w:hAnsi="Courier New" w:cs="Courier New"/>
+          <w:bCs/>
+          <w:sz w:val="20"/>
+          <w:szCs w:val="20"/>
+          <w:lang w:val="uk-UA"/>
+        </w:rPr>
+        <w:t xml:space="preserve"> </w:t>
+      </w:r>
+      <w:proofErr w:type="spellStart"/>
+      <w:r>
+        <w:rPr>
+          <w:rFonts w:ascii="Courier New" w:hAnsi="Courier New" w:cs="Courier New"/>
+          <w:bCs/>
+          <w:sz w:val="20"/>
+          <w:szCs w:val="20"/>
+          <w:lang w:val="uk-UA"/>
+        </w:rPr>
+        <w:t>bits</w:t>
+      </w:r>
+      <w:proofErr w:type="spellEnd"/>
+      <w:r>
+        <w:rPr>
+          <w:rFonts w:ascii="Courier New" w:hAnsi="Courier New" w:cs="Courier New"/>
+          <w:bCs/>
+          <w:sz w:val="20"/>
+          <w:szCs w:val="20"/>
+          <w:lang w:val="uk-UA"/>
+        </w:rPr>
+        <w:t>)</w:t>
       </w:r>
     </w:p>
     <w:p>
@@ -4070,8 +8209,20 @@
           <w:szCs w:val="20"/>
           <w:lang w:val="uk-UA"/>
         </w:rPr>
-        <w:t xml:space="preserve">        unchecked</w:t>
-      </w:r>
+        <w:t xml:space="preserve">        </w:t>
+      </w:r>
+      <w:proofErr w:type="spellStart"/>
+      <w:r>
+        <w:rPr>
+          <w:rFonts w:ascii="Courier New" w:hAnsi="Courier New" w:cs="Courier New"/>
+          <w:bCs/>
+          <w:sz w:val="20"/>
+          <w:szCs w:val="20"/>
+          <w:lang w:val="uk-UA"/>
+        </w:rPr>
+        <w:t>unchecked</w:t>
+      </w:r>
+      <w:proofErr w:type="spellEnd"/>
     </w:p>
     <w:p>
       <w:pPr>
@@ -4112,7 +8263,183 @@
           <w:szCs w:val="20"/>
           <w:lang w:val="uk-UA"/>
         </w:rPr>
-        <w:t xml:space="preserve">            return (int)(((uint)value &lt;&lt; bits) | ((uint)value &gt;&gt; (32 - bits)));</w:t>
+        <w:t xml:space="preserve">            </w:t>
+      </w:r>
+      <w:proofErr w:type="spellStart"/>
+      <w:r>
+        <w:rPr>
+          <w:rFonts w:ascii="Courier New" w:hAnsi="Courier New" w:cs="Courier New"/>
+          <w:bCs/>
+          <w:sz w:val="20"/>
+          <w:szCs w:val="20"/>
+          <w:lang w:val="uk-UA"/>
+        </w:rPr>
+        <w:t>return</w:t>
+      </w:r>
+      <w:proofErr w:type="spellEnd"/>
+      <w:r>
+        <w:rPr>
+          <w:rFonts w:ascii="Courier New" w:hAnsi="Courier New" w:cs="Courier New"/>
+          <w:bCs/>
+          <w:sz w:val="20"/>
+          <w:szCs w:val="20"/>
+          <w:lang w:val="uk-UA"/>
+        </w:rPr>
+        <w:t xml:space="preserve"> (</w:t>
+      </w:r>
+      <w:proofErr w:type="spellStart"/>
+      <w:r>
+        <w:rPr>
+          <w:rFonts w:ascii="Courier New" w:hAnsi="Courier New" w:cs="Courier New"/>
+          <w:bCs/>
+          <w:sz w:val="20"/>
+          <w:szCs w:val="20"/>
+          <w:lang w:val="uk-UA"/>
+        </w:rPr>
+        <w:t>int</w:t>
+      </w:r>
+      <w:proofErr w:type="spellEnd"/>
+      <w:r>
+        <w:rPr>
+          <w:rFonts w:ascii="Courier New" w:hAnsi="Courier New" w:cs="Courier New"/>
+          <w:bCs/>
+          <w:sz w:val="20"/>
+          <w:szCs w:val="20"/>
+          <w:lang w:val="uk-UA"/>
+        </w:rPr>
+        <w:t>)(((</w:t>
+      </w:r>
+      <w:proofErr w:type="spellStart"/>
+      <w:r>
+        <w:rPr>
+          <w:rFonts w:ascii="Courier New" w:hAnsi="Courier New" w:cs="Courier New"/>
+          <w:bCs/>
+          <w:sz w:val="20"/>
+          <w:szCs w:val="20"/>
+          <w:lang w:val="uk-UA"/>
+        </w:rPr>
+        <w:t>uint</w:t>
+      </w:r>
+      <w:proofErr w:type="spellEnd"/>
+      <w:r>
+        <w:rPr>
+          <w:rFonts w:ascii="Courier New" w:hAnsi="Courier New" w:cs="Courier New"/>
+          <w:bCs/>
+          <w:sz w:val="20"/>
+          <w:szCs w:val="20"/>
+          <w:lang w:val="uk-UA"/>
+        </w:rPr>
+        <w:t>)</w:t>
+      </w:r>
+      <w:proofErr w:type="spellStart"/>
+      <w:r>
+        <w:rPr>
+          <w:rFonts w:ascii="Courier New" w:hAnsi="Courier New" w:cs="Courier New"/>
+          <w:bCs/>
+          <w:sz w:val="20"/>
+          <w:szCs w:val="20"/>
+          <w:lang w:val="uk-UA"/>
+        </w:rPr>
+        <w:t>value</w:t>
+      </w:r>
+      <w:proofErr w:type="spellEnd"/>
+      <w:r>
+        <w:rPr>
+          <w:rFonts w:ascii="Courier New" w:hAnsi="Courier New" w:cs="Courier New"/>
+          <w:bCs/>
+          <w:sz w:val="20"/>
+          <w:szCs w:val="20"/>
+          <w:lang w:val="uk-UA"/>
+        </w:rPr>
+        <w:t xml:space="preserve"> &lt;&lt; </w:t>
+      </w:r>
+      <w:proofErr w:type="spellStart"/>
+      <w:r>
+        <w:rPr>
+          <w:rFonts w:ascii="Courier New" w:hAnsi="Courier New" w:cs="Courier New"/>
+          <w:bCs/>
+          <w:sz w:val="20"/>
+          <w:szCs w:val="20"/>
+          <w:lang w:val="uk-UA"/>
+        </w:rPr>
+        <w:t>bits</w:t>
+      </w:r>
+      <w:proofErr w:type="spellEnd"/>
+      <w:r>
+        <w:rPr>
+          <w:rFonts w:ascii="Courier New" w:hAnsi="Courier New" w:cs="Courier New"/>
+          <w:bCs/>
+          <w:sz w:val="20"/>
+          <w:szCs w:val="20"/>
+          <w:lang w:val="uk-UA"/>
+        </w:rPr>
+        <w:t>) | ((</w:t>
+      </w:r>
+      <w:proofErr w:type="spellStart"/>
+      <w:r>
+        <w:rPr>
+          <w:rFonts w:ascii="Courier New" w:hAnsi="Courier New" w:cs="Courier New"/>
+          <w:bCs/>
+          <w:sz w:val="20"/>
+          <w:szCs w:val="20"/>
+          <w:lang w:val="uk-UA"/>
+        </w:rPr>
+        <w:t>uint</w:t>
+      </w:r>
+      <w:proofErr w:type="spellEnd"/>
+      <w:r>
+        <w:rPr>
+          <w:rFonts w:ascii="Courier New" w:hAnsi="Courier New" w:cs="Courier New"/>
+          <w:bCs/>
+          <w:sz w:val="20"/>
+          <w:szCs w:val="20"/>
+          <w:lang w:val="uk-UA"/>
+        </w:rPr>
+        <w:t>)</w:t>
+      </w:r>
+      <w:proofErr w:type="spellStart"/>
+      <w:r>
+        <w:rPr>
+          <w:rFonts w:ascii="Courier New" w:hAnsi="Courier New" w:cs="Courier New"/>
+          <w:bCs/>
+          <w:sz w:val="20"/>
+          <w:szCs w:val="20"/>
+          <w:lang w:val="uk-UA"/>
+        </w:rPr>
+        <w:t>value</w:t>
+      </w:r>
+      <w:proofErr w:type="spellEnd"/>
+      <w:r>
+        <w:rPr>
+          <w:rFonts w:ascii="Courier New" w:hAnsi="Courier New" w:cs="Courier New"/>
+          <w:bCs/>
+          <w:sz w:val="20"/>
+          <w:szCs w:val="20"/>
+          <w:lang w:val="uk-UA"/>
+        </w:rPr>
+        <w:t xml:space="preserve"> &gt;&gt; (32 - </w:t>
+      </w:r>
+      <w:proofErr w:type="spellStart"/>
+      <w:r>
+        <w:rPr>
+          <w:rFonts w:ascii="Courier New" w:hAnsi="Courier New" w:cs="Courier New"/>
+          <w:bCs/>
+          <w:sz w:val="20"/>
+          <w:szCs w:val="20"/>
+          <w:lang w:val="uk-UA"/>
+        </w:rPr>
+        <w:t>bits</w:t>
+      </w:r>
+      <w:proofErr w:type="spellEnd"/>
+      <w:r>
+        <w:rPr>
+          <w:rFonts w:ascii="Courier New" w:hAnsi="Courier New" w:cs="Courier New"/>
+          <w:bCs/>
+          <w:sz w:val="20"/>
+          <w:szCs w:val="20"/>
+          <w:lang w:val="uk-UA"/>
+        </w:rPr>
+        <w:t>)));</w:t>
       </w:r>
     </w:p>
     <w:p>
@@ -4202,17 +8529,16 @@
       </w:pPr>
       <w:r>
         <w:rPr>
-          <w:noProof/>
           <w:sz w:val="28"/>
           <w:szCs w:val="28"/>
           <w:lang w:val="uk-UA"/>
         </w:rPr>
         <w:lastRenderedPageBreak/>
         <w:drawing>
-          <wp:inline distT="0" distB="0" distL="0" distR="0" wp14:anchorId="7FD27429" wp14:editId="47BF39BD">
-            <wp:extent cx="5091545" cy="1258836"/>
-            <wp:effectExtent l="0" t="0" r="0" b="0"/>
-            <wp:docPr id="5" name="Рисунок 5"/>
+          <wp:inline distT="0" distB="0" distL="0" distR="0" wp14:anchorId="3578250E" wp14:editId="0943F4CE">
+            <wp:extent cx="2263140" cy="1678865"/>
+            <wp:effectExtent l="0" t="0" r="3810" b="0"/>
+            <wp:docPr id="1" name="Рисунок 1"/>
             <wp:cNvGraphicFramePr>
               <a:graphicFrameLocks xmlns:a="http://schemas.openxmlformats.org/drawingml/2006/main" noChangeAspect="1"/>
             </wp:cNvGraphicFramePr>
@@ -4232,7 +8558,7 @@
                   <pic:spPr>
                     <a:xfrm>
                       <a:off x="0" y="0"/>
-                      <a:ext cx="5155367" cy="1274615"/>
+                      <a:ext cx="2271480" cy="1685052"/>
                     </a:xfrm>
                     <a:prstGeom prst="rect">
                       <a:avLst/>
@@ -4253,7 +8579,7 @@
         <w:rPr>
           <w:sz w:val="28"/>
           <w:szCs w:val="28"/>
-          <w:lang w:val="uk-UA"/>
+          <w:lang w:val="en-US"/>
         </w:rPr>
       </w:pPr>
       <w:r>
@@ -4310,7 +8636,41 @@
           <w:szCs w:val="28"/>
           <w:lang w:val="uk-UA"/>
         </w:rPr>
-        <w:t>. Результат генерації 15 псевдовипадкових чисел та період функції генерації</w:t>
+        <w:t xml:space="preserve">. Результат </w:t>
+      </w:r>
+      <w:r>
+        <w:rPr>
+          <w:sz w:val="28"/>
+          <w:szCs w:val="28"/>
+          <w:lang w:val="uk-UA"/>
+        </w:rPr>
+        <w:t xml:space="preserve">функції хешування для стрічки </w:t>
+      </w:r>
+      <w:r>
+        <w:rPr>
+          <w:sz w:val="28"/>
+          <w:szCs w:val="28"/>
+          <w:lang w:val="en-US"/>
+        </w:rPr>
+        <w:t>“</w:t>
+      </w:r>
+      <w:proofErr w:type="spellStart"/>
+      <w:r>
+        <w:rPr>
+          <w:sz w:val="28"/>
+          <w:szCs w:val="28"/>
+          <w:lang w:val="en-US"/>
+        </w:rPr>
+        <w:t>abc</w:t>
+      </w:r>
+      <w:proofErr w:type="spellEnd"/>
+      <w:r>
+        <w:rPr>
+          <w:sz w:val="28"/>
+          <w:szCs w:val="28"/>
+          <w:lang w:val="en-US"/>
+        </w:rPr>
+        <w:t>”</w:t>
       </w:r>
     </w:p>
     <w:p>
@@ -4326,16 +8686,15 @@
       </w:pPr>
       <w:r>
         <w:rPr>
-          <w:noProof/>
           <w:sz w:val="28"/>
           <w:szCs w:val="28"/>
           <w:lang w:val="uk-UA"/>
         </w:rPr>
         <w:drawing>
-          <wp:inline distT="0" distB="0" distL="0" distR="0" wp14:anchorId="0E16D06B" wp14:editId="1C465AA9">
-            <wp:extent cx="5895109" cy="1469641"/>
+          <wp:inline distT="0" distB="0" distL="0" distR="0" wp14:anchorId="4CE7E94F" wp14:editId="64A2D0D4">
+            <wp:extent cx="2499360" cy="1434468"/>
             <wp:effectExtent l="0" t="0" r="0" b="0"/>
-            <wp:docPr id="6" name="Рисунок 6"/>
+            <wp:docPr id="3" name="Рисунок 3"/>
             <wp:cNvGraphicFramePr>
               <a:graphicFrameLocks xmlns:a="http://schemas.openxmlformats.org/drawingml/2006/main" noChangeAspect="1"/>
             </wp:cNvGraphicFramePr>
@@ -4355,7 +8714,7 @@
                   <pic:spPr>
                     <a:xfrm>
                       <a:off x="0" y="0"/>
-                      <a:ext cx="5915999" cy="1474849"/>
+                      <a:ext cx="2507593" cy="1439193"/>
                     </a:xfrm>
                     <a:prstGeom prst="rect">
                       <a:avLst/>
@@ -4385,7 +8744,105 @@
           <w:szCs w:val="28"/>
           <w:lang w:val="uk-UA"/>
         </w:rPr>
-        <w:t>Рис. 2. Вивід згенерованих чисел у файл</w:t>
+        <w:t xml:space="preserve">Рис. 2. </w:t>
+      </w:r>
+      <w:r>
+        <w:rPr>
+          <w:sz w:val="28"/>
+          <w:szCs w:val="28"/>
+          <w:lang w:val="uk-UA"/>
+        </w:rPr>
+        <w:t xml:space="preserve">Результат </w:t>
+      </w:r>
+      <w:r>
+        <w:rPr>
+          <w:sz w:val="28"/>
+          <w:szCs w:val="28"/>
+          <w:lang w:val="uk-UA"/>
+        </w:rPr>
+        <w:t xml:space="preserve">функції хешування для </w:t>
+      </w:r>
+      <w:r>
+        <w:rPr>
+          <w:sz w:val="28"/>
+          <w:szCs w:val="28"/>
+          <w:lang w:val="uk-UA"/>
+        </w:rPr>
+        <w:t>файлу</w:t>
+      </w:r>
+    </w:p>
+    <w:p>
+      <w:pPr>
+        <w:shd w:val="solid" w:color="FFFFFF" w:fill="FFFFFF"/>
+        <w:spacing w:line="360" w:lineRule="auto"/>
+        <w:jc w:val="center"/>
+        <w:rPr>
+          <w:sz w:val="28"/>
+          <w:szCs w:val="28"/>
+          <w:lang w:val="uk-UA"/>
+        </w:rPr>
+      </w:pPr>
+      <w:r>
+        <w:rPr>
+          <w:sz w:val="28"/>
+          <w:szCs w:val="28"/>
+          <w:lang w:val="uk-UA"/>
+        </w:rPr>
+        <w:drawing>
+          <wp:inline distT="0" distB="0" distL="0" distR="0" wp14:anchorId="0367EEBF" wp14:editId="2873B113">
+            <wp:extent cx="3314700" cy="1248567"/>
+            <wp:effectExtent l="0" t="0" r="0" b="8890"/>
+            <wp:docPr id="4" name="Рисунок 4"/>
+            <wp:cNvGraphicFramePr>
+              <a:graphicFrameLocks xmlns:a="http://schemas.openxmlformats.org/drawingml/2006/main" noChangeAspect="1"/>
+            </wp:cNvGraphicFramePr>
+            <a:graphic xmlns:a="http://schemas.openxmlformats.org/drawingml/2006/main">
+              <a:graphicData uri="http://schemas.openxmlformats.org/drawingml/2006/picture">
+                <pic:pic xmlns:pic="http://schemas.openxmlformats.org/drawingml/2006/picture">
+                  <pic:nvPicPr>
+                    <pic:cNvPr id="1" name=""/>
+                    <pic:cNvPicPr/>
+                  </pic:nvPicPr>
+                  <pic:blipFill>
+                    <a:blip r:embed="rId10"/>
+                    <a:stretch>
+                      <a:fillRect/>
+                    </a:stretch>
+                  </pic:blipFill>
+                  <pic:spPr>
+                    <a:xfrm>
+                      <a:off x="0" y="0"/>
+                      <a:ext cx="3326210" cy="1252903"/>
+                    </a:xfrm>
+                    <a:prstGeom prst="rect">
+                      <a:avLst/>
+                    </a:prstGeom>
+                  </pic:spPr>
+                </pic:pic>
+              </a:graphicData>
+            </a:graphic>
+          </wp:inline>
+        </w:drawing>
+      </w:r>
+    </w:p>
+    <w:p>
+      <w:pPr>
+        <w:shd w:val="solid" w:color="FFFFFF" w:fill="FFFFFF"/>
+        <w:spacing w:line="360" w:lineRule="auto"/>
+        <w:jc w:val="center"/>
+        <w:rPr>
+          <w:sz w:val="28"/>
+          <w:szCs w:val="28"/>
+          <w:lang w:val="uk-UA"/>
+        </w:rPr>
+      </w:pPr>
+      <w:r>
+        <w:rPr>
+          <w:sz w:val="28"/>
+          <w:szCs w:val="28"/>
+          <w:lang w:val="uk-UA"/>
+        </w:rPr>
+        <w:t xml:space="preserve">Рис. 3. Перевірка зашифрованого файлу </w:t>
       </w:r>
     </w:p>
     <w:p>
@@ -4400,27 +8857,6 @@
           <w:lang w:val="uk-UA"/>
         </w:rPr>
       </w:pPr>
-      <w:r>
-        <w:rPr>
-          <w:sz w:val="28"/>
-          <w:szCs w:val="28"/>
-          <w:lang w:val="uk-UA"/>
-        </w:rPr>
-        <w:t>.</w:t>
-      </w:r>
-    </w:p>
-    <w:p>
-      <w:pPr>
-        <w:shd w:val="solid" w:color="FFFFFF" w:fill="FFFFFF"/>
-        <w:spacing w:line="360" w:lineRule="auto"/>
-        <w:ind w:firstLine="709"/>
-        <w:jc w:val="both"/>
-        <w:rPr>
-          <w:sz w:val="28"/>
-          <w:szCs w:val="28"/>
-          <w:lang w:val="uk-UA"/>
-        </w:rPr>
-      </w:pPr>
     </w:p>
     <w:p>
       <w:pPr>
@@ -4548,7 +8984,7 @@
       </w:pPr>
     </w:p>
     <w:sectPr>
-      <w:headerReference w:type="default" r:id="rId10"/>
+      <w:headerReference w:type="default" r:id="rId11"/>
       <w:pgSz w:w="11906" w:h="16838"/>
       <w:pgMar w:top="1134" w:right="567" w:bottom="1134" w:left="1418" w:header="709" w:footer="709" w:gutter="0"/>
       <w:cols w:space="708"/>
